--- a/4.质量管理/1.流程制度规范类文件/ZGS-04-05-运维服务投诉管理制度.docx
+++ b/4.质量管理/1.流程制度规范类文件/ZGS-04-05-运维服务投诉管理制度.docx
@@ -1,10 +1,11 @@
 
 <file path=word/document.xml><?xml version="1.0" encoding="utf-8"?>
-<w:document xmlns:wpc="http://schemas.microsoft.com/office/word/2010/wordprocessingCanvas" xmlns:mc="http://schemas.openxmlformats.org/markup-compatibility/2006" xmlns:o="urn:schemas-microsoft-com:office:office" xmlns:r="http://schemas.openxmlformats.org/officeDocument/2006/relationships" xmlns:m="http://schemas.openxmlformats.org/officeDocument/2006/math" xmlns:v="urn:schemas-microsoft-com:vml" xmlns:wp14="http://schemas.microsoft.com/office/word/2010/wordprocessingDrawing" xmlns:wp="http://schemas.openxmlformats.org/drawingml/2006/wordprocessingDrawing" xmlns:w="http://schemas.openxmlformats.org/wordprocessingml/2006/main" xmlns:w14="http://schemas.microsoft.com/office/word/2010/wordml" xmlns:w10="urn:schemas-microsoft-com:office:word" xmlns:w15="http://schemas.microsoft.com/office/word/2012/wordml" xmlns:wpg="http://schemas.microsoft.com/office/word/2010/wordprocessingGroup" xmlns:wpi="http://schemas.microsoft.com/office/word/2010/wordprocessingInk" xmlns:wne="http://schemas.microsoft.com/office/word/2006/wordml" xmlns:wps="http://schemas.microsoft.com/office/word/2010/wordprocessingShape" xmlns:wpsCustomData="http://www.wps.cn/officeDocument/2013/wpsCustomData" mc:Ignorable="w14 w15 wp14">
+<w:document xmlns:wpc="http://schemas.microsoft.com/office/word/2010/wordprocessingCanvas" xmlns:mc="http://schemas.openxmlformats.org/markup-compatibility/2006" xmlns:o="urn:schemas-microsoft-com:office:office" xmlns:r="http://schemas.openxmlformats.org/officeDocument/2006/relationships" xmlns:m="http://schemas.openxmlformats.org/officeDocument/2006/math" xmlns:v="urn:schemas-microsoft-com:vml" xmlns:wp14="http://schemas.microsoft.com/office/word/2010/wordprocessingDrawing" xmlns:wp="http://schemas.openxmlformats.org/drawingml/2006/wordprocessingDrawing" xmlns:w10="urn:schemas-microsoft-com:office:word" xmlns:w="http://schemas.openxmlformats.org/wordprocessingml/2006/main" xmlns:w14="http://schemas.microsoft.com/office/word/2010/wordml" xmlns:w15="http://schemas.microsoft.com/office/word/2012/wordml" xmlns:wne="http://schemas.microsoft.com/office/word/2006/wordml" xmlns:wpg="http://schemas.microsoft.com/office/word/2010/wordprocessingGroup" xmlns:wpi="http://schemas.microsoft.com/office/word/2010/wordprocessingInk" xmlns:wps="http://schemas.microsoft.com/office/word/2010/wordprocessingShape" mc:Ignorable="w14 w15 wp14">
+  <!-- Generated by Aspose.Words for .NET 13.3.0.1 -->
   <w:body>
     <w:p>
       <w:pPr>
-        <w:pStyle w:val="24"/>
+        <w:pStyle w:val="a"/>
         <w:keepNext w:val="0"/>
         <w:keepLines w:val="0"/>
         <w:pageBreakBefore w:val="0"/>
@@ -24,7 +25,7 @@
       <w:bookmarkStart w:id="0" w:name="_Toc22574"/>
       <w:r>
         <w:drawing>
-          <wp:anchor distT="0" distB="0" distL="114300" distR="114300" simplePos="0" relativeHeight="251660288" behindDoc="1" locked="0" layoutInCell="1" allowOverlap="1">
+          <wp:anchor distT="0" distB="0" distL="114300" distR="114300" simplePos="0" relativeHeight="251659264" behindDoc="1" locked="0" layoutInCell="1" allowOverlap="1">
             <wp:simplePos x="0" y="0"/>
             <wp:positionH relativeFrom="column">
               <wp:posOffset>0</wp:posOffset>
@@ -49,7 +50,7 @@
                     </pic:cNvPicPr>
                   </pic:nvPicPr>
                   <pic:blipFill>
-                    <a:blip r:embed="rId7"/>
+                    <a:blip xmlns:r="http://schemas.openxmlformats.org/officeDocument/2006/relationships" r:embed="rId4"/>
                     <a:stretch>
                       <a:fillRect/>
                     </a:stretch>
@@ -79,7 +80,7 @@
           <w:lang w:val="en-US" w:eastAsia="zh-CN"/>
         </w:rPr>
         <w:drawing>
-          <wp:anchor distT="0" distB="0" distL="114300" distR="114300" simplePos="0" relativeHeight="251659264" behindDoc="1" locked="0" layoutInCell="1" allowOverlap="1">
+          <wp:anchor distT="0" distB="0" distL="114300" distR="114300" simplePos="0" relativeHeight="251658240" behindDoc="1" locked="0" layoutInCell="1" allowOverlap="1">
             <wp:simplePos x="0" y="0"/>
             <wp:positionH relativeFrom="column">
               <wp:posOffset>635</wp:posOffset>
@@ -104,7 +105,7 @@
                     </pic:cNvPicPr>
                   </pic:nvPicPr>
                   <pic:blipFill>
-                    <a:blip r:embed="rId8">
+                    <a:blip xmlns:r="http://schemas.openxmlformats.org/officeDocument/2006/relationships" r:embed="rId5">
                       <a:alphaModFix amt="58000"/>
                       <a:lum contrast="-52000"/>
                     </a:blip>
@@ -138,7 +139,7 @@
     </w:p>
     <w:p>
       <w:pPr>
-        <w:pStyle w:val="25"/>
+        <w:pStyle w:val="a0"/>
         <w:keepNext w:val="0"/>
         <w:keepLines w:val="0"/>
         <w:pageBreakBefore w:val="0"/>
@@ -185,11 +186,11 @@
         <w:adjustRightInd w:val="0"/>
         <w:snapToGrid w:val="0"/>
         <w:spacing w:after="624" w:afterLines="200" w:line="219" w:lineRule="auto"/>
-        <w:ind w:left="0" w:leftChars="0" w:right="0" w:rightChars="0" w:firstLine="0" w:firstLineChars="0"/>
+        <w:ind w:left="0" w:right="0" w:firstLine="0" w:leftChars="0" w:rightChars="0" w:firstLineChars="0"/>
         <w:jc w:val="center"/>
         <w:textAlignment w:val="baseline"/>
         <w:rPr>
-          <w:rFonts w:hint="eastAsia" w:ascii="宋体" w:hAnsi="宋体" w:eastAsia="宋体" w:cs="宋体"/>
+          <w:rFonts w:ascii="宋体" w:eastAsia="宋体" w:hAnsi="宋体" w:cs="宋体" w:hint="eastAsia"/>
           <w:sz w:val="24"/>
           <w:szCs w:val="24"/>
           <w:lang w:val="en-US" w:eastAsia="zh-CN"/>
@@ -197,7 +198,7 @@
       </w:pPr>
       <w:r>
         <w:rPr>
-          <w:rFonts w:ascii="宋体" w:hAnsi="宋体" w:eastAsia="宋体" w:cs="宋体"/>
+          <w:rFonts w:ascii="宋体" w:eastAsia="宋体" w:hAnsi="宋体" w:cs="宋体"/>
           <w:b/>
           <w:bCs/>
           <w:spacing w:val="-3"/>
@@ -206,74 +207,20 @@
         </w:rPr>
         <w:t>文件编号：ZGS-04-05</w:t>
       </w:r>
-      <w:r>
-        <w:rPr>
-          <w:rFonts w:hint="eastAsia" w:ascii="宋体" w:hAnsi="宋体" w:eastAsia="宋体" w:cs="宋体"/>
-          <w:b/>
-          <w:bCs/>
-          <w:spacing w:val="-3"/>
-          <w:sz w:val="24"/>
-          <w:szCs w:val="24"/>
-          <w:lang w:val="en-US" w:eastAsia="zh-CN"/>
-        </w:rPr>
-      </w:r>
-      <w:r>
-        <w:rPr>
-          <w:rFonts w:ascii="宋体" w:hAnsi="宋体" w:eastAsia="宋体" w:cs="宋体"/>
-          <w:b/>
-          <w:bCs/>
-          <w:spacing w:val="-3"/>
-          <w:sz w:val="24"/>
-          <w:szCs w:val="24"/>
-        </w:rPr>
-      </w:r>
-      <w:r>
-        <w:rPr>
-          <w:rFonts w:hint="eastAsia" w:ascii="宋体" w:hAnsi="宋体" w:cs="宋体"/>
-          <w:b/>
-          <w:bCs/>
-          <w:spacing w:val="-3"/>
-          <w:sz w:val="24"/>
-          <w:szCs w:val="24"/>
-          <w:lang w:val="en-US" w:eastAsia="zh-CN"/>
-        </w:rPr>
-      </w:r>
-      <w:r>
-        <w:rPr>
-          <w:rFonts w:ascii="宋体" w:hAnsi="宋体" w:eastAsia="宋体" w:cs="宋体"/>
-          <w:b/>
-          <w:bCs/>
-          <w:spacing w:val="-3"/>
-          <w:sz w:val="24"/>
-          <w:szCs w:val="24"/>
-        </w:rPr>
-      </w:r>
-      <w:r>
-        <w:rPr>
-          <w:rFonts w:hint="eastAsia" w:ascii="宋体" w:hAnsi="宋体" w:cs="宋体"/>
-          <w:b/>
-          <w:bCs/>
-          <w:spacing w:val="-3"/>
-          <w:sz w:val="24"/>
-          <w:szCs w:val="24"/>
-          <w:lang w:val="en-US" w:eastAsia="zh-CN"/>
-        </w:rPr>
-      </w:r>
     </w:p>
     <w:tbl>
       <w:tblPr>
-        <w:tblStyle w:val="21"/>
+        <w:tblStyle w:val="TableGrid"/>
         <w:tblW w:w="0" w:type="auto"/>
         <w:jc w:val="center"/>
         <w:tblBorders>
-          <w:top w:val="none" w:color="auto" w:sz="0" w:space="0"/>
-          <w:left w:val="none" w:color="auto" w:sz="0" w:space="0"/>
-          <w:bottom w:val="none" w:color="auto" w:sz="0" w:space="0"/>
-          <w:right w:val="none" w:color="auto" w:sz="0" w:space="0"/>
-          <w:insideH w:val="none" w:color="auto" w:sz="0" w:space="0"/>
-          <w:insideV w:val="none" w:color="auto" w:sz="0" w:space="0"/>
+          <w:top w:val="nil"/>
+          <w:left w:val="nil"/>
+          <w:bottom w:val="nil"/>
+          <w:right w:val="nil"/>
+          <w:insideH w:val="nil"/>
+          <w:insideV w:val="nil"/>
         </w:tblBorders>
-        <w:tblLayout w:type="autofit"/>
         <w:tblCellMar>
           <w:top w:w="0" w:type="dxa"/>
           <w:left w:w="108" w:type="dxa"/>
@@ -287,13 +234,15 @@
       </w:tblGrid>
       <w:tr>
         <w:tblPrEx>
+          <w:tblW w:w="0" w:type="auto"/>
+          <w:jc w:val="center"/>
           <w:tblBorders>
-            <w:top w:val="none" w:color="auto" w:sz="0" w:space="0"/>
-            <w:left w:val="none" w:color="auto" w:sz="0" w:space="0"/>
-            <w:bottom w:val="none" w:color="auto" w:sz="0" w:space="0"/>
-            <w:right w:val="none" w:color="auto" w:sz="0" w:space="0"/>
-            <w:insideH w:val="none" w:color="auto" w:sz="0" w:space="0"/>
-            <w:insideV w:val="none" w:color="auto" w:sz="0" w:space="0"/>
+            <w:top w:val="nil"/>
+            <w:left w:val="nil"/>
+            <w:bottom w:val="nil"/>
+            <w:right w:val="nil"/>
+            <w:insideH w:val="nil"/>
+            <w:insideV w:val="nil"/>
           </w:tblBorders>
           <w:tblCellMar>
             <w:top w:w="0" w:type="dxa"/>
@@ -303,7 +252,7 @@
           </w:tblCellMar>
         </w:tblPrEx>
         <w:trPr>
-          <w:trHeight w:val="810" w:hRule="atLeast"/>
+          <w:trHeight w:val="810"/>
           <w:jc w:val="center"/>
         </w:trPr>
         <w:tc>
@@ -341,7 +290,7 @@
             </w:r>
             <w:r>
               <w:rPr>
-                <w:rFonts w:hint="default" w:asciiTheme="minorAscii" w:hAnsiTheme="minorAscii" w:eastAsiaTheme="minorEastAsia"/>
+                <w:rFonts w:asciiTheme="minorAscii" w:eastAsiaTheme="minorEastAsia" w:hAnsiTheme="minorAscii" w:hint="default"/>
                 <w:spacing w:val="227"/>
                 <w:sz w:val="21"/>
                 <w:vertAlign w:val="baseline"/>
@@ -395,7 +344,7 @@
             </w:r>
             <w:r>
               <w:rPr>
-                <w:rFonts w:hint="eastAsia" w:asciiTheme="minorAscii" w:hAnsiTheme="minorAscii" w:eastAsiaTheme="minorEastAsia"/>
+                <w:rFonts w:asciiTheme="minorAscii" w:eastAsiaTheme="minorEastAsia" w:hAnsiTheme="minorAscii" w:hint="eastAsia"/>
                 <w:spacing w:val="227"/>
                 <w:sz w:val="21"/>
                 <w:vertAlign w:val="baseline"/>
@@ -417,14 +366,8 @@
       </w:tr>
       <w:tr>
         <w:tblPrEx>
-          <w:tblBorders>
-            <w:top w:val="none" w:color="auto" w:sz="0" w:space="0"/>
-            <w:left w:val="none" w:color="auto" w:sz="0" w:space="0"/>
-            <w:bottom w:val="none" w:color="auto" w:sz="0" w:space="0"/>
-            <w:right w:val="none" w:color="auto" w:sz="0" w:space="0"/>
-            <w:insideH w:val="none" w:color="auto" w:sz="0" w:space="0"/>
-            <w:insideV w:val="none" w:color="auto" w:sz="0" w:space="0"/>
-          </w:tblBorders>
+          <w:tblW w:w="0" w:type="auto"/>
+          <w:jc w:val="center"/>
           <w:tblCellMar>
             <w:top w:w="0" w:type="dxa"/>
             <w:left w:w="108" w:type="dxa"/>
@@ -433,7 +376,7 @@
           </w:tblCellMar>
         </w:tblPrEx>
         <w:trPr>
-          <w:trHeight w:val="810" w:hRule="atLeast"/>
+          <w:trHeight w:val="810"/>
           <w:jc w:val="center"/>
         </w:trPr>
         <w:tc>
@@ -457,7 +400,7 @@
               <w:snapToGrid w:val="0"/>
               <w:textAlignment w:val="baseline"/>
               <w:rPr>
-                <w:rFonts w:hint="default" w:ascii="Arial" w:hAnsi="Arial" w:eastAsia="Arial" w:cs="Arial"/>
+                <w:rFonts w:ascii="Arial" w:eastAsia="Arial" w:hAnsi="Arial" w:cs="Arial" w:hint="default"/>
                 <w:snapToGrid w:val="0"/>
                 <w:color w:val="000000"/>
                 <w:kern w:val="0"/>
@@ -489,7 +432,7 @@
             </w:r>
             <w:r>
               <w:rPr>
-                <w:rFonts w:hint="default" w:asciiTheme="minorAscii" w:hAnsiTheme="minorAscii" w:eastAsiaTheme="minorEastAsia"/>
+                <w:rFonts w:asciiTheme="minorAscii" w:eastAsiaTheme="minorEastAsia" w:hAnsiTheme="minorAscii" w:hint="default"/>
                 <w:spacing w:val="227"/>
                 <w:sz w:val="21"/>
                 <w:vertAlign w:val="baseline"/>
@@ -542,7 +485,7 @@
               <w:snapToGrid w:val="0"/>
               <w:textAlignment w:val="baseline"/>
               <w:rPr>
-                <w:rFonts w:hint="default" w:ascii="Arial" w:hAnsi="Arial" w:eastAsia="Arial" w:cs="Arial"/>
+                <w:rFonts w:ascii="Arial" w:eastAsia="Arial" w:hAnsi="Arial" w:cs="Arial" w:hint="default"/>
                 <w:snapToGrid w:val="0"/>
                 <w:color w:val="000000"/>
                 <w:kern w:val="0"/>
@@ -562,7 +505,7 @@
             </w:r>
             <w:r>
               <w:rPr>
-                <w:rFonts w:hint="eastAsia" w:asciiTheme="minorAscii" w:hAnsiTheme="minorAscii" w:eastAsiaTheme="minorEastAsia"/>
+                <w:rFonts w:asciiTheme="minorAscii" w:eastAsiaTheme="minorEastAsia" w:hAnsiTheme="minorAscii" w:hint="eastAsia"/>
                 <w:spacing w:val="227"/>
                 <w:sz w:val="21"/>
                 <w:vertAlign w:val="baseline"/>
@@ -584,14 +527,8 @@
       </w:tr>
       <w:tr>
         <w:tblPrEx>
-          <w:tblBorders>
-            <w:top w:val="none" w:color="auto" w:sz="0" w:space="0"/>
-            <w:left w:val="none" w:color="auto" w:sz="0" w:space="0"/>
-            <w:bottom w:val="none" w:color="auto" w:sz="0" w:space="0"/>
-            <w:right w:val="none" w:color="auto" w:sz="0" w:space="0"/>
-            <w:insideH w:val="none" w:color="auto" w:sz="0" w:space="0"/>
-            <w:insideV w:val="none" w:color="auto" w:sz="0" w:space="0"/>
-          </w:tblBorders>
+          <w:tblW w:w="0" w:type="auto"/>
+          <w:jc w:val="center"/>
           <w:tblCellMar>
             <w:top w:w="0" w:type="dxa"/>
             <w:left w:w="108" w:type="dxa"/>
@@ -600,7 +537,7 @@
           </w:tblCellMar>
         </w:tblPrEx>
         <w:trPr>
-          <w:trHeight w:val="635" w:hRule="atLeast"/>
+          <w:trHeight w:val="635"/>
           <w:jc w:val="center"/>
         </w:trPr>
         <w:tc>
@@ -637,31 +574,6 @@
                 <w:lang w:val="en-US" w:eastAsia="zh-CN"/>
               </w:rPr>
               <w:t>批准人:刘长凡</w:t>
-            </w:r>
-            <w:r>
-              <w:rPr>
-                <w:rFonts w:hint="eastAsia"/>
-                <w:spacing w:val="1"/>
-                <w:kern w:val="0"/>
-                <w:vertAlign w:val="baseline"/>
-                <w:lang w:val="en-US" w:eastAsia="zh-CN"/>
-              </w:rPr>
-            </w:r>
-            <w:r>
-              <w:rPr>
-                <w:rFonts w:hint="eastAsia" w:asciiTheme="minorAscii" w:hAnsiTheme="minorAscii" w:eastAsiaTheme="minorEastAsia"/>
-                <w:spacing w:val="227"/>
-                <w:sz w:val="21"/>
-                <w:vertAlign w:val="baseline"/>
-                <w:lang w:val="en-US" w:eastAsia="zh-CN"/>
-              </w:rPr>
-            </w:r>
-            <w:r>
-              <w:rPr>
-                <w:rFonts w:hint="eastAsia"/>
-                <w:u w:val="single"/>
-                <w:lang w:val="en-US" w:eastAsia="zh-CN"/>
-              </w:rPr>
             </w:r>
           </w:p>
         </w:tc>
@@ -700,7 +612,7 @@
             </w:r>
             <w:r>
               <w:rPr>
-                <w:rFonts w:hint="eastAsia" w:asciiTheme="minorAscii" w:hAnsiTheme="minorAscii" w:eastAsiaTheme="minorEastAsia"/>
+                <w:rFonts w:asciiTheme="minorAscii" w:eastAsiaTheme="minorEastAsia" w:hAnsiTheme="minorAscii" w:hint="eastAsia"/>
                 <w:spacing w:val="227"/>
                 <w:sz w:val="21"/>
                 <w:vertAlign w:val="baseline"/>
@@ -759,14 +671,14 @@
         <w:ind w:left="3634"/>
         <w:textAlignment w:val="baseline"/>
         <w:rPr>
-          <w:rFonts w:ascii="宋体" w:hAnsi="宋体" w:eastAsia="宋体" w:cs="宋体"/>
+          <w:rFonts w:ascii="宋体" w:eastAsia="宋体" w:hAnsi="宋体" w:cs="宋体"/>
           <w:sz w:val="31"/>
           <w:szCs w:val="31"/>
         </w:rPr>
       </w:pPr>
       <w:r>
         <w:rPr>
-          <w:rFonts w:ascii="宋体" w:hAnsi="宋体" w:eastAsia="宋体" w:cs="宋体"/>
+          <w:rFonts w:ascii="宋体" w:eastAsia="宋体" w:hAnsi="宋体" w:cs="宋体"/>
           <w:b/>
           <w:bCs/>
           <w:spacing w:val="4"/>
@@ -778,16 +690,16 @@
     </w:p>
     <w:tbl>
       <w:tblPr>
-        <w:tblStyle w:val="26"/>
+        <w:tblStyle w:val="TableNormal0"/>
         <w:tblW w:w="7137" w:type="dxa"/>
         <w:jc w:val="center"/>
         <w:tblBorders>
-          <w:top w:val="single" w:color="000000" w:sz="2" w:space="0"/>
-          <w:left w:val="single" w:color="000000" w:sz="2" w:space="0"/>
-          <w:bottom w:val="single" w:color="000000" w:sz="2" w:space="0"/>
-          <w:right w:val="single" w:color="000000" w:sz="2" w:space="0"/>
-          <w:insideH w:val="single" w:color="000000" w:sz="2" w:space="0"/>
-          <w:insideV w:val="single" w:color="000000" w:sz="2" w:space="0"/>
+          <w:top w:val="single" w:sz="2" w:space="0" w:color="000000"/>
+          <w:left w:val="single" w:sz="2" w:space="0" w:color="000000"/>
+          <w:bottom w:val="single" w:sz="2" w:space="0" w:color="000000"/>
+          <w:right w:val="single" w:sz="2" w:space="0" w:color="000000"/>
+          <w:insideH w:val="single" w:sz="2" w:space="0" w:color="000000"/>
+          <w:insideV w:val="single" w:sz="2" w:space="0" w:color="000000"/>
         </w:tblBorders>
         <w:tblLayout w:type="fixed"/>
         <w:tblCellMar>
@@ -805,14 +717,17 @@
       </w:tblGrid>
       <w:tr>
         <w:tblPrEx>
+          <w:tblW w:w="7137" w:type="dxa"/>
+          <w:jc w:val="center"/>
           <w:tblBorders>
-            <w:top w:val="single" w:color="000000" w:sz="2" w:space="0"/>
-            <w:left w:val="single" w:color="000000" w:sz="2" w:space="0"/>
-            <w:bottom w:val="single" w:color="000000" w:sz="2" w:space="0"/>
-            <w:right w:val="single" w:color="000000" w:sz="2" w:space="0"/>
-            <w:insideH w:val="single" w:color="000000" w:sz="2" w:space="0"/>
-            <w:insideV w:val="single" w:color="000000" w:sz="2" w:space="0"/>
+            <w:top w:val="single" w:sz="2" w:space="0" w:color="000000"/>
+            <w:left w:val="single" w:sz="2" w:space="0" w:color="000000"/>
+            <w:bottom w:val="single" w:sz="2" w:space="0" w:color="000000"/>
+            <w:right w:val="single" w:sz="2" w:space="0" w:color="000000"/>
+            <w:insideH w:val="single" w:sz="2" w:space="0" w:color="000000"/>
+            <w:insideV w:val="single" w:sz="2" w:space="0" w:color="000000"/>
           </w:tblBorders>
+          <w:tblLayout w:type="fixed"/>
           <w:tblCellMar>
             <w:top w:w="0" w:type="dxa"/>
             <w:left w:w="0" w:type="dxa"/>
@@ -821,7 +736,7 @@
           </w:tblCellMar>
         </w:tblPrEx>
         <w:trPr>
-          <w:trHeight w:val="593" w:hRule="atLeast"/>
+          <w:trHeight w:val="593"/>
           <w:jc w:val="center"/>
         </w:trPr>
         <w:tc>
@@ -843,18 +758,18 @@
               <w:adjustRightInd w:val="0"/>
               <w:snapToGrid w:val="0"/>
               <w:spacing w:before="176" w:line="228" w:lineRule="auto"/>
-              <w:ind w:left="0" w:leftChars="0" w:right="0" w:rightChars="0" w:firstLine="0" w:firstLineChars="0"/>
+              <w:ind w:left="0" w:right="0" w:firstLine="0" w:leftChars="0" w:rightChars="0" w:firstLineChars="0"/>
               <w:jc w:val="center"/>
               <w:textAlignment w:val="baseline"/>
               <w:rPr>
-                <w:rFonts w:ascii="宋体" w:hAnsi="宋体" w:eastAsia="宋体" w:cs="宋体"/>
+                <w:rFonts w:ascii="宋体" w:eastAsia="宋体" w:hAnsi="宋体" w:cs="宋体"/>
                 <w:sz w:val="20"/>
                 <w:szCs w:val="20"/>
               </w:rPr>
             </w:pPr>
             <w:r>
               <w:rPr>
-                <w:rFonts w:ascii="宋体" w:hAnsi="宋体" w:eastAsia="宋体" w:cs="宋体"/>
+                <w:rFonts w:ascii="宋体" w:eastAsia="宋体" w:hAnsi="宋体" w:cs="宋体"/>
                 <w:spacing w:val="-14"/>
                 <w:sz w:val="20"/>
                 <w:szCs w:val="20"/>
@@ -882,18 +797,18 @@
               <w:adjustRightInd w:val="0"/>
               <w:snapToGrid w:val="0"/>
               <w:spacing w:before="175" w:line="227" w:lineRule="auto"/>
-              <w:ind w:left="0" w:leftChars="0" w:right="0" w:rightChars="0" w:firstLine="0" w:firstLineChars="0"/>
+              <w:ind w:left="0" w:right="0" w:firstLine="0" w:leftChars="0" w:rightChars="0" w:firstLineChars="0"/>
               <w:jc w:val="center"/>
               <w:textAlignment w:val="baseline"/>
               <w:rPr>
-                <w:rFonts w:ascii="宋体" w:hAnsi="宋体" w:eastAsia="宋体" w:cs="宋体"/>
+                <w:rFonts w:ascii="宋体" w:eastAsia="宋体" w:hAnsi="宋体" w:cs="宋体"/>
                 <w:sz w:val="20"/>
                 <w:szCs w:val="20"/>
               </w:rPr>
             </w:pPr>
             <w:r>
               <w:rPr>
-                <w:rFonts w:ascii="宋体" w:hAnsi="宋体" w:eastAsia="宋体" w:cs="宋体"/>
+                <w:rFonts w:ascii="宋体" w:eastAsia="宋体" w:hAnsi="宋体" w:cs="宋体"/>
                 <w:spacing w:val="4"/>
                 <w:sz w:val="20"/>
                 <w:szCs w:val="20"/>
@@ -921,18 +836,18 @@
               <w:adjustRightInd w:val="0"/>
               <w:snapToGrid w:val="0"/>
               <w:spacing w:before="175" w:line="228" w:lineRule="auto"/>
-              <w:ind w:left="0" w:leftChars="0" w:right="0" w:rightChars="0" w:firstLine="0" w:firstLineChars="0"/>
+              <w:ind w:left="0" w:right="0" w:firstLine="0" w:leftChars="0" w:rightChars="0" w:firstLineChars="0"/>
               <w:jc w:val="center"/>
               <w:textAlignment w:val="baseline"/>
               <w:rPr>
-                <w:rFonts w:ascii="宋体" w:hAnsi="宋体" w:eastAsia="宋体" w:cs="宋体"/>
+                <w:rFonts w:ascii="宋体" w:eastAsia="宋体" w:hAnsi="宋体" w:cs="宋体"/>
                 <w:sz w:val="20"/>
                 <w:szCs w:val="20"/>
               </w:rPr>
             </w:pPr>
             <w:r>
               <w:rPr>
-                <w:rFonts w:ascii="宋体" w:hAnsi="宋体" w:eastAsia="宋体" w:cs="宋体"/>
+                <w:rFonts w:ascii="宋体" w:eastAsia="宋体" w:hAnsi="宋体" w:cs="宋体"/>
                 <w:spacing w:val="7"/>
                 <w:sz w:val="20"/>
                 <w:szCs w:val="20"/>
@@ -960,18 +875,18 @@
               <w:adjustRightInd w:val="0"/>
               <w:snapToGrid w:val="0"/>
               <w:spacing w:before="176" w:line="229" w:lineRule="auto"/>
-              <w:ind w:left="0" w:leftChars="0" w:right="0" w:rightChars="0" w:firstLine="0" w:firstLineChars="0"/>
+              <w:ind w:left="0" w:right="0" w:firstLine="0" w:leftChars="0" w:rightChars="0" w:firstLineChars="0"/>
               <w:jc w:val="center"/>
               <w:textAlignment w:val="baseline"/>
               <w:rPr>
-                <w:rFonts w:ascii="宋体" w:hAnsi="宋体" w:eastAsia="宋体" w:cs="宋体"/>
+                <w:rFonts w:ascii="宋体" w:eastAsia="宋体" w:hAnsi="宋体" w:cs="宋体"/>
                 <w:sz w:val="20"/>
                 <w:szCs w:val="20"/>
               </w:rPr>
             </w:pPr>
             <w:r>
               <w:rPr>
-                <w:rFonts w:ascii="宋体" w:hAnsi="宋体" w:eastAsia="宋体" w:cs="宋体"/>
+                <w:rFonts w:ascii="宋体" w:eastAsia="宋体" w:hAnsi="宋体" w:cs="宋体"/>
                 <w:spacing w:val="7"/>
                 <w:sz w:val="20"/>
                 <w:szCs w:val="20"/>
@@ -983,14 +898,9 @@
       </w:tr>
       <w:tr>
         <w:tblPrEx>
-          <w:tblBorders>
-            <w:top w:val="single" w:color="000000" w:sz="2" w:space="0"/>
-            <w:left w:val="single" w:color="000000" w:sz="2" w:space="0"/>
-            <w:bottom w:val="single" w:color="000000" w:sz="2" w:space="0"/>
-            <w:right w:val="single" w:color="000000" w:sz="2" w:space="0"/>
-            <w:insideH w:val="single" w:color="000000" w:sz="2" w:space="0"/>
-            <w:insideV w:val="single" w:color="000000" w:sz="2" w:space="0"/>
-          </w:tblBorders>
+          <w:tblW w:w="7137" w:type="dxa"/>
+          <w:jc w:val="center"/>
+          <w:tblLayout w:type="fixed"/>
           <w:tblCellMar>
             <w:top w:w="0" w:type="dxa"/>
             <w:left w:w="0" w:type="dxa"/>
@@ -999,7 +909,7 @@
           </w:tblCellMar>
         </w:tblPrEx>
         <w:trPr>
-          <w:trHeight w:val="516" w:hRule="atLeast"/>
+          <w:trHeight w:val="516"/>
           <w:jc w:val="center"/>
         </w:trPr>
         <w:tc>
@@ -1021,11 +931,11 @@
               <w:adjustRightInd w:val="0"/>
               <w:snapToGrid w:val="0"/>
               <w:spacing w:before="173" w:line="267" w:lineRule="exact"/>
-              <w:ind w:left="0" w:leftChars="0" w:right="0" w:rightChars="0" w:firstLine="0" w:firstLineChars="0"/>
+              <w:ind w:left="0" w:right="0" w:firstLine="0" w:leftChars="0" w:rightChars="0" w:firstLineChars="0"/>
               <w:jc w:val="center"/>
               <w:textAlignment w:val="baseline"/>
               <w:rPr>
-                <w:rFonts w:hint="default" w:ascii="宋体" w:hAnsi="宋体" w:eastAsia="宋体" w:cs="宋体"/>
+                <w:rFonts w:ascii="宋体" w:eastAsia="宋体" w:hAnsi="宋体" w:cs="宋体" w:hint="default"/>
                 <w:sz w:val="20"/>
                 <w:szCs w:val="20"/>
                 <w:lang w:val="en-US" w:eastAsia="zh-CN"/>
@@ -1033,7 +943,7 @@
             </w:pPr>
             <w:r>
               <w:rPr>
-                <w:rFonts w:ascii="宋体" w:hAnsi="宋体" w:eastAsia="宋体" w:cs="宋体"/>
+                <w:rFonts w:ascii="宋体" w:eastAsia="宋体" w:hAnsi="宋体" w:cs="宋体"/>
                 <w:spacing w:val="3"/>
                 <w:position w:val="1"/>
                 <w:sz w:val="20"/>
@@ -1043,7 +953,7 @@
             </w:r>
             <w:r>
               <w:rPr>
-                <w:rFonts w:hint="eastAsia" w:ascii="宋体" w:hAnsi="宋体" w:cs="宋体"/>
+                <w:rFonts w:ascii="宋体" w:hAnsi="宋体" w:cs="宋体" w:hint="eastAsia"/>
                 <w:spacing w:val="3"/>
                 <w:position w:val="1"/>
                 <w:sz w:val="20"/>
@@ -1073,18 +983,18 @@
               <w:adjustRightInd w:val="0"/>
               <w:snapToGrid w:val="0"/>
               <w:spacing w:before="173" w:line="267" w:lineRule="exact"/>
-              <w:ind w:left="0" w:leftChars="0" w:right="0" w:rightChars="0" w:firstLine="0" w:firstLineChars="0"/>
+              <w:ind w:left="0" w:right="0" w:firstLine="0" w:leftChars="0" w:rightChars="0" w:firstLineChars="0"/>
               <w:jc w:val="center"/>
               <w:textAlignment w:val="baseline"/>
               <w:rPr>
-                <w:rFonts w:ascii="宋体" w:hAnsi="宋体" w:eastAsia="宋体" w:cs="宋体"/>
+                <w:rFonts w:ascii="宋体" w:eastAsia="宋体" w:hAnsi="宋体" w:cs="宋体"/>
                 <w:sz w:val="20"/>
                 <w:szCs w:val="20"/>
               </w:rPr>
             </w:pPr>
             <w:r>
               <w:rPr>
-                <w:rFonts w:ascii="宋体" w:hAnsi="宋体" w:eastAsia="宋体" w:cs="宋体"/>
+                <w:rFonts w:ascii="宋体" w:eastAsia="宋体" w:hAnsi="宋体" w:cs="宋体"/>
                 <w:spacing w:val="4"/>
                 <w:position w:val="1"/>
                 <w:sz w:val="20"/>
@@ -1113,18 +1023,18 @@
               <w:adjustRightInd w:val="0"/>
               <w:snapToGrid w:val="0"/>
               <w:spacing w:before="172" w:line="228" w:lineRule="auto"/>
-              <w:ind w:left="0" w:leftChars="0" w:right="0" w:rightChars="0" w:firstLine="0" w:firstLineChars="0"/>
+              <w:ind w:left="0" w:right="0" w:firstLine="0" w:leftChars="0" w:rightChars="0" w:firstLineChars="0"/>
               <w:jc w:val="center"/>
               <w:textAlignment w:val="baseline"/>
               <w:rPr>
-                <w:rFonts w:ascii="宋体" w:hAnsi="宋体" w:eastAsia="宋体" w:cs="宋体"/>
+                <w:rFonts w:ascii="宋体" w:eastAsia="宋体" w:hAnsi="宋体" w:cs="宋体"/>
                 <w:sz w:val="20"/>
                 <w:szCs w:val="20"/>
               </w:rPr>
             </w:pPr>
             <w:r>
               <w:rPr>
-                <w:rFonts w:ascii="宋体" w:hAnsi="宋体" w:eastAsia="宋体" w:cs="宋体"/>
+                <w:rFonts w:ascii="宋体" w:eastAsia="宋体" w:hAnsi="宋体" w:cs="宋体"/>
                 <w:spacing w:val="7"/>
                 <w:sz w:val="20"/>
                 <w:szCs w:val="20"/>
@@ -1152,11 +1062,11 @@
               <w:adjustRightInd w:val="0"/>
               <w:snapToGrid w:val="0"/>
               <w:spacing w:before="173" w:line="229" w:lineRule="auto"/>
-              <w:ind w:left="0" w:leftChars="0" w:right="0" w:rightChars="0" w:firstLine="0" w:firstLineChars="0"/>
+              <w:ind w:left="0" w:right="0" w:firstLine="0" w:leftChars="0" w:rightChars="0" w:firstLineChars="0"/>
               <w:jc w:val="center"/>
               <w:textAlignment w:val="baseline"/>
               <w:rPr>
-                <w:rFonts w:ascii="宋体" w:hAnsi="宋体" w:eastAsia="宋体" w:cs="宋体"/>
+                <w:rFonts w:ascii="宋体" w:eastAsia="宋体" w:hAnsi="宋体" w:cs="宋体"/>
                 <w:sz w:val="20"/>
                 <w:szCs w:val="20"/>
               </w:rPr>
@@ -1173,14 +1083,9 @@
       </w:tr>
       <w:tr>
         <w:tblPrEx>
-          <w:tblBorders>
-            <w:top w:val="single" w:color="000000" w:sz="2" w:space="0"/>
-            <w:left w:val="single" w:color="000000" w:sz="2" w:space="0"/>
-            <w:bottom w:val="single" w:color="000000" w:sz="2" w:space="0"/>
-            <w:right w:val="single" w:color="000000" w:sz="2" w:space="0"/>
-            <w:insideH w:val="single" w:color="000000" w:sz="2" w:space="0"/>
-            <w:insideV w:val="single" w:color="000000" w:sz="2" w:space="0"/>
-          </w:tblBorders>
+          <w:tblW w:w="7137" w:type="dxa"/>
+          <w:jc w:val="center"/>
+          <w:tblLayout w:type="fixed"/>
           <w:tblCellMar>
             <w:top w:w="0" w:type="dxa"/>
             <w:left w:w="0" w:type="dxa"/>
@@ -1189,7 +1094,7 @@
           </w:tblCellMar>
         </w:tblPrEx>
         <w:trPr>
-          <w:trHeight w:val="556" w:hRule="atLeast"/>
+          <w:trHeight w:val="556"/>
           <w:jc w:val="center"/>
         </w:trPr>
         <w:tc>
@@ -1198,7 +1103,7 @@
           </w:tcPr>
           <w:p>
             <w:pPr>
-              <w:pStyle w:val="27"/>
+              <w:pStyle w:val="TableText"/>
               <w:keepNext w:val="0"/>
               <w:keepLines w:val="0"/>
               <w:pageBreakBefore w:val="0"/>
@@ -1211,7 +1116,7 @@
               <w:bidi w:val="0"/>
               <w:adjustRightInd w:val="0"/>
               <w:snapToGrid w:val="0"/>
-              <w:ind w:left="0" w:leftChars="0" w:right="0" w:rightChars="0" w:firstLine="0" w:firstLineChars="0"/>
+              <w:ind w:left="0" w:right="0" w:firstLine="0" w:leftChars="0" w:rightChars="0" w:firstLineChars="0"/>
               <w:jc w:val="center"/>
               <w:textAlignment w:val="baseline"/>
             </w:pPr>
@@ -1223,7 +1128,7 @@
           </w:tcPr>
           <w:p>
             <w:pPr>
-              <w:pStyle w:val="27"/>
+              <w:pStyle w:val="TableText"/>
               <w:keepNext w:val="0"/>
               <w:keepLines w:val="0"/>
               <w:pageBreakBefore w:val="0"/>
@@ -1236,7 +1141,7 @@
               <w:bidi w:val="0"/>
               <w:adjustRightInd w:val="0"/>
               <w:snapToGrid w:val="0"/>
-              <w:ind w:left="0" w:leftChars="0" w:right="0" w:rightChars="0" w:firstLine="0" w:firstLineChars="0"/>
+              <w:ind w:left="0" w:right="0" w:firstLine="0" w:leftChars="0" w:rightChars="0" w:firstLineChars="0"/>
               <w:jc w:val="center"/>
               <w:textAlignment w:val="baseline"/>
             </w:pPr>
@@ -1248,7 +1153,7 @@
           </w:tcPr>
           <w:p>
             <w:pPr>
-              <w:pStyle w:val="27"/>
+              <w:pStyle w:val="TableText"/>
               <w:keepNext w:val="0"/>
               <w:keepLines w:val="0"/>
               <w:pageBreakBefore w:val="0"/>
@@ -1261,7 +1166,7 @@
               <w:bidi w:val="0"/>
               <w:adjustRightInd w:val="0"/>
               <w:snapToGrid w:val="0"/>
-              <w:ind w:left="0" w:leftChars="0" w:right="0" w:rightChars="0" w:firstLine="0" w:firstLineChars="0"/>
+              <w:ind w:left="0" w:right="0" w:firstLine="0" w:leftChars="0" w:rightChars="0" w:firstLineChars="0"/>
               <w:jc w:val="center"/>
               <w:textAlignment w:val="baseline"/>
             </w:pPr>
@@ -1273,7 +1178,7 @@
           </w:tcPr>
           <w:p>
             <w:pPr>
-              <w:pStyle w:val="27"/>
+              <w:pStyle w:val="TableText"/>
               <w:keepNext w:val="0"/>
               <w:keepLines w:val="0"/>
               <w:pageBreakBefore w:val="0"/>
@@ -1286,7 +1191,7 @@
               <w:bidi w:val="0"/>
               <w:adjustRightInd w:val="0"/>
               <w:snapToGrid w:val="0"/>
-              <w:ind w:left="0" w:leftChars="0" w:right="0" w:rightChars="0" w:firstLine="0" w:firstLineChars="0"/>
+              <w:ind w:left="0" w:right="0" w:firstLine="0" w:leftChars="0" w:rightChars="0" w:firstLineChars="0"/>
               <w:jc w:val="center"/>
               <w:textAlignment w:val="baseline"/>
             </w:pPr>
@@ -1295,17 +1200,18 @@
       </w:tr>
       <w:tr>
         <w:tblPrEx>
-          <w:tblBorders>
-            <w:top w:val="single" w:color="000000" w:sz="2" w:space="0"/>
-            <w:left w:val="single" w:color="000000" w:sz="2" w:space="0"/>
-            <w:bottom w:val="single" w:color="000000" w:sz="2" w:space="0"/>
-            <w:right w:val="single" w:color="000000" w:sz="2" w:space="0"/>
-            <w:insideH w:val="single" w:color="000000" w:sz="2" w:space="0"/>
-            <w:insideV w:val="single" w:color="000000" w:sz="2" w:space="0"/>
-          </w:tblBorders>
+          <w:tblW w:w="7137" w:type="dxa"/>
+          <w:jc w:val="center"/>
+          <w:tblLayout w:type="fixed"/>
+          <w:tblCellMar>
+            <w:top w:w="0" w:type="dxa"/>
+            <w:left w:w="0" w:type="dxa"/>
+            <w:bottom w:w="0" w:type="dxa"/>
+            <w:right w:w="0" w:type="dxa"/>
+          </w:tblCellMar>
         </w:tblPrEx>
         <w:trPr>
-          <w:trHeight w:val="556" w:hRule="atLeast"/>
+          <w:trHeight w:val="556"/>
           <w:jc w:val="center"/>
         </w:trPr>
         <w:tc>
@@ -1314,7 +1220,7 @@
           </w:tcPr>
           <w:p>
             <w:pPr>
-              <w:pStyle w:val="27"/>
+              <w:pStyle w:val="TableText"/>
               <w:keepNext w:val="0"/>
               <w:keepLines w:val="0"/>
               <w:pageBreakBefore w:val="0"/>
@@ -1327,7 +1233,7 @@
               <w:bidi w:val="0"/>
               <w:adjustRightInd w:val="0"/>
               <w:snapToGrid w:val="0"/>
-              <w:ind w:left="0" w:leftChars="0" w:right="0" w:rightChars="0" w:firstLine="0" w:firstLineChars="0"/>
+              <w:ind w:left="0" w:right="0" w:firstLine="0" w:leftChars="0" w:rightChars="0" w:firstLineChars="0"/>
               <w:jc w:val="center"/>
               <w:textAlignment w:val="baseline"/>
             </w:pPr>
@@ -1339,7 +1245,7 @@
           </w:tcPr>
           <w:p>
             <w:pPr>
-              <w:pStyle w:val="27"/>
+              <w:pStyle w:val="TableText"/>
               <w:keepNext w:val="0"/>
               <w:keepLines w:val="0"/>
               <w:pageBreakBefore w:val="0"/>
@@ -1352,7 +1258,7 @@
               <w:bidi w:val="0"/>
               <w:adjustRightInd w:val="0"/>
               <w:snapToGrid w:val="0"/>
-              <w:ind w:left="0" w:leftChars="0" w:right="0" w:rightChars="0" w:firstLine="0" w:firstLineChars="0"/>
+              <w:ind w:left="0" w:right="0" w:firstLine="0" w:leftChars="0" w:rightChars="0" w:firstLineChars="0"/>
               <w:jc w:val="center"/>
               <w:textAlignment w:val="baseline"/>
             </w:pPr>
@@ -1364,7 +1270,7 @@
           </w:tcPr>
           <w:p>
             <w:pPr>
-              <w:pStyle w:val="27"/>
+              <w:pStyle w:val="TableText"/>
               <w:keepNext w:val="0"/>
               <w:keepLines w:val="0"/>
               <w:pageBreakBefore w:val="0"/>
@@ -1377,7 +1283,7 @@
               <w:bidi w:val="0"/>
               <w:adjustRightInd w:val="0"/>
               <w:snapToGrid w:val="0"/>
-              <w:ind w:left="0" w:leftChars="0" w:right="0" w:rightChars="0" w:firstLine="0" w:firstLineChars="0"/>
+              <w:ind w:left="0" w:right="0" w:firstLine="0" w:leftChars="0" w:rightChars="0" w:firstLineChars="0"/>
               <w:jc w:val="center"/>
               <w:textAlignment w:val="baseline"/>
             </w:pPr>
@@ -1389,7 +1295,7 @@
           </w:tcPr>
           <w:p>
             <w:pPr>
-              <w:pStyle w:val="27"/>
+              <w:pStyle w:val="TableText"/>
               <w:keepNext w:val="0"/>
               <w:keepLines w:val="0"/>
               <w:pageBreakBefore w:val="0"/>
@@ -1402,7 +1308,7 @@
               <w:bidi w:val="0"/>
               <w:adjustRightInd w:val="0"/>
               <w:snapToGrid w:val="0"/>
-              <w:ind w:left="0" w:leftChars="0" w:right="0" w:rightChars="0" w:firstLine="0" w:firstLineChars="0"/>
+              <w:ind w:left="0" w:right="0" w:firstLine="0" w:leftChars="0" w:rightChars="0" w:firstLineChars="0"/>
               <w:jc w:val="center"/>
               <w:textAlignment w:val="baseline"/>
             </w:pPr>
@@ -1411,17 +1317,18 @@
       </w:tr>
       <w:tr>
         <w:tblPrEx>
-          <w:tblBorders>
-            <w:top w:val="single" w:color="000000" w:sz="2" w:space="0"/>
-            <w:left w:val="single" w:color="000000" w:sz="2" w:space="0"/>
-            <w:bottom w:val="single" w:color="000000" w:sz="2" w:space="0"/>
-            <w:right w:val="single" w:color="000000" w:sz="2" w:space="0"/>
-            <w:insideH w:val="single" w:color="000000" w:sz="2" w:space="0"/>
-            <w:insideV w:val="single" w:color="000000" w:sz="2" w:space="0"/>
-          </w:tblBorders>
+          <w:tblW w:w="7137" w:type="dxa"/>
+          <w:jc w:val="center"/>
+          <w:tblLayout w:type="fixed"/>
+          <w:tblCellMar>
+            <w:top w:w="0" w:type="dxa"/>
+            <w:left w:w="0" w:type="dxa"/>
+            <w:bottom w:w="0" w:type="dxa"/>
+            <w:right w:w="0" w:type="dxa"/>
+          </w:tblCellMar>
         </w:tblPrEx>
         <w:trPr>
-          <w:trHeight w:val="557" w:hRule="atLeast"/>
+          <w:trHeight w:val="557"/>
           <w:jc w:val="center"/>
         </w:trPr>
         <w:tc>
@@ -1430,7 +1337,7 @@
           </w:tcPr>
           <w:p>
             <w:pPr>
-              <w:pStyle w:val="27"/>
+              <w:pStyle w:val="TableText"/>
               <w:keepNext w:val="0"/>
               <w:keepLines w:val="0"/>
               <w:pageBreakBefore w:val="0"/>
@@ -1443,7 +1350,7 @@
               <w:bidi w:val="0"/>
               <w:adjustRightInd w:val="0"/>
               <w:snapToGrid w:val="0"/>
-              <w:ind w:left="0" w:leftChars="0" w:right="0" w:rightChars="0" w:firstLine="0" w:firstLineChars="0"/>
+              <w:ind w:left="0" w:right="0" w:firstLine="0" w:leftChars="0" w:rightChars="0" w:firstLineChars="0"/>
               <w:jc w:val="center"/>
               <w:textAlignment w:val="baseline"/>
             </w:pPr>
@@ -1455,7 +1362,7 @@
           </w:tcPr>
           <w:p>
             <w:pPr>
-              <w:pStyle w:val="27"/>
+              <w:pStyle w:val="TableText"/>
               <w:keepNext w:val="0"/>
               <w:keepLines w:val="0"/>
               <w:pageBreakBefore w:val="0"/>
@@ -1468,7 +1375,7 @@
               <w:bidi w:val="0"/>
               <w:adjustRightInd w:val="0"/>
               <w:snapToGrid w:val="0"/>
-              <w:ind w:left="0" w:leftChars="0" w:right="0" w:rightChars="0" w:firstLine="0" w:firstLineChars="0"/>
+              <w:ind w:left="0" w:right="0" w:firstLine="0" w:leftChars="0" w:rightChars="0" w:firstLineChars="0"/>
               <w:jc w:val="center"/>
               <w:textAlignment w:val="baseline"/>
             </w:pPr>
@@ -1480,7 +1387,7 @@
           </w:tcPr>
           <w:p>
             <w:pPr>
-              <w:pStyle w:val="27"/>
+              <w:pStyle w:val="TableText"/>
               <w:keepNext w:val="0"/>
               <w:keepLines w:val="0"/>
               <w:pageBreakBefore w:val="0"/>
@@ -1493,7 +1400,7 @@
               <w:bidi w:val="0"/>
               <w:adjustRightInd w:val="0"/>
               <w:snapToGrid w:val="0"/>
-              <w:ind w:left="0" w:leftChars="0" w:right="0" w:rightChars="0" w:firstLine="0" w:firstLineChars="0"/>
+              <w:ind w:left="0" w:right="0" w:firstLine="0" w:leftChars="0" w:rightChars="0" w:firstLineChars="0"/>
               <w:jc w:val="center"/>
               <w:textAlignment w:val="baseline"/>
             </w:pPr>
@@ -1505,7 +1412,7 @@
           </w:tcPr>
           <w:p>
             <w:pPr>
-              <w:pStyle w:val="27"/>
+              <w:pStyle w:val="TableText"/>
               <w:keepNext w:val="0"/>
               <w:keepLines w:val="0"/>
               <w:pageBreakBefore w:val="0"/>
@@ -1518,7 +1425,7 @@
               <w:bidi w:val="0"/>
               <w:adjustRightInd w:val="0"/>
               <w:snapToGrid w:val="0"/>
-              <w:ind w:left="0" w:leftChars="0" w:right="0" w:rightChars="0" w:firstLine="0" w:firstLineChars="0"/>
+              <w:ind w:left="0" w:right="0" w:firstLine="0" w:leftChars="0" w:rightChars="0" w:firstLineChars="0"/>
               <w:jc w:val="center"/>
               <w:textAlignment w:val="baseline"/>
             </w:pPr>
@@ -1549,7 +1456,7 @@
     <w:sdt>
       <w:sdtPr>
         <w:rPr>
-          <w:rFonts w:ascii="宋体" w:hAnsi="宋体" w:eastAsia="宋体" w:cs="Arial"/>
+          <w:rFonts w:ascii="宋体" w:eastAsia="宋体" w:hAnsi="宋体" w:cs="Arial"/>
           <w:snapToGrid w:val="0"/>
           <w:color w:val="000000"/>
           <w:kern w:val="0"/>
@@ -1565,7 +1472,7 @@
       </w:sdtPr>
       <w:sdtEndPr>
         <w:rPr>
-          <w:rFonts w:hint="eastAsia" w:ascii="宋体" w:hAnsi="宋体" w:eastAsia="宋体" w:cs="宋体"/>
+          <w:rFonts w:ascii="宋体" w:eastAsia="宋体" w:hAnsi="宋体" w:cs="宋体" w:hint="eastAsia"/>
           <w:snapToGrid w:val="0"/>
           <w:color w:val="000000"/>
           <w:kern w:val="0"/>
@@ -1590,18 +1497,18 @@
             <w:adjustRightInd w:val="0"/>
             <w:snapToGrid w:val="0"/>
             <w:spacing w:before="0" w:beforeLines="0" w:after="0" w:afterLines="0" w:line="240" w:lineRule="auto"/>
-            <w:ind w:left="0" w:leftChars="0" w:right="0" w:rightChars="0" w:firstLine="0" w:firstLineChars="0"/>
+            <w:ind w:left="0" w:right="0" w:firstLine="0" w:leftChars="0" w:rightChars="0" w:firstLineChars="0"/>
             <w:jc w:val="center"/>
             <w:textAlignment w:val="baseline"/>
             <w:rPr>
-              <w:rFonts w:hint="eastAsia" w:ascii="宋体" w:hAnsi="宋体" w:eastAsia="宋体" w:cs="宋体"/>
+              <w:rFonts w:ascii="宋体" w:eastAsia="宋体" w:hAnsi="宋体" w:cs="宋体" w:hint="eastAsia"/>
               <w:sz w:val="24"/>
               <w:szCs w:val="24"/>
             </w:rPr>
           </w:pPr>
           <w:r>
             <w:rPr>
-              <w:rFonts w:hint="eastAsia" w:ascii="宋体" w:hAnsi="宋体" w:eastAsia="宋体" w:cs="宋体"/>
+              <w:rFonts w:ascii="宋体" w:eastAsia="宋体" w:hAnsi="宋体" w:cs="宋体" w:hint="eastAsia"/>
               <w:sz w:val="24"/>
               <w:szCs w:val="24"/>
             </w:rPr>
@@ -1610,7 +1517,7 @@
         </w:p>
         <w:p>
           <w:pPr>
-            <w:pStyle w:val="16"/>
+            <w:pStyle w:val="TOC1"/>
             <w:keepNext w:val="0"/>
             <w:keepLines w:val="0"/>
             <w:pageBreakBefore w:val="0"/>
@@ -1630,7 +1537,7 @@
           </w:pPr>
           <w:r>
             <w:rPr>
-              <w:rFonts w:hint="eastAsia" w:ascii="宋体" w:hAnsi="宋体" w:eastAsia="宋体" w:cs="宋体"/>
+              <w:rFonts w:ascii="宋体" w:eastAsia="宋体" w:hAnsi="宋体" w:cs="宋体" w:hint="eastAsia"/>
               <w:sz w:val="24"/>
               <w:szCs w:val="24"/>
             </w:rPr>
@@ -1638,7 +1545,7 @@
           </w:r>
           <w:r>
             <w:rPr>
-              <w:rFonts w:hint="eastAsia" w:ascii="宋体" w:hAnsi="宋体" w:eastAsia="宋体" w:cs="宋体"/>
+              <w:rFonts w:ascii="宋体" w:eastAsia="宋体" w:hAnsi="宋体" w:cs="宋体" w:hint="eastAsia"/>
               <w:sz w:val="24"/>
               <w:szCs w:val="24"/>
             </w:rPr>
@@ -1646,7 +1553,7 @@
           </w:r>
           <w:r>
             <w:rPr>
-              <w:rFonts w:hint="eastAsia" w:ascii="宋体" w:hAnsi="宋体" w:eastAsia="宋体" w:cs="宋体"/>
+              <w:rFonts w:ascii="宋体" w:eastAsia="宋体" w:hAnsi="宋体" w:cs="宋体" w:hint="eastAsia"/>
               <w:sz w:val="24"/>
               <w:szCs w:val="24"/>
             </w:rPr>
@@ -1654,21 +1561,21 @@
           </w:r>
           <w:r>
             <w:rPr>
-              <w:rFonts w:hint="eastAsia" w:ascii="宋体" w:hAnsi="宋体" w:eastAsia="宋体" w:cs="宋体"/>
+              <w:rFonts w:ascii="宋体" w:eastAsia="宋体" w:hAnsi="宋体" w:cs="宋体" w:hint="eastAsia"/>
               <w:szCs w:val="24"/>
             </w:rPr>
             <w:fldChar w:fldCharType="begin"/>
           </w:r>
           <w:r>
             <w:rPr>
-              <w:rFonts w:hint="eastAsia" w:ascii="宋体" w:hAnsi="宋体" w:eastAsia="宋体" w:cs="宋体"/>
+              <w:rFonts w:ascii="宋体" w:eastAsia="宋体" w:hAnsi="宋体" w:cs="宋体" w:hint="eastAsia"/>
               <w:szCs w:val="24"/>
             </w:rPr>
             <w:instrText xml:space="preserve"> HYPERLINK \l _Toc22574 </w:instrText>
           </w:r>
           <w:r>
             <w:rPr>
-              <w:rFonts w:hint="eastAsia" w:ascii="宋体" w:hAnsi="宋体" w:eastAsia="宋体" w:cs="宋体"/>
+              <w:rFonts w:ascii="宋体" w:eastAsia="宋体" w:hAnsi="宋体" w:cs="宋体" w:hint="eastAsia"/>
               <w:szCs w:val="24"/>
             </w:rPr>
             <w:fldChar w:fldCharType="separate"/>
@@ -1700,7 +1607,7 @@
           </w:r>
           <w:r>
             <w:rPr>
-              <w:rFonts w:hint="eastAsia" w:ascii="宋体" w:hAnsi="宋体" w:eastAsia="宋体" w:cs="宋体"/>
+              <w:rFonts w:ascii="宋体" w:eastAsia="宋体" w:hAnsi="宋体" w:cs="宋体" w:hint="eastAsia"/>
               <w:szCs w:val="24"/>
             </w:rPr>
             <w:fldChar w:fldCharType="end"/>
@@ -1708,7 +1615,7 @@
         </w:p>
         <w:p>
           <w:pPr>
-            <w:pStyle w:val="16"/>
+            <w:pStyle w:val="TOC1"/>
             <w:keepNext w:val="0"/>
             <w:keepLines w:val="0"/>
             <w:pageBreakBefore w:val="0"/>
@@ -1728,21 +1635,21 @@
           </w:pPr>
           <w:r>
             <w:rPr>
-              <w:rFonts w:hint="eastAsia" w:ascii="宋体" w:hAnsi="宋体" w:eastAsia="宋体" w:cs="宋体"/>
+              <w:rFonts w:ascii="宋体" w:eastAsia="宋体" w:hAnsi="宋体" w:cs="宋体" w:hint="eastAsia"/>
               <w:szCs w:val="24"/>
             </w:rPr>
             <w:fldChar w:fldCharType="begin"/>
           </w:r>
           <w:r>
             <w:rPr>
-              <w:rFonts w:hint="eastAsia" w:ascii="宋体" w:hAnsi="宋体" w:eastAsia="宋体" w:cs="宋体"/>
+              <w:rFonts w:ascii="宋体" w:eastAsia="宋体" w:hAnsi="宋体" w:cs="宋体" w:hint="eastAsia"/>
               <w:szCs w:val="24"/>
             </w:rPr>
             <w:instrText xml:space="preserve"> HYPERLINK \l _Toc25547 </w:instrText>
           </w:r>
           <w:r>
             <w:rPr>
-              <w:rFonts w:hint="eastAsia" w:ascii="宋体" w:hAnsi="宋体" w:eastAsia="宋体" w:cs="宋体"/>
+              <w:rFonts w:ascii="宋体" w:eastAsia="宋体" w:hAnsi="宋体" w:cs="宋体" w:hint="eastAsia"/>
               <w:szCs w:val="24"/>
             </w:rPr>
             <w:fldChar w:fldCharType="separate"/>
@@ -1774,7 +1681,7 @@
           </w:r>
           <w:r>
             <w:rPr>
-              <w:rFonts w:hint="eastAsia" w:ascii="宋体" w:hAnsi="宋体" w:eastAsia="宋体" w:cs="宋体"/>
+              <w:rFonts w:ascii="宋体" w:eastAsia="宋体" w:hAnsi="宋体" w:cs="宋体" w:hint="eastAsia"/>
               <w:szCs w:val="24"/>
             </w:rPr>
             <w:fldChar w:fldCharType="end"/>
@@ -1782,7 +1689,7 @@
         </w:p>
         <w:p>
           <w:pPr>
-            <w:pStyle w:val="16"/>
+            <w:pStyle w:val="TOC1"/>
             <w:keepNext w:val="0"/>
             <w:keepLines w:val="0"/>
             <w:pageBreakBefore w:val="0"/>
@@ -1802,21 +1709,21 @@
           </w:pPr>
           <w:r>
             <w:rPr>
-              <w:rFonts w:hint="eastAsia" w:ascii="宋体" w:hAnsi="宋体" w:eastAsia="宋体" w:cs="宋体"/>
+              <w:rFonts w:ascii="宋体" w:eastAsia="宋体" w:hAnsi="宋体" w:cs="宋体" w:hint="eastAsia"/>
               <w:szCs w:val="24"/>
             </w:rPr>
             <w:fldChar w:fldCharType="begin"/>
           </w:r>
           <w:r>
             <w:rPr>
-              <w:rFonts w:hint="eastAsia" w:ascii="宋体" w:hAnsi="宋体" w:eastAsia="宋体" w:cs="宋体"/>
+              <w:rFonts w:ascii="宋体" w:eastAsia="宋体" w:hAnsi="宋体" w:cs="宋体" w:hint="eastAsia"/>
               <w:szCs w:val="24"/>
             </w:rPr>
             <w:instrText xml:space="preserve"> HYPERLINK \l _Toc6963 </w:instrText>
           </w:r>
           <w:r>
             <w:rPr>
-              <w:rFonts w:hint="eastAsia" w:ascii="宋体" w:hAnsi="宋体" w:eastAsia="宋体" w:cs="宋体"/>
+              <w:rFonts w:ascii="宋体" w:eastAsia="宋体" w:hAnsi="宋体" w:cs="宋体" w:hint="eastAsia"/>
               <w:szCs w:val="24"/>
             </w:rPr>
             <w:fldChar w:fldCharType="separate"/>
@@ -1854,7 +1761,7 @@
           </w:r>
           <w:r>
             <w:rPr>
-              <w:rFonts w:hint="eastAsia" w:ascii="宋体" w:hAnsi="宋体" w:eastAsia="宋体" w:cs="宋体"/>
+              <w:rFonts w:ascii="宋体" w:eastAsia="宋体" w:hAnsi="宋体" w:cs="宋体" w:hint="eastAsia"/>
               <w:szCs w:val="24"/>
             </w:rPr>
             <w:fldChar w:fldCharType="end"/>
@@ -1862,7 +1769,7 @@
         </w:p>
         <w:p>
           <w:pPr>
-            <w:pStyle w:val="17"/>
+            <w:pStyle w:val="TOC2"/>
             <w:keepNext w:val="0"/>
             <w:keepLines w:val="0"/>
             <w:pageBreakBefore w:val="0"/>
@@ -1882,21 +1789,21 @@
           </w:pPr>
           <w:r>
             <w:rPr>
-              <w:rFonts w:hint="eastAsia" w:ascii="宋体" w:hAnsi="宋体" w:eastAsia="宋体" w:cs="宋体"/>
+              <w:rFonts w:ascii="宋体" w:eastAsia="宋体" w:hAnsi="宋体" w:cs="宋体" w:hint="eastAsia"/>
               <w:szCs w:val="24"/>
             </w:rPr>
             <w:fldChar w:fldCharType="begin"/>
           </w:r>
           <w:r>
             <w:rPr>
-              <w:rFonts w:hint="eastAsia" w:ascii="宋体" w:hAnsi="宋体" w:eastAsia="宋体" w:cs="宋体"/>
+              <w:rFonts w:ascii="宋体" w:eastAsia="宋体" w:hAnsi="宋体" w:cs="宋体" w:hint="eastAsia"/>
               <w:szCs w:val="24"/>
             </w:rPr>
             <w:instrText xml:space="preserve"> HYPERLINK \l _Toc24116 </w:instrText>
           </w:r>
           <w:r>
             <w:rPr>
-              <w:rFonts w:hint="eastAsia" w:ascii="宋体" w:hAnsi="宋体" w:eastAsia="宋体" w:cs="宋体"/>
+              <w:rFonts w:ascii="宋体" w:eastAsia="宋体" w:hAnsi="宋体" w:cs="宋体" w:hint="eastAsia"/>
               <w:szCs w:val="24"/>
             </w:rPr>
             <w:fldChar w:fldCharType="separate"/>
@@ -1935,7 +1842,7 @@
           </w:r>
           <w:r>
             <w:rPr>
-              <w:rFonts w:hint="eastAsia" w:ascii="宋体" w:hAnsi="宋体" w:eastAsia="宋体" w:cs="宋体"/>
+              <w:rFonts w:ascii="宋体" w:eastAsia="宋体" w:hAnsi="宋体" w:cs="宋体" w:hint="eastAsia"/>
               <w:szCs w:val="24"/>
             </w:rPr>
             <w:fldChar w:fldCharType="end"/>
@@ -1943,7 +1850,7 @@
         </w:p>
         <w:p>
           <w:pPr>
-            <w:pStyle w:val="17"/>
+            <w:pStyle w:val="TOC2"/>
             <w:keepNext w:val="0"/>
             <w:keepLines w:val="0"/>
             <w:pageBreakBefore w:val="0"/>
@@ -1963,21 +1870,21 @@
           </w:pPr>
           <w:r>
             <w:rPr>
-              <w:rFonts w:hint="eastAsia" w:ascii="宋体" w:hAnsi="宋体" w:eastAsia="宋体" w:cs="宋体"/>
+              <w:rFonts w:ascii="宋体" w:eastAsia="宋体" w:hAnsi="宋体" w:cs="宋体" w:hint="eastAsia"/>
               <w:szCs w:val="24"/>
             </w:rPr>
             <w:fldChar w:fldCharType="begin"/>
           </w:r>
           <w:r>
             <w:rPr>
-              <w:rFonts w:hint="eastAsia" w:ascii="宋体" w:hAnsi="宋体" w:eastAsia="宋体" w:cs="宋体"/>
+              <w:rFonts w:ascii="宋体" w:eastAsia="宋体" w:hAnsi="宋体" w:cs="宋体" w:hint="eastAsia"/>
               <w:szCs w:val="24"/>
             </w:rPr>
             <w:instrText xml:space="preserve"> HYPERLINK \l _Toc12726 </w:instrText>
           </w:r>
           <w:r>
             <w:rPr>
-              <w:rFonts w:hint="eastAsia" w:ascii="宋体" w:hAnsi="宋体" w:eastAsia="宋体" w:cs="宋体"/>
+              <w:rFonts w:ascii="宋体" w:eastAsia="宋体" w:hAnsi="宋体" w:cs="宋体" w:hint="eastAsia"/>
               <w:szCs w:val="24"/>
             </w:rPr>
             <w:fldChar w:fldCharType="separate"/>
@@ -2016,7 +1923,7 @@
           </w:r>
           <w:r>
             <w:rPr>
-              <w:rFonts w:hint="eastAsia" w:ascii="宋体" w:hAnsi="宋体" w:eastAsia="宋体" w:cs="宋体"/>
+              <w:rFonts w:ascii="宋体" w:eastAsia="宋体" w:hAnsi="宋体" w:cs="宋体" w:hint="eastAsia"/>
               <w:szCs w:val="24"/>
             </w:rPr>
             <w:fldChar w:fldCharType="end"/>
@@ -2024,7 +1931,7 @@
         </w:p>
         <w:p>
           <w:pPr>
-            <w:pStyle w:val="17"/>
+            <w:pStyle w:val="TOC2"/>
             <w:keepNext w:val="0"/>
             <w:keepLines w:val="0"/>
             <w:pageBreakBefore w:val="0"/>
@@ -2044,21 +1951,21 @@
           </w:pPr>
           <w:r>
             <w:rPr>
-              <w:rFonts w:hint="eastAsia" w:ascii="宋体" w:hAnsi="宋体" w:eastAsia="宋体" w:cs="宋体"/>
+              <w:rFonts w:ascii="宋体" w:eastAsia="宋体" w:hAnsi="宋体" w:cs="宋体" w:hint="eastAsia"/>
               <w:szCs w:val="24"/>
             </w:rPr>
             <w:fldChar w:fldCharType="begin"/>
           </w:r>
           <w:r>
             <w:rPr>
-              <w:rFonts w:hint="eastAsia" w:ascii="宋体" w:hAnsi="宋体" w:eastAsia="宋体" w:cs="宋体"/>
+              <w:rFonts w:ascii="宋体" w:eastAsia="宋体" w:hAnsi="宋体" w:cs="宋体" w:hint="eastAsia"/>
               <w:szCs w:val="24"/>
             </w:rPr>
             <w:instrText xml:space="preserve"> HYPERLINK \l _Toc6412 </w:instrText>
           </w:r>
           <w:r>
             <w:rPr>
-              <w:rFonts w:hint="eastAsia" w:ascii="宋体" w:hAnsi="宋体" w:eastAsia="宋体" w:cs="宋体"/>
+              <w:rFonts w:ascii="宋体" w:eastAsia="宋体" w:hAnsi="宋体" w:cs="宋体" w:hint="eastAsia"/>
               <w:szCs w:val="24"/>
             </w:rPr>
             <w:fldChar w:fldCharType="separate"/>
@@ -2097,7 +2004,7 @@
           </w:r>
           <w:r>
             <w:rPr>
-              <w:rFonts w:hint="eastAsia" w:ascii="宋体" w:hAnsi="宋体" w:eastAsia="宋体" w:cs="宋体"/>
+              <w:rFonts w:ascii="宋体" w:eastAsia="宋体" w:hAnsi="宋体" w:cs="宋体" w:hint="eastAsia"/>
               <w:szCs w:val="24"/>
             </w:rPr>
             <w:fldChar w:fldCharType="end"/>
@@ -2105,7 +2012,7 @@
         </w:p>
         <w:p>
           <w:pPr>
-            <w:pStyle w:val="17"/>
+            <w:pStyle w:val="TOC2"/>
             <w:keepNext w:val="0"/>
             <w:keepLines w:val="0"/>
             <w:pageBreakBefore w:val="0"/>
@@ -2125,21 +2032,21 @@
           </w:pPr>
           <w:r>
             <w:rPr>
-              <w:rFonts w:hint="eastAsia" w:ascii="宋体" w:hAnsi="宋体" w:eastAsia="宋体" w:cs="宋体"/>
+              <w:rFonts w:ascii="宋体" w:eastAsia="宋体" w:hAnsi="宋体" w:cs="宋体" w:hint="eastAsia"/>
               <w:szCs w:val="24"/>
             </w:rPr>
             <w:fldChar w:fldCharType="begin"/>
           </w:r>
           <w:r>
             <w:rPr>
-              <w:rFonts w:hint="eastAsia" w:ascii="宋体" w:hAnsi="宋体" w:eastAsia="宋体" w:cs="宋体"/>
+              <w:rFonts w:ascii="宋体" w:eastAsia="宋体" w:hAnsi="宋体" w:cs="宋体" w:hint="eastAsia"/>
               <w:szCs w:val="24"/>
             </w:rPr>
             <w:instrText xml:space="preserve"> HYPERLINK \l _Toc22314 </w:instrText>
           </w:r>
           <w:r>
             <w:rPr>
-              <w:rFonts w:hint="eastAsia" w:ascii="宋体" w:hAnsi="宋体" w:eastAsia="宋体" w:cs="宋体"/>
+              <w:rFonts w:ascii="宋体" w:eastAsia="宋体" w:hAnsi="宋体" w:cs="宋体" w:hint="eastAsia"/>
               <w:szCs w:val="24"/>
             </w:rPr>
             <w:fldChar w:fldCharType="separate"/>
@@ -2178,7 +2085,7 @@
           </w:r>
           <w:r>
             <w:rPr>
-              <w:rFonts w:hint="eastAsia" w:ascii="宋体" w:hAnsi="宋体" w:eastAsia="宋体" w:cs="宋体"/>
+              <w:rFonts w:ascii="宋体" w:eastAsia="宋体" w:hAnsi="宋体" w:cs="宋体" w:hint="eastAsia"/>
               <w:szCs w:val="24"/>
             </w:rPr>
             <w:fldChar w:fldCharType="end"/>
@@ -2186,7 +2093,7 @@
         </w:p>
         <w:p>
           <w:pPr>
-            <w:pStyle w:val="13"/>
+            <w:pStyle w:val="TOC3"/>
             <w:keepNext w:val="0"/>
             <w:keepLines w:val="0"/>
             <w:pageBreakBefore w:val="0"/>
@@ -2206,21 +2113,21 @@
           </w:pPr>
           <w:r>
             <w:rPr>
-              <w:rFonts w:hint="eastAsia" w:ascii="宋体" w:hAnsi="宋体" w:eastAsia="宋体" w:cs="宋体"/>
+              <w:rFonts w:ascii="宋体" w:eastAsia="宋体" w:hAnsi="宋体" w:cs="宋体" w:hint="eastAsia"/>
               <w:szCs w:val="24"/>
             </w:rPr>
             <w:fldChar w:fldCharType="begin"/>
           </w:r>
           <w:r>
             <w:rPr>
-              <w:rFonts w:hint="eastAsia" w:ascii="宋体" w:hAnsi="宋体" w:eastAsia="宋体" w:cs="宋体"/>
+              <w:rFonts w:ascii="宋体" w:eastAsia="宋体" w:hAnsi="宋体" w:cs="宋体" w:hint="eastAsia"/>
               <w:szCs w:val="24"/>
             </w:rPr>
             <w:instrText xml:space="preserve"> HYPERLINK \l _Toc13153 </w:instrText>
           </w:r>
           <w:r>
             <w:rPr>
-              <w:rFonts w:hint="eastAsia" w:ascii="宋体" w:hAnsi="宋体" w:eastAsia="宋体" w:cs="宋体"/>
+              <w:rFonts w:ascii="宋体" w:eastAsia="宋体" w:hAnsi="宋体" w:cs="宋体" w:hint="eastAsia"/>
               <w:szCs w:val="24"/>
             </w:rPr>
             <w:fldChar w:fldCharType="separate"/>
@@ -2259,7 +2166,7 @@
           </w:r>
           <w:r>
             <w:rPr>
-              <w:rFonts w:hint="eastAsia" w:ascii="宋体" w:hAnsi="宋体" w:eastAsia="宋体" w:cs="宋体"/>
+              <w:rFonts w:ascii="宋体" w:eastAsia="宋体" w:hAnsi="宋体" w:cs="宋体" w:hint="eastAsia"/>
               <w:szCs w:val="24"/>
             </w:rPr>
             <w:fldChar w:fldCharType="end"/>
@@ -2267,7 +2174,7 @@
         </w:p>
         <w:p>
           <w:pPr>
-            <w:pStyle w:val="13"/>
+            <w:pStyle w:val="TOC3"/>
             <w:keepNext w:val="0"/>
             <w:keepLines w:val="0"/>
             <w:pageBreakBefore w:val="0"/>
@@ -2287,21 +2194,21 @@
           </w:pPr>
           <w:r>
             <w:rPr>
-              <w:rFonts w:hint="eastAsia" w:ascii="宋体" w:hAnsi="宋体" w:eastAsia="宋体" w:cs="宋体"/>
+              <w:rFonts w:ascii="宋体" w:eastAsia="宋体" w:hAnsi="宋体" w:cs="宋体" w:hint="eastAsia"/>
               <w:szCs w:val="24"/>
             </w:rPr>
             <w:fldChar w:fldCharType="begin"/>
           </w:r>
           <w:r>
             <w:rPr>
-              <w:rFonts w:hint="eastAsia" w:ascii="宋体" w:hAnsi="宋体" w:eastAsia="宋体" w:cs="宋体"/>
+              <w:rFonts w:ascii="宋体" w:eastAsia="宋体" w:hAnsi="宋体" w:cs="宋体" w:hint="eastAsia"/>
               <w:szCs w:val="24"/>
             </w:rPr>
             <w:instrText xml:space="preserve"> HYPERLINK \l _Toc16954 </w:instrText>
           </w:r>
           <w:r>
             <w:rPr>
-              <w:rFonts w:hint="eastAsia" w:ascii="宋体" w:hAnsi="宋体" w:eastAsia="宋体" w:cs="宋体"/>
+              <w:rFonts w:ascii="宋体" w:eastAsia="宋体" w:hAnsi="宋体" w:cs="宋体" w:hint="eastAsia"/>
               <w:szCs w:val="24"/>
             </w:rPr>
             <w:fldChar w:fldCharType="separate"/>
@@ -2333,7 +2240,7 @@
           </w:r>
           <w:r>
             <w:rPr>
-              <w:rFonts w:hint="eastAsia" w:ascii="宋体" w:hAnsi="宋体" w:eastAsia="宋体" w:cs="宋体"/>
+              <w:rFonts w:ascii="宋体" w:eastAsia="宋体" w:hAnsi="宋体" w:cs="宋体" w:hint="eastAsia"/>
               <w:szCs w:val="24"/>
             </w:rPr>
             <w:fldChar w:fldCharType="end"/>
@@ -2341,7 +2248,7 @@
         </w:p>
         <w:p>
           <w:pPr>
-            <w:pStyle w:val="13"/>
+            <w:pStyle w:val="TOC3"/>
             <w:keepNext w:val="0"/>
             <w:keepLines w:val="0"/>
             <w:pageBreakBefore w:val="0"/>
@@ -2361,21 +2268,21 @@
           </w:pPr>
           <w:r>
             <w:rPr>
-              <w:rFonts w:hint="eastAsia" w:ascii="宋体" w:hAnsi="宋体" w:eastAsia="宋体" w:cs="宋体"/>
+              <w:rFonts w:ascii="宋体" w:eastAsia="宋体" w:hAnsi="宋体" w:cs="宋体" w:hint="eastAsia"/>
               <w:szCs w:val="24"/>
             </w:rPr>
             <w:fldChar w:fldCharType="begin"/>
           </w:r>
           <w:r>
             <w:rPr>
-              <w:rFonts w:hint="eastAsia" w:ascii="宋体" w:hAnsi="宋体" w:eastAsia="宋体" w:cs="宋体"/>
+              <w:rFonts w:ascii="宋体" w:eastAsia="宋体" w:hAnsi="宋体" w:cs="宋体" w:hint="eastAsia"/>
               <w:szCs w:val="24"/>
             </w:rPr>
             <w:instrText xml:space="preserve"> HYPERLINK \l _Toc13729 </w:instrText>
           </w:r>
           <w:r>
             <w:rPr>
-              <w:rFonts w:hint="eastAsia" w:ascii="宋体" w:hAnsi="宋体" w:eastAsia="宋体" w:cs="宋体"/>
+              <w:rFonts w:ascii="宋体" w:eastAsia="宋体" w:hAnsi="宋体" w:cs="宋体" w:hint="eastAsia"/>
               <w:szCs w:val="24"/>
             </w:rPr>
             <w:fldChar w:fldCharType="separate"/>
@@ -2407,7 +2314,7 @@
           </w:r>
           <w:r>
             <w:rPr>
-              <w:rFonts w:hint="eastAsia" w:ascii="宋体" w:hAnsi="宋体" w:eastAsia="宋体" w:cs="宋体"/>
+              <w:rFonts w:ascii="宋体" w:eastAsia="宋体" w:hAnsi="宋体" w:cs="宋体" w:hint="eastAsia"/>
               <w:szCs w:val="24"/>
             </w:rPr>
             <w:fldChar w:fldCharType="end"/>
@@ -2415,7 +2322,7 @@
         </w:p>
         <w:p>
           <w:pPr>
-            <w:pStyle w:val="13"/>
+            <w:pStyle w:val="TOC3"/>
             <w:keepNext w:val="0"/>
             <w:keepLines w:val="0"/>
             <w:pageBreakBefore w:val="0"/>
@@ -2435,21 +2342,21 @@
           </w:pPr>
           <w:r>
             <w:rPr>
-              <w:rFonts w:hint="eastAsia" w:ascii="宋体" w:hAnsi="宋体" w:eastAsia="宋体" w:cs="宋体"/>
+              <w:rFonts w:ascii="宋体" w:eastAsia="宋体" w:hAnsi="宋体" w:cs="宋体" w:hint="eastAsia"/>
               <w:szCs w:val="24"/>
             </w:rPr>
             <w:fldChar w:fldCharType="begin"/>
           </w:r>
           <w:r>
             <w:rPr>
-              <w:rFonts w:hint="eastAsia" w:ascii="宋体" w:hAnsi="宋体" w:eastAsia="宋体" w:cs="宋体"/>
+              <w:rFonts w:ascii="宋体" w:eastAsia="宋体" w:hAnsi="宋体" w:cs="宋体" w:hint="eastAsia"/>
               <w:szCs w:val="24"/>
             </w:rPr>
             <w:instrText xml:space="preserve"> HYPERLINK \l _Toc7243 </w:instrText>
           </w:r>
           <w:r>
             <w:rPr>
-              <w:rFonts w:hint="eastAsia" w:ascii="宋体" w:hAnsi="宋体" w:eastAsia="宋体" w:cs="宋体"/>
+              <w:rFonts w:ascii="宋体" w:eastAsia="宋体" w:hAnsi="宋体" w:cs="宋体" w:hint="eastAsia"/>
               <w:szCs w:val="24"/>
             </w:rPr>
             <w:fldChar w:fldCharType="separate"/>
@@ -2481,7 +2388,7 @@
           </w:r>
           <w:r>
             <w:rPr>
-              <w:rFonts w:hint="eastAsia" w:ascii="宋体" w:hAnsi="宋体" w:eastAsia="宋体" w:cs="宋体"/>
+              <w:rFonts w:ascii="宋体" w:eastAsia="宋体" w:hAnsi="宋体" w:cs="宋体" w:hint="eastAsia"/>
               <w:szCs w:val="24"/>
             </w:rPr>
             <w:fldChar w:fldCharType="end"/>
@@ -2489,7 +2396,7 @@
         </w:p>
         <w:p>
           <w:pPr>
-            <w:pStyle w:val="13"/>
+            <w:pStyle w:val="TOC3"/>
             <w:keepNext w:val="0"/>
             <w:keepLines w:val="0"/>
             <w:pageBreakBefore w:val="0"/>
@@ -2509,21 +2416,21 @@
           </w:pPr>
           <w:r>
             <w:rPr>
-              <w:rFonts w:hint="eastAsia" w:ascii="宋体" w:hAnsi="宋体" w:eastAsia="宋体" w:cs="宋体"/>
+              <w:rFonts w:ascii="宋体" w:eastAsia="宋体" w:hAnsi="宋体" w:cs="宋体" w:hint="eastAsia"/>
               <w:szCs w:val="24"/>
             </w:rPr>
             <w:fldChar w:fldCharType="begin"/>
           </w:r>
           <w:r>
             <w:rPr>
-              <w:rFonts w:hint="eastAsia" w:ascii="宋体" w:hAnsi="宋体" w:eastAsia="宋体" w:cs="宋体"/>
+              <w:rFonts w:ascii="宋体" w:eastAsia="宋体" w:hAnsi="宋体" w:cs="宋体" w:hint="eastAsia"/>
               <w:szCs w:val="24"/>
             </w:rPr>
             <w:instrText xml:space="preserve"> HYPERLINK \l _Toc928 </w:instrText>
           </w:r>
           <w:r>
             <w:rPr>
-              <w:rFonts w:hint="eastAsia" w:ascii="宋体" w:hAnsi="宋体" w:eastAsia="宋体" w:cs="宋体"/>
+              <w:rFonts w:ascii="宋体" w:eastAsia="宋体" w:hAnsi="宋体" w:cs="宋体" w:hint="eastAsia"/>
               <w:szCs w:val="24"/>
             </w:rPr>
             <w:fldChar w:fldCharType="separate"/>
@@ -2555,7 +2462,7 @@
           </w:r>
           <w:r>
             <w:rPr>
-              <w:rFonts w:hint="eastAsia" w:ascii="宋体" w:hAnsi="宋体" w:eastAsia="宋体" w:cs="宋体"/>
+              <w:rFonts w:ascii="宋体" w:eastAsia="宋体" w:hAnsi="宋体" w:cs="宋体" w:hint="eastAsia"/>
               <w:szCs w:val="24"/>
             </w:rPr>
             <w:fldChar w:fldCharType="end"/>
@@ -2563,7 +2470,7 @@
         </w:p>
         <w:p>
           <w:pPr>
-            <w:pStyle w:val="16"/>
+            <w:pStyle w:val="TOC1"/>
             <w:keepNext w:val="0"/>
             <w:keepLines w:val="0"/>
             <w:pageBreakBefore w:val="0"/>
@@ -2583,21 +2490,21 @@
           </w:pPr>
           <w:r>
             <w:rPr>
-              <w:rFonts w:hint="eastAsia" w:ascii="宋体" w:hAnsi="宋体" w:eastAsia="宋体" w:cs="宋体"/>
+              <w:rFonts w:ascii="宋体" w:eastAsia="宋体" w:hAnsi="宋体" w:cs="宋体" w:hint="eastAsia"/>
               <w:szCs w:val="24"/>
             </w:rPr>
             <w:fldChar w:fldCharType="begin"/>
           </w:r>
           <w:r>
             <w:rPr>
-              <w:rFonts w:hint="eastAsia" w:ascii="宋体" w:hAnsi="宋体" w:eastAsia="宋体" w:cs="宋体"/>
+              <w:rFonts w:ascii="宋体" w:eastAsia="宋体" w:hAnsi="宋体" w:cs="宋体" w:hint="eastAsia"/>
               <w:szCs w:val="24"/>
             </w:rPr>
             <w:instrText xml:space="preserve"> HYPERLINK \l _Toc8662 </w:instrText>
           </w:r>
           <w:r>
             <w:rPr>
-              <w:rFonts w:hint="eastAsia" w:ascii="宋体" w:hAnsi="宋体" w:eastAsia="宋体" w:cs="宋体"/>
+              <w:rFonts w:ascii="宋体" w:eastAsia="宋体" w:hAnsi="宋体" w:cs="宋体" w:hint="eastAsia"/>
               <w:szCs w:val="24"/>
             </w:rPr>
             <w:fldChar w:fldCharType="separate"/>
@@ -2636,7 +2543,7 @@
           </w:r>
           <w:r>
             <w:rPr>
-              <w:rFonts w:hint="eastAsia" w:ascii="宋体" w:hAnsi="宋体" w:eastAsia="宋体" w:cs="宋体"/>
+              <w:rFonts w:ascii="宋体" w:eastAsia="宋体" w:hAnsi="宋体" w:cs="宋体" w:hint="eastAsia"/>
               <w:szCs w:val="24"/>
             </w:rPr>
             <w:fldChar w:fldCharType="end"/>
@@ -2644,7 +2551,7 @@
         </w:p>
         <w:p>
           <w:pPr>
-            <w:pStyle w:val="16"/>
+            <w:pStyle w:val="TOC1"/>
             <w:keepNext w:val="0"/>
             <w:keepLines w:val="0"/>
             <w:pageBreakBefore w:val="0"/>
@@ -2664,21 +2571,21 @@
           </w:pPr>
           <w:r>
             <w:rPr>
-              <w:rFonts w:hint="eastAsia" w:ascii="宋体" w:hAnsi="宋体" w:eastAsia="宋体" w:cs="宋体"/>
+              <w:rFonts w:ascii="宋体" w:eastAsia="宋体" w:hAnsi="宋体" w:cs="宋体" w:hint="eastAsia"/>
               <w:szCs w:val="24"/>
             </w:rPr>
             <w:fldChar w:fldCharType="begin"/>
           </w:r>
           <w:r>
             <w:rPr>
-              <w:rFonts w:hint="eastAsia" w:ascii="宋体" w:hAnsi="宋体" w:eastAsia="宋体" w:cs="宋体"/>
+              <w:rFonts w:ascii="宋体" w:eastAsia="宋体" w:hAnsi="宋体" w:cs="宋体" w:hint="eastAsia"/>
               <w:szCs w:val="24"/>
             </w:rPr>
             <w:instrText xml:space="preserve"> HYPERLINK \l _Toc6150 </w:instrText>
           </w:r>
           <w:r>
             <w:rPr>
-              <w:rFonts w:hint="eastAsia" w:ascii="宋体" w:hAnsi="宋体" w:eastAsia="宋体" w:cs="宋体"/>
+              <w:rFonts w:ascii="宋体" w:eastAsia="宋体" w:hAnsi="宋体" w:cs="宋体" w:hint="eastAsia"/>
               <w:szCs w:val="24"/>
             </w:rPr>
             <w:fldChar w:fldCharType="separate"/>
@@ -2716,7 +2623,7 @@
           </w:r>
           <w:r>
             <w:rPr>
-              <w:rFonts w:hint="eastAsia" w:ascii="宋体" w:hAnsi="宋体" w:eastAsia="宋体" w:cs="宋体"/>
+              <w:rFonts w:ascii="宋体" w:eastAsia="宋体" w:hAnsi="宋体" w:cs="宋体" w:hint="eastAsia"/>
               <w:szCs w:val="24"/>
             </w:rPr>
             <w:fldChar w:fldCharType="end"/>
@@ -2724,7 +2631,7 @@
         </w:p>
         <w:p>
           <w:pPr>
-            <w:pStyle w:val="17"/>
+            <w:pStyle w:val="TOC2"/>
             <w:keepNext w:val="0"/>
             <w:keepLines w:val="0"/>
             <w:pageBreakBefore w:val="0"/>
@@ -2744,21 +2651,21 @@
           </w:pPr>
           <w:r>
             <w:rPr>
-              <w:rFonts w:hint="eastAsia" w:ascii="宋体" w:hAnsi="宋体" w:eastAsia="宋体" w:cs="宋体"/>
+              <w:rFonts w:ascii="宋体" w:eastAsia="宋体" w:hAnsi="宋体" w:cs="宋体" w:hint="eastAsia"/>
               <w:szCs w:val="24"/>
             </w:rPr>
             <w:fldChar w:fldCharType="begin"/>
           </w:r>
           <w:r>
             <w:rPr>
-              <w:rFonts w:hint="eastAsia" w:ascii="宋体" w:hAnsi="宋体" w:eastAsia="宋体" w:cs="宋体"/>
+              <w:rFonts w:ascii="宋体" w:eastAsia="宋体" w:hAnsi="宋体" w:cs="宋体" w:hint="eastAsia"/>
               <w:szCs w:val="24"/>
             </w:rPr>
             <w:instrText xml:space="preserve"> HYPERLINK \l _Toc6830 </w:instrText>
           </w:r>
           <w:r>
             <w:rPr>
-              <w:rFonts w:hint="eastAsia" w:ascii="宋体" w:hAnsi="宋体" w:eastAsia="宋体" w:cs="宋体"/>
+              <w:rFonts w:ascii="宋体" w:eastAsia="宋体" w:hAnsi="宋体" w:cs="宋体" w:hint="eastAsia"/>
               <w:szCs w:val="24"/>
             </w:rPr>
             <w:fldChar w:fldCharType="separate"/>
@@ -2795,7 +2702,7 @@
           </w:r>
           <w:r>
             <w:rPr>
-              <w:rFonts w:hint="eastAsia" w:ascii="宋体" w:hAnsi="宋体" w:eastAsia="宋体" w:cs="宋体"/>
+              <w:rFonts w:ascii="宋体" w:eastAsia="宋体" w:hAnsi="宋体" w:cs="宋体" w:hint="eastAsia"/>
               <w:szCs w:val="24"/>
             </w:rPr>
             <w:fldChar w:fldCharType="end"/>
@@ -2803,7 +2710,7 @@
         </w:p>
         <w:p>
           <w:pPr>
-            <w:pStyle w:val="17"/>
+            <w:pStyle w:val="TOC2"/>
             <w:keepNext w:val="0"/>
             <w:keepLines w:val="0"/>
             <w:pageBreakBefore w:val="0"/>
@@ -2823,21 +2730,21 @@
           </w:pPr>
           <w:r>
             <w:rPr>
-              <w:rFonts w:hint="eastAsia" w:ascii="宋体" w:hAnsi="宋体" w:eastAsia="宋体" w:cs="宋体"/>
+              <w:rFonts w:ascii="宋体" w:eastAsia="宋体" w:hAnsi="宋体" w:cs="宋体" w:hint="eastAsia"/>
               <w:szCs w:val="24"/>
             </w:rPr>
             <w:fldChar w:fldCharType="begin"/>
           </w:r>
           <w:r>
             <w:rPr>
-              <w:rFonts w:hint="eastAsia" w:ascii="宋体" w:hAnsi="宋体" w:eastAsia="宋体" w:cs="宋体"/>
+              <w:rFonts w:ascii="宋体" w:eastAsia="宋体" w:hAnsi="宋体" w:cs="宋体" w:hint="eastAsia"/>
               <w:szCs w:val="24"/>
             </w:rPr>
             <w:instrText xml:space="preserve"> HYPERLINK \l _Toc7163 </w:instrText>
           </w:r>
           <w:r>
             <w:rPr>
-              <w:rFonts w:hint="eastAsia" w:ascii="宋体" w:hAnsi="宋体" w:eastAsia="宋体" w:cs="宋体"/>
+              <w:rFonts w:ascii="宋体" w:eastAsia="宋体" w:hAnsi="宋体" w:cs="宋体" w:hint="eastAsia"/>
               <w:szCs w:val="24"/>
             </w:rPr>
             <w:fldChar w:fldCharType="separate"/>
@@ -2874,7 +2781,7 @@
           </w:r>
           <w:r>
             <w:rPr>
-              <w:rFonts w:hint="eastAsia" w:ascii="宋体" w:hAnsi="宋体" w:eastAsia="宋体" w:cs="宋体"/>
+              <w:rFonts w:ascii="宋体" w:eastAsia="宋体" w:hAnsi="宋体" w:cs="宋体" w:hint="eastAsia"/>
               <w:szCs w:val="24"/>
             </w:rPr>
             <w:fldChar w:fldCharType="end"/>
@@ -2882,7 +2789,7 @@
         </w:p>
         <w:p>
           <w:pPr>
-            <w:pStyle w:val="17"/>
+            <w:pStyle w:val="TOC2"/>
             <w:keepNext w:val="0"/>
             <w:keepLines w:val="0"/>
             <w:pageBreakBefore w:val="0"/>
@@ -2902,21 +2809,21 @@
           </w:pPr>
           <w:r>
             <w:rPr>
-              <w:rFonts w:hint="eastAsia" w:ascii="宋体" w:hAnsi="宋体" w:eastAsia="宋体" w:cs="宋体"/>
+              <w:rFonts w:ascii="宋体" w:eastAsia="宋体" w:hAnsi="宋体" w:cs="宋体" w:hint="eastAsia"/>
               <w:szCs w:val="24"/>
             </w:rPr>
             <w:fldChar w:fldCharType="begin"/>
           </w:r>
           <w:r>
             <w:rPr>
-              <w:rFonts w:hint="eastAsia" w:ascii="宋体" w:hAnsi="宋体" w:eastAsia="宋体" w:cs="宋体"/>
+              <w:rFonts w:ascii="宋体" w:eastAsia="宋体" w:hAnsi="宋体" w:cs="宋体" w:hint="eastAsia"/>
               <w:szCs w:val="24"/>
             </w:rPr>
             <w:instrText xml:space="preserve"> HYPERLINK \l _Toc4473 </w:instrText>
           </w:r>
           <w:r>
             <w:rPr>
-              <w:rFonts w:hint="eastAsia" w:ascii="宋体" w:hAnsi="宋体" w:eastAsia="宋体" w:cs="宋体"/>
+              <w:rFonts w:ascii="宋体" w:eastAsia="宋体" w:hAnsi="宋体" w:cs="宋体" w:hint="eastAsia"/>
               <w:szCs w:val="24"/>
             </w:rPr>
             <w:fldChar w:fldCharType="separate"/>
@@ -2953,7 +2860,7 @@
           </w:r>
           <w:r>
             <w:rPr>
-              <w:rFonts w:hint="eastAsia" w:ascii="宋体" w:hAnsi="宋体" w:eastAsia="宋体" w:cs="宋体"/>
+              <w:rFonts w:ascii="宋体" w:eastAsia="宋体" w:hAnsi="宋体" w:cs="宋体" w:hint="eastAsia"/>
               <w:szCs w:val="24"/>
             </w:rPr>
             <w:fldChar w:fldCharType="end"/>
@@ -2961,7 +2868,7 @@
         </w:p>
         <w:p>
           <w:pPr>
-            <w:pStyle w:val="16"/>
+            <w:pStyle w:val="TOC1"/>
             <w:keepNext w:val="0"/>
             <w:keepLines w:val="0"/>
             <w:pageBreakBefore w:val="0"/>
@@ -2981,21 +2888,21 @@
           </w:pPr>
           <w:r>
             <w:rPr>
-              <w:rFonts w:hint="eastAsia" w:ascii="宋体" w:hAnsi="宋体" w:eastAsia="宋体" w:cs="宋体"/>
+              <w:rFonts w:ascii="宋体" w:eastAsia="宋体" w:hAnsi="宋体" w:cs="宋体" w:hint="eastAsia"/>
               <w:szCs w:val="24"/>
             </w:rPr>
             <w:fldChar w:fldCharType="begin"/>
           </w:r>
           <w:r>
             <w:rPr>
-              <w:rFonts w:hint="eastAsia" w:ascii="宋体" w:hAnsi="宋体" w:eastAsia="宋体" w:cs="宋体"/>
+              <w:rFonts w:ascii="宋体" w:eastAsia="宋体" w:hAnsi="宋体" w:cs="宋体" w:hint="eastAsia"/>
               <w:szCs w:val="24"/>
             </w:rPr>
             <w:instrText xml:space="preserve"> HYPERLINK \l _Toc17726 </w:instrText>
           </w:r>
           <w:r>
             <w:rPr>
-              <w:rFonts w:hint="eastAsia" w:ascii="宋体" w:hAnsi="宋体" w:eastAsia="宋体" w:cs="宋体"/>
+              <w:rFonts w:ascii="宋体" w:eastAsia="宋体" w:hAnsi="宋体" w:cs="宋体" w:hint="eastAsia"/>
               <w:szCs w:val="24"/>
             </w:rPr>
             <w:fldChar w:fldCharType="separate"/>
@@ -3034,7 +2941,7 @@
           </w:r>
           <w:r>
             <w:rPr>
-              <w:rFonts w:hint="eastAsia" w:ascii="宋体" w:hAnsi="宋体" w:eastAsia="宋体" w:cs="宋体"/>
+              <w:rFonts w:ascii="宋体" w:eastAsia="宋体" w:hAnsi="宋体" w:cs="宋体" w:hint="eastAsia"/>
               <w:szCs w:val="24"/>
             </w:rPr>
             <w:fldChar w:fldCharType="end"/>
@@ -3042,7 +2949,7 @@
         </w:p>
         <w:p>
           <w:pPr>
-            <w:pStyle w:val="17"/>
+            <w:pStyle w:val="TOC2"/>
             <w:keepNext w:val="0"/>
             <w:keepLines w:val="0"/>
             <w:pageBreakBefore w:val="0"/>
@@ -3062,21 +2969,21 @@
           </w:pPr>
           <w:r>
             <w:rPr>
-              <w:rFonts w:hint="eastAsia" w:ascii="宋体" w:hAnsi="宋体" w:eastAsia="宋体" w:cs="宋体"/>
+              <w:rFonts w:ascii="宋体" w:eastAsia="宋体" w:hAnsi="宋体" w:cs="宋体" w:hint="eastAsia"/>
               <w:szCs w:val="24"/>
             </w:rPr>
             <w:fldChar w:fldCharType="begin"/>
           </w:r>
           <w:r>
             <w:rPr>
-              <w:rFonts w:hint="eastAsia" w:ascii="宋体" w:hAnsi="宋体" w:eastAsia="宋体" w:cs="宋体"/>
+              <w:rFonts w:ascii="宋体" w:eastAsia="宋体" w:hAnsi="宋体" w:cs="宋体" w:hint="eastAsia"/>
               <w:szCs w:val="24"/>
             </w:rPr>
             <w:instrText xml:space="preserve"> HYPERLINK \l _Toc11232 </w:instrText>
           </w:r>
           <w:r>
             <w:rPr>
-              <w:rFonts w:hint="eastAsia" w:ascii="宋体" w:hAnsi="宋体" w:eastAsia="宋体" w:cs="宋体"/>
+              <w:rFonts w:ascii="宋体" w:eastAsia="宋体" w:hAnsi="宋体" w:cs="宋体" w:hint="eastAsia"/>
               <w:szCs w:val="24"/>
             </w:rPr>
             <w:fldChar w:fldCharType="separate"/>
@@ -3108,7 +3015,7 @@
           </w:r>
           <w:r>
             <w:rPr>
-              <w:rFonts w:hint="eastAsia" w:ascii="宋体" w:hAnsi="宋体" w:eastAsia="宋体" w:cs="宋体"/>
+              <w:rFonts w:ascii="宋体" w:eastAsia="宋体" w:hAnsi="宋体" w:cs="宋体" w:hint="eastAsia"/>
               <w:szCs w:val="24"/>
             </w:rPr>
             <w:fldChar w:fldCharType="end"/>
@@ -3116,7 +3023,7 @@
         </w:p>
         <w:p>
           <w:pPr>
-            <w:pStyle w:val="13"/>
+            <w:pStyle w:val="TOC3"/>
             <w:keepNext w:val="0"/>
             <w:keepLines w:val="0"/>
             <w:pageBreakBefore w:val="0"/>
@@ -3136,21 +3043,21 @@
           </w:pPr>
           <w:r>
             <w:rPr>
-              <w:rFonts w:hint="eastAsia" w:ascii="宋体" w:hAnsi="宋体" w:eastAsia="宋体" w:cs="宋体"/>
+              <w:rFonts w:ascii="宋体" w:eastAsia="宋体" w:hAnsi="宋体" w:cs="宋体" w:hint="eastAsia"/>
               <w:szCs w:val="24"/>
             </w:rPr>
             <w:fldChar w:fldCharType="begin"/>
           </w:r>
           <w:r>
             <w:rPr>
-              <w:rFonts w:hint="eastAsia" w:ascii="宋体" w:hAnsi="宋体" w:eastAsia="宋体" w:cs="宋体"/>
+              <w:rFonts w:ascii="宋体" w:eastAsia="宋体" w:hAnsi="宋体" w:cs="宋体" w:hint="eastAsia"/>
               <w:szCs w:val="24"/>
             </w:rPr>
             <w:instrText xml:space="preserve"> HYPERLINK \l _Toc30234 </w:instrText>
           </w:r>
           <w:r>
             <w:rPr>
-              <w:rFonts w:hint="eastAsia" w:ascii="宋体" w:hAnsi="宋体" w:eastAsia="宋体" w:cs="宋体"/>
+              <w:rFonts w:ascii="宋体" w:eastAsia="宋体" w:hAnsi="宋体" w:cs="宋体" w:hint="eastAsia"/>
               <w:szCs w:val="24"/>
             </w:rPr>
             <w:fldChar w:fldCharType="separate"/>
@@ -3182,7 +3089,7 @@
           </w:r>
           <w:r>
             <w:rPr>
-              <w:rFonts w:hint="eastAsia" w:ascii="宋体" w:hAnsi="宋体" w:eastAsia="宋体" w:cs="宋体"/>
+              <w:rFonts w:ascii="宋体" w:eastAsia="宋体" w:hAnsi="宋体" w:cs="宋体" w:hint="eastAsia"/>
               <w:szCs w:val="24"/>
             </w:rPr>
             <w:fldChar w:fldCharType="end"/>
@@ -3190,7 +3097,7 @@
         </w:p>
         <w:p>
           <w:pPr>
-            <w:pStyle w:val="13"/>
+            <w:pStyle w:val="TOC3"/>
             <w:keepNext w:val="0"/>
             <w:keepLines w:val="0"/>
             <w:pageBreakBefore w:val="0"/>
@@ -3210,21 +3117,21 @@
           </w:pPr>
           <w:r>
             <w:rPr>
-              <w:rFonts w:hint="eastAsia" w:ascii="宋体" w:hAnsi="宋体" w:eastAsia="宋体" w:cs="宋体"/>
+              <w:rFonts w:ascii="宋体" w:eastAsia="宋体" w:hAnsi="宋体" w:cs="宋体" w:hint="eastAsia"/>
               <w:szCs w:val="24"/>
             </w:rPr>
             <w:fldChar w:fldCharType="begin"/>
           </w:r>
           <w:r>
             <w:rPr>
-              <w:rFonts w:hint="eastAsia" w:ascii="宋体" w:hAnsi="宋体" w:eastAsia="宋体" w:cs="宋体"/>
+              <w:rFonts w:ascii="宋体" w:eastAsia="宋体" w:hAnsi="宋体" w:cs="宋体" w:hint="eastAsia"/>
               <w:szCs w:val="24"/>
             </w:rPr>
             <w:instrText xml:space="preserve"> HYPERLINK \l _Toc20796 </w:instrText>
           </w:r>
           <w:r>
             <w:rPr>
-              <w:rFonts w:hint="eastAsia" w:ascii="宋体" w:hAnsi="宋体" w:eastAsia="宋体" w:cs="宋体"/>
+              <w:rFonts w:ascii="宋体" w:eastAsia="宋体" w:hAnsi="宋体" w:cs="宋体" w:hint="eastAsia"/>
               <w:szCs w:val="24"/>
             </w:rPr>
             <w:fldChar w:fldCharType="separate"/>
@@ -3256,7 +3163,7 @@
           </w:r>
           <w:r>
             <w:rPr>
-              <w:rFonts w:hint="eastAsia" w:ascii="宋体" w:hAnsi="宋体" w:eastAsia="宋体" w:cs="宋体"/>
+              <w:rFonts w:ascii="宋体" w:eastAsia="宋体" w:hAnsi="宋体" w:cs="宋体" w:hint="eastAsia"/>
               <w:szCs w:val="24"/>
             </w:rPr>
             <w:fldChar w:fldCharType="end"/>
@@ -3264,7 +3171,7 @@
         </w:p>
         <w:p>
           <w:pPr>
-            <w:pStyle w:val="17"/>
+            <w:pStyle w:val="TOC2"/>
             <w:keepNext w:val="0"/>
             <w:keepLines w:val="0"/>
             <w:pageBreakBefore w:val="0"/>
@@ -3284,21 +3191,21 @@
           </w:pPr>
           <w:r>
             <w:rPr>
-              <w:rFonts w:hint="eastAsia" w:ascii="宋体" w:hAnsi="宋体" w:eastAsia="宋体" w:cs="宋体"/>
+              <w:rFonts w:ascii="宋体" w:eastAsia="宋体" w:hAnsi="宋体" w:cs="宋体" w:hint="eastAsia"/>
               <w:szCs w:val="24"/>
             </w:rPr>
             <w:fldChar w:fldCharType="begin"/>
           </w:r>
           <w:r>
             <w:rPr>
-              <w:rFonts w:hint="eastAsia" w:ascii="宋体" w:hAnsi="宋体" w:eastAsia="宋体" w:cs="宋体"/>
+              <w:rFonts w:ascii="宋体" w:eastAsia="宋体" w:hAnsi="宋体" w:cs="宋体" w:hint="eastAsia"/>
               <w:szCs w:val="24"/>
             </w:rPr>
             <w:instrText xml:space="preserve"> HYPERLINK \l _Toc13776 </w:instrText>
           </w:r>
           <w:r>
             <w:rPr>
-              <w:rFonts w:hint="eastAsia" w:ascii="宋体" w:hAnsi="宋体" w:eastAsia="宋体" w:cs="宋体"/>
+              <w:rFonts w:ascii="宋体" w:eastAsia="宋体" w:hAnsi="宋体" w:cs="宋体" w:hint="eastAsia"/>
               <w:szCs w:val="24"/>
             </w:rPr>
             <w:fldChar w:fldCharType="separate"/>
@@ -3330,7 +3237,7 @@
           </w:r>
           <w:r>
             <w:rPr>
-              <w:rFonts w:hint="eastAsia" w:ascii="宋体" w:hAnsi="宋体" w:eastAsia="宋体" w:cs="宋体"/>
+              <w:rFonts w:ascii="宋体" w:eastAsia="宋体" w:hAnsi="宋体" w:cs="宋体" w:hint="eastAsia"/>
               <w:szCs w:val="24"/>
             </w:rPr>
             <w:fldChar w:fldCharType="end"/>
@@ -3338,7 +3245,7 @@
         </w:p>
         <w:p>
           <w:pPr>
-            <w:pStyle w:val="13"/>
+            <w:pStyle w:val="TOC3"/>
             <w:keepNext w:val="0"/>
             <w:keepLines w:val="0"/>
             <w:pageBreakBefore w:val="0"/>
@@ -3358,21 +3265,21 @@
           </w:pPr>
           <w:r>
             <w:rPr>
-              <w:rFonts w:hint="eastAsia" w:ascii="宋体" w:hAnsi="宋体" w:eastAsia="宋体" w:cs="宋体"/>
+              <w:rFonts w:ascii="宋体" w:eastAsia="宋体" w:hAnsi="宋体" w:cs="宋体" w:hint="eastAsia"/>
               <w:szCs w:val="24"/>
             </w:rPr>
             <w:fldChar w:fldCharType="begin"/>
           </w:r>
           <w:r>
             <w:rPr>
-              <w:rFonts w:hint="eastAsia" w:ascii="宋体" w:hAnsi="宋体" w:eastAsia="宋体" w:cs="宋体"/>
+              <w:rFonts w:ascii="宋体" w:eastAsia="宋体" w:hAnsi="宋体" w:cs="宋体" w:hint="eastAsia"/>
               <w:szCs w:val="24"/>
             </w:rPr>
             <w:instrText xml:space="preserve"> HYPERLINK \l _Toc31704 </w:instrText>
           </w:r>
           <w:r>
             <w:rPr>
-              <w:rFonts w:hint="eastAsia" w:ascii="宋体" w:hAnsi="宋体" w:eastAsia="宋体" w:cs="宋体"/>
+              <w:rFonts w:ascii="宋体" w:eastAsia="宋体" w:hAnsi="宋体" w:cs="宋体" w:hint="eastAsia"/>
               <w:szCs w:val="24"/>
             </w:rPr>
             <w:fldChar w:fldCharType="separate"/>
@@ -3404,7 +3311,7 @@
           </w:r>
           <w:r>
             <w:rPr>
-              <w:rFonts w:hint="eastAsia" w:ascii="宋体" w:hAnsi="宋体" w:eastAsia="宋体" w:cs="宋体"/>
+              <w:rFonts w:ascii="宋体" w:eastAsia="宋体" w:hAnsi="宋体" w:cs="宋体" w:hint="eastAsia"/>
               <w:szCs w:val="24"/>
             </w:rPr>
             <w:fldChar w:fldCharType="end"/>
@@ -3412,7 +3319,7 @@
         </w:p>
         <w:p>
           <w:pPr>
-            <w:pStyle w:val="13"/>
+            <w:pStyle w:val="TOC3"/>
             <w:keepNext w:val="0"/>
             <w:keepLines w:val="0"/>
             <w:pageBreakBefore w:val="0"/>
@@ -3432,21 +3339,21 @@
           </w:pPr>
           <w:r>
             <w:rPr>
-              <w:rFonts w:hint="eastAsia" w:ascii="宋体" w:hAnsi="宋体" w:eastAsia="宋体" w:cs="宋体"/>
+              <w:rFonts w:ascii="宋体" w:eastAsia="宋体" w:hAnsi="宋体" w:cs="宋体" w:hint="eastAsia"/>
               <w:szCs w:val="24"/>
             </w:rPr>
             <w:fldChar w:fldCharType="begin"/>
           </w:r>
           <w:r>
             <w:rPr>
-              <w:rFonts w:hint="eastAsia" w:ascii="宋体" w:hAnsi="宋体" w:eastAsia="宋体" w:cs="宋体"/>
+              <w:rFonts w:ascii="宋体" w:eastAsia="宋体" w:hAnsi="宋体" w:cs="宋体" w:hint="eastAsia"/>
               <w:szCs w:val="24"/>
             </w:rPr>
             <w:instrText xml:space="preserve"> HYPERLINK \l _Toc3432 </w:instrText>
           </w:r>
           <w:r>
             <w:rPr>
-              <w:rFonts w:hint="eastAsia" w:ascii="宋体" w:hAnsi="宋体" w:eastAsia="宋体" w:cs="宋体"/>
+              <w:rFonts w:ascii="宋体" w:eastAsia="宋体" w:hAnsi="宋体" w:cs="宋体" w:hint="eastAsia"/>
               <w:szCs w:val="24"/>
             </w:rPr>
             <w:fldChar w:fldCharType="separate"/>
@@ -3485,7 +3392,7 @@
           </w:r>
           <w:r>
             <w:rPr>
-              <w:rFonts w:hint="eastAsia" w:ascii="宋体" w:hAnsi="宋体" w:eastAsia="宋体" w:cs="宋体"/>
+              <w:rFonts w:ascii="宋体" w:eastAsia="宋体" w:hAnsi="宋体" w:cs="宋体" w:hint="eastAsia"/>
               <w:szCs w:val="24"/>
             </w:rPr>
             <w:fldChar w:fldCharType="end"/>
@@ -3493,7 +3400,7 @@
         </w:p>
         <w:p>
           <w:pPr>
-            <w:pStyle w:val="17"/>
+            <w:pStyle w:val="TOC2"/>
             <w:keepNext w:val="0"/>
             <w:keepLines w:val="0"/>
             <w:pageBreakBefore w:val="0"/>
@@ -3513,21 +3420,21 @@
           </w:pPr>
           <w:r>
             <w:rPr>
-              <w:rFonts w:hint="eastAsia" w:ascii="宋体" w:hAnsi="宋体" w:eastAsia="宋体" w:cs="宋体"/>
+              <w:rFonts w:ascii="宋体" w:eastAsia="宋体" w:hAnsi="宋体" w:cs="宋体" w:hint="eastAsia"/>
               <w:szCs w:val="24"/>
             </w:rPr>
             <w:fldChar w:fldCharType="begin"/>
           </w:r>
           <w:r>
             <w:rPr>
-              <w:rFonts w:hint="eastAsia" w:ascii="宋体" w:hAnsi="宋体" w:eastAsia="宋体" w:cs="宋体"/>
+              <w:rFonts w:ascii="宋体" w:eastAsia="宋体" w:hAnsi="宋体" w:cs="宋体" w:hint="eastAsia"/>
               <w:szCs w:val="24"/>
             </w:rPr>
             <w:instrText xml:space="preserve"> HYPERLINK \l _Toc12531 </w:instrText>
           </w:r>
           <w:r>
             <w:rPr>
-              <w:rFonts w:hint="eastAsia" w:ascii="宋体" w:hAnsi="宋体" w:eastAsia="宋体" w:cs="宋体"/>
+              <w:rFonts w:ascii="宋体" w:eastAsia="宋体" w:hAnsi="宋体" w:cs="宋体" w:hint="eastAsia"/>
               <w:szCs w:val="24"/>
             </w:rPr>
             <w:fldChar w:fldCharType="separate"/>
@@ -3566,7 +3473,7 @@
           </w:r>
           <w:r>
             <w:rPr>
-              <w:rFonts w:hint="eastAsia" w:ascii="宋体" w:hAnsi="宋体" w:eastAsia="宋体" w:cs="宋体"/>
+              <w:rFonts w:ascii="宋体" w:eastAsia="宋体" w:hAnsi="宋体" w:cs="宋体" w:hint="eastAsia"/>
               <w:szCs w:val="24"/>
             </w:rPr>
             <w:fldChar w:fldCharType="end"/>
@@ -3574,7 +3481,7 @@
         </w:p>
         <w:p>
           <w:pPr>
-            <w:pStyle w:val="13"/>
+            <w:pStyle w:val="TOC3"/>
             <w:keepNext w:val="0"/>
             <w:keepLines w:val="0"/>
             <w:pageBreakBefore w:val="0"/>
@@ -3594,21 +3501,21 @@
           </w:pPr>
           <w:r>
             <w:rPr>
-              <w:rFonts w:hint="eastAsia" w:ascii="宋体" w:hAnsi="宋体" w:eastAsia="宋体" w:cs="宋体"/>
+              <w:rFonts w:ascii="宋体" w:eastAsia="宋体" w:hAnsi="宋体" w:cs="宋体" w:hint="eastAsia"/>
               <w:szCs w:val="24"/>
             </w:rPr>
             <w:fldChar w:fldCharType="begin"/>
           </w:r>
           <w:r>
             <w:rPr>
-              <w:rFonts w:hint="eastAsia" w:ascii="宋体" w:hAnsi="宋体" w:eastAsia="宋体" w:cs="宋体"/>
+              <w:rFonts w:ascii="宋体" w:eastAsia="宋体" w:hAnsi="宋体" w:cs="宋体" w:hint="eastAsia"/>
               <w:szCs w:val="24"/>
             </w:rPr>
             <w:instrText xml:space="preserve"> HYPERLINK \l _Toc29712 </w:instrText>
           </w:r>
           <w:r>
             <w:rPr>
-              <w:rFonts w:hint="eastAsia" w:ascii="宋体" w:hAnsi="宋体" w:eastAsia="宋体" w:cs="宋体"/>
+              <w:rFonts w:ascii="宋体" w:eastAsia="宋体" w:hAnsi="宋体" w:cs="宋体" w:hint="eastAsia"/>
               <w:szCs w:val="24"/>
             </w:rPr>
             <w:fldChar w:fldCharType="separate"/>
@@ -3647,7 +3554,7 @@
           </w:r>
           <w:r>
             <w:rPr>
-              <w:rFonts w:hint="eastAsia" w:ascii="宋体" w:hAnsi="宋体" w:eastAsia="宋体" w:cs="宋体"/>
+              <w:rFonts w:ascii="宋体" w:eastAsia="宋体" w:hAnsi="宋体" w:cs="宋体" w:hint="eastAsia"/>
               <w:szCs w:val="24"/>
             </w:rPr>
             <w:fldChar w:fldCharType="end"/>
@@ -3655,7 +3562,7 @@
         </w:p>
         <w:p>
           <w:pPr>
-            <w:pStyle w:val="13"/>
+            <w:pStyle w:val="TOC3"/>
             <w:keepNext w:val="0"/>
             <w:keepLines w:val="0"/>
             <w:pageBreakBefore w:val="0"/>
@@ -3675,21 +3582,21 @@
           </w:pPr>
           <w:r>
             <w:rPr>
-              <w:rFonts w:hint="eastAsia" w:ascii="宋体" w:hAnsi="宋体" w:eastAsia="宋体" w:cs="宋体"/>
+              <w:rFonts w:ascii="宋体" w:eastAsia="宋体" w:hAnsi="宋体" w:cs="宋体" w:hint="eastAsia"/>
               <w:szCs w:val="24"/>
             </w:rPr>
             <w:fldChar w:fldCharType="begin"/>
           </w:r>
           <w:r>
             <w:rPr>
-              <w:rFonts w:hint="eastAsia" w:ascii="宋体" w:hAnsi="宋体" w:eastAsia="宋体" w:cs="宋体"/>
+              <w:rFonts w:ascii="宋体" w:eastAsia="宋体" w:hAnsi="宋体" w:cs="宋体" w:hint="eastAsia"/>
               <w:szCs w:val="24"/>
             </w:rPr>
             <w:instrText xml:space="preserve"> HYPERLINK \l _Toc15916 </w:instrText>
           </w:r>
           <w:r>
             <w:rPr>
-              <w:rFonts w:hint="eastAsia" w:ascii="宋体" w:hAnsi="宋体" w:eastAsia="宋体" w:cs="宋体"/>
+              <w:rFonts w:ascii="宋体" w:eastAsia="宋体" w:hAnsi="宋体" w:cs="宋体" w:hint="eastAsia"/>
               <w:szCs w:val="24"/>
             </w:rPr>
             <w:fldChar w:fldCharType="separate"/>
@@ -3728,7 +3635,7 @@
           </w:r>
           <w:r>
             <w:rPr>
-              <w:rFonts w:hint="eastAsia" w:ascii="宋体" w:hAnsi="宋体" w:eastAsia="宋体" w:cs="宋体"/>
+              <w:rFonts w:ascii="宋体" w:eastAsia="宋体" w:hAnsi="宋体" w:cs="宋体" w:hint="eastAsia"/>
               <w:szCs w:val="24"/>
             </w:rPr>
             <w:fldChar w:fldCharType="end"/>
@@ -3736,7 +3643,7 @@
         </w:p>
         <w:p>
           <w:pPr>
-            <w:pStyle w:val="13"/>
+            <w:pStyle w:val="TOC3"/>
             <w:keepNext w:val="0"/>
             <w:keepLines w:val="0"/>
             <w:pageBreakBefore w:val="0"/>
@@ -3756,21 +3663,21 @@
           </w:pPr>
           <w:r>
             <w:rPr>
-              <w:rFonts w:hint="eastAsia" w:ascii="宋体" w:hAnsi="宋体" w:eastAsia="宋体" w:cs="宋体"/>
+              <w:rFonts w:ascii="宋体" w:eastAsia="宋体" w:hAnsi="宋体" w:cs="宋体" w:hint="eastAsia"/>
               <w:szCs w:val="24"/>
             </w:rPr>
             <w:fldChar w:fldCharType="begin"/>
           </w:r>
           <w:r>
             <w:rPr>
-              <w:rFonts w:hint="eastAsia" w:ascii="宋体" w:hAnsi="宋体" w:eastAsia="宋体" w:cs="宋体"/>
+              <w:rFonts w:ascii="宋体" w:eastAsia="宋体" w:hAnsi="宋体" w:cs="宋体" w:hint="eastAsia"/>
               <w:szCs w:val="24"/>
             </w:rPr>
             <w:instrText xml:space="preserve"> HYPERLINK \l _Toc3953 </w:instrText>
           </w:r>
           <w:r>
             <w:rPr>
-              <w:rFonts w:hint="eastAsia" w:ascii="宋体" w:hAnsi="宋体" w:eastAsia="宋体" w:cs="宋体"/>
+              <w:rFonts w:ascii="宋体" w:eastAsia="宋体" w:hAnsi="宋体" w:cs="宋体" w:hint="eastAsia"/>
               <w:szCs w:val="24"/>
             </w:rPr>
             <w:fldChar w:fldCharType="separate"/>
@@ -3809,7 +3716,7 @@
           </w:r>
           <w:r>
             <w:rPr>
-              <w:rFonts w:hint="eastAsia" w:ascii="宋体" w:hAnsi="宋体" w:eastAsia="宋体" w:cs="宋体"/>
+              <w:rFonts w:ascii="宋体" w:eastAsia="宋体" w:hAnsi="宋体" w:cs="宋体" w:hint="eastAsia"/>
               <w:szCs w:val="24"/>
             </w:rPr>
             <w:fldChar w:fldCharType="end"/>
@@ -3817,7 +3724,7 @@
         </w:p>
         <w:p>
           <w:pPr>
-            <w:pStyle w:val="13"/>
+            <w:pStyle w:val="TOC3"/>
             <w:keepNext w:val="0"/>
             <w:keepLines w:val="0"/>
             <w:pageBreakBefore w:val="0"/>
@@ -3837,21 +3744,21 @@
           </w:pPr>
           <w:r>
             <w:rPr>
-              <w:rFonts w:hint="eastAsia" w:ascii="宋体" w:hAnsi="宋体" w:eastAsia="宋体" w:cs="宋体"/>
+              <w:rFonts w:ascii="宋体" w:eastAsia="宋体" w:hAnsi="宋体" w:cs="宋体" w:hint="eastAsia"/>
               <w:szCs w:val="24"/>
             </w:rPr>
             <w:fldChar w:fldCharType="begin"/>
           </w:r>
           <w:r>
             <w:rPr>
-              <w:rFonts w:hint="eastAsia" w:ascii="宋体" w:hAnsi="宋体" w:eastAsia="宋体" w:cs="宋体"/>
+              <w:rFonts w:ascii="宋体" w:eastAsia="宋体" w:hAnsi="宋体" w:cs="宋体" w:hint="eastAsia"/>
               <w:szCs w:val="24"/>
             </w:rPr>
             <w:instrText xml:space="preserve"> HYPERLINK \l _Toc3842 </w:instrText>
           </w:r>
           <w:r>
             <w:rPr>
-              <w:rFonts w:hint="eastAsia" w:ascii="宋体" w:hAnsi="宋体" w:eastAsia="宋体" w:cs="宋体"/>
+              <w:rFonts w:ascii="宋体" w:eastAsia="宋体" w:hAnsi="宋体" w:cs="宋体" w:hint="eastAsia"/>
               <w:szCs w:val="24"/>
             </w:rPr>
             <w:fldChar w:fldCharType="separate"/>
@@ -3890,7 +3797,7 @@
           </w:r>
           <w:r>
             <w:rPr>
-              <w:rFonts w:hint="eastAsia" w:ascii="宋体" w:hAnsi="宋体" w:eastAsia="宋体" w:cs="宋体"/>
+              <w:rFonts w:ascii="宋体" w:eastAsia="宋体" w:hAnsi="宋体" w:cs="宋体" w:hint="eastAsia"/>
               <w:szCs w:val="24"/>
             </w:rPr>
             <w:fldChar w:fldCharType="end"/>
@@ -3898,7 +3805,7 @@
         </w:p>
         <w:p>
           <w:pPr>
-            <w:pStyle w:val="17"/>
+            <w:pStyle w:val="TOC2"/>
             <w:keepNext w:val="0"/>
             <w:keepLines w:val="0"/>
             <w:pageBreakBefore w:val="0"/>
@@ -3918,21 +3825,21 @@
           </w:pPr>
           <w:r>
             <w:rPr>
-              <w:rFonts w:hint="eastAsia" w:ascii="宋体" w:hAnsi="宋体" w:eastAsia="宋体" w:cs="宋体"/>
+              <w:rFonts w:ascii="宋体" w:eastAsia="宋体" w:hAnsi="宋体" w:cs="宋体" w:hint="eastAsia"/>
               <w:szCs w:val="24"/>
             </w:rPr>
             <w:fldChar w:fldCharType="begin"/>
           </w:r>
           <w:r>
             <w:rPr>
-              <w:rFonts w:hint="eastAsia" w:ascii="宋体" w:hAnsi="宋体" w:eastAsia="宋体" w:cs="宋体"/>
+              <w:rFonts w:ascii="宋体" w:eastAsia="宋体" w:hAnsi="宋体" w:cs="宋体" w:hint="eastAsia"/>
               <w:szCs w:val="24"/>
             </w:rPr>
             <w:instrText xml:space="preserve"> HYPERLINK \l _Toc28575 </w:instrText>
           </w:r>
           <w:r>
             <w:rPr>
-              <w:rFonts w:hint="eastAsia" w:ascii="宋体" w:hAnsi="宋体" w:eastAsia="宋体" w:cs="宋体"/>
+              <w:rFonts w:ascii="宋体" w:eastAsia="宋体" w:hAnsi="宋体" w:cs="宋体" w:hint="eastAsia"/>
               <w:szCs w:val="24"/>
             </w:rPr>
             <w:fldChar w:fldCharType="separate"/>
@@ -3971,7 +3878,7 @@
           </w:r>
           <w:r>
             <w:rPr>
-              <w:rFonts w:hint="eastAsia" w:ascii="宋体" w:hAnsi="宋体" w:eastAsia="宋体" w:cs="宋体"/>
+              <w:rFonts w:ascii="宋体" w:eastAsia="宋体" w:hAnsi="宋体" w:cs="宋体" w:hint="eastAsia"/>
               <w:szCs w:val="24"/>
             </w:rPr>
             <w:fldChar w:fldCharType="end"/>
@@ -3979,7 +3886,7 @@
         </w:p>
         <w:p>
           <w:pPr>
-            <w:pStyle w:val="17"/>
+            <w:pStyle w:val="TOC2"/>
             <w:keepNext w:val="0"/>
             <w:keepLines w:val="0"/>
             <w:pageBreakBefore w:val="0"/>
@@ -3999,21 +3906,21 @@
           </w:pPr>
           <w:r>
             <w:rPr>
-              <w:rFonts w:hint="eastAsia" w:ascii="宋体" w:hAnsi="宋体" w:eastAsia="宋体" w:cs="宋体"/>
+              <w:rFonts w:ascii="宋体" w:eastAsia="宋体" w:hAnsi="宋体" w:cs="宋体" w:hint="eastAsia"/>
               <w:szCs w:val="24"/>
             </w:rPr>
             <w:fldChar w:fldCharType="begin"/>
           </w:r>
           <w:r>
             <w:rPr>
-              <w:rFonts w:hint="eastAsia" w:ascii="宋体" w:hAnsi="宋体" w:eastAsia="宋体" w:cs="宋体"/>
+              <w:rFonts w:ascii="宋体" w:eastAsia="宋体" w:hAnsi="宋体" w:cs="宋体" w:hint="eastAsia"/>
               <w:szCs w:val="24"/>
             </w:rPr>
             <w:instrText xml:space="preserve"> HYPERLINK \l _Toc17285 </w:instrText>
           </w:r>
           <w:r>
             <w:rPr>
-              <w:rFonts w:hint="eastAsia" w:ascii="宋体" w:hAnsi="宋体" w:eastAsia="宋体" w:cs="宋体"/>
+              <w:rFonts w:ascii="宋体" w:eastAsia="宋体" w:hAnsi="宋体" w:cs="宋体" w:hint="eastAsia"/>
               <w:szCs w:val="24"/>
             </w:rPr>
             <w:fldChar w:fldCharType="separate"/>
@@ -4052,7 +3959,7 @@
           </w:r>
           <w:r>
             <w:rPr>
-              <w:rFonts w:hint="eastAsia" w:ascii="宋体" w:hAnsi="宋体" w:eastAsia="宋体" w:cs="宋体"/>
+              <w:rFonts w:ascii="宋体" w:eastAsia="宋体" w:hAnsi="宋体" w:cs="宋体" w:hint="eastAsia"/>
               <w:szCs w:val="24"/>
             </w:rPr>
             <w:fldChar w:fldCharType="end"/>
@@ -4060,7 +3967,7 @@
         </w:p>
         <w:p>
           <w:pPr>
-            <w:pStyle w:val="13"/>
+            <w:pStyle w:val="TOC3"/>
             <w:keepNext w:val="0"/>
             <w:keepLines w:val="0"/>
             <w:pageBreakBefore w:val="0"/>
@@ -4080,21 +3987,21 @@
           </w:pPr>
           <w:r>
             <w:rPr>
-              <w:rFonts w:hint="eastAsia" w:ascii="宋体" w:hAnsi="宋体" w:eastAsia="宋体" w:cs="宋体"/>
+              <w:rFonts w:ascii="宋体" w:eastAsia="宋体" w:hAnsi="宋体" w:cs="宋体" w:hint="eastAsia"/>
               <w:szCs w:val="24"/>
             </w:rPr>
             <w:fldChar w:fldCharType="begin"/>
           </w:r>
           <w:r>
             <w:rPr>
-              <w:rFonts w:hint="eastAsia" w:ascii="宋体" w:hAnsi="宋体" w:eastAsia="宋体" w:cs="宋体"/>
+              <w:rFonts w:ascii="宋体" w:eastAsia="宋体" w:hAnsi="宋体" w:cs="宋体" w:hint="eastAsia"/>
               <w:szCs w:val="24"/>
             </w:rPr>
             <w:instrText xml:space="preserve"> HYPERLINK \l _Toc27534 </w:instrText>
           </w:r>
           <w:r>
             <w:rPr>
-              <w:rFonts w:hint="eastAsia" w:ascii="宋体" w:hAnsi="宋体" w:eastAsia="宋体" w:cs="宋体"/>
+              <w:rFonts w:ascii="宋体" w:eastAsia="宋体" w:hAnsi="宋体" w:cs="宋体" w:hint="eastAsia"/>
               <w:szCs w:val="24"/>
             </w:rPr>
             <w:fldChar w:fldCharType="separate"/>
@@ -4133,7 +4040,7 @@
           </w:r>
           <w:r>
             <w:rPr>
-              <w:rFonts w:hint="eastAsia" w:ascii="宋体" w:hAnsi="宋体" w:eastAsia="宋体" w:cs="宋体"/>
+              <w:rFonts w:ascii="宋体" w:eastAsia="宋体" w:hAnsi="宋体" w:cs="宋体" w:hint="eastAsia"/>
               <w:szCs w:val="24"/>
             </w:rPr>
             <w:fldChar w:fldCharType="end"/>
@@ -4141,7 +4048,7 @@
         </w:p>
         <w:p>
           <w:pPr>
-            <w:pStyle w:val="13"/>
+            <w:pStyle w:val="TOC3"/>
             <w:keepNext w:val="0"/>
             <w:keepLines w:val="0"/>
             <w:pageBreakBefore w:val="0"/>
@@ -4161,21 +4068,21 @@
           </w:pPr>
           <w:r>
             <w:rPr>
-              <w:rFonts w:hint="eastAsia" w:ascii="宋体" w:hAnsi="宋体" w:eastAsia="宋体" w:cs="宋体"/>
+              <w:rFonts w:ascii="宋体" w:eastAsia="宋体" w:hAnsi="宋体" w:cs="宋体" w:hint="eastAsia"/>
               <w:szCs w:val="24"/>
             </w:rPr>
             <w:fldChar w:fldCharType="begin"/>
           </w:r>
           <w:r>
             <w:rPr>
-              <w:rFonts w:hint="eastAsia" w:ascii="宋体" w:hAnsi="宋体" w:eastAsia="宋体" w:cs="宋体"/>
+              <w:rFonts w:ascii="宋体" w:eastAsia="宋体" w:hAnsi="宋体" w:cs="宋体" w:hint="eastAsia"/>
               <w:szCs w:val="24"/>
             </w:rPr>
             <w:instrText xml:space="preserve"> HYPERLINK \l _Toc14707 </w:instrText>
           </w:r>
           <w:r>
             <w:rPr>
-              <w:rFonts w:hint="eastAsia" w:ascii="宋体" w:hAnsi="宋体" w:eastAsia="宋体" w:cs="宋体"/>
+              <w:rFonts w:ascii="宋体" w:eastAsia="宋体" w:hAnsi="宋体" w:cs="宋体" w:hint="eastAsia"/>
               <w:szCs w:val="24"/>
             </w:rPr>
             <w:fldChar w:fldCharType="separate"/>
@@ -4214,7 +4121,7 @@
           </w:r>
           <w:r>
             <w:rPr>
-              <w:rFonts w:hint="eastAsia" w:ascii="宋体" w:hAnsi="宋体" w:eastAsia="宋体" w:cs="宋体"/>
+              <w:rFonts w:ascii="宋体" w:eastAsia="宋体" w:hAnsi="宋体" w:cs="宋体" w:hint="eastAsia"/>
               <w:szCs w:val="24"/>
             </w:rPr>
             <w:fldChar w:fldCharType="end"/>
@@ -4222,7 +4129,7 @@
         </w:p>
         <w:p>
           <w:pPr>
-            <w:pStyle w:val="17"/>
+            <w:pStyle w:val="TOC2"/>
             <w:keepNext w:val="0"/>
             <w:keepLines w:val="0"/>
             <w:pageBreakBefore w:val="0"/>
@@ -4242,21 +4149,21 @@
           </w:pPr>
           <w:r>
             <w:rPr>
-              <w:rFonts w:hint="eastAsia" w:ascii="宋体" w:hAnsi="宋体" w:eastAsia="宋体" w:cs="宋体"/>
+              <w:rFonts w:ascii="宋体" w:eastAsia="宋体" w:hAnsi="宋体" w:cs="宋体" w:hint="eastAsia"/>
               <w:szCs w:val="24"/>
             </w:rPr>
             <w:fldChar w:fldCharType="begin"/>
           </w:r>
           <w:r>
             <w:rPr>
-              <w:rFonts w:hint="eastAsia" w:ascii="宋体" w:hAnsi="宋体" w:eastAsia="宋体" w:cs="宋体"/>
+              <w:rFonts w:ascii="宋体" w:eastAsia="宋体" w:hAnsi="宋体" w:cs="宋体" w:hint="eastAsia"/>
               <w:szCs w:val="24"/>
             </w:rPr>
             <w:instrText xml:space="preserve"> HYPERLINK \l _Toc10805 </w:instrText>
           </w:r>
           <w:r>
             <w:rPr>
-              <w:rFonts w:hint="eastAsia" w:ascii="宋体" w:hAnsi="宋体" w:eastAsia="宋体" w:cs="宋体"/>
+              <w:rFonts w:ascii="宋体" w:eastAsia="宋体" w:hAnsi="宋体" w:cs="宋体" w:hint="eastAsia"/>
               <w:szCs w:val="24"/>
             </w:rPr>
             <w:fldChar w:fldCharType="separate"/>
@@ -4295,7 +4202,7 @@
           </w:r>
           <w:r>
             <w:rPr>
-              <w:rFonts w:hint="eastAsia" w:ascii="宋体" w:hAnsi="宋体" w:eastAsia="宋体" w:cs="宋体"/>
+              <w:rFonts w:ascii="宋体" w:eastAsia="宋体" w:hAnsi="宋体" w:cs="宋体" w:hint="eastAsia"/>
               <w:szCs w:val="24"/>
             </w:rPr>
             <w:fldChar w:fldCharType="end"/>
@@ -4303,7 +4210,7 @@
         </w:p>
         <w:p>
           <w:pPr>
-            <w:pStyle w:val="13"/>
+            <w:pStyle w:val="TOC3"/>
             <w:keepNext w:val="0"/>
             <w:keepLines w:val="0"/>
             <w:pageBreakBefore w:val="0"/>
@@ -4323,21 +4230,21 @@
           </w:pPr>
           <w:r>
             <w:rPr>
-              <w:rFonts w:hint="eastAsia" w:ascii="宋体" w:hAnsi="宋体" w:eastAsia="宋体" w:cs="宋体"/>
+              <w:rFonts w:ascii="宋体" w:eastAsia="宋体" w:hAnsi="宋体" w:cs="宋体" w:hint="eastAsia"/>
               <w:szCs w:val="24"/>
             </w:rPr>
             <w:fldChar w:fldCharType="begin"/>
           </w:r>
           <w:r>
             <w:rPr>
-              <w:rFonts w:hint="eastAsia" w:ascii="宋体" w:hAnsi="宋体" w:eastAsia="宋体" w:cs="宋体"/>
+              <w:rFonts w:ascii="宋体" w:eastAsia="宋体" w:hAnsi="宋体" w:cs="宋体" w:hint="eastAsia"/>
               <w:szCs w:val="24"/>
             </w:rPr>
             <w:instrText xml:space="preserve"> HYPERLINK \l _Toc849 </w:instrText>
           </w:r>
           <w:r>
             <w:rPr>
-              <w:rFonts w:hint="eastAsia" w:ascii="宋体" w:hAnsi="宋体" w:eastAsia="宋体" w:cs="宋体"/>
+              <w:rFonts w:ascii="宋体" w:eastAsia="宋体" w:hAnsi="宋体" w:cs="宋体" w:hint="eastAsia"/>
               <w:szCs w:val="24"/>
             </w:rPr>
             <w:fldChar w:fldCharType="separate"/>
@@ -4376,7 +4283,7 @@
           </w:r>
           <w:r>
             <w:rPr>
-              <w:rFonts w:hint="eastAsia" w:ascii="宋体" w:hAnsi="宋体" w:eastAsia="宋体" w:cs="宋体"/>
+              <w:rFonts w:ascii="宋体" w:eastAsia="宋体" w:hAnsi="宋体" w:cs="宋体" w:hint="eastAsia"/>
               <w:szCs w:val="24"/>
             </w:rPr>
             <w:fldChar w:fldCharType="end"/>
@@ -4384,7 +4291,7 @@
         </w:p>
         <w:p>
           <w:pPr>
-            <w:pStyle w:val="13"/>
+            <w:pStyle w:val="TOC3"/>
             <w:keepNext w:val="0"/>
             <w:keepLines w:val="0"/>
             <w:pageBreakBefore w:val="0"/>
@@ -4404,21 +4311,21 @@
           </w:pPr>
           <w:r>
             <w:rPr>
-              <w:rFonts w:hint="eastAsia" w:ascii="宋体" w:hAnsi="宋体" w:eastAsia="宋体" w:cs="宋体"/>
+              <w:rFonts w:ascii="宋体" w:eastAsia="宋体" w:hAnsi="宋体" w:cs="宋体" w:hint="eastAsia"/>
               <w:szCs w:val="24"/>
             </w:rPr>
             <w:fldChar w:fldCharType="begin"/>
           </w:r>
           <w:r>
             <w:rPr>
-              <w:rFonts w:hint="eastAsia" w:ascii="宋体" w:hAnsi="宋体" w:eastAsia="宋体" w:cs="宋体"/>
+              <w:rFonts w:ascii="宋体" w:eastAsia="宋体" w:hAnsi="宋体" w:cs="宋体" w:hint="eastAsia"/>
               <w:szCs w:val="24"/>
             </w:rPr>
             <w:instrText xml:space="preserve"> HYPERLINK \l _Toc1477 </w:instrText>
           </w:r>
           <w:r>
             <w:rPr>
-              <w:rFonts w:hint="eastAsia" w:ascii="宋体" w:hAnsi="宋体" w:eastAsia="宋体" w:cs="宋体"/>
+              <w:rFonts w:ascii="宋体" w:eastAsia="宋体" w:hAnsi="宋体" w:cs="宋体" w:hint="eastAsia"/>
               <w:szCs w:val="24"/>
             </w:rPr>
             <w:fldChar w:fldCharType="separate"/>
@@ -4457,7 +4364,7 @@
           </w:r>
           <w:r>
             <w:rPr>
-              <w:rFonts w:hint="eastAsia" w:ascii="宋体" w:hAnsi="宋体" w:eastAsia="宋体" w:cs="宋体"/>
+              <w:rFonts w:ascii="宋体" w:eastAsia="宋体" w:hAnsi="宋体" w:cs="宋体" w:hint="eastAsia"/>
               <w:szCs w:val="24"/>
             </w:rPr>
             <w:fldChar w:fldCharType="end"/>
@@ -4465,7 +4372,7 @@
         </w:p>
         <w:p>
           <w:pPr>
-            <w:pStyle w:val="16"/>
+            <w:pStyle w:val="TOC1"/>
             <w:keepNext w:val="0"/>
             <w:keepLines w:val="0"/>
             <w:pageBreakBefore w:val="0"/>
@@ -4485,35 +4392,35 @@
           </w:pPr>
           <w:r>
             <w:rPr>
-              <w:rFonts w:hint="eastAsia" w:ascii="宋体" w:hAnsi="宋体" w:eastAsia="宋体" w:cs="宋体"/>
+              <w:rFonts w:ascii="宋体" w:eastAsia="宋体" w:hAnsi="宋体" w:cs="宋体" w:hint="eastAsia"/>
               <w:szCs w:val="24"/>
             </w:rPr>
             <w:fldChar w:fldCharType="begin"/>
           </w:r>
           <w:r>
             <w:rPr>
-              <w:rFonts w:hint="eastAsia" w:ascii="宋体" w:hAnsi="宋体" w:eastAsia="宋体" w:cs="宋体"/>
+              <w:rFonts w:ascii="宋体" w:eastAsia="宋体" w:hAnsi="宋体" w:cs="宋体" w:hint="eastAsia"/>
               <w:szCs w:val="24"/>
             </w:rPr>
             <w:instrText xml:space="preserve"> HYPERLINK \l _Toc25925 </w:instrText>
           </w:r>
           <w:r>
             <w:rPr>
-              <w:rFonts w:hint="eastAsia" w:ascii="宋体" w:hAnsi="宋体" w:eastAsia="宋体" w:cs="宋体"/>
+              <w:rFonts w:ascii="宋体" w:eastAsia="宋体" w:hAnsi="宋体" w:cs="宋体" w:hint="eastAsia"/>
               <w:szCs w:val="24"/>
             </w:rPr>
             <w:fldChar w:fldCharType="separate"/>
           </w:r>
           <w:r>
             <w:rPr>
-              <w:rFonts w:hint="default" w:eastAsia="宋体"/>
+              <w:rFonts w:eastAsia="宋体" w:hint="default"/>
               <w:lang w:val="en-US" w:eastAsia="zh-CN"/>
             </w:rPr>
             <w:t xml:space="preserve">5. </w:t>
           </w:r>
           <w:r>
             <w:rPr>
-              <w:rFonts w:hint="eastAsia" w:eastAsia="宋体"/>
+              <w:rFonts w:eastAsia="宋体" w:hint="eastAsia"/>
               <w:lang w:val="en-US" w:eastAsia="zh-CN"/>
             </w:rPr>
             <w:t>附则</w:t>
@@ -4538,7 +4445,7 @@
           </w:r>
           <w:r>
             <w:rPr>
-              <w:rFonts w:hint="eastAsia" w:ascii="宋体" w:hAnsi="宋体" w:eastAsia="宋体" w:cs="宋体"/>
+              <w:rFonts w:ascii="宋体" w:eastAsia="宋体" w:hAnsi="宋体" w:cs="宋体" w:hint="eastAsia"/>
               <w:szCs w:val="24"/>
             </w:rPr>
             <w:fldChar w:fldCharType="end"/>
@@ -4546,7 +4453,7 @@
         </w:p>
         <w:p>
           <w:pPr>
-            <w:pStyle w:val="16"/>
+            <w:pStyle w:val="TOC1"/>
             <w:keepNext w:val="0"/>
             <w:keepLines w:val="0"/>
             <w:pageBreakBefore w:val="0"/>
@@ -4566,21 +4473,21 @@
           </w:pPr>
           <w:r>
             <w:rPr>
-              <w:rFonts w:hint="eastAsia" w:ascii="宋体" w:hAnsi="宋体" w:eastAsia="宋体" w:cs="宋体"/>
+              <w:rFonts w:ascii="宋体" w:eastAsia="宋体" w:hAnsi="宋体" w:cs="宋体" w:hint="eastAsia"/>
               <w:szCs w:val="24"/>
             </w:rPr>
             <w:fldChar w:fldCharType="begin"/>
           </w:r>
           <w:r>
             <w:rPr>
-              <w:rFonts w:hint="eastAsia" w:ascii="宋体" w:hAnsi="宋体" w:eastAsia="宋体" w:cs="宋体"/>
+              <w:rFonts w:ascii="宋体" w:eastAsia="宋体" w:hAnsi="宋体" w:cs="宋体" w:hint="eastAsia"/>
               <w:szCs w:val="24"/>
             </w:rPr>
             <w:instrText xml:space="preserve"> HYPERLINK \l _Toc8606 </w:instrText>
           </w:r>
           <w:r>
             <w:rPr>
-              <w:rFonts w:hint="eastAsia" w:ascii="宋体" w:hAnsi="宋体" w:eastAsia="宋体" w:cs="宋体"/>
+              <w:rFonts w:ascii="宋体" w:eastAsia="宋体" w:hAnsi="宋体" w:cs="宋体" w:hint="eastAsia"/>
               <w:szCs w:val="24"/>
             </w:rPr>
             <w:fldChar w:fldCharType="separate"/>
@@ -4619,7 +4526,7 @@
           </w:r>
           <w:r>
             <w:rPr>
-              <w:rFonts w:hint="eastAsia" w:ascii="宋体" w:hAnsi="宋体" w:eastAsia="宋体" w:cs="宋体"/>
+              <w:rFonts w:ascii="宋体" w:eastAsia="宋体" w:hAnsi="宋体" w:cs="宋体" w:hint="eastAsia"/>
               <w:szCs w:val="24"/>
             </w:rPr>
             <w:fldChar w:fldCharType="end"/>
@@ -4627,7 +4534,7 @@
         </w:p>
         <w:p>
           <w:pPr>
-            <w:pStyle w:val="16"/>
+            <w:pStyle w:val="TOC1"/>
             <w:keepNext w:val="0"/>
             <w:keepLines w:val="0"/>
             <w:pageBreakBefore w:val="0"/>
@@ -4647,21 +4554,21 @@
           </w:pPr>
           <w:r>
             <w:rPr>
-              <w:rFonts w:hint="eastAsia" w:ascii="宋体" w:hAnsi="宋体" w:eastAsia="宋体" w:cs="宋体"/>
+              <w:rFonts w:ascii="宋体" w:eastAsia="宋体" w:hAnsi="宋体" w:cs="宋体" w:hint="eastAsia"/>
               <w:szCs w:val="24"/>
             </w:rPr>
             <w:fldChar w:fldCharType="begin"/>
           </w:r>
           <w:r>
             <w:rPr>
-              <w:rFonts w:hint="eastAsia" w:ascii="宋体" w:hAnsi="宋体" w:eastAsia="宋体" w:cs="宋体"/>
+              <w:rFonts w:ascii="宋体" w:eastAsia="宋体" w:hAnsi="宋体" w:cs="宋体" w:hint="eastAsia"/>
               <w:szCs w:val="24"/>
             </w:rPr>
             <w:instrText xml:space="preserve"> HYPERLINK \l _Toc28087 </w:instrText>
           </w:r>
           <w:r>
             <w:rPr>
-              <w:rFonts w:hint="eastAsia" w:ascii="宋体" w:hAnsi="宋体" w:eastAsia="宋体" w:cs="宋体"/>
+              <w:rFonts w:ascii="宋体" w:eastAsia="宋体" w:hAnsi="宋体" w:cs="宋体" w:hint="eastAsia"/>
               <w:szCs w:val="24"/>
             </w:rPr>
             <w:fldChar w:fldCharType="separate"/>
@@ -4700,7 +4607,7 @@
           </w:r>
           <w:r>
             <w:rPr>
-              <w:rFonts w:hint="eastAsia" w:ascii="宋体" w:hAnsi="宋体" w:eastAsia="宋体" w:cs="宋体"/>
+              <w:rFonts w:ascii="宋体" w:eastAsia="宋体" w:hAnsi="宋体" w:cs="宋体" w:hint="eastAsia"/>
               <w:szCs w:val="24"/>
             </w:rPr>
             <w:fldChar w:fldCharType="end"/>
@@ -4722,7 +4629,7 @@
             <w:snapToGrid w:val="0"/>
             <w:textAlignment w:val="baseline"/>
             <w:rPr>
-              <w:rFonts w:hint="eastAsia" w:ascii="宋体" w:hAnsi="宋体" w:eastAsia="宋体" w:cs="宋体"/>
+              <w:rFonts w:ascii="宋体" w:eastAsia="宋体" w:hAnsi="宋体" w:cs="宋体" w:hint="eastAsia"/>
               <w:snapToGrid w:val="0"/>
               <w:color w:val="000000"/>
               <w:kern w:val="0"/>
@@ -4733,7 +4640,7 @@
           </w:pPr>
           <w:r>
             <w:rPr>
-              <w:rFonts w:hint="eastAsia" w:ascii="宋体" w:hAnsi="宋体" w:eastAsia="宋体" w:cs="宋体"/>
+              <w:rFonts w:ascii="宋体" w:eastAsia="宋体" w:hAnsi="宋体" w:cs="宋体" w:hint="eastAsia"/>
               <w:szCs w:val="24"/>
             </w:rPr>
             <w:fldChar w:fldCharType="end"/>
@@ -4757,7 +4664,7 @@
         <w:snapToGrid w:val="0"/>
         <w:textAlignment w:val="baseline"/>
         <w:rPr>
-          <w:rFonts w:ascii="Arial" w:hAnsi="Arial" w:eastAsia="Arial" w:cs="Arial"/>
+          <w:rFonts w:ascii="Arial" w:eastAsia="Arial" w:hAnsi="Arial" w:cs="Arial"/>
           <w:snapToGrid w:val="0"/>
           <w:color w:val="000000"/>
           <w:kern w:val="0"/>
@@ -4768,7 +4675,7 @@
       </w:pPr>
       <w:r>
         <w:rPr>
-          <w:rFonts w:ascii="Arial" w:hAnsi="Arial" w:eastAsia="Arial" w:cs="Arial"/>
+          <w:rFonts w:ascii="Arial" w:eastAsia="Arial" w:hAnsi="Arial" w:cs="Arial"/>
           <w:snapToGrid w:val="0"/>
           <w:color w:val="000000"/>
           <w:kern w:val="0"/>
@@ -4781,7 +4688,7 @@
     </w:p>
     <w:p>
       <w:pPr>
-        <w:pStyle w:val="28"/>
+        <w:pStyle w:val="1"/>
         <w:keepNext w:val="0"/>
         <w:keepLines w:val="0"/>
         <w:pageBreakBefore w:val="0"/>
@@ -4808,7 +4715,7 @@
     </w:p>
     <w:p>
       <w:pPr>
-        <w:pStyle w:val="30"/>
+        <w:pStyle w:val="2"/>
         <w:keepNext w:val="0"/>
         <w:keepLines w:val="0"/>
         <w:pageBreakBefore w:val="0"/>
@@ -4839,7 +4746,7 @@
     </w:p>
     <w:p>
       <w:pPr>
-        <w:pStyle w:val="29"/>
+        <w:pStyle w:val="a1"/>
         <w:keepNext w:val="0"/>
         <w:keepLines w:val="0"/>
         <w:pageBreakBefore w:val="0"/>
@@ -4868,7 +4775,7 @@
     </w:p>
     <w:p>
       <w:pPr>
-        <w:pStyle w:val="30"/>
+        <w:pStyle w:val="2"/>
         <w:keepNext w:val="0"/>
         <w:keepLines w:val="0"/>
         <w:pageBreakBefore w:val="0"/>
@@ -4899,7 +4806,7 @@
     </w:p>
     <w:p>
       <w:pPr>
-        <w:pStyle w:val="29"/>
+        <w:pStyle w:val="a1"/>
         <w:keepNext w:val="0"/>
         <w:keepLines w:val="0"/>
         <w:pageBreakBefore w:val="0"/>
@@ -4928,7 +4835,7 @@
     </w:p>
     <w:p>
       <w:pPr>
-        <w:pStyle w:val="30"/>
+        <w:pStyle w:val="2"/>
         <w:keepNext w:val="0"/>
         <w:keepLines w:val="0"/>
         <w:pageBreakBefore w:val="0"/>
@@ -4959,7 +4866,7 @@
     </w:p>
     <w:p>
       <w:pPr>
-        <w:pStyle w:val="29"/>
+        <w:pStyle w:val="a1"/>
         <w:keepNext w:val="0"/>
         <w:keepLines w:val="0"/>
         <w:pageBreakBefore w:val="0"/>
@@ -4976,7 +4883,7 @@
         <w:bidi w:val="0"/>
         <w:adjustRightInd w:val="0"/>
         <w:snapToGrid w:val="0"/>
-        <w:ind w:left="425" w:leftChars="0" w:hanging="425" w:firstLineChars="0"/>
+        <w:ind w:left="425" w:hanging="425" w:leftChars="0" w:firstLineChars="0"/>
         <w:textAlignment w:val="baseline"/>
         <w:rPr>
           <w:rFonts w:hint="eastAsia"/>
@@ -4993,7 +4900,7 @@
     </w:p>
     <w:p>
       <w:pPr>
-        <w:pStyle w:val="29"/>
+        <w:pStyle w:val="a1"/>
         <w:keepNext w:val="0"/>
         <w:keepLines w:val="0"/>
         <w:pageBreakBefore w:val="0"/>
@@ -5010,7 +4917,7 @@
         <w:bidi w:val="0"/>
         <w:adjustRightInd w:val="0"/>
         <w:snapToGrid w:val="0"/>
-        <w:ind w:left="425" w:leftChars="0" w:hanging="425" w:firstLineChars="0"/>
+        <w:ind w:left="425" w:hanging="425" w:leftChars="0" w:firstLineChars="0"/>
         <w:textAlignment w:val="baseline"/>
         <w:rPr>
           <w:rFonts w:hint="eastAsia"/>
@@ -5027,7 +4934,7 @@
     </w:p>
     <w:p>
       <w:pPr>
-        <w:pStyle w:val="29"/>
+        <w:pStyle w:val="a1"/>
         <w:keepNext w:val="0"/>
         <w:keepLines w:val="0"/>
         <w:pageBreakBefore w:val="0"/>
@@ -5044,7 +4951,7 @@
         <w:bidi w:val="0"/>
         <w:adjustRightInd w:val="0"/>
         <w:snapToGrid w:val="0"/>
-        <w:ind w:left="425" w:leftChars="0" w:hanging="425" w:firstLineChars="0"/>
+        <w:ind w:left="425" w:hanging="425" w:leftChars="0" w:firstLineChars="0"/>
         <w:textAlignment w:val="baseline"/>
         <w:rPr>
           <w:rFonts w:hint="eastAsia"/>
@@ -5061,7 +4968,7 @@
     </w:p>
     <w:p>
       <w:pPr>
-        <w:pStyle w:val="29"/>
+        <w:pStyle w:val="a1"/>
         <w:keepNext w:val="0"/>
         <w:keepLines w:val="0"/>
         <w:pageBreakBefore w:val="0"/>
@@ -5078,7 +4985,7 @@
         <w:bidi w:val="0"/>
         <w:adjustRightInd w:val="0"/>
         <w:snapToGrid w:val="0"/>
-        <w:ind w:left="425" w:leftChars="0" w:hanging="425" w:firstLineChars="0"/>
+        <w:ind w:left="425" w:hanging="425" w:leftChars="0" w:firstLineChars="0"/>
         <w:textAlignment w:val="baseline"/>
         <w:rPr>
           <w:rFonts w:hint="eastAsia"/>
@@ -5095,7 +5002,7 @@
     </w:p>
     <w:p>
       <w:pPr>
-        <w:pStyle w:val="29"/>
+        <w:pStyle w:val="a1"/>
         <w:keepNext w:val="0"/>
         <w:keepLines w:val="0"/>
         <w:pageBreakBefore w:val="0"/>
@@ -5112,7 +5019,7 @@
         <w:bidi w:val="0"/>
         <w:adjustRightInd w:val="0"/>
         <w:snapToGrid w:val="0"/>
-        <w:ind w:left="425" w:leftChars="0" w:hanging="425" w:firstLineChars="0"/>
+        <w:ind w:left="425" w:hanging="425" w:leftChars="0" w:firstLineChars="0"/>
         <w:textAlignment w:val="baseline"/>
         <w:rPr>
           <w:rFonts w:hint="eastAsia"/>
@@ -5129,7 +5036,7 @@
     </w:p>
     <w:p>
       <w:pPr>
-        <w:pStyle w:val="30"/>
+        <w:pStyle w:val="2"/>
         <w:keepNext w:val="0"/>
         <w:keepLines w:val="0"/>
         <w:pageBreakBefore w:val="0"/>
@@ -5160,7 +5067,7 @@
     </w:p>
     <w:p>
       <w:pPr>
-        <w:pStyle w:val="31"/>
+        <w:pStyle w:val="3"/>
         <w:keepNext w:val="0"/>
         <w:keepLines w:val="0"/>
         <w:pageBreakBefore w:val="0"/>
@@ -5191,7 +5098,7 @@
     </w:p>
     <w:p>
       <w:pPr>
-        <w:pStyle w:val="29"/>
+        <w:pStyle w:val="a1"/>
         <w:keepNext w:val="0"/>
         <w:keepLines w:val="0"/>
         <w:pageBreakBefore w:val="0"/>
@@ -5220,7 +5127,7 @@
     </w:p>
     <w:p>
       <w:pPr>
-        <w:pStyle w:val="31"/>
+        <w:pStyle w:val="3"/>
         <w:keepNext w:val="0"/>
         <w:keepLines w:val="0"/>
         <w:pageBreakBefore w:val="0"/>
@@ -5251,7 +5158,7 @@
     </w:p>
     <w:p>
       <w:pPr>
-        <w:pStyle w:val="29"/>
+        <w:pStyle w:val="a1"/>
         <w:keepNext w:val="0"/>
         <w:keepLines w:val="0"/>
         <w:pageBreakBefore w:val="0"/>
@@ -5280,7 +5187,7 @@
     </w:p>
     <w:p>
       <w:pPr>
-        <w:pStyle w:val="31"/>
+        <w:pStyle w:val="3"/>
         <w:keepNext w:val="0"/>
         <w:keepLines w:val="0"/>
         <w:pageBreakBefore w:val="0"/>
@@ -5311,7 +5218,7 @@
     </w:p>
     <w:p>
       <w:pPr>
-        <w:pStyle w:val="29"/>
+        <w:pStyle w:val="a1"/>
         <w:keepNext w:val="0"/>
         <w:keepLines w:val="0"/>
         <w:pageBreakBefore w:val="0"/>
@@ -5340,7 +5247,7 @@
     </w:p>
     <w:p>
       <w:pPr>
-        <w:pStyle w:val="31"/>
+        <w:pStyle w:val="3"/>
         <w:keepNext w:val="0"/>
         <w:keepLines w:val="0"/>
         <w:pageBreakBefore w:val="0"/>
@@ -5371,7 +5278,7 @@
     </w:p>
     <w:p>
       <w:pPr>
-        <w:pStyle w:val="29"/>
+        <w:pStyle w:val="a1"/>
         <w:keepNext w:val="0"/>
         <w:keepLines w:val="0"/>
         <w:pageBreakBefore w:val="0"/>
@@ -5400,7 +5307,7 @@
     </w:p>
     <w:p>
       <w:pPr>
-        <w:pStyle w:val="31"/>
+        <w:pStyle w:val="3"/>
         <w:keepNext w:val="0"/>
         <w:keepLines w:val="0"/>
         <w:pageBreakBefore w:val="0"/>
@@ -5431,7 +5338,7 @@
     </w:p>
     <w:p>
       <w:pPr>
-        <w:pStyle w:val="29"/>
+        <w:pStyle w:val="a1"/>
         <w:keepNext w:val="0"/>
         <w:keepLines w:val="0"/>
         <w:pageBreakBefore w:val="0"/>
@@ -5460,7 +5367,7 @@
     </w:p>
     <w:p>
       <w:pPr>
-        <w:pStyle w:val="28"/>
+        <w:pStyle w:val="1"/>
         <w:keepNext w:val="0"/>
         <w:keepLines w:val="0"/>
         <w:pageBreakBefore w:val="0"/>
@@ -5491,7 +5398,7 @@
     </w:p>
     <w:p>
       <w:pPr>
-        <w:pStyle w:val="29"/>
+        <w:pStyle w:val="a1"/>
         <w:keepNext w:val="0"/>
         <w:keepLines w:val="0"/>
         <w:pageBreakBefore w:val="0"/>
@@ -5508,7 +5415,7 @@
         <w:bidi w:val="0"/>
         <w:adjustRightInd w:val="0"/>
         <w:snapToGrid w:val="0"/>
-        <w:ind w:left="425" w:leftChars="0" w:hanging="425" w:firstLineChars="0"/>
+        <w:ind w:left="425" w:hanging="425" w:leftChars="0" w:firstLineChars="0"/>
         <w:textAlignment w:val="baseline"/>
         <w:rPr>
           <w:rFonts w:hint="eastAsia"/>
@@ -5525,7 +5432,7 @@
     </w:p>
     <w:p>
       <w:pPr>
-        <w:pStyle w:val="29"/>
+        <w:pStyle w:val="a1"/>
         <w:keepNext w:val="0"/>
         <w:keepLines w:val="0"/>
         <w:pageBreakBefore w:val="0"/>
@@ -5542,7 +5449,7 @@
         <w:bidi w:val="0"/>
         <w:adjustRightInd w:val="0"/>
         <w:snapToGrid w:val="0"/>
-        <w:ind w:left="425" w:leftChars="0" w:hanging="425" w:firstLineChars="0"/>
+        <w:ind w:left="425" w:hanging="425" w:leftChars="0" w:firstLineChars="0"/>
         <w:textAlignment w:val="baseline"/>
         <w:rPr>
           <w:rFonts w:hint="eastAsia"/>
@@ -5559,7 +5466,7 @@
     </w:p>
     <w:p>
       <w:pPr>
-        <w:pStyle w:val="29"/>
+        <w:pStyle w:val="a1"/>
         <w:keepNext w:val="0"/>
         <w:keepLines w:val="0"/>
         <w:pageBreakBefore w:val="0"/>
@@ -5576,7 +5483,7 @@
         <w:bidi w:val="0"/>
         <w:adjustRightInd w:val="0"/>
         <w:snapToGrid w:val="0"/>
-        <w:ind w:left="425" w:leftChars="0" w:hanging="425" w:firstLineChars="0"/>
+        <w:ind w:left="425" w:hanging="425" w:leftChars="0" w:firstLineChars="0"/>
         <w:textAlignment w:val="baseline"/>
         <w:rPr>
           <w:rFonts w:hint="eastAsia"/>
@@ -5593,7 +5500,7 @@
     </w:p>
     <w:p>
       <w:pPr>
-        <w:pStyle w:val="28"/>
+        <w:pStyle w:val="1"/>
         <w:keepNext w:val="0"/>
         <w:keepLines w:val="0"/>
         <w:pageBreakBefore w:val="0"/>
@@ -5620,7 +5527,7 @@
     </w:p>
     <w:p>
       <w:pPr>
-        <w:pStyle w:val="30"/>
+        <w:pStyle w:val="2"/>
         <w:keepNext w:val="0"/>
         <w:keepLines w:val="0"/>
         <w:pageBreakBefore w:val="0"/>
@@ -5649,7 +5556,7 @@
     </w:p>
     <w:p>
       <w:pPr>
-        <w:pStyle w:val="29"/>
+        <w:pStyle w:val="a1"/>
         <w:keepNext w:val="0"/>
         <w:keepLines w:val="0"/>
         <w:pageBreakBefore w:val="0"/>
@@ -5676,7 +5583,7 @@
     </w:p>
     <w:p>
       <w:pPr>
-        <w:pStyle w:val="30"/>
+        <w:pStyle w:val="2"/>
         <w:keepNext w:val="0"/>
         <w:keepLines w:val="0"/>
         <w:pageBreakBefore w:val="0"/>
@@ -5705,7 +5612,7 @@
     </w:p>
     <w:p>
       <w:pPr>
-        <w:pStyle w:val="29"/>
+        <w:pStyle w:val="a1"/>
         <w:keepNext w:val="0"/>
         <w:keepLines w:val="0"/>
         <w:pageBreakBefore w:val="0"/>
@@ -5732,7 +5639,7 @@
     </w:p>
     <w:p>
       <w:pPr>
-        <w:pStyle w:val="30"/>
+        <w:pStyle w:val="2"/>
         <w:keepNext w:val="0"/>
         <w:keepLines w:val="0"/>
         <w:pageBreakBefore w:val="0"/>
@@ -5761,7 +5668,7 @@
     </w:p>
     <w:p>
       <w:pPr>
-        <w:pStyle w:val="29"/>
+        <w:pStyle w:val="a1"/>
         <w:keepNext w:val="0"/>
         <w:keepLines w:val="0"/>
         <w:pageBreakBefore w:val="0"/>
@@ -5785,7 +5692,7 @@
     </w:p>
     <w:p>
       <w:pPr>
-        <w:pStyle w:val="28"/>
+        <w:pStyle w:val="1"/>
         <w:keepNext w:val="0"/>
         <w:keepLines w:val="0"/>
         <w:pageBreakBefore w:val="0"/>
@@ -5816,7 +5723,7 @@
     </w:p>
     <w:p>
       <w:pPr>
-        <w:pStyle w:val="30"/>
+        <w:pStyle w:val="2"/>
         <w:keepNext w:val="0"/>
         <w:keepLines w:val="0"/>
         <w:pageBreakBefore w:val="0"/>
@@ -5847,7 +5754,7 @@
     </w:p>
     <w:p>
       <w:pPr>
-        <w:pStyle w:val="31"/>
+        <w:pStyle w:val="3"/>
         <w:keepNext w:val="0"/>
         <w:keepLines w:val="0"/>
         <w:pageBreakBefore w:val="0"/>
@@ -5878,7 +5785,7 @@
     </w:p>
     <w:p>
       <w:pPr>
-        <w:pStyle w:val="29"/>
+        <w:pStyle w:val="a1"/>
         <w:keepNext w:val="0"/>
         <w:keepLines w:val="0"/>
         <w:pageBreakBefore w:val="0"/>
@@ -5907,7 +5814,7 @@
     </w:p>
     <w:p>
       <w:pPr>
-        <w:pStyle w:val="29"/>
+        <w:pStyle w:val="a1"/>
         <w:keepNext w:val="0"/>
         <w:keepLines w:val="0"/>
         <w:pageBreakBefore w:val="0"/>
@@ -5936,7 +5843,7 @@
     </w:p>
     <w:p>
       <w:pPr>
-        <w:pStyle w:val="29"/>
+        <w:pStyle w:val="a1"/>
         <w:keepNext w:val="0"/>
         <w:keepLines w:val="0"/>
         <w:pageBreakBefore w:val="0"/>
@@ -5965,7 +5872,7 @@
     </w:p>
     <w:p>
       <w:pPr>
-        <w:pStyle w:val="29"/>
+        <w:pStyle w:val="a1"/>
         <w:keepNext w:val="0"/>
         <w:keepLines w:val="0"/>
         <w:pageBreakBefore w:val="0"/>
@@ -5994,7 +5901,7 @@
     </w:p>
     <w:p>
       <w:pPr>
-        <w:pStyle w:val="31"/>
+        <w:pStyle w:val="3"/>
         <w:keepNext w:val="0"/>
         <w:keepLines w:val="0"/>
         <w:pageBreakBefore w:val="0"/>
@@ -6025,7 +5932,7 @@
     </w:p>
     <w:p>
       <w:pPr>
-        <w:pStyle w:val="29"/>
+        <w:pStyle w:val="a1"/>
         <w:keepNext w:val="0"/>
         <w:keepLines w:val="0"/>
         <w:pageBreakBefore w:val="0"/>
@@ -6061,7 +5968,7 @@
     </w:p>
     <w:p>
       <w:pPr>
-        <w:pStyle w:val="29"/>
+        <w:pStyle w:val="a1"/>
         <w:keepNext w:val="0"/>
         <w:keepLines w:val="0"/>
         <w:pageBreakBefore w:val="0"/>
@@ -6078,7 +5985,7 @@
         <w:bidi w:val="0"/>
         <w:adjustRightInd w:val="0"/>
         <w:snapToGrid w:val="0"/>
-        <w:ind w:left="425" w:leftChars="0" w:hanging="425" w:firstLineChars="0"/>
+        <w:ind w:left="425" w:hanging="425" w:leftChars="0" w:firstLineChars="0"/>
         <w:textAlignment w:val="baseline"/>
         <w:rPr>
           <w:rFonts w:hint="default"/>
@@ -6095,7 +6002,7 @@
     </w:p>
     <w:p>
       <w:pPr>
-        <w:pStyle w:val="29"/>
+        <w:pStyle w:val="a1"/>
         <w:keepNext w:val="0"/>
         <w:keepLines w:val="0"/>
         <w:pageBreakBefore w:val="0"/>
@@ -6112,7 +6019,7 @@
         <w:bidi w:val="0"/>
         <w:adjustRightInd w:val="0"/>
         <w:snapToGrid w:val="0"/>
-        <w:ind w:left="425" w:leftChars="0" w:hanging="425" w:firstLineChars="0"/>
+        <w:ind w:left="425" w:hanging="425" w:leftChars="0" w:firstLineChars="0"/>
         <w:textAlignment w:val="baseline"/>
         <w:rPr>
           <w:rFonts w:hint="default"/>
@@ -6129,7 +6036,7 @@
     </w:p>
     <w:p>
       <w:pPr>
-        <w:pStyle w:val="29"/>
+        <w:pStyle w:val="a1"/>
         <w:keepNext w:val="0"/>
         <w:keepLines w:val="0"/>
         <w:pageBreakBefore w:val="0"/>
@@ -6146,7 +6053,7 @@
         <w:bidi w:val="0"/>
         <w:adjustRightInd w:val="0"/>
         <w:snapToGrid w:val="0"/>
-        <w:ind w:left="425" w:leftChars="0" w:hanging="425" w:firstLineChars="0"/>
+        <w:ind w:left="425" w:hanging="425" w:leftChars="0" w:firstLineChars="0"/>
         <w:textAlignment w:val="baseline"/>
         <w:rPr>
           <w:rFonts w:hint="default"/>
@@ -6163,7 +6070,7 @@
     </w:p>
     <w:p>
       <w:pPr>
-        <w:pStyle w:val="29"/>
+        <w:pStyle w:val="a1"/>
         <w:keepNext w:val="0"/>
         <w:keepLines w:val="0"/>
         <w:pageBreakBefore w:val="0"/>
@@ -6180,7 +6087,7 @@
         <w:bidi w:val="0"/>
         <w:adjustRightInd w:val="0"/>
         <w:snapToGrid w:val="0"/>
-        <w:ind w:left="425" w:leftChars="0" w:hanging="425" w:firstLineChars="0"/>
+        <w:ind w:left="425" w:hanging="425" w:leftChars="0" w:firstLineChars="0"/>
         <w:textAlignment w:val="baseline"/>
         <w:rPr>
           <w:rFonts w:hint="default"/>
@@ -6197,7 +6104,7 @@
     </w:p>
     <w:p>
       <w:pPr>
-        <w:pStyle w:val="29"/>
+        <w:pStyle w:val="a1"/>
         <w:keepNext w:val="0"/>
         <w:keepLines w:val="0"/>
         <w:pageBreakBefore w:val="0"/>
@@ -6214,7 +6121,7 @@
         <w:bidi w:val="0"/>
         <w:adjustRightInd w:val="0"/>
         <w:snapToGrid w:val="0"/>
-        <w:ind w:left="425" w:leftChars="0" w:hanging="425" w:firstLineChars="0"/>
+        <w:ind w:left="425" w:hanging="425" w:leftChars="0" w:firstLineChars="0"/>
         <w:textAlignment w:val="baseline"/>
         <w:rPr>
           <w:rFonts w:hint="default"/>
@@ -6231,7 +6138,7 @@
     </w:p>
     <w:p>
       <w:pPr>
-        <w:pStyle w:val="30"/>
+        <w:pStyle w:val="2"/>
         <w:keepNext w:val="0"/>
         <w:keepLines w:val="0"/>
         <w:pageBreakBefore w:val="0"/>
@@ -6262,7 +6169,7 @@
     </w:p>
     <w:p>
       <w:pPr>
-        <w:pStyle w:val="31"/>
+        <w:pStyle w:val="3"/>
         <w:keepNext w:val="0"/>
         <w:keepLines w:val="0"/>
         <w:pageBreakBefore w:val="0"/>
@@ -6293,7 +6200,7 @@
     </w:p>
     <w:p>
       <w:pPr>
-        <w:pStyle w:val="29"/>
+        <w:pStyle w:val="a1"/>
         <w:keepNext w:val="0"/>
         <w:keepLines w:val="0"/>
         <w:pageBreakBefore w:val="0"/>
@@ -6329,20 +6236,20 @@
     </w:p>
     <w:p>
       <w:pPr>
-        <w:pStyle w:val="29"/>
-        <w:keepNext w:val="0"/>
-        <w:keepLines w:val="0"/>
-        <w:pageBreakBefore w:val="0"/>
-        <w:widowControl w:val="0"/>
-        <w:kinsoku w:val="0"/>
-        <w:wordWrap/>
-        <w:overflowPunct/>
-        <w:autoSpaceDE w:val="0"/>
-        <w:autoSpaceDN w:val="0"/>
-        <w:bidi w:val="0"/>
-        <w:adjustRightInd w:val="0"/>
-        <w:snapToGrid w:val="0"/>
-        <w:ind w:left="0" w:leftChars="0" w:right="0" w:rightChars="0" w:firstLine="0" w:firstLineChars="0"/>
+        <w:pStyle w:val="a1"/>
+        <w:keepNext w:val="0"/>
+        <w:keepLines w:val="0"/>
+        <w:pageBreakBefore w:val="0"/>
+        <w:widowControl w:val="0"/>
+        <w:kinsoku w:val="0"/>
+        <w:wordWrap/>
+        <w:overflowPunct/>
+        <w:autoSpaceDE w:val="0"/>
+        <w:autoSpaceDN w:val="0"/>
+        <w:bidi w:val="0"/>
+        <w:adjustRightInd w:val="0"/>
+        <w:snapToGrid w:val="0"/>
+        <w:ind w:left="0" w:right="0" w:firstLine="0" w:leftChars="0" w:rightChars="0" w:firstLineChars="0"/>
         <w:jc w:val="center"/>
         <w:textAlignment w:val="baseline"/>
         <w:rPr>
@@ -6360,18 +6267,17 @@
     </w:p>
     <w:tbl>
       <w:tblPr>
-        <w:tblStyle w:val="21"/>
+        <w:tblStyle w:val="TableGrid"/>
         <w:tblW w:w="0" w:type="auto"/>
         <w:tblInd w:w="0" w:type="dxa"/>
         <w:tblBorders>
-          <w:top w:val="single" w:color="auto" w:sz="4" w:space="0"/>
-          <w:left w:val="single" w:color="auto" w:sz="4" w:space="0"/>
-          <w:bottom w:val="single" w:color="auto" w:sz="4" w:space="0"/>
-          <w:right w:val="single" w:color="auto" w:sz="4" w:space="0"/>
-          <w:insideH w:val="single" w:color="auto" w:sz="4" w:space="0"/>
-          <w:insideV w:val="single" w:color="auto" w:sz="4" w:space="0"/>
+          <w:top w:val="single" w:sz="4" w:space="0" w:color="auto"/>
+          <w:left w:val="single" w:sz="4" w:space="0" w:color="auto"/>
+          <w:bottom w:val="single" w:sz="4" w:space="0" w:color="auto"/>
+          <w:right w:val="single" w:sz="4" w:space="0" w:color="auto"/>
+          <w:insideH w:val="single" w:sz="4" w:space="0" w:color="auto"/>
+          <w:insideV w:val="single" w:sz="4" w:space="0" w:color="auto"/>
         </w:tblBorders>
-        <w:tblLayout w:type="autofit"/>
         <w:tblCellMar>
           <w:top w:w="0" w:type="dxa"/>
           <w:left w:w="108" w:type="dxa"/>
@@ -6387,13 +6293,15 @@
       </w:tblGrid>
       <w:tr>
         <w:tblPrEx>
+          <w:tblW w:w="0" w:type="auto"/>
+          <w:tblInd w:w="0" w:type="dxa"/>
           <w:tblBorders>
-            <w:top w:val="single" w:color="auto" w:sz="4" w:space="0"/>
-            <w:left w:val="single" w:color="auto" w:sz="4" w:space="0"/>
-            <w:bottom w:val="single" w:color="auto" w:sz="4" w:space="0"/>
-            <w:right w:val="single" w:color="auto" w:sz="4" w:space="0"/>
-            <w:insideH w:val="single" w:color="auto" w:sz="4" w:space="0"/>
-            <w:insideV w:val="single" w:color="auto" w:sz="4" w:space="0"/>
+            <w:top w:val="single" w:sz="4" w:space="0" w:color="auto"/>
+            <w:left w:val="single" w:sz="4" w:space="0" w:color="auto"/>
+            <w:bottom w:val="single" w:sz="4" w:space="0" w:color="auto"/>
+            <w:right w:val="single" w:sz="4" w:space="0" w:color="auto"/>
+            <w:insideH w:val="single" w:sz="4" w:space="0" w:color="auto"/>
+            <w:insideV w:val="single" w:sz="4" w:space="0" w:color="auto"/>
           </w:tblBorders>
           <w:tblCellMar>
             <w:top w:w="0" w:type="dxa"/>
@@ -6408,7 +6316,7 @@
           </w:tcPr>
           <w:p>
             <w:pPr>
-              <w:pStyle w:val="29"/>
+              <w:pStyle w:val="a1"/>
               <w:keepNext w:val="0"/>
               <w:keepLines w:val="0"/>
               <w:pageBreakBefore w:val="0"/>
@@ -6446,7 +6354,7 @@
           </w:tcPr>
           <w:p>
             <w:pPr>
-              <w:pStyle w:val="29"/>
+              <w:pStyle w:val="a1"/>
               <w:keepNext w:val="0"/>
               <w:keepLines w:val="0"/>
               <w:pageBreakBefore w:val="0"/>
@@ -6484,7 +6392,7 @@
           </w:tcPr>
           <w:p>
             <w:pPr>
-              <w:pStyle w:val="29"/>
+              <w:pStyle w:val="a1"/>
               <w:keepNext w:val="0"/>
               <w:keepLines w:val="0"/>
               <w:pageBreakBefore w:val="0"/>
@@ -6522,7 +6430,7 @@
           </w:tcPr>
           <w:p>
             <w:pPr>
-              <w:pStyle w:val="29"/>
+              <w:pStyle w:val="a1"/>
               <w:keepNext w:val="0"/>
               <w:keepLines w:val="0"/>
               <w:pageBreakBefore w:val="0"/>
@@ -6557,14 +6465,8 @@
       </w:tr>
       <w:tr>
         <w:tblPrEx>
-          <w:tblBorders>
-            <w:top w:val="single" w:color="auto" w:sz="4" w:space="0"/>
-            <w:left w:val="single" w:color="auto" w:sz="4" w:space="0"/>
-            <w:bottom w:val="single" w:color="auto" w:sz="4" w:space="0"/>
-            <w:right w:val="single" w:color="auto" w:sz="4" w:space="0"/>
-            <w:insideH w:val="single" w:color="auto" w:sz="4" w:space="0"/>
-            <w:insideV w:val="single" w:color="auto" w:sz="4" w:space="0"/>
-          </w:tblBorders>
+          <w:tblW w:w="0" w:type="auto"/>
+          <w:tblInd w:w="0" w:type="dxa"/>
           <w:tblCellMar>
             <w:top w:w="0" w:type="dxa"/>
             <w:left w:w="108" w:type="dxa"/>
@@ -6578,7 +6480,7 @@
           </w:tcPr>
           <w:p>
             <w:pPr>
-              <w:pStyle w:val="29"/>
+              <w:pStyle w:val="a1"/>
               <w:keepNext w:val="0"/>
               <w:keepLines w:val="0"/>
               <w:pageBreakBefore w:val="0"/>
@@ -6616,7 +6518,7 @@
           </w:tcPr>
           <w:p>
             <w:pPr>
-              <w:pStyle w:val="29"/>
+              <w:pStyle w:val="a1"/>
               <w:keepNext w:val="0"/>
               <w:keepLines w:val="0"/>
               <w:pageBreakBefore w:val="0"/>
@@ -6654,7 +6556,7 @@
           </w:tcPr>
           <w:p>
             <w:pPr>
-              <w:pStyle w:val="29"/>
+              <w:pStyle w:val="a1"/>
               <w:keepNext w:val="0"/>
               <w:keepLines w:val="0"/>
               <w:pageBreakBefore w:val="0"/>
@@ -6692,7 +6594,7 @@
           </w:tcPr>
           <w:p>
             <w:pPr>
-              <w:pStyle w:val="29"/>
+              <w:pStyle w:val="a1"/>
               <w:keepNext w:val="0"/>
               <w:keepLines w:val="0"/>
               <w:pageBreakBefore w:val="0"/>
@@ -6727,14 +6629,8 @@
       </w:tr>
       <w:tr>
         <w:tblPrEx>
-          <w:tblBorders>
-            <w:top w:val="single" w:color="auto" w:sz="4" w:space="0"/>
-            <w:left w:val="single" w:color="auto" w:sz="4" w:space="0"/>
-            <w:bottom w:val="single" w:color="auto" w:sz="4" w:space="0"/>
-            <w:right w:val="single" w:color="auto" w:sz="4" w:space="0"/>
-            <w:insideH w:val="single" w:color="auto" w:sz="4" w:space="0"/>
-            <w:insideV w:val="single" w:color="auto" w:sz="4" w:space="0"/>
-          </w:tblBorders>
+          <w:tblW w:w="0" w:type="auto"/>
+          <w:tblInd w:w="0" w:type="dxa"/>
           <w:tblCellMar>
             <w:top w:w="0" w:type="dxa"/>
             <w:left w:w="108" w:type="dxa"/>
@@ -6748,7 +6644,7 @@
           </w:tcPr>
           <w:p>
             <w:pPr>
-              <w:pStyle w:val="29"/>
+              <w:pStyle w:val="a1"/>
               <w:keepNext w:val="0"/>
               <w:keepLines w:val="0"/>
               <w:pageBreakBefore w:val="0"/>
@@ -6786,7 +6682,7 @@
           </w:tcPr>
           <w:p>
             <w:pPr>
-              <w:pStyle w:val="29"/>
+              <w:pStyle w:val="a1"/>
               <w:keepNext w:val="0"/>
               <w:keepLines w:val="0"/>
               <w:pageBreakBefore w:val="0"/>
@@ -6824,7 +6720,7 @@
           </w:tcPr>
           <w:p>
             <w:pPr>
-              <w:pStyle w:val="29"/>
+              <w:pStyle w:val="a1"/>
               <w:keepNext w:val="0"/>
               <w:keepLines w:val="0"/>
               <w:pageBreakBefore w:val="0"/>
@@ -6862,7 +6758,7 @@
           </w:tcPr>
           <w:p>
             <w:pPr>
-              <w:pStyle w:val="29"/>
+              <w:pStyle w:val="a1"/>
               <w:keepNext w:val="0"/>
               <w:keepLines w:val="0"/>
               <w:pageBreakBefore w:val="0"/>
@@ -6897,14 +6793,8 @@
       </w:tr>
       <w:tr>
         <w:tblPrEx>
-          <w:tblBorders>
-            <w:top w:val="single" w:color="auto" w:sz="4" w:space="0"/>
-            <w:left w:val="single" w:color="auto" w:sz="4" w:space="0"/>
-            <w:bottom w:val="single" w:color="auto" w:sz="4" w:space="0"/>
-            <w:right w:val="single" w:color="auto" w:sz="4" w:space="0"/>
-            <w:insideH w:val="single" w:color="auto" w:sz="4" w:space="0"/>
-            <w:insideV w:val="single" w:color="auto" w:sz="4" w:space="0"/>
-          </w:tblBorders>
+          <w:tblW w:w="0" w:type="auto"/>
+          <w:tblInd w:w="0" w:type="dxa"/>
           <w:tblCellMar>
             <w:top w:w="0" w:type="dxa"/>
             <w:left w:w="108" w:type="dxa"/>
@@ -6918,7 +6808,7 @@
           </w:tcPr>
           <w:p>
             <w:pPr>
-              <w:pStyle w:val="29"/>
+              <w:pStyle w:val="a1"/>
               <w:keepNext w:val="0"/>
               <w:keepLines w:val="0"/>
               <w:pageBreakBefore w:val="0"/>
@@ -6956,7 +6846,7 @@
           </w:tcPr>
           <w:p>
             <w:pPr>
-              <w:pStyle w:val="29"/>
+              <w:pStyle w:val="a1"/>
               <w:keepNext w:val="0"/>
               <w:keepLines w:val="0"/>
               <w:pageBreakBefore w:val="0"/>
@@ -6994,7 +6884,7 @@
           </w:tcPr>
           <w:p>
             <w:pPr>
-              <w:pStyle w:val="29"/>
+              <w:pStyle w:val="a1"/>
               <w:keepNext w:val="0"/>
               <w:keepLines w:val="0"/>
               <w:pageBreakBefore w:val="0"/>
@@ -7032,7 +6922,7 @@
           </w:tcPr>
           <w:p>
             <w:pPr>
-              <w:pStyle w:val="29"/>
+              <w:pStyle w:val="a1"/>
               <w:keepNext w:val="0"/>
               <w:keepLines w:val="0"/>
               <w:pageBreakBefore w:val="0"/>
@@ -7068,7 +6958,7 @@
     </w:tbl>
     <w:p>
       <w:pPr>
-        <w:pStyle w:val="31"/>
+        <w:pStyle w:val="3"/>
         <w:keepNext w:val="0"/>
         <w:keepLines w:val="0"/>
         <w:pageBreakBefore w:val="0"/>
@@ -7099,20 +6989,20 @@
     </w:p>
     <w:p>
       <w:pPr>
-        <w:pStyle w:val="29"/>
-        <w:keepNext w:val="0"/>
-        <w:keepLines w:val="0"/>
-        <w:pageBreakBefore w:val="0"/>
-        <w:widowControl w:val="0"/>
-        <w:kinsoku w:val="0"/>
-        <w:wordWrap/>
-        <w:overflowPunct/>
-        <w:autoSpaceDE w:val="0"/>
-        <w:autoSpaceDN w:val="0"/>
-        <w:bidi w:val="0"/>
-        <w:adjustRightInd w:val="0"/>
-        <w:snapToGrid w:val="0"/>
-        <w:ind w:left="0" w:leftChars="0" w:right="0" w:rightChars="0" w:firstLine="0" w:firstLineChars="0"/>
+        <w:pStyle w:val="a1"/>
+        <w:keepNext w:val="0"/>
+        <w:keepLines w:val="0"/>
+        <w:pageBreakBefore w:val="0"/>
+        <w:widowControl w:val="0"/>
+        <w:kinsoku w:val="0"/>
+        <w:wordWrap/>
+        <w:overflowPunct/>
+        <w:autoSpaceDE w:val="0"/>
+        <w:autoSpaceDN w:val="0"/>
+        <w:bidi w:val="0"/>
+        <w:adjustRightInd w:val="0"/>
+        <w:snapToGrid w:val="0"/>
+        <w:ind w:left="0" w:right="0" w:firstLine="0" w:leftChars="0" w:rightChars="0" w:firstLineChars="0"/>
         <w:jc w:val="both"/>
         <w:textAlignment w:val="baseline"/>
         <w:rPr>
@@ -7130,20 +7020,20 @@
     </w:p>
     <w:p>
       <w:pPr>
-        <w:pStyle w:val="29"/>
-        <w:keepNext w:val="0"/>
-        <w:keepLines w:val="0"/>
-        <w:pageBreakBefore w:val="0"/>
-        <w:widowControl w:val="0"/>
-        <w:kinsoku w:val="0"/>
-        <w:wordWrap/>
-        <w:overflowPunct/>
-        <w:autoSpaceDE w:val="0"/>
-        <w:autoSpaceDN w:val="0"/>
-        <w:bidi w:val="0"/>
-        <w:adjustRightInd w:val="0"/>
-        <w:snapToGrid w:val="0"/>
-        <w:ind w:left="0" w:leftChars="0" w:right="0" w:rightChars="0" w:firstLine="0" w:firstLineChars="0"/>
+        <w:pStyle w:val="a1"/>
+        <w:keepNext w:val="0"/>
+        <w:keepLines w:val="0"/>
+        <w:pageBreakBefore w:val="0"/>
+        <w:widowControl w:val="0"/>
+        <w:kinsoku w:val="0"/>
+        <w:wordWrap/>
+        <w:overflowPunct/>
+        <w:autoSpaceDE w:val="0"/>
+        <w:autoSpaceDN w:val="0"/>
+        <w:bidi w:val="0"/>
+        <w:adjustRightInd w:val="0"/>
+        <w:snapToGrid w:val="0"/>
+        <w:ind w:left="0" w:right="0" w:firstLine="0" w:leftChars="0" w:rightChars="0" w:firstLineChars="0"/>
         <w:jc w:val="both"/>
         <w:textAlignment w:val="baseline"/>
         <w:rPr>
@@ -7161,20 +7051,20 @@
     </w:p>
     <w:p>
       <w:pPr>
-        <w:pStyle w:val="29"/>
-        <w:keepNext w:val="0"/>
-        <w:keepLines w:val="0"/>
-        <w:pageBreakBefore w:val="0"/>
-        <w:widowControl w:val="0"/>
-        <w:kinsoku w:val="0"/>
-        <w:wordWrap/>
-        <w:overflowPunct/>
-        <w:autoSpaceDE w:val="0"/>
-        <w:autoSpaceDN w:val="0"/>
-        <w:bidi w:val="0"/>
-        <w:adjustRightInd w:val="0"/>
-        <w:snapToGrid w:val="0"/>
-        <w:ind w:left="0" w:leftChars="0" w:right="0" w:rightChars="0" w:firstLine="0" w:firstLineChars="0"/>
+        <w:pStyle w:val="a1"/>
+        <w:keepNext w:val="0"/>
+        <w:keepLines w:val="0"/>
+        <w:pageBreakBefore w:val="0"/>
+        <w:widowControl w:val="0"/>
+        <w:kinsoku w:val="0"/>
+        <w:wordWrap/>
+        <w:overflowPunct/>
+        <w:autoSpaceDE w:val="0"/>
+        <w:autoSpaceDN w:val="0"/>
+        <w:bidi w:val="0"/>
+        <w:adjustRightInd w:val="0"/>
+        <w:snapToGrid w:val="0"/>
+        <w:ind w:left="0" w:right="0" w:firstLine="0" w:leftChars="0" w:rightChars="0" w:firstLineChars="0"/>
         <w:jc w:val="both"/>
         <w:textAlignment w:val="baseline"/>
         <w:rPr>
@@ -7192,20 +7082,20 @@
     </w:p>
     <w:p>
       <w:pPr>
-        <w:pStyle w:val="29"/>
-        <w:keepNext w:val="0"/>
-        <w:keepLines w:val="0"/>
-        <w:pageBreakBefore w:val="0"/>
-        <w:widowControl w:val="0"/>
-        <w:kinsoku w:val="0"/>
-        <w:wordWrap/>
-        <w:overflowPunct/>
-        <w:autoSpaceDE w:val="0"/>
-        <w:autoSpaceDN w:val="0"/>
-        <w:bidi w:val="0"/>
-        <w:adjustRightInd w:val="0"/>
-        <w:snapToGrid w:val="0"/>
-        <w:ind w:left="0" w:leftChars="0" w:right="0" w:rightChars="0" w:firstLine="0" w:firstLineChars="0"/>
+        <w:pStyle w:val="a1"/>
+        <w:keepNext w:val="0"/>
+        <w:keepLines w:val="0"/>
+        <w:pageBreakBefore w:val="0"/>
+        <w:widowControl w:val="0"/>
+        <w:kinsoku w:val="0"/>
+        <w:wordWrap/>
+        <w:overflowPunct/>
+        <w:autoSpaceDE w:val="0"/>
+        <w:autoSpaceDN w:val="0"/>
+        <w:bidi w:val="0"/>
+        <w:adjustRightInd w:val="0"/>
+        <w:snapToGrid w:val="0"/>
+        <w:ind w:left="0" w:right="0" w:firstLine="0" w:leftChars="0" w:rightChars="0" w:firstLineChars="0"/>
         <w:jc w:val="both"/>
         <w:textAlignment w:val="baseline"/>
         <w:rPr>
@@ -7223,20 +7113,20 @@
     </w:p>
     <w:p>
       <w:pPr>
-        <w:pStyle w:val="29"/>
-        <w:keepNext w:val="0"/>
-        <w:keepLines w:val="0"/>
-        <w:pageBreakBefore w:val="0"/>
-        <w:widowControl w:val="0"/>
-        <w:kinsoku w:val="0"/>
-        <w:wordWrap/>
-        <w:overflowPunct/>
-        <w:autoSpaceDE w:val="0"/>
-        <w:autoSpaceDN w:val="0"/>
-        <w:bidi w:val="0"/>
-        <w:adjustRightInd w:val="0"/>
-        <w:snapToGrid w:val="0"/>
-        <w:ind w:left="0" w:leftChars="0" w:right="0" w:rightChars="0" w:firstLine="0" w:firstLineChars="0"/>
+        <w:pStyle w:val="a1"/>
+        <w:keepNext w:val="0"/>
+        <w:keepLines w:val="0"/>
+        <w:pageBreakBefore w:val="0"/>
+        <w:widowControl w:val="0"/>
+        <w:kinsoku w:val="0"/>
+        <w:wordWrap/>
+        <w:overflowPunct/>
+        <w:autoSpaceDE w:val="0"/>
+        <w:autoSpaceDN w:val="0"/>
+        <w:bidi w:val="0"/>
+        <w:adjustRightInd w:val="0"/>
+        <w:snapToGrid w:val="0"/>
+        <w:ind w:left="0" w:right="0" w:firstLine="0" w:leftChars="0" w:rightChars="0" w:firstLineChars="0"/>
         <w:jc w:val="both"/>
         <w:textAlignment w:val="baseline"/>
         <w:rPr>
@@ -7254,7 +7144,7 @@
     </w:p>
     <w:p>
       <w:pPr>
-        <w:pStyle w:val="30"/>
+        <w:pStyle w:val="2"/>
         <w:keepNext w:val="0"/>
         <w:keepLines w:val="0"/>
         <w:pageBreakBefore w:val="0"/>
@@ -7285,7 +7175,7 @@
     </w:p>
     <w:p>
       <w:pPr>
-        <w:pStyle w:val="31"/>
+        <w:pStyle w:val="3"/>
         <w:keepNext w:val="0"/>
         <w:keepLines w:val="0"/>
         <w:pageBreakBefore w:val="0"/>
@@ -7316,20 +7206,20 @@
     </w:p>
     <w:p>
       <w:pPr>
-        <w:pStyle w:val="29"/>
-        <w:keepNext w:val="0"/>
-        <w:keepLines w:val="0"/>
-        <w:pageBreakBefore w:val="0"/>
-        <w:widowControl w:val="0"/>
-        <w:kinsoku w:val="0"/>
-        <w:wordWrap/>
-        <w:overflowPunct/>
-        <w:autoSpaceDE w:val="0"/>
-        <w:autoSpaceDN w:val="0"/>
-        <w:bidi w:val="0"/>
-        <w:adjustRightInd w:val="0"/>
-        <w:snapToGrid w:val="0"/>
-        <w:ind w:left="0" w:leftChars="0" w:right="0" w:rightChars="0" w:firstLine="0" w:firstLineChars="0"/>
+        <w:pStyle w:val="a1"/>
+        <w:keepNext w:val="0"/>
+        <w:keepLines w:val="0"/>
+        <w:pageBreakBefore w:val="0"/>
+        <w:widowControl w:val="0"/>
+        <w:kinsoku w:val="0"/>
+        <w:wordWrap/>
+        <w:overflowPunct/>
+        <w:autoSpaceDE w:val="0"/>
+        <w:autoSpaceDN w:val="0"/>
+        <w:bidi w:val="0"/>
+        <w:adjustRightInd w:val="0"/>
+        <w:snapToGrid w:val="0"/>
+        <w:ind w:left="0" w:right="0" w:firstLine="0" w:leftChars="0" w:rightChars="0" w:firstLineChars="0"/>
         <w:jc w:val="both"/>
         <w:textAlignment w:val="baseline"/>
         <w:rPr>
@@ -7347,7 +7237,7 @@
     </w:p>
     <w:p>
       <w:pPr>
-        <w:pStyle w:val="31"/>
+        <w:pStyle w:val="3"/>
         <w:keepNext w:val="0"/>
         <w:keepLines w:val="0"/>
         <w:pageBreakBefore w:val="0"/>
@@ -7378,20 +7268,20 @@
     </w:p>
     <w:p>
       <w:pPr>
-        <w:pStyle w:val="29"/>
-        <w:keepNext w:val="0"/>
-        <w:keepLines w:val="0"/>
-        <w:pageBreakBefore w:val="0"/>
-        <w:widowControl w:val="0"/>
-        <w:kinsoku w:val="0"/>
-        <w:wordWrap/>
-        <w:overflowPunct/>
-        <w:autoSpaceDE w:val="0"/>
-        <w:autoSpaceDN w:val="0"/>
-        <w:bidi w:val="0"/>
-        <w:adjustRightInd w:val="0"/>
-        <w:snapToGrid w:val="0"/>
-        <w:ind w:left="0" w:leftChars="0" w:right="0" w:rightChars="0" w:firstLine="0" w:firstLineChars="0"/>
+        <w:pStyle w:val="a1"/>
+        <w:keepNext w:val="0"/>
+        <w:keepLines w:val="0"/>
+        <w:pageBreakBefore w:val="0"/>
+        <w:widowControl w:val="0"/>
+        <w:kinsoku w:val="0"/>
+        <w:wordWrap/>
+        <w:overflowPunct/>
+        <w:autoSpaceDE w:val="0"/>
+        <w:autoSpaceDN w:val="0"/>
+        <w:bidi w:val="0"/>
+        <w:adjustRightInd w:val="0"/>
+        <w:snapToGrid w:val="0"/>
+        <w:ind w:left="0" w:right="0" w:firstLine="0" w:leftChars="0" w:rightChars="0" w:firstLineChars="0"/>
         <w:jc w:val="both"/>
         <w:textAlignment w:val="baseline"/>
         <w:rPr>
@@ -7409,7 +7299,7 @@
     </w:p>
     <w:p>
       <w:pPr>
-        <w:pStyle w:val="29"/>
+        <w:pStyle w:val="a1"/>
         <w:keepNext w:val="0"/>
         <w:keepLines w:val="0"/>
         <w:pageBreakBefore w:val="0"/>
@@ -7426,7 +7316,7 @@
         <w:bidi w:val="0"/>
         <w:adjustRightInd w:val="0"/>
         <w:snapToGrid w:val="0"/>
-        <w:ind w:left="425" w:leftChars="0" w:right="0" w:rightChars="0" w:hanging="425" w:firstLineChars="0"/>
+        <w:ind w:left="425" w:right="0" w:hanging="425" w:leftChars="0" w:rightChars="0" w:firstLineChars="0"/>
         <w:jc w:val="both"/>
         <w:textAlignment w:val="baseline"/>
         <w:rPr>
@@ -7444,7 +7334,7 @@
     </w:p>
     <w:p>
       <w:pPr>
-        <w:pStyle w:val="29"/>
+        <w:pStyle w:val="a1"/>
         <w:keepNext w:val="0"/>
         <w:keepLines w:val="0"/>
         <w:pageBreakBefore w:val="0"/>
@@ -7461,7 +7351,7 @@
         <w:bidi w:val="0"/>
         <w:adjustRightInd w:val="0"/>
         <w:snapToGrid w:val="0"/>
-        <w:ind w:left="425" w:leftChars="0" w:right="0" w:rightChars="0" w:hanging="425" w:firstLineChars="0"/>
+        <w:ind w:left="425" w:right="0" w:hanging="425" w:leftChars="0" w:rightChars="0" w:firstLineChars="0"/>
         <w:jc w:val="both"/>
         <w:textAlignment w:val="baseline"/>
         <w:rPr>
@@ -7479,7 +7369,7 @@
     </w:p>
     <w:p>
       <w:pPr>
-        <w:pStyle w:val="29"/>
+        <w:pStyle w:val="a1"/>
         <w:keepNext w:val="0"/>
         <w:keepLines w:val="0"/>
         <w:pageBreakBefore w:val="0"/>
@@ -7496,7 +7386,7 @@
         <w:bidi w:val="0"/>
         <w:adjustRightInd w:val="0"/>
         <w:snapToGrid w:val="0"/>
-        <w:ind w:left="425" w:leftChars="0" w:right="0" w:rightChars="0" w:hanging="425" w:firstLineChars="0"/>
+        <w:ind w:left="425" w:right="0" w:hanging="425" w:leftChars="0" w:rightChars="0" w:firstLineChars="0"/>
         <w:jc w:val="both"/>
         <w:textAlignment w:val="baseline"/>
         <w:rPr>
@@ -7514,7 +7404,7 @@
     </w:p>
     <w:p>
       <w:pPr>
-        <w:pStyle w:val="29"/>
+        <w:pStyle w:val="a1"/>
         <w:keepNext w:val="0"/>
         <w:keepLines w:val="0"/>
         <w:pageBreakBefore w:val="0"/>
@@ -7531,7 +7421,7 @@
         <w:bidi w:val="0"/>
         <w:adjustRightInd w:val="0"/>
         <w:snapToGrid w:val="0"/>
-        <w:ind w:left="425" w:leftChars="0" w:right="0" w:rightChars="0" w:hanging="425" w:firstLineChars="0"/>
+        <w:ind w:left="425" w:right="0" w:hanging="425" w:leftChars="0" w:rightChars="0" w:firstLineChars="0"/>
         <w:jc w:val="both"/>
         <w:textAlignment w:val="baseline"/>
         <w:rPr>
@@ -7549,7 +7439,7 @@
     </w:p>
     <w:p>
       <w:pPr>
-        <w:pStyle w:val="31"/>
+        <w:pStyle w:val="3"/>
         <w:keepNext w:val="0"/>
         <w:keepLines w:val="0"/>
         <w:pageBreakBefore w:val="0"/>
@@ -7580,20 +7470,20 @@
     </w:p>
     <w:p>
       <w:pPr>
-        <w:pStyle w:val="29"/>
-        <w:keepNext w:val="0"/>
-        <w:keepLines w:val="0"/>
-        <w:pageBreakBefore w:val="0"/>
-        <w:widowControl w:val="0"/>
-        <w:kinsoku w:val="0"/>
-        <w:wordWrap/>
-        <w:overflowPunct/>
-        <w:autoSpaceDE w:val="0"/>
-        <w:autoSpaceDN w:val="0"/>
-        <w:bidi w:val="0"/>
-        <w:adjustRightInd w:val="0"/>
-        <w:snapToGrid w:val="0"/>
-        <w:ind w:left="0" w:leftChars="0" w:right="0" w:rightChars="0" w:firstLine="0" w:firstLineChars="0"/>
+        <w:pStyle w:val="a1"/>
+        <w:keepNext w:val="0"/>
+        <w:keepLines w:val="0"/>
+        <w:pageBreakBefore w:val="0"/>
+        <w:widowControl w:val="0"/>
+        <w:kinsoku w:val="0"/>
+        <w:wordWrap/>
+        <w:overflowPunct/>
+        <w:autoSpaceDE w:val="0"/>
+        <w:autoSpaceDN w:val="0"/>
+        <w:bidi w:val="0"/>
+        <w:adjustRightInd w:val="0"/>
+        <w:snapToGrid w:val="0"/>
+        <w:ind w:left="0" w:right="0" w:firstLine="0" w:leftChars="0" w:rightChars="0" w:firstLineChars="0"/>
         <w:jc w:val="both"/>
         <w:textAlignment w:val="baseline"/>
         <w:rPr>
@@ -7611,7 +7501,7 @@
     </w:p>
     <w:p>
       <w:pPr>
-        <w:pStyle w:val="29"/>
+        <w:pStyle w:val="a1"/>
         <w:keepNext w:val="0"/>
         <w:keepLines w:val="0"/>
         <w:pageBreakBefore w:val="0"/>
@@ -7628,7 +7518,7 @@
         <w:bidi w:val="0"/>
         <w:adjustRightInd w:val="0"/>
         <w:snapToGrid w:val="0"/>
-        <w:ind w:left="425" w:leftChars="0" w:right="0" w:rightChars="0" w:hanging="425" w:firstLineChars="0"/>
+        <w:ind w:left="425" w:right="0" w:hanging="425" w:leftChars="0" w:rightChars="0" w:firstLineChars="0"/>
         <w:jc w:val="both"/>
         <w:textAlignment w:val="baseline"/>
         <w:rPr>
@@ -7646,7 +7536,7 @@
     </w:p>
     <w:p>
       <w:pPr>
-        <w:pStyle w:val="29"/>
+        <w:pStyle w:val="a1"/>
         <w:keepNext w:val="0"/>
         <w:keepLines w:val="0"/>
         <w:pageBreakBefore w:val="0"/>
@@ -7663,7 +7553,7 @@
         <w:bidi w:val="0"/>
         <w:adjustRightInd w:val="0"/>
         <w:snapToGrid w:val="0"/>
-        <w:ind w:left="425" w:leftChars="0" w:right="0" w:rightChars="0" w:hanging="425" w:firstLineChars="0"/>
+        <w:ind w:left="425" w:right="0" w:hanging="425" w:leftChars="0" w:rightChars="0" w:firstLineChars="0"/>
         <w:jc w:val="both"/>
         <w:textAlignment w:val="baseline"/>
         <w:rPr>
@@ -7681,7 +7571,7 @@
     </w:p>
     <w:p>
       <w:pPr>
-        <w:pStyle w:val="29"/>
+        <w:pStyle w:val="a1"/>
         <w:keepNext w:val="0"/>
         <w:keepLines w:val="0"/>
         <w:pageBreakBefore w:val="0"/>
@@ -7698,7 +7588,7 @@
         <w:bidi w:val="0"/>
         <w:adjustRightInd w:val="0"/>
         <w:snapToGrid w:val="0"/>
-        <w:ind w:left="425" w:leftChars="0" w:right="0" w:rightChars="0" w:hanging="425" w:firstLineChars="0"/>
+        <w:ind w:left="425" w:right="0" w:hanging="425" w:leftChars="0" w:rightChars="0" w:firstLineChars="0"/>
         <w:jc w:val="both"/>
         <w:textAlignment w:val="baseline"/>
         <w:rPr>
@@ -7716,7 +7606,7 @@
     </w:p>
     <w:p>
       <w:pPr>
-        <w:pStyle w:val="29"/>
+        <w:pStyle w:val="a1"/>
         <w:keepNext w:val="0"/>
         <w:keepLines w:val="0"/>
         <w:pageBreakBefore w:val="0"/>
@@ -7733,7 +7623,7 @@
         <w:bidi w:val="0"/>
         <w:adjustRightInd w:val="0"/>
         <w:snapToGrid w:val="0"/>
-        <w:ind w:left="425" w:leftChars="0" w:right="0" w:rightChars="0" w:hanging="425" w:firstLineChars="0"/>
+        <w:ind w:left="425" w:right="0" w:hanging="425" w:leftChars="0" w:rightChars="0" w:firstLineChars="0"/>
         <w:jc w:val="both"/>
         <w:textAlignment w:val="baseline"/>
         <w:rPr>
@@ -7751,7 +7641,7 @@
     </w:p>
     <w:p>
       <w:pPr>
-        <w:pStyle w:val="31"/>
+        <w:pStyle w:val="3"/>
         <w:keepNext w:val="0"/>
         <w:keepLines w:val="0"/>
         <w:pageBreakBefore w:val="0"/>
@@ -7782,20 +7672,20 @@
     </w:p>
     <w:p>
       <w:pPr>
-        <w:pStyle w:val="29"/>
-        <w:keepNext w:val="0"/>
-        <w:keepLines w:val="0"/>
-        <w:pageBreakBefore w:val="0"/>
-        <w:widowControl w:val="0"/>
-        <w:kinsoku w:val="0"/>
-        <w:wordWrap/>
-        <w:overflowPunct/>
-        <w:autoSpaceDE w:val="0"/>
-        <w:autoSpaceDN w:val="0"/>
-        <w:bidi w:val="0"/>
-        <w:adjustRightInd w:val="0"/>
-        <w:snapToGrid w:val="0"/>
-        <w:ind w:left="0" w:leftChars="0" w:right="0" w:rightChars="0" w:firstLine="0" w:firstLineChars="0"/>
+        <w:pStyle w:val="a1"/>
+        <w:keepNext w:val="0"/>
+        <w:keepLines w:val="0"/>
+        <w:pageBreakBefore w:val="0"/>
+        <w:widowControl w:val="0"/>
+        <w:kinsoku w:val="0"/>
+        <w:wordWrap/>
+        <w:overflowPunct/>
+        <w:autoSpaceDE w:val="0"/>
+        <w:autoSpaceDN w:val="0"/>
+        <w:bidi w:val="0"/>
+        <w:adjustRightInd w:val="0"/>
+        <w:snapToGrid w:val="0"/>
+        <w:ind w:left="0" w:right="0" w:firstLine="0" w:leftChars="0" w:rightChars="0" w:firstLineChars="0"/>
         <w:jc w:val="both"/>
         <w:textAlignment w:val="baseline"/>
         <w:rPr>
@@ -7813,7 +7703,7 @@
     </w:p>
     <w:p>
       <w:pPr>
-        <w:pStyle w:val="29"/>
+        <w:pStyle w:val="a1"/>
         <w:keepNext w:val="0"/>
         <w:keepLines w:val="0"/>
         <w:pageBreakBefore w:val="0"/>
@@ -7830,7 +7720,7 @@
         <w:bidi w:val="0"/>
         <w:adjustRightInd w:val="0"/>
         <w:snapToGrid w:val="0"/>
-        <w:ind w:left="425" w:leftChars="0" w:right="0" w:rightChars="0" w:hanging="425" w:firstLineChars="0"/>
+        <w:ind w:left="425" w:right="0" w:hanging="425" w:leftChars="0" w:rightChars="0" w:firstLineChars="0"/>
         <w:jc w:val="both"/>
         <w:textAlignment w:val="baseline"/>
         <w:rPr>
@@ -7848,7 +7738,7 @@
     </w:p>
     <w:p>
       <w:pPr>
-        <w:pStyle w:val="29"/>
+        <w:pStyle w:val="a1"/>
         <w:keepNext w:val="0"/>
         <w:keepLines w:val="0"/>
         <w:pageBreakBefore w:val="0"/>
@@ -7865,7 +7755,7 @@
         <w:bidi w:val="0"/>
         <w:adjustRightInd w:val="0"/>
         <w:snapToGrid w:val="0"/>
-        <w:ind w:left="425" w:leftChars="0" w:right="0" w:rightChars="0" w:hanging="425" w:firstLineChars="0"/>
+        <w:ind w:left="425" w:right="0" w:hanging="425" w:leftChars="0" w:rightChars="0" w:firstLineChars="0"/>
         <w:jc w:val="both"/>
         <w:textAlignment w:val="baseline"/>
         <w:rPr>
@@ -7883,7 +7773,7 @@
     </w:p>
     <w:p>
       <w:pPr>
-        <w:pStyle w:val="29"/>
+        <w:pStyle w:val="a1"/>
         <w:keepNext w:val="0"/>
         <w:keepLines w:val="0"/>
         <w:pageBreakBefore w:val="0"/>
@@ -7900,7 +7790,7 @@
         <w:bidi w:val="0"/>
         <w:adjustRightInd w:val="0"/>
         <w:snapToGrid w:val="0"/>
-        <w:ind w:left="425" w:leftChars="0" w:right="0" w:rightChars="0" w:hanging="425" w:firstLineChars="0"/>
+        <w:ind w:left="425" w:right="0" w:hanging="425" w:leftChars="0" w:rightChars="0" w:firstLineChars="0"/>
         <w:jc w:val="both"/>
         <w:textAlignment w:val="baseline"/>
         <w:rPr>
@@ -7918,7 +7808,7 @@
     </w:p>
     <w:p>
       <w:pPr>
-        <w:pStyle w:val="30"/>
+        <w:pStyle w:val="2"/>
         <w:keepNext w:val="0"/>
         <w:keepLines w:val="0"/>
         <w:pageBreakBefore w:val="0"/>
@@ -7949,20 +7839,20 @@
     </w:p>
     <w:p>
       <w:pPr>
-        <w:pStyle w:val="29"/>
-        <w:keepNext w:val="0"/>
-        <w:keepLines w:val="0"/>
-        <w:pageBreakBefore w:val="0"/>
-        <w:widowControl w:val="0"/>
-        <w:kinsoku w:val="0"/>
-        <w:wordWrap/>
-        <w:overflowPunct/>
-        <w:autoSpaceDE w:val="0"/>
-        <w:autoSpaceDN w:val="0"/>
-        <w:bidi w:val="0"/>
-        <w:adjustRightInd w:val="0"/>
-        <w:snapToGrid w:val="0"/>
-        <w:ind w:left="0" w:leftChars="0" w:right="0" w:rightChars="0" w:firstLine="0" w:firstLineChars="0"/>
+        <w:pStyle w:val="a1"/>
+        <w:keepNext w:val="0"/>
+        <w:keepLines w:val="0"/>
+        <w:pageBreakBefore w:val="0"/>
+        <w:widowControl w:val="0"/>
+        <w:kinsoku w:val="0"/>
+        <w:wordWrap/>
+        <w:overflowPunct/>
+        <w:autoSpaceDE w:val="0"/>
+        <w:autoSpaceDN w:val="0"/>
+        <w:bidi w:val="0"/>
+        <w:adjustRightInd w:val="0"/>
+        <w:snapToGrid w:val="0"/>
+        <w:ind w:left="0" w:right="0" w:firstLine="0" w:leftChars="0" w:rightChars="0" w:firstLineChars="0"/>
         <w:jc w:val="both"/>
         <w:textAlignment w:val="baseline"/>
         <w:rPr>
@@ -7980,7 +7870,7 @@
     </w:p>
     <w:p>
       <w:pPr>
-        <w:pStyle w:val="29"/>
+        <w:pStyle w:val="a1"/>
         <w:keepNext w:val="0"/>
         <w:keepLines w:val="0"/>
         <w:pageBreakBefore w:val="0"/>
@@ -7997,7 +7887,7 @@
         <w:bidi w:val="0"/>
         <w:adjustRightInd w:val="0"/>
         <w:snapToGrid w:val="0"/>
-        <w:ind w:left="425" w:leftChars="0" w:right="0" w:rightChars="0" w:hanging="425" w:firstLineChars="0"/>
+        <w:ind w:left="425" w:right="0" w:hanging="425" w:leftChars="0" w:rightChars="0" w:firstLineChars="0"/>
         <w:jc w:val="both"/>
         <w:textAlignment w:val="baseline"/>
         <w:rPr>
@@ -8015,7 +7905,7 @@
     </w:p>
     <w:p>
       <w:pPr>
-        <w:pStyle w:val="29"/>
+        <w:pStyle w:val="a1"/>
         <w:keepNext w:val="0"/>
         <w:keepLines w:val="0"/>
         <w:pageBreakBefore w:val="0"/>
@@ -8032,7 +7922,7 @@
         <w:bidi w:val="0"/>
         <w:adjustRightInd w:val="0"/>
         <w:snapToGrid w:val="0"/>
-        <w:ind w:left="425" w:leftChars="0" w:right="0" w:rightChars="0" w:hanging="425" w:firstLineChars="0"/>
+        <w:ind w:left="425" w:right="0" w:hanging="425" w:leftChars="0" w:rightChars="0" w:firstLineChars="0"/>
         <w:jc w:val="both"/>
         <w:textAlignment w:val="baseline"/>
         <w:rPr>
@@ -8050,7 +7940,7 @@
     </w:p>
     <w:p>
       <w:pPr>
-        <w:pStyle w:val="29"/>
+        <w:pStyle w:val="a1"/>
         <w:keepNext w:val="0"/>
         <w:keepLines w:val="0"/>
         <w:pageBreakBefore w:val="0"/>
@@ -8067,7 +7957,7 @@
         <w:bidi w:val="0"/>
         <w:adjustRightInd w:val="0"/>
         <w:snapToGrid w:val="0"/>
-        <w:ind w:left="425" w:leftChars="0" w:right="0" w:rightChars="0" w:hanging="425" w:firstLineChars="0"/>
+        <w:ind w:left="425" w:right="0" w:hanging="425" w:leftChars="0" w:rightChars="0" w:firstLineChars="0"/>
         <w:jc w:val="both"/>
         <w:textAlignment w:val="baseline"/>
         <w:rPr>
@@ -8085,7 +7975,7 @@
     </w:p>
     <w:p>
       <w:pPr>
-        <w:pStyle w:val="29"/>
+        <w:pStyle w:val="a1"/>
         <w:keepNext w:val="0"/>
         <w:keepLines w:val="0"/>
         <w:pageBreakBefore w:val="0"/>
@@ -8102,7 +7992,7 @@
         <w:bidi w:val="0"/>
         <w:adjustRightInd w:val="0"/>
         <w:snapToGrid w:val="0"/>
-        <w:ind w:left="425" w:leftChars="0" w:right="0" w:rightChars="0" w:hanging="425" w:firstLineChars="0"/>
+        <w:ind w:left="425" w:right="0" w:hanging="425" w:leftChars="0" w:rightChars="0" w:firstLineChars="0"/>
         <w:jc w:val="both"/>
         <w:textAlignment w:val="baseline"/>
         <w:rPr>
@@ -8120,20 +8010,20 @@
     </w:p>
     <w:p>
       <w:pPr>
-        <w:pStyle w:val="29"/>
-        <w:keepNext w:val="0"/>
-        <w:keepLines w:val="0"/>
-        <w:pageBreakBefore w:val="0"/>
-        <w:widowControl w:val="0"/>
-        <w:kinsoku w:val="0"/>
-        <w:wordWrap/>
-        <w:overflowPunct/>
-        <w:autoSpaceDE w:val="0"/>
-        <w:autoSpaceDN w:val="0"/>
-        <w:bidi w:val="0"/>
-        <w:adjustRightInd w:val="0"/>
-        <w:snapToGrid w:val="0"/>
-        <w:ind w:left="0" w:leftChars="0" w:right="0" w:rightChars="0" w:firstLine="0" w:firstLineChars="0"/>
+        <w:pStyle w:val="a1"/>
+        <w:keepNext w:val="0"/>
+        <w:keepLines w:val="0"/>
+        <w:pageBreakBefore w:val="0"/>
+        <w:widowControl w:val="0"/>
+        <w:kinsoku w:val="0"/>
+        <w:wordWrap/>
+        <w:overflowPunct/>
+        <w:autoSpaceDE w:val="0"/>
+        <w:autoSpaceDN w:val="0"/>
+        <w:bidi w:val="0"/>
+        <w:adjustRightInd w:val="0"/>
+        <w:snapToGrid w:val="0"/>
+        <w:ind w:left="0" w:right="0" w:firstLine="0" w:leftChars="0" w:rightChars="0" w:firstLineChars="0"/>
         <w:jc w:val="both"/>
         <w:textAlignment w:val="baseline"/>
         <w:rPr>
@@ -8148,31 +8038,31 @@
         </w:rPr>
         <w:t>升级流程：服务台专员→责任部门负责人→管理者代表→总经理</w:t>
       </w:r>
-      <w:bookmarkStart w:id="42" w:name="_GoBack"/>
-      <w:bookmarkEnd w:id="42"/>
-    </w:p>
-    <w:p>
-      <w:pPr>
-        <w:pStyle w:val="30"/>
-        <w:keepNext w:val="0"/>
-        <w:keepLines w:val="0"/>
-        <w:pageBreakBefore w:val="0"/>
-        <w:widowControl w:val="0"/>
-        <w:kinsoku w:val="0"/>
-        <w:wordWrap/>
-        <w:overflowPunct/>
-        <w:autoSpaceDE w:val="0"/>
-        <w:autoSpaceDN w:val="0"/>
-        <w:bidi w:val="0"/>
-        <w:adjustRightInd w:val="0"/>
-        <w:snapToGrid w:val="0"/>
-        <w:textAlignment w:val="baseline"/>
-        <w:rPr>
-          <w:rFonts w:hint="eastAsia"/>
-          <w:lang w:val="en-US" w:eastAsia="zh-CN"/>
-        </w:rPr>
-      </w:pPr>
-      <w:bookmarkStart w:id="30" w:name="_Toc17285"/>
+      <w:bookmarkStart w:id="30" w:name="_GoBack"/>
+      <w:bookmarkEnd w:id="30"/>
+    </w:p>
+    <w:p>
+      <w:pPr>
+        <w:pStyle w:val="2"/>
+        <w:keepNext w:val="0"/>
+        <w:keepLines w:val="0"/>
+        <w:pageBreakBefore w:val="0"/>
+        <w:widowControl w:val="0"/>
+        <w:kinsoku w:val="0"/>
+        <w:wordWrap/>
+        <w:overflowPunct/>
+        <w:autoSpaceDE w:val="0"/>
+        <w:autoSpaceDN w:val="0"/>
+        <w:bidi w:val="0"/>
+        <w:adjustRightInd w:val="0"/>
+        <w:snapToGrid w:val="0"/>
+        <w:textAlignment w:val="baseline"/>
+        <w:rPr>
+          <w:rFonts w:hint="eastAsia"/>
+          <w:lang w:val="en-US" w:eastAsia="zh-CN"/>
+        </w:rPr>
+      </w:pPr>
+      <w:bookmarkStart w:id="31" w:name="_Toc17285"/>
       <w:r>
         <w:rPr>
           <w:rFonts w:hint="eastAsia"/>
@@ -8180,30 +8070,30 @@
         </w:rPr>
         <w:t>投诉关闭与回访</w:t>
       </w:r>
-      <w:bookmarkEnd w:id="30"/>
-    </w:p>
-    <w:p>
-      <w:pPr>
-        <w:pStyle w:val="31"/>
-        <w:keepNext w:val="0"/>
-        <w:keepLines w:val="0"/>
-        <w:pageBreakBefore w:val="0"/>
-        <w:widowControl w:val="0"/>
-        <w:kinsoku w:val="0"/>
-        <w:wordWrap/>
-        <w:overflowPunct/>
-        <w:autoSpaceDE w:val="0"/>
-        <w:autoSpaceDN w:val="0"/>
-        <w:bidi w:val="0"/>
-        <w:adjustRightInd w:val="0"/>
-        <w:snapToGrid w:val="0"/>
-        <w:textAlignment w:val="baseline"/>
-        <w:rPr>
-          <w:rFonts w:hint="eastAsia"/>
-          <w:lang w:val="en-US" w:eastAsia="zh-CN"/>
-        </w:rPr>
-      </w:pPr>
-      <w:bookmarkStart w:id="31" w:name="_Toc27534"/>
+      <w:bookmarkEnd w:id="31"/>
+    </w:p>
+    <w:p>
+      <w:pPr>
+        <w:pStyle w:val="3"/>
+        <w:keepNext w:val="0"/>
+        <w:keepLines w:val="0"/>
+        <w:pageBreakBefore w:val="0"/>
+        <w:widowControl w:val="0"/>
+        <w:kinsoku w:val="0"/>
+        <w:wordWrap/>
+        <w:overflowPunct/>
+        <w:autoSpaceDE w:val="0"/>
+        <w:autoSpaceDN w:val="0"/>
+        <w:bidi w:val="0"/>
+        <w:adjustRightInd w:val="0"/>
+        <w:snapToGrid w:val="0"/>
+        <w:textAlignment w:val="baseline"/>
+        <w:rPr>
+          <w:rFonts w:hint="eastAsia"/>
+          <w:lang w:val="en-US" w:eastAsia="zh-CN"/>
+        </w:rPr>
+      </w:pPr>
+      <w:bookmarkStart w:id="32" w:name="_Toc27534"/>
       <w:r>
         <w:rPr>
           <w:rFonts w:hint="eastAsia"/>
@@ -8211,24 +8101,24 @@
         </w:rPr>
         <w:t>投诉关闭条件</w:t>
       </w:r>
-      <w:bookmarkEnd w:id="31"/>
-    </w:p>
-    <w:p>
-      <w:pPr>
-        <w:pStyle w:val="29"/>
-        <w:keepNext w:val="0"/>
-        <w:keepLines w:val="0"/>
-        <w:pageBreakBefore w:val="0"/>
-        <w:widowControl w:val="0"/>
-        <w:kinsoku w:val="0"/>
-        <w:wordWrap/>
-        <w:overflowPunct/>
-        <w:autoSpaceDE w:val="0"/>
-        <w:autoSpaceDN w:val="0"/>
-        <w:bidi w:val="0"/>
-        <w:adjustRightInd w:val="0"/>
-        <w:snapToGrid w:val="0"/>
-        <w:ind w:left="0" w:leftChars="0" w:right="0" w:rightChars="0" w:firstLine="0" w:firstLineChars="0"/>
+      <w:bookmarkEnd w:id="32"/>
+    </w:p>
+    <w:p>
+      <w:pPr>
+        <w:pStyle w:val="a1"/>
+        <w:keepNext w:val="0"/>
+        <w:keepLines w:val="0"/>
+        <w:pageBreakBefore w:val="0"/>
+        <w:widowControl w:val="0"/>
+        <w:kinsoku w:val="0"/>
+        <w:wordWrap/>
+        <w:overflowPunct/>
+        <w:autoSpaceDE w:val="0"/>
+        <w:autoSpaceDN w:val="0"/>
+        <w:bidi w:val="0"/>
+        <w:adjustRightInd w:val="0"/>
+        <w:snapToGrid w:val="0"/>
+        <w:ind w:left="0" w:right="0" w:firstLine="0" w:leftChars="0" w:rightChars="0" w:firstLineChars="0"/>
         <w:jc w:val="both"/>
         <w:textAlignment w:val="baseline"/>
         <w:rPr>
@@ -8246,7 +8136,7 @@
     </w:p>
     <w:p>
       <w:pPr>
-        <w:pStyle w:val="29"/>
+        <w:pStyle w:val="a1"/>
         <w:keepNext w:val="0"/>
         <w:keepLines w:val="0"/>
         <w:pageBreakBefore w:val="0"/>
@@ -8263,7 +8153,7 @@
         <w:bidi w:val="0"/>
         <w:adjustRightInd w:val="0"/>
         <w:snapToGrid w:val="0"/>
-        <w:ind w:left="425" w:leftChars="0" w:right="0" w:rightChars="0" w:hanging="425" w:firstLineChars="0"/>
+        <w:ind w:left="425" w:right="0" w:hanging="425" w:leftChars="0" w:rightChars="0" w:firstLineChars="0"/>
         <w:jc w:val="both"/>
         <w:textAlignment w:val="baseline"/>
         <w:rPr>
@@ -8281,7 +8171,7 @@
     </w:p>
     <w:p>
       <w:pPr>
-        <w:pStyle w:val="29"/>
+        <w:pStyle w:val="a1"/>
         <w:keepNext w:val="0"/>
         <w:keepLines w:val="0"/>
         <w:pageBreakBefore w:val="0"/>
@@ -8298,7 +8188,7 @@
         <w:bidi w:val="0"/>
         <w:adjustRightInd w:val="0"/>
         <w:snapToGrid w:val="0"/>
-        <w:ind w:left="425" w:leftChars="0" w:right="0" w:rightChars="0" w:hanging="425" w:firstLineChars="0"/>
+        <w:ind w:left="425" w:right="0" w:hanging="425" w:leftChars="0" w:rightChars="0" w:firstLineChars="0"/>
         <w:jc w:val="both"/>
         <w:textAlignment w:val="baseline"/>
         <w:rPr>
@@ -8316,7 +8206,7 @@
     </w:p>
     <w:p>
       <w:pPr>
-        <w:pStyle w:val="29"/>
+        <w:pStyle w:val="a1"/>
         <w:keepNext w:val="0"/>
         <w:keepLines w:val="0"/>
         <w:pageBreakBefore w:val="0"/>
@@ -8333,7 +8223,7 @@
         <w:bidi w:val="0"/>
         <w:adjustRightInd w:val="0"/>
         <w:snapToGrid w:val="0"/>
-        <w:ind w:left="425" w:leftChars="0" w:right="0" w:rightChars="0" w:hanging="425" w:firstLineChars="0"/>
+        <w:ind w:left="425" w:right="0" w:hanging="425" w:leftChars="0" w:rightChars="0" w:firstLineChars="0"/>
         <w:jc w:val="both"/>
         <w:textAlignment w:val="baseline"/>
         <w:rPr>
@@ -8351,7 +8241,7 @@
     </w:p>
     <w:p>
       <w:pPr>
-        <w:pStyle w:val="29"/>
+        <w:pStyle w:val="a1"/>
         <w:keepNext w:val="0"/>
         <w:keepLines w:val="0"/>
         <w:pageBreakBefore w:val="0"/>
@@ -8368,7 +8258,7 @@
         <w:bidi w:val="0"/>
         <w:adjustRightInd w:val="0"/>
         <w:snapToGrid w:val="0"/>
-        <w:ind w:left="425" w:leftChars="0" w:right="0" w:rightChars="0" w:hanging="425" w:firstLineChars="0"/>
+        <w:ind w:left="425" w:right="0" w:hanging="425" w:leftChars="0" w:rightChars="0" w:firstLineChars="0"/>
         <w:jc w:val="both"/>
         <w:textAlignment w:val="baseline"/>
         <w:rPr>
@@ -8386,26 +8276,26 @@
     </w:p>
     <w:p>
       <w:pPr>
-        <w:pStyle w:val="31"/>
-        <w:keepNext w:val="0"/>
-        <w:keepLines w:val="0"/>
-        <w:pageBreakBefore w:val="0"/>
-        <w:widowControl w:val="0"/>
-        <w:kinsoku w:val="0"/>
-        <w:wordWrap/>
-        <w:overflowPunct/>
-        <w:autoSpaceDE w:val="0"/>
-        <w:autoSpaceDN w:val="0"/>
-        <w:bidi w:val="0"/>
-        <w:adjustRightInd w:val="0"/>
-        <w:snapToGrid w:val="0"/>
-        <w:textAlignment w:val="baseline"/>
-        <w:rPr>
-          <w:rFonts w:hint="eastAsia"/>
-          <w:lang w:val="en-US" w:eastAsia="zh-CN"/>
-        </w:rPr>
-      </w:pPr>
-      <w:bookmarkStart w:id="32" w:name="_Toc14707"/>
+        <w:pStyle w:val="3"/>
+        <w:keepNext w:val="0"/>
+        <w:keepLines w:val="0"/>
+        <w:pageBreakBefore w:val="0"/>
+        <w:widowControl w:val="0"/>
+        <w:kinsoku w:val="0"/>
+        <w:wordWrap/>
+        <w:overflowPunct/>
+        <w:autoSpaceDE w:val="0"/>
+        <w:autoSpaceDN w:val="0"/>
+        <w:bidi w:val="0"/>
+        <w:adjustRightInd w:val="0"/>
+        <w:snapToGrid w:val="0"/>
+        <w:textAlignment w:val="baseline"/>
+        <w:rPr>
+          <w:rFonts w:hint="eastAsia"/>
+          <w:lang w:val="en-US" w:eastAsia="zh-CN"/>
+        </w:rPr>
+      </w:pPr>
+      <w:bookmarkStart w:id="33" w:name="_Toc14707"/>
       <w:r>
         <w:rPr>
           <w:rFonts w:hint="eastAsia"/>
@@ -8413,24 +8303,24 @@
         </w:rPr>
         <w:t>客户回访</w:t>
       </w:r>
-      <w:bookmarkEnd w:id="32"/>
-    </w:p>
-    <w:p>
-      <w:pPr>
-        <w:pStyle w:val="29"/>
-        <w:keepNext w:val="0"/>
-        <w:keepLines w:val="0"/>
-        <w:pageBreakBefore w:val="0"/>
-        <w:widowControl w:val="0"/>
-        <w:kinsoku w:val="0"/>
-        <w:wordWrap/>
-        <w:overflowPunct/>
-        <w:autoSpaceDE w:val="0"/>
-        <w:autoSpaceDN w:val="0"/>
-        <w:bidi w:val="0"/>
-        <w:adjustRightInd w:val="0"/>
-        <w:snapToGrid w:val="0"/>
-        <w:ind w:left="0" w:leftChars="0" w:right="0" w:rightChars="0" w:firstLine="0" w:firstLineChars="0"/>
+      <w:bookmarkEnd w:id="33"/>
+    </w:p>
+    <w:p>
+      <w:pPr>
+        <w:pStyle w:val="a1"/>
+        <w:keepNext w:val="0"/>
+        <w:keepLines w:val="0"/>
+        <w:pageBreakBefore w:val="0"/>
+        <w:widowControl w:val="0"/>
+        <w:kinsoku w:val="0"/>
+        <w:wordWrap/>
+        <w:overflowPunct/>
+        <w:autoSpaceDE w:val="0"/>
+        <w:autoSpaceDN w:val="0"/>
+        <w:bidi w:val="0"/>
+        <w:adjustRightInd w:val="0"/>
+        <w:snapToGrid w:val="0"/>
+        <w:ind w:left="0" w:right="0" w:firstLine="0" w:leftChars="0" w:rightChars="0" w:firstLineChars="0"/>
         <w:jc w:val="both"/>
         <w:textAlignment w:val="baseline"/>
         <w:rPr>
@@ -8448,7 +8338,7 @@
     </w:p>
     <w:p>
       <w:pPr>
-        <w:pStyle w:val="29"/>
+        <w:pStyle w:val="a1"/>
         <w:keepNext w:val="0"/>
         <w:keepLines w:val="0"/>
         <w:pageBreakBefore w:val="0"/>
@@ -8465,7 +8355,7 @@
         <w:bidi w:val="0"/>
         <w:adjustRightInd w:val="0"/>
         <w:snapToGrid w:val="0"/>
-        <w:ind w:left="425" w:leftChars="0" w:right="0" w:rightChars="0" w:hanging="425" w:firstLineChars="0"/>
+        <w:ind w:left="425" w:right="0" w:hanging="425" w:leftChars="0" w:rightChars="0" w:firstLineChars="0"/>
         <w:jc w:val="both"/>
         <w:textAlignment w:val="baseline"/>
         <w:rPr>
@@ -8483,7 +8373,7 @@
     </w:p>
     <w:p>
       <w:pPr>
-        <w:pStyle w:val="29"/>
+        <w:pStyle w:val="a1"/>
         <w:keepNext w:val="0"/>
         <w:keepLines w:val="0"/>
         <w:pageBreakBefore w:val="0"/>
@@ -8500,7 +8390,7 @@
         <w:bidi w:val="0"/>
         <w:adjustRightInd w:val="0"/>
         <w:snapToGrid w:val="0"/>
-        <w:ind w:left="425" w:leftChars="0" w:right="0" w:rightChars="0" w:hanging="425" w:firstLineChars="0"/>
+        <w:ind w:left="425" w:right="0" w:hanging="425" w:leftChars="0" w:rightChars="0" w:firstLineChars="0"/>
         <w:jc w:val="both"/>
         <w:textAlignment w:val="baseline"/>
         <w:rPr>
@@ -8518,7 +8408,7 @@
     </w:p>
     <w:p>
       <w:pPr>
-        <w:pStyle w:val="29"/>
+        <w:pStyle w:val="a1"/>
         <w:keepNext w:val="0"/>
         <w:keepLines w:val="0"/>
         <w:pageBreakBefore w:val="0"/>
@@ -8535,7 +8425,7 @@
         <w:bidi w:val="0"/>
         <w:adjustRightInd w:val="0"/>
         <w:snapToGrid w:val="0"/>
-        <w:ind w:left="425" w:leftChars="0" w:right="0" w:rightChars="0" w:hanging="425" w:firstLineChars="0"/>
+        <w:ind w:left="425" w:right="0" w:hanging="425" w:leftChars="0" w:rightChars="0" w:firstLineChars="0"/>
         <w:jc w:val="both"/>
         <w:textAlignment w:val="baseline"/>
         <w:rPr>
@@ -8553,26 +8443,26 @@
     </w:p>
     <w:p>
       <w:pPr>
-        <w:pStyle w:val="30"/>
-        <w:keepNext w:val="0"/>
-        <w:keepLines w:val="0"/>
-        <w:pageBreakBefore w:val="0"/>
-        <w:widowControl w:val="0"/>
-        <w:kinsoku w:val="0"/>
-        <w:wordWrap/>
-        <w:overflowPunct/>
-        <w:autoSpaceDE w:val="0"/>
-        <w:autoSpaceDN w:val="0"/>
-        <w:bidi w:val="0"/>
-        <w:adjustRightInd w:val="0"/>
-        <w:snapToGrid w:val="0"/>
-        <w:textAlignment w:val="baseline"/>
-        <w:rPr>
-          <w:rFonts w:hint="eastAsia"/>
-          <w:lang w:val="en-US" w:eastAsia="zh-CN"/>
-        </w:rPr>
-      </w:pPr>
-      <w:bookmarkStart w:id="33" w:name="_Toc10805"/>
+        <w:pStyle w:val="2"/>
+        <w:keepNext w:val="0"/>
+        <w:keepLines w:val="0"/>
+        <w:pageBreakBefore w:val="0"/>
+        <w:widowControl w:val="0"/>
+        <w:kinsoku w:val="0"/>
+        <w:wordWrap/>
+        <w:overflowPunct/>
+        <w:autoSpaceDE w:val="0"/>
+        <w:autoSpaceDN w:val="0"/>
+        <w:bidi w:val="0"/>
+        <w:adjustRightInd w:val="0"/>
+        <w:snapToGrid w:val="0"/>
+        <w:textAlignment w:val="baseline"/>
+        <w:rPr>
+          <w:rFonts w:hint="eastAsia"/>
+          <w:lang w:val="en-US" w:eastAsia="zh-CN"/>
+        </w:rPr>
+      </w:pPr>
+      <w:bookmarkStart w:id="34" w:name="_Toc10805"/>
       <w:r>
         <w:rPr>
           <w:rFonts w:hint="eastAsia"/>
@@ -8580,30 +8470,30 @@
         </w:rPr>
         <w:t>投诉分析与改进</w:t>
       </w:r>
-      <w:bookmarkEnd w:id="33"/>
-    </w:p>
-    <w:p>
-      <w:pPr>
-        <w:pStyle w:val="31"/>
-        <w:keepNext w:val="0"/>
-        <w:keepLines w:val="0"/>
-        <w:pageBreakBefore w:val="0"/>
-        <w:widowControl w:val="0"/>
-        <w:kinsoku w:val="0"/>
-        <w:wordWrap/>
-        <w:overflowPunct/>
-        <w:autoSpaceDE w:val="0"/>
-        <w:autoSpaceDN w:val="0"/>
-        <w:bidi w:val="0"/>
-        <w:adjustRightInd w:val="0"/>
-        <w:snapToGrid w:val="0"/>
-        <w:textAlignment w:val="baseline"/>
-        <w:rPr>
-          <w:rFonts w:hint="eastAsia"/>
-          <w:lang w:val="en-US" w:eastAsia="zh-CN"/>
-        </w:rPr>
-      </w:pPr>
-      <w:bookmarkStart w:id="34" w:name="_Toc849"/>
+      <w:bookmarkEnd w:id="34"/>
+    </w:p>
+    <w:p>
+      <w:pPr>
+        <w:pStyle w:val="3"/>
+        <w:keepNext w:val="0"/>
+        <w:keepLines w:val="0"/>
+        <w:pageBreakBefore w:val="0"/>
+        <w:widowControl w:val="0"/>
+        <w:kinsoku w:val="0"/>
+        <w:wordWrap/>
+        <w:overflowPunct/>
+        <w:autoSpaceDE w:val="0"/>
+        <w:autoSpaceDN w:val="0"/>
+        <w:bidi w:val="0"/>
+        <w:adjustRightInd w:val="0"/>
+        <w:snapToGrid w:val="0"/>
+        <w:textAlignment w:val="baseline"/>
+        <w:rPr>
+          <w:rFonts w:hint="eastAsia"/>
+          <w:lang w:val="en-US" w:eastAsia="zh-CN"/>
+        </w:rPr>
+      </w:pPr>
+      <w:bookmarkStart w:id="35" w:name="_Toc849"/>
       <w:r>
         <w:rPr>
           <w:rFonts w:hint="eastAsia"/>
@@ -8611,24 +8501,24 @@
         </w:rPr>
         <w:t>投诉统计分析</w:t>
       </w:r>
-      <w:bookmarkEnd w:id="34"/>
-    </w:p>
-    <w:p>
-      <w:pPr>
-        <w:pStyle w:val="29"/>
-        <w:keepNext w:val="0"/>
-        <w:keepLines w:val="0"/>
-        <w:pageBreakBefore w:val="0"/>
-        <w:widowControl w:val="0"/>
-        <w:kinsoku w:val="0"/>
-        <w:wordWrap/>
-        <w:overflowPunct/>
-        <w:autoSpaceDE w:val="0"/>
-        <w:autoSpaceDN w:val="0"/>
-        <w:bidi w:val="0"/>
-        <w:adjustRightInd w:val="0"/>
-        <w:snapToGrid w:val="0"/>
-        <w:ind w:left="0" w:leftChars="0" w:right="0" w:rightChars="0" w:firstLine="0" w:firstLineChars="0"/>
+      <w:bookmarkEnd w:id="35"/>
+    </w:p>
+    <w:p>
+      <w:pPr>
+        <w:pStyle w:val="a1"/>
+        <w:keepNext w:val="0"/>
+        <w:keepLines w:val="0"/>
+        <w:pageBreakBefore w:val="0"/>
+        <w:widowControl w:val="0"/>
+        <w:kinsoku w:val="0"/>
+        <w:wordWrap/>
+        <w:overflowPunct/>
+        <w:autoSpaceDE w:val="0"/>
+        <w:autoSpaceDN w:val="0"/>
+        <w:bidi w:val="0"/>
+        <w:adjustRightInd w:val="0"/>
+        <w:snapToGrid w:val="0"/>
+        <w:ind w:left="0" w:right="0" w:firstLine="0" w:leftChars="0" w:rightChars="0" w:firstLineChars="0"/>
         <w:jc w:val="both"/>
         <w:textAlignment w:val="baseline"/>
         <w:rPr>
@@ -8646,7 +8536,7 @@
     </w:p>
     <w:p>
       <w:pPr>
-        <w:pStyle w:val="29"/>
+        <w:pStyle w:val="a1"/>
         <w:keepNext w:val="0"/>
         <w:keepLines w:val="0"/>
         <w:pageBreakBefore w:val="0"/>
@@ -8663,7 +8553,7 @@
         <w:bidi w:val="0"/>
         <w:adjustRightInd w:val="0"/>
         <w:snapToGrid w:val="0"/>
-        <w:ind w:left="425" w:leftChars="0" w:right="0" w:rightChars="0" w:hanging="425" w:firstLineChars="0"/>
+        <w:ind w:left="425" w:right="0" w:hanging="425" w:leftChars="0" w:rightChars="0" w:firstLineChars="0"/>
         <w:jc w:val="both"/>
         <w:textAlignment w:val="baseline"/>
         <w:rPr>
@@ -8681,7 +8571,7 @@
     </w:p>
     <w:p>
       <w:pPr>
-        <w:pStyle w:val="29"/>
+        <w:pStyle w:val="a1"/>
         <w:keepNext w:val="0"/>
         <w:keepLines w:val="0"/>
         <w:pageBreakBefore w:val="0"/>
@@ -8698,7 +8588,7 @@
         <w:bidi w:val="0"/>
         <w:adjustRightInd w:val="0"/>
         <w:snapToGrid w:val="0"/>
-        <w:ind w:left="425" w:leftChars="0" w:right="0" w:rightChars="0" w:hanging="425" w:firstLineChars="0"/>
+        <w:ind w:left="425" w:right="0" w:hanging="425" w:leftChars="0" w:rightChars="0" w:firstLineChars="0"/>
         <w:jc w:val="both"/>
         <w:textAlignment w:val="baseline"/>
         <w:rPr>
@@ -8716,7 +8606,7 @@
     </w:p>
     <w:p>
       <w:pPr>
-        <w:pStyle w:val="29"/>
+        <w:pStyle w:val="a1"/>
         <w:keepNext w:val="0"/>
         <w:keepLines w:val="0"/>
         <w:pageBreakBefore w:val="0"/>
@@ -8733,7 +8623,7 @@
         <w:bidi w:val="0"/>
         <w:adjustRightInd w:val="0"/>
         <w:snapToGrid w:val="0"/>
-        <w:ind w:left="425" w:leftChars="0" w:right="0" w:rightChars="0" w:hanging="425" w:firstLineChars="0"/>
+        <w:ind w:left="425" w:right="0" w:hanging="425" w:leftChars="0" w:rightChars="0" w:firstLineChars="0"/>
         <w:jc w:val="both"/>
         <w:textAlignment w:val="baseline"/>
         <w:rPr>
@@ -8751,7 +8641,7 @@
     </w:p>
     <w:p>
       <w:pPr>
-        <w:pStyle w:val="29"/>
+        <w:pStyle w:val="a1"/>
         <w:keepNext w:val="0"/>
         <w:keepLines w:val="0"/>
         <w:pageBreakBefore w:val="0"/>
@@ -8768,7 +8658,7 @@
         <w:bidi w:val="0"/>
         <w:adjustRightInd w:val="0"/>
         <w:snapToGrid w:val="0"/>
-        <w:ind w:left="425" w:leftChars="0" w:right="0" w:rightChars="0" w:hanging="425" w:firstLineChars="0"/>
+        <w:ind w:left="425" w:right="0" w:hanging="425" w:leftChars="0" w:rightChars="0" w:firstLineChars="0"/>
         <w:jc w:val="both"/>
         <w:textAlignment w:val="baseline"/>
         <w:rPr>
@@ -8786,26 +8676,26 @@
     </w:p>
     <w:p>
       <w:pPr>
-        <w:pStyle w:val="31"/>
-        <w:keepNext w:val="0"/>
-        <w:keepLines w:val="0"/>
-        <w:pageBreakBefore w:val="0"/>
-        <w:widowControl w:val="0"/>
-        <w:kinsoku w:val="0"/>
-        <w:wordWrap/>
-        <w:overflowPunct/>
-        <w:autoSpaceDE w:val="0"/>
-        <w:autoSpaceDN w:val="0"/>
-        <w:bidi w:val="0"/>
-        <w:adjustRightInd w:val="0"/>
-        <w:snapToGrid w:val="0"/>
-        <w:textAlignment w:val="baseline"/>
-        <w:rPr>
-          <w:rFonts w:hint="eastAsia"/>
-          <w:lang w:val="en-US" w:eastAsia="zh-CN"/>
-        </w:rPr>
-      </w:pPr>
-      <w:bookmarkStart w:id="35" w:name="_Toc1477"/>
+        <w:pStyle w:val="3"/>
+        <w:keepNext w:val="0"/>
+        <w:keepLines w:val="0"/>
+        <w:pageBreakBefore w:val="0"/>
+        <w:widowControl w:val="0"/>
+        <w:kinsoku w:val="0"/>
+        <w:wordWrap/>
+        <w:overflowPunct/>
+        <w:autoSpaceDE w:val="0"/>
+        <w:autoSpaceDN w:val="0"/>
+        <w:bidi w:val="0"/>
+        <w:adjustRightInd w:val="0"/>
+        <w:snapToGrid w:val="0"/>
+        <w:textAlignment w:val="baseline"/>
+        <w:rPr>
+          <w:rFonts w:hint="eastAsia"/>
+          <w:lang w:val="en-US" w:eastAsia="zh-CN"/>
+        </w:rPr>
+      </w:pPr>
+      <w:bookmarkStart w:id="36" w:name="_Toc1477"/>
       <w:r>
         <w:rPr>
           <w:rFonts w:hint="eastAsia"/>
@@ -8813,24 +8703,24 @@
         </w:rPr>
         <w:t>改进措施</w:t>
       </w:r>
-      <w:bookmarkEnd w:id="35"/>
-    </w:p>
-    <w:p>
-      <w:pPr>
-        <w:pStyle w:val="29"/>
-        <w:keepNext w:val="0"/>
-        <w:keepLines w:val="0"/>
-        <w:pageBreakBefore w:val="0"/>
-        <w:widowControl w:val="0"/>
-        <w:kinsoku w:val="0"/>
-        <w:wordWrap/>
-        <w:overflowPunct/>
-        <w:autoSpaceDE w:val="0"/>
-        <w:autoSpaceDN w:val="0"/>
-        <w:bidi w:val="0"/>
-        <w:adjustRightInd w:val="0"/>
-        <w:snapToGrid w:val="0"/>
-        <w:ind w:left="0" w:leftChars="0" w:right="0" w:rightChars="0" w:firstLine="0" w:firstLineChars="0"/>
+      <w:bookmarkEnd w:id="36"/>
+    </w:p>
+    <w:p>
+      <w:pPr>
+        <w:pStyle w:val="a1"/>
+        <w:keepNext w:val="0"/>
+        <w:keepLines w:val="0"/>
+        <w:pageBreakBefore w:val="0"/>
+        <w:widowControl w:val="0"/>
+        <w:kinsoku w:val="0"/>
+        <w:wordWrap/>
+        <w:overflowPunct/>
+        <w:autoSpaceDE w:val="0"/>
+        <w:autoSpaceDN w:val="0"/>
+        <w:bidi w:val="0"/>
+        <w:adjustRightInd w:val="0"/>
+        <w:snapToGrid w:val="0"/>
+        <w:ind w:left="0" w:right="0" w:firstLine="0" w:leftChars="0" w:rightChars="0" w:firstLineChars="0"/>
         <w:jc w:val="both"/>
         <w:textAlignment w:val="baseline"/>
         <w:rPr>
@@ -8848,7 +8738,7 @@
     </w:p>
     <w:p>
       <w:pPr>
-        <w:pStyle w:val="29"/>
+        <w:pStyle w:val="a1"/>
         <w:keepNext w:val="0"/>
         <w:keepLines w:val="0"/>
         <w:pageBreakBefore w:val="0"/>
@@ -8865,7 +8755,7 @@
         <w:bidi w:val="0"/>
         <w:adjustRightInd w:val="0"/>
         <w:snapToGrid w:val="0"/>
-        <w:ind w:left="425" w:leftChars="0" w:right="0" w:rightChars="0" w:hanging="425" w:firstLineChars="0"/>
+        <w:ind w:left="425" w:right="0" w:hanging="425" w:leftChars="0" w:rightChars="0" w:firstLineChars="0"/>
         <w:jc w:val="both"/>
         <w:textAlignment w:val="baseline"/>
         <w:rPr>
@@ -8883,7 +8773,7 @@
     </w:p>
     <w:p>
       <w:pPr>
-        <w:pStyle w:val="29"/>
+        <w:pStyle w:val="a1"/>
         <w:keepNext w:val="0"/>
         <w:keepLines w:val="0"/>
         <w:pageBreakBefore w:val="0"/>
@@ -8900,7 +8790,7 @@
         <w:bidi w:val="0"/>
         <w:adjustRightInd w:val="0"/>
         <w:snapToGrid w:val="0"/>
-        <w:ind w:left="425" w:leftChars="0" w:right="0" w:rightChars="0" w:hanging="425" w:firstLineChars="0"/>
+        <w:ind w:left="425" w:right="0" w:hanging="425" w:leftChars="0" w:rightChars="0" w:firstLineChars="0"/>
         <w:jc w:val="both"/>
         <w:textAlignment w:val="baseline"/>
         <w:rPr>
@@ -8918,7 +8808,7 @@
     </w:p>
     <w:p>
       <w:pPr>
-        <w:pStyle w:val="29"/>
+        <w:pStyle w:val="a1"/>
         <w:keepNext w:val="0"/>
         <w:keepLines w:val="0"/>
         <w:pageBreakBefore w:val="0"/>
@@ -8935,7 +8825,7 @@
         <w:bidi w:val="0"/>
         <w:adjustRightInd w:val="0"/>
         <w:snapToGrid w:val="0"/>
-        <w:ind w:left="425" w:leftChars="0" w:right="0" w:rightChars="0" w:hanging="425" w:firstLineChars="0"/>
+        <w:ind w:left="425" w:right="0" w:hanging="425" w:leftChars="0" w:rightChars="0" w:firstLineChars="0"/>
         <w:jc w:val="both"/>
         <w:textAlignment w:val="baseline"/>
         <w:rPr>
@@ -8953,7 +8843,7 @@
     </w:p>
     <w:p>
       <w:pPr>
-        <w:pStyle w:val="29"/>
+        <w:pStyle w:val="a1"/>
         <w:keepNext w:val="0"/>
         <w:keepLines w:val="0"/>
         <w:pageBreakBefore w:val="0"/>
@@ -8970,7 +8860,7 @@
         <w:bidi w:val="0"/>
         <w:adjustRightInd w:val="0"/>
         <w:snapToGrid w:val="0"/>
-        <w:ind w:left="425" w:leftChars="0" w:right="0" w:rightChars="0" w:hanging="425" w:firstLineChars="0"/>
+        <w:ind w:left="425" w:right="0" w:hanging="425" w:leftChars="0" w:rightChars="0" w:firstLineChars="0"/>
         <w:jc w:val="both"/>
         <w:textAlignment w:val="baseline"/>
         <w:rPr>
@@ -8988,40 +8878,40 @@
     </w:p>
     <w:p>
       <w:pPr>
-        <w:pStyle w:val="28"/>
-        <w:keepNext w:val="0"/>
-        <w:keepLines w:val="0"/>
-        <w:pageBreakBefore w:val="0"/>
-        <w:widowControl w:val="0"/>
-        <w:kinsoku w:val="0"/>
-        <w:wordWrap/>
-        <w:overflowPunct/>
-        <w:autoSpaceDE w:val="0"/>
-        <w:autoSpaceDN w:val="0"/>
-        <w:bidi w:val="0"/>
-        <w:adjustRightInd w:val="0"/>
-        <w:snapToGrid w:val="0"/>
-        <w:textAlignment w:val="baseline"/>
-        <w:rPr>
-          <w:rStyle w:val="38"/>
-          <w:rFonts w:hint="default" w:eastAsia="宋体"/>
-          <w:lang w:val="en-US" w:eastAsia="zh-CN"/>
-        </w:rPr>
-      </w:pPr>
-      <w:bookmarkStart w:id="36" w:name="bookmark3"/>
-      <w:bookmarkEnd w:id="36"/>
-      <w:bookmarkStart w:id="37" w:name="_Toc25925"/>
-      <w:bookmarkStart w:id="38" w:name="_Toc17424"/>
-      <w:r>
-        <w:rPr>
-          <w:rStyle w:val="38"/>
-          <w:rFonts w:hint="eastAsia" w:eastAsia="宋体"/>
+        <w:pStyle w:val="1"/>
+        <w:keepNext w:val="0"/>
+        <w:keepLines w:val="0"/>
+        <w:pageBreakBefore w:val="0"/>
+        <w:widowControl w:val="0"/>
+        <w:kinsoku w:val="0"/>
+        <w:wordWrap/>
+        <w:overflowPunct/>
+        <w:autoSpaceDE w:val="0"/>
+        <w:autoSpaceDN w:val="0"/>
+        <w:bidi w:val="0"/>
+        <w:adjustRightInd w:val="0"/>
+        <w:snapToGrid w:val="0"/>
+        <w:textAlignment w:val="baseline"/>
+        <w:rPr>
+          <w:rStyle w:val="1Char"/>
+          <w:rFonts w:eastAsia="宋体" w:hint="default"/>
+          <w:lang w:val="en-US" w:eastAsia="zh-CN"/>
+        </w:rPr>
+      </w:pPr>
+      <w:bookmarkStart w:id="37" w:name="bookmark3"/>
+      <w:bookmarkEnd w:id="37"/>
+      <w:bookmarkStart w:id="38" w:name="_Toc25925"/>
+      <w:bookmarkStart w:id="39" w:name="_Toc17424"/>
+      <w:r>
+        <w:rPr>
+          <w:rStyle w:val="1Char"/>
+          <w:rFonts w:eastAsia="宋体" w:hint="eastAsia"/>
           <w:lang w:val="en-US" w:eastAsia="zh-CN"/>
         </w:rPr>
         <w:t>附则</w:t>
       </w:r>
-      <w:bookmarkEnd w:id="37"/>
       <w:bookmarkEnd w:id="38"/>
+      <w:bookmarkEnd w:id="39"/>
     </w:p>
     <w:p>
       <w:pPr>
@@ -9043,39 +8933,22 @@
         <w:adjustRightInd w:val="0"/>
         <w:snapToGrid w:val="0"/>
         <w:spacing w:line="360" w:lineRule="auto"/>
-        <w:ind w:left="425" w:leftChars="0" w:hanging="425" w:firstLineChars="0"/>
-        <w:textAlignment w:val="baseline"/>
-        <w:rPr>
-          <w:rFonts w:ascii="宋体" w:hAnsi="宋体" w:eastAsia="宋体" w:cs="宋体"/>
+        <w:ind w:left="425" w:hanging="425" w:leftChars="0" w:firstLineChars="0"/>
+        <w:textAlignment w:val="baseline"/>
+        <w:rPr>
+          <w:rFonts w:ascii="宋体" w:eastAsia="宋体" w:hAnsi="宋体" w:cs="宋体"/>
           <w:sz w:val="24"/>
           <w:szCs w:val="24"/>
         </w:rPr>
       </w:pPr>
       <w:r>
         <w:rPr>
-          <w:rFonts w:ascii="宋体" w:hAnsi="宋体" w:eastAsia="宋体" w:cs="宋体"/>
+          <w:rFonts w:ascii="宋体" w:eastAsia="宋体" w:hAnsi="宋体" w:cs="宋体"/>
           <w:spacing w:val="-1"/>
           <w:sz w:val="24"/>
           <w:szCs w:val="24"/>
         </w:rPr>
         <w:t>本制度最终解释权和修订权归质量部。</w:t>
-      </w:r>
-      <w:r>
-        <w:rPr>
-          <w:rFonts w:hint="eastAsia" w:ascii="宋体" w:hAnsi="宋体" w:cs="宋体"/>
-          <w:spacing w:val="-1"/>
-          <w:sz w:val="24"/>
-          <w:szCs w:val="24"/>
-          <w:lang w:val="en-US" w:eastAsia="zh-CN"/>
-        </w:rPr>
-      </w:r>
-      <w:r>
-        <w:rPr>
-          <w:rFonts w:ascii="宋体" w:hAnsi="宋体" w:eastAsia="宋体" w:cs="宋体"/>
-          <w:spacing w:val="-1"/>
-          <w:sz w:val="24"/>
-          <w:szCs w:val="24"/>
-        </w:rPr>
       </w:r>
     </w:p>
     <w:p>
@@ -9098,7 +8971,7 @@
         <w:adjustRightInd w:val="0"/>
         <w:snapToGrid w:val="0"/>
         <w:spacing w:line="360" w:lineRule="auto"/>
-        <w:ind w:left="425" w:leftChars="0" w:hanging="425" w:firstLineChars="0"/>
+        <w:ind w:left="425" w:hanging="425" w:leftChars="0" w:firstLineChars="0"/>
         <w:textAlignment w:val="baseline"/>
         <w:rPr>
           <w:rFonts w:hint="default"/>
@@ -9107,7 +8980,7 @@
       </w:pPr>
       <w:r>
         <w:rPr>
-          <w:rFonts w:ascii="宋体" w:hAnsi="宋体" w:eastAsia="宋体" w:cs="宋体"/>
+          <w:rFonts w:ascii="宋体" w:eastAsia="宋体" w:hAnsi="宋体" w:cs="宋体"/>
           <w:spacing w:val="-2"/>
           <w:sz w:val="24"/>
           <w:szCs w:val="24"/>
@@ -9117,7 +8990,7 @@
     </w:p>
     <w:p>
       <w:pPr>
-        <w:pStyle w:val="28"/>
+        <w:pStyle w:val="1"/>
         <w:keepNext w:val="0"/>
         <w:keepLines w:val="0"/>
         <w:pageBreakBefore w:val="0"/>
@@ -9136,9 +9009,9 @@
           <w:lang w:val="en-US" w:eastAsia="zh-CN"/>
         </w:rPr>
       </w:pPr>
-      <w:bookmarkStart w:id="39" w:name="bookmark14"/>
-      <w:bookmarkEnd w:id="39"/>
-      <w:bookmarkStart w:id="40" w:name="_Toc8606"/>
+      <w:bookmarkStart w:id="40" w:name="bookmark14"/>
+      <w:bookmarkEnd w:id="40"/>
+      <w:bookmarkStart w:id="41" w:name="_Toc8606"/>
       <w:r>
         <w:rPr>
           <w:rFonts w:hint="eastAsia"/>
@@ -9146,11 +9019,11 @@
         </w:rPr>
         <w:t>附件</w:t>
       </w:r>
-      <w:bookmarkEnd w:id="40"/>
-    </w:p>
-    <w:p>
-      <w:pPr>
-        <w:pStyle w:val="29"/>
+      <w:bookmarkEnd w:id="41"/>
+    </w:p>
+    <w:p>
+      <w:pPr>
+        <w:pStyle w:val="a1"/>
         <w:keepNext w:val="0"/>
         <w:keepLines w:val="0"/>
         <w:pageBreakBefore w:val="0"/>
@@ -9179,26 +9052,26 @@
     </w:p>
     <w:p>
       <w:pPr>
-        <w:pStyle w:val="28"/>
-        <w:keepNext w:val="0"/>
-        <w:keepLines w:val="0"/>
-        <w:pageBreakBefore w:val="0"/>
-        <w:widowControl w:val="0"/>
-        <w:kinsoku w:val="0"/>
-        <w:wordWrap/>
-        <w:overflowPunct/>
-        <w:autoSpaceDE w:val="0"/>
-        <w:autoSpaceDN w:val="0"/>
-        <w:bidi w:val="0"/>
-        <w:adjustRightInd w:val="0"/>
-        <w:snapToGrid w:val="0"/>
-        <w:textAlignment w:val="baseline"/>
-        <w:rPr>
-          <w:rFonts w:hint="eastAsia"/>
-          <w:lang w:val="en-US" w:eastAsia="zh-CN"/>
-        </w:rPr>
-      </w:pPr>
-      <w:bookmarkStart w:id="41" w:name="_Toc28087"/>
+        <w:pStyle w:val="1"/>
+        <w:keepNext w:val="0"/>
+        <w:keepLines w:val="0"/>
+        <w:pageBreakBefore w:val="0"/>
+        <w:widowControl w:val="0"/>
+        <w:kinsoku w:val="0"/>
+        <w:wordWrap/>
+        <w:overflowPunct/>
+        <w:autoSpaceDE w:val="0"/>
+        <w:autoSpaceDN w:val="0"/>
+        <w:bidi w:val="0"/>
+        <w:adjustRightInd w:val="0"/>
+        <w:snapToGrid w:val="0"/>
+        <w:textAlignment w:val="baseline"/>
+        <w:rPr>
+          <w:rFonts w:hint="eastAsia"/>
+          <w:lang w:val="en-US" w:eastAsia="zh-CN"/>
+        </w:rPr>
+      </w:pPr>
+      <w:bookmarkStart w:id="42" w:name="_Toc28087"/>
       <w:r>
         <w:rPr>
           <w:rFonts w:hint="eastAsia"/>
@@ -9206,11 +9079,11 @@
         </w:rPr>
         <w:t>记录</w:t>
       </w:r>
-      <w:bookmarkEnd w:id="41"/>
-    </w:p>
-    <w:p>
-      <w:pPr>
-        <w:pStyle w:val="29"/>
+      <w:bookmarkEnd w:id="42"/>
+    </w:p>
+    <w:p>
+      <w:pPr>
+        <w:pStyle w:val="a1"/>
         <w:keepNext w:val="0"/>
         <w:keepLines w:val="0"/>
         <w:pageBreakBefore w:val="0"/>
@@ -9238,108 +9111,52 @@
       </w:r>
     </w:p>
     <w:sectPr>
-      <w:headerReference r:id="rId5" w:type="default"/>
-      <w:footerReference w:type="default" r:id="rId11"/>
-      <w:headerReference w:type="first" r:id="rId12"/>
-      <w:footerReference w:type="first" r:id="rId13"/>
-      <w:headerReference w:type="even" r:id="rId14"/>
-      <w:footerReference w:type="even" r:id="rId15"/>
+      <w:headerReference w:type="even" r:id="rId6"/>
+      <w:headerReference w:type="default" r:id="rId7"/>
+      <w:footerReference w:type="even" r:id="rId8"/>
+      <w:footerReference w:type="default" r:id="rId9"/>
+      <w:headerReference w:type="first" r:id="rId10"/>
+      <w:footerReference w:type="first" r:id="rId11"/>
       <w:pgSz w:w="11906" w:h="16838"/>
       <w:pgMar w:top="1417" w:right="1800" w:bottom="1440" w:left="1800" w:header="1140" w:footer="992" w:gutter="0"/>
-      <w:cols w:space="425" w:num="1"/>
+      <w:cols w:num="1" w:space="425"/>
       <w:docGrid w:type="lines" w:linePitch="312" w:charSpace="0"/>
     </w:sectPr>
   </w:body>
 </w:document>
 </file>
 
-<file path=word/endnotes.xml><?xml version="1.0" encoding="utf-8"?>
-<w:endnotes xmlns:wpc="http://schemas.microsoft.com/office/word/2010/wordprocessingCanvas" xmlns:mc="http://schemas.openxmlformats.org/markup-compatibility/2006" xmlns:o="urn:schemas-microsoft-com:office:office" xmlns:r="http://schemas.openxmlformats.org/officeDocument/2006/relationships" xmlns:m="http://schemas.openxmlformats.org/officeDocument/2006/math" xmlns:v="urn:schemas-microsoft-com:vml" xmlns:wp14="http://schemas.microsoft.com/office/word/2010/wordprocessingDrawing" xmlns:wp="http://schemas.openxmlformats.org/drawingml/2006/wordprocessingDrawing" xmlns:w="http://schemas.openxmlformats.org/wordprocessingml/2006/main" xmlns:w14="http://schemas.microsoft.com/office/word/2010/wordml" xmlns:w15="http://schemas.microsoft.com/office/word/2012/wordml" xmlns:w10="urn:schemas-microsoft-com:office:word" xmlns:wpg="http://schemas.microsoft.com/office/word/2010/wordprocessingGroup" xmlns:wpi="http://schemas.microsoft.com/office/word/2010/wordprocessingInk" xmlns:wne="http://schemas.microsoft.com/office/word/2006/wordml" xmlns:wps="http://schemas.microsoft.com/office/word/2010/wordprocessingShape" xmlns:wpsCustomData="http://www.wps.cn/officeDocument/2013/wpsCustomData" mc:Ignorable="w14 w15 wp14">
-  <w:endnote w:type="separator" w:id="0">
-    <w:p>
-      <w:pPr>
-        <w:spacing w:line="240" w:lineRule="auto"/>
-      </w:pPr>
-      <w:r>
-        <w:separator/>
-      </w:r>
-    </w:p>
-  </w:endnote>
-  <w:endnote w:type="continuationSeparator" w:id="1">
-    <w:p>
-      <w:pPr>
-        <w:spacing w:line="240" w:lineRule="auto"/>
-      </w:pPr>
-      <w:r>
-        <w:continuationSeparator/>
-      </w:r>
-    </w:p>
-  </w:endnote>
-</w:endnotes>
-</file>
-
 <file path=word/footer1.xml><?xml version="1.0" encoding="utf-8"?>
-<w:ftr xmlns:m="http://schemas.openxmlformats.org/officeDocument/2006/math" xmlns:mc="http://schemas.openxmlformats.org/markup-compatibility/2006" xmlns:mo="http://schemas.microsoft.com/office/mac/office/2008/main" xmlns:mv="urn:schemas-microsoft-com:mac:vml" xmlns:o="urn:schemas-microsoft-com:office:office" xmlns:r="http://schemas.openxmlformats.org/officeDocument/2006/relationships" xmlns:v="urn:schemas-microsoft-com:vml" xmlns:w10="urn:schemas-microsoft-com:office:word" xmlns:w14="http://schemas.microsoft.com/office/word/2010/wordml" xmlns:w="http://schemas.openxmlformats.org/wordprocessingml/2006/main" xmlns:wne="http://schemas.microsoft.com/office/word/2006/wordml" xmlns:wp14="http://schemas.microsoft.com/office/word/2010/wordprocessingDrawing" xmlns:wp="http://schemas.openxmlformats.org/drawingml/2006/wordprocessingDrawing" xmlns:wpc="http://schemas.microsoft.com/office/word/2010/wordprocessingCanvas" xmlns:wpg="http://schemas.microsoft.com/office/word/2010/wordprocessingGroup" xmlns:wpi="http://schemas.microsoft.com/office/word/2010/wordprocessingInk" xmlns:wps="http://schemas.microsoft.com/office/word/2010/wordprocessingShape" mc:Ignorable="w14 wp14">
-  <w:p>
-    <w:pPr>
-      <w:pStyle w:val="Footer"/>
-    </w:pPr>
-  </w:p>
+<w:ftr xmlns:wpc="http://schemas.microsoft.com/office/word/2010/wordprocessingCanvas" xmlns:mc="http://schemas.openxmlformats.org/markup-compatibility/2006" xmlns:o="urn:schemas-microsoft-com:office:office" xmlns:r="http://schemas.openxmlformats.org/officeDocument/2006/relationships" xmlns:m="http://schemas.openxmlformats.org/officeDocument/2006/math" xmlns:v="urn:schemas-microsoft-com:vml" xmlns:wp14="http://schemas.microsoft.com/office/word/2010/wordprocessingDrawing" xmlns:wp="http://schemas.openxmlformats.org/drawingml/2006/wordprocessingDrawing" xmlns:w10="urn:schemas-microsoft-com:office:word" xmlns:w="http://schemas.openxmlformats.org/wordprocessingml/2006/main" xmlns:w14="http://schemas.microsoft.com/office/word/2010/wordml" xmlns:w15="http://schemas.microsoft.com/office/word/2012/wordml" xmlns:wne="http://schemas.microsoft.com/office/word/2006/wordml" xmlns:wpg="http://schemas.microsoft.com/office/word/2010/wordprocessingGroup" xmlns:wpi="http://schemas.microsoft.com/office/word/2010/wordprocessingInk" xmlns:wps="http://schemas.microsoft.com/office/word/2010/wordprocessingShape" mc:Ignorable="w14 w15 wp14">
+  <w:p/>
 </w:ftr>
 </file>
 
 <file path=word/footer2.xml><?xml version="1.0" encoding="utf-8"?>
-<w:ftr xmlns:m="http://schemas.openxmlformats.org/officeDocument/2006/math" xmlns:mc="http://schemas.openxmlformats.org/markup-compatibility/2006" xmlns:mo="http://schemas.microsoft.com/office/mac/office/2008/main" xmlns:mv="urn:schemas-microsoft-com:mac:vml" xmlns:o="urn:schemas-microsoft-com:office:office" xmlns:r="http://schemas.openxmlformats.org/officeDocument/2006/relationships" xmlns:v="urn:schemas-microsoft-com:vml" xmlns:w10="urn:schemas-microsoft-com:office:word" xmlns:w14="http://schemas.microsoft.com/office/word/2010/wordml" xmlns:w="http://schemas.openxmlformats.org/wordprocessingml/2006/main" xmlns:wne="http://schemas.microsoft.com/office/word/2006/wordml" xmlns:wp14="http://schemas.microsoft.com/office/word/2010/wordprocessingDrawing" xmlns:wp="http://schemas.openxmlformats.org/drawingml/2006/wordprocessingDrawing" xmlns:wpc="http://schemas.microsoft.com/office/word/2010/wordprocessingCanvas" xmlns:wpg="http://schemas.microsoft.com/office/word/2010/wordprocessingGroup" xmlns:wpi="http://schemas.microsoft.com/office/word/2010/wordprocessingInk" xmlns:wps="http://schemas.microsoft.com/office/word/2010/wordprocessingShape" mc:Ignorable="w14 wp14">
-  <w:p>
-    <w:pPr>
-      <w:pStyle w:val="Footer"/>
-    </w:pPr>
-  </w:p>
+<w:ftr xmlns:wpc="http://schemas.microsoft.com/office/word/2010/wordprocessingCanvas" xmlns:mc="http://schemas.openxmlformats.org/markup-compatibility/2006" xmlns:o="urn:schemas-microsoft-com:office:office" xmlns:r="http://schemas.openxmlformats.org/officeDocument/2006/relationships" xmlns:m="http://schemas.openxmlformats.org/officeDocument/2006/math" xmlns:v="urn:schemas-microsoft-com:vml" xmlns:wp14="http://schemas.microsoft.com/office/word/2010/wordprocessingDrawing" xmlns:wp="http://schemas.openxmlformats.org/drawingml/2006/wordprocessingDrawing" xmlns:w10="urn:schemas-microsoft-com:office:word" xmlns:w="http://schemas.openxmlformats.org/wordprocessingml/2006/main" xmlns:w14="http://schemas.microsoft.com/office/word/2010/wordml" xmlns:w15="http://schemas.microsoft.com/office/word/2012/wordml" xmlns:wne="http://schemas.microsoft.com/office/word/2006/wordml" xmlns:wpg="http://schemas.microsoft.com/office/word/2010/wordprocessingGroup" xmlns:wpi="http://schemas.microsoft.com/office/word/2010/wordprocessingInk" xmlns:wps="http://schemas.microsoft.com/office/word/2010/wordprocessingShape" mc:Ignorable="w14 w15 wp14">
+  <w:p/>
 </w:ftr>
 </file>
 
 <file path=word/footer3.xml><?xml version="1.0" encoding="utf-8"?>
-<w:ftr xmlns:m="http://schemas.openxmlformats.org/officeDocument/2006/math" xmlns:mc="http://schemas.openxmlformats.org/markup-compatibility/2006" xmlns:mo="http://schemas.microsoft.com/office/mac/office/2008/main" xmlns:mv="urn:schemas-microsoft-com:mac:vml" xmlns:o="urn:schemas-microsoft-com:office:office" xmlns:r="http://schemas.openxmlformats.org/officeDocument/2006/relationships" xmlns:v="urn:schemas-microsoft-com:vml" xmlns:w10="urn:schemas-microsoft-com:office:word" xmlns:w14="http://schemas.microsoft.com/office/word/2010/wordml" xmlns:w="http://schemas.openxmlformats.org/wordprocessingml/2006/main" xmlns:wne="http://schemas.microsoft.com/office/word/2006/wordml" xmlns:wp14="http://schemas.microsoft.com/office/word/2010/wordprocessingDrawing" xmlns:wp="http://schemas.openxmlformats.org/drawingml/2006/wordprocessingDrawing" xmlns:wpc="http://schemas.microsoft.com/office/word/2010/wordprocessingCanvas" xmlns:wpg="http://schemas.microsoft.com/office/word/2010/wordprocessingGroup" xmlns:wpi="http://schemas.microsoft.com/office/word/2010/wordprocessingInk" xmlns:wps="http://schemas.microsoft.com/office/word/2010/wordprocessingShape" mc:Ignorable="w14 wp14">
-  <w:p>
-    <w:pPr>
-      <w:pStyle w:val="Footer"/>
-    </w:pPr>
-  </w:p>
+<w:ftr xmlns:wpc="http://schemas.microsoft.com/office/word/2010/wordprocessingCanvas" xmlns:mc="http://schemas.openxmlformats.org/markup-compatibility/2006" xmlns:o="urn:schemas-microsoft-com:office:office" xmlns:r="http://schemas.openxmlformats.org/officeDocument/2006/relationships" xmlns:m="http://schemas.openxmlformats.org/officeDocument/2006/math" xmlns:v="urn:schemas-microsoft-com:vml" xmlns:wp14="http://schemas.microsoft.com/office/word/2010/wordprocessingDrawing" xmlns:wp="http://schemas.openxmlformats.org/drawingml/2006/wordprocessingDrawing" xmlns:w10="urn:schemas-microsoft-com:office:word" xmlns:w="http://schemas.openxmlformats.org/wordprocessingml/2006/main" xmlns:w14="http://schemas.microsoft.com/office/word/2010/wordml" xmlns:w15="http://schemas.microsoft.com/office/word/2012/wordml" xmlns:wne="http://schemas.microsoft.com/office/word/2006/wordml" xmlns:wpg="http://schemas.microsoft.com/office/word/2010/wordprocessingGroup" xmlns:wpi="http://schemas.microsoft.com/office/word/2010/wordprocessingInk" xmlns:wps="http://schemas.microsoft.com/office/word/2010/wordprocessingShape" mc:Ignorable="w14 w15 wp14">
+  <w:p/>
 </w:ftr>
 </file>
 
-<file path=word/footnotes.xml><?xml version="1.0" encoding="utf-8"?>
-<w:footnotes xmlns:wpc="http://schemas.microsoft.com/office/word/2010/wordprocessingCanvas" xmlns:mc="http://schemas.openxmlformats.org/markup-compatibility/2006" xmlns:o="urn:schemas-microsoft-com:office:office" xmlns:r="http://schemas.openxmlformats.org/officeDocument/2006/relationships" xmlns:m="http://schemas.openxmlformats.org/officeDocument/2006/math" xmlns:v="urn:schemas-microsoft-com:vml" xmlns:wp14="http://schemas.microsoft.com/office/word/2010/wordprocessingDrawing" xmlns:wp="http://schemas.openxmlformats.org/drawingml/2006/wordprocessingDrawing" xmlns:w="http://schemas.openxmlformats.org/wordprocessingml/2006/main" xmlns:w14="http://schemas.microsoft.com/office/word/2010/wordml" xmlns:w15="http://schemas.microsoft.com/office/word/2012/wordml" xmlns:w10="urn:schemas-microsoft-com:office:word" xmlns:wpg="http://schemas.microsoft.com/office/word/2010/wordprocessingGroup" xmlns:wpi="http://schemas.microsoft.com/office/word/2010/wordprocessingInk" xmlns:wne="http://schemas.microsoft.com/office/word/2006/wordml" xmlns:wps="http://schemas.microsoft.com/office/word/2010/wordprocessingShape" xmlns:wpsCustomData="http://www.wps.cn/officeDocument/2013/wpsCustomData" mc:Ignorable="w14 w15 wp14">
-  <w:footnote w:type="separator" w:id="0">
-    <w:p>
-      <w:pPr>
-        <w:spacing w:line="360" w:lineRule="auto"/>
-      </w:pPr>
-      <w:r>
-        <w:separator/>
-      </w:r>
-    </w:p>
-  </w:footnote>
-  <w:footnote w:type="continuationSeparator" w:id="1">
-    <w:p>
-      <w:pPr>
-        <w:spacing w:line="360" w:lineRule="auto"/>
-      </w:pPr>
-      <w:r>
-        <w:continuationSeparator/>
-      </w:r>
-    </w:p>
-  </w:footnote>
-</w:footnotes>
+<file path=word/header1.xml><?xml version="1.0" encoding="utf-8"?>
+<w:hdr xmlns:wpc="http://schemas.microsoft.com/office/word/2010/wordprocessingCanvas" xmlns:mc="http://schemas.openxmlformats.org/markup-compatibility/2006" xmlns:o="urn:schemas-microsoft-com:office:office" xmlns:r="http://schemas.openxmlformats.org/officeDocument/2006/relationships" xmlns:m="http://schemas.openxmlformats.org/officeDocument/2006/math" xmlns:v="urn:schemas-microsoft-com:vml" xmlns:wp14="http://schemas.microsoft.com/office/word/2010/wordprocessingDrawing" xmlns:wp="http://schemas.openxmlformats.org/drawingml/2006/wordprocessingDrawing" xmlns:w10="urn:schemas-microsoft-com:office:word" xmlns:w="http://schemas.openxmlformats.org/wordprocessingml/2006/main" xmlns:w14="http://schemas.microsoft.com/office/word/2010/wordml" xmlns:w15="http://schemas.microsoft.com/office/word/2012/wordml" xmlns:wne="http://schemas.microsoft.com/office/word/2006/wordml" xmlns:wpg="http://schemas.microsoft.com/office/word/2010/wordprocessingGroup" xmlns:wpi="http://schemas.microsoft.com/office/word/2010/wordprocessingInk" xmlns:wps="http://schemas.microsoft.com/office/word/2010/wordprocessingShape" mc:Ignorable="w14 w15 wp14">
+  <w:p/>
+</w:hdr>
 </file>
 
-<file path=word/header1.xml><?xml version="1.0" encoding="utf-8"?>
-<w:hdr xmlns:wpc="http://schemas.microsoft.com/office/word/2010/wordprocessingCanvas" xmlns:mc="http://schemas.openxmlformats.org/markup-compatibility/2006" xmlns:o="urn:schemas-microsoft-com:office:office" xmlns:r="http://schemas.openxmlformats.org/officeDocument/2006/relationships" xmlns:m="http://schemas.openxmlformats.org/officeDocument/2006/math" xmlns:v="urn:schemas-microsoft-com:vml" xmlns:wp14="http://schemas.microsoft.com/office/word/2010/wordprocessingDrawing" xmlns:wp="http://schemas.openxmlformats.org/drawingml/2006/wordprocessingDrawing" xmlns:w10="urn:schemas-microsoft-com:office:word" xmlns:w="http://schemas.openxmlformats.org/wordprocessingml/2006/main" xmlns:w14="http://schemas.microsoft.com/office/word/2010/wordml" xmlns:w15="http://schemas.microsoft.com/office/word/2012/wordml" xmlns:wpg="http://schemas.microsoft.com/office/word/2010/wordprocessingGroup" xmlns:wpi="http://schemas.microsoft.com/office/word/2010/wordprocessingInk" xmlns:wne="http://schemas.microsoft.com/office/word/2006/wordml" xmlns:wps="http://schemas.microsoft.com/office/word/2010/wordprocessingShape" xmlns:wpsCustomData="http://www.wps.cn/officeDocument/2013/wpsCustomData" mc:Ignorable="w14 w15 wp14">
+<file path=word/header2.xml><?xml version="1.0" encoding="utf-8"?>
+<w:hdr xmlns:wpc="http://schemas.microsoft.com/office/word/2010/wordprocessingCanvas" xmlns:mc="http://schemas.openxmlformats.org/markup-compatibility/2006" xmlns:o="urn:schemas-microsoft-com:office:office" xmlns:r="http://schemas.openxmlformats.org/officeDocument/2006/relationships" xmlns:m="http://schemas.openxmlformats.org/officeDocument/2006/math" xmlns:v="urn:schemas-microsoft-com:vml" xmlns:wp14="http://schemas.microsoft.com/office/word/2010/wordprocessingDrawing" xmlns:wp="http://schemas.openxmlformats.org/drawingml/2006/wordprocessingDrawing" xmlns:w10="urn:schemas-microsoft-com:office:word" xmlns:w="http://schemas.openxmlformats.org/wordprocessingml/2006/main" xmlns:w14="http://schemas.microsoft.com/office/word/2010/wordml" xmlns:w15="http://schemas.microsoft.com/office/word/2012/wordml" xmlns:wne="http://schemas.microsoft.com/office/word/2006/wordml" xmlns:wpg="http://schemas.microsoft.com/office/word/2010/wordprocessingGroup" xmlns:wpi="http://schemas.microsoft.com/office/word/2010/wordprocessingInk" xmlns:wps="http://schemas.microsoft.com/office/word/2010/wordprocessingShape" mc:Ignorable="w14 w15 wp14">
   <w:p>
     <w:pPr>
-      <w:pStyle w:val="15"/>
+      <w:pStyle w:val="Header"/>
       <w:pBdr>
-        <w:bottom w:val="single" w:color="auto" w:sz="4" w:space="1"/>
+        <w:bottom w:val="single" w:sz="4" w:space="1" w:color="auto"/>
       </w:pBdr>
       <w:tabs>
         <w:tab w:val="left" w:pos="335"/>
@@ -9347,65 +9164,39 @@
       </w:tabs>
       <w:jc w:val="right"/>
       <w:rPr>
-        <w:rFonts w:hint="eastAsia" w:eastAsiaTheme="minorEastAsia"/>
+        <w:rFonts w:eastAsiaTheme="minorEastAsia" w:hint="eastAsia"/>
         <w:lang w:eastAsia="zh-CN"/>
       </w:rPr>
     </w:pPr>
     <w:r>
       <w:rPr>
-        <w:rFonts w:hint="eastAsia" w:eastAsiaTheme="minorEastAsia"/>
+        <w:rFonts w:eastAsiaTheme="minorEastAsia" w:hint="eastAsia"/>
         <w:lang w:val="en-US" w:eastAsia="zh-CN"/>
       </w:rPr>
       <w:tab/>
       <w:tab/>
       <w:t>重庆市鹧鸪哨信息技术有限责任公司</w:t>
     </w:r>
-    <w:r>
-      <w:rPr>
-        <w:rFonts w:hint="eastAsia" w:eastAsiaTheme="minorEastAsia"/>
-        <w:lang w:val="en-US" w:eastAsia="zh-CN"/>
-      </w:rPr>
-    </w:r>
-    <w:r>
-      <w:rPr>
-        <w:rFonts w:hint="eastAsia" w:eastAsiaTheme="minorEastAsia"/>
-        <w:lang w:val="en-US" w:eastAsia="zh-CN"/>
-      </w:rPr>
-    </w:r>
-  </w:p>
-</w:hdr>
-</file>
-
-<file path=word/header2.xml><?xml version="1.0" encoding="utf-8"?>
-<w:hdr xmlns:m="http://schemas.openxmlformats.org/officeDocument/2006/math" xmlns:mc="http://schemas.openxmlformats.org/markup-compatibility/2006" xmlns:mo="http://schemas.microsoft.com/office/mac/office/2008/main" xmlns:mv="urn:schemas-microsoft-com:mac:vml" xmlns:o="urn:schemas-microsoft-com:office:office" xmlns:r="http://schemas.openxmlformats.org/officeDocument/2006/relationships" xmlns:v="urn:schemas-microsoft-com:vml" xmlns:w10="urn:schemas-microsoft-com:office:word" xmlns:w14="http://schemas.microsoft.com/office/word/2010/wordml" xmlns:w="http://schemas.openxmlformats.org/wordprocessingml/2006/main" xmlns:wne="http://schemas.microsoft.com/office/word/2006/wordml" xmlns:wp14="http://schemas.microsoft.com/office/word/2010/wordprocessingDrawing" xmlns:wp="http://schemas.openxmlformats.org/drawingml/2006/wordprocessingDrawing" xmlns:wpc="http://schemas.microsoft.com/office/word/2010/wordprocessingCanvas" xmlns:wpg="http://schemas.microsoft.com/office/word/2010/wordprocessingGroup" xmlns:wpi="http://schemas.microsoft.com/office/word/2010/wordprocessingInk" xmlns:wps="http://schemas.microsoft.com/office/word/2010/wordprocessingShape" mc:Ignorable="w14 wp14">
-  <w:p>
-    <w:pPr>
-      <w:pStyle w:val="Header"/>
-    </w:pPr>
   </w:p>
 </w:hdr>
 </file>
 
 <file path=word/header3.xml><?xml version="1.0" encoding="utf-8"?>
-<w:hdr xmlns:m="http://schemas.openxmlformats.org/officeDocument/2006/math" xmlns:mc="http://schemas.openxmlformats.org/markup-compatibility/2006" xmlns:mo="http://schemas.microsoft.com/office/mac/office/2008/main" xmlns:mv="urn:schemas-microsoft-com:mac:vml" xmlns:o="urn:schemas-microsoft-com:office:office" xmlns:r="http://schemas.openxmlformats.org/officeDocument/2006/relationships" xmlns:v="urn:schemas-microsoft-com:vml" xmlns:w10="urn:schemas-microsoft-com:office:word" xmlns:w14="http://schemas.microsoft.com/office/word/2010/wordml" xmlns:w="http://schemas.openxmlformats.org/wordprocessingml/2006/main" xmlns:wne="http://schemas.microsoft.com/office/word/2006/wordml" xmlns:wp14="http://schemas.microsoft.com/office/word/2010/wordprocessingDrawing" xmlns:wp="http://schemas.openxmlformats.org/drawingml/2006/wordprocessingDrawing" xmlns:wpc="http://schemas.microsoft.com/office/word/2010/wordprocessingCanvas" xmlns:wpg="http://schemas.microsoft.com/office/word/2010/wordprocessingGroup" xmlns:wpi="http://schemas.microsoft.com/office/word/2010/wordprocessingInk" xmlns:wps="http://schemas.microsoft.com/office/word/2010/wordprocessingShape" mc:Ignorable="w14 wp14">
-  <w:p>
-    <w:pPr>
-      <w:pStyle w:val="Header"/>
-    </w:pPr>
-  </w:p>
+<w:hdr xmlns:wpc="http://schemas.microsoft.com/office/word/2010/wordprocessingCanvas" xmlns:mc="http://schemas.openxmlformats.org/markup-compatibility/2006" xmlns:o="urn:schemas-microsoft-com:office:office" xmlns:r="http://schemas.openxmlformats.org/officeDocument/2006/relationships" xmlns:m="http://schemas.openxmlformats.org/officeDocument/2006/math" xmlns:v="urn:schemas-microsoft-com:vml" xmlns:wp14="http://schemas.microsoft.com/office/word/2010/wordprocessingDrawing" xmlns:wp="http://schemas.openxmlformats.org/drawingml/2006/wordprocessingDrawing" xmlns:w10="urn:schemas-microsoft-com:office:word" xmlns:w="http://schemas.openxmlformats.org/wordprocessingml/2006/main" xmlns:w14="http://schemas.microsoft.com/office/word/2010/wordml" xmlns:w15="http://schemas.microsoft.com/office/word/2012/wordml" xmlns:wne="http://schemas.microsoft.com/office/word/2006/wordml" xmlns:wpg="http://schemas.microsoft.com/office/word/2010/wordprocessingGroup" xmlns:wpi="http://schemas.microsoft.com/office/word/2010/wordprocessingInk" xmlns:wps="http://schemas.microsoft.com/office/word/2010/wordprocessingShape" mc:Ignorable="w14 w15 wp14">
+  <w:p/>
 </w:hdr>
 </file>
 
 <file path=word/numbering.xml><?xml version="1.0" encoding="utf-8"?>
-<w:numbering xmlns:wpc="http://schemas.microsoft.com/office/word/2010/wordprocessingCanvas" xmlns:mc="http://schemas.openxmlformats.org/markup-compatibility/2006" xmlns:o="urn:schemas-microsoft-com:office:office" xmlns:r="http://schemas.openxmlformats.org/officeDocument/2006/relationships" xmlns:m="http://schemas.openxmlformats.org/officeDocument/2006/math" xmlns:v="urn:schemas-microsoft-com:vml" xmlns:wp14="http://schemas.microsoft.com/office/word/2010/wordprocessingDrawing" xmlns:wp="http://schemas.openxmlformats.org/drawingml/2006/wordprocessingDrawing" xmlns:w10="urn:schemas-microsoft-com:office:word" xmlns:w="http://schemas.openxmlformats.org/wordprocessingml/2006/main" xmlns:w14="http://schemas.microsoft.com/office/word/2010/wordml" xmlns:wpg="http://schemas.microsoft.com/office/word/2010/wordprocessingGroup" xmlns:wpi="http://schemas.microsoft.com/office/word/2010/wordprocessingInk" xmlns:wne="http://schemas.microsoft.com/office/word/2006/wordml" xmlns:wps="http://schemas.microsoft.com/office/word/2010/wordprocessingShape" xmlns:wpsCustomData="http://www.wps.cn/officeDocument/2013/wpsCustomData" mc:Ignorable="w14 wp14">
+<w:numbering xmlns:wpc="http://schemas.microsoft.com/office/word/2010/wordprocessingCanvas" xmlns:mc="http://schemas.openxmlformats.org/markup-compatibility/2006" xmlns:o="urn:schemas-microsoft-com:office:office" xmlns:r="http://schemas.openxmlformats.org/officeDocument/2006/relationships" xmlns:m="http://schemas.openxmlformats.org/officeDocument/2006/math" xmlns:v="urn:schemas-microsoft-com:vml" xmlns:wp14="http://schemas.microsoft.com/office/word/2010/wordprocessingDrawing" xmlns:wp="http://schemas.openxmlformats.org/drawingml/2006/wordprocessingDrawing" xmlns:w10="urn:schemas-microsoft-com:office:word" xmlns:w="http://schemas.openxmlformats.org/wordprocessingml/2006/main" xmlns:w14="http://schemas.microsoft.com/office/word/2010/wordml" xmlns:w15="http://schemas.microsoft.com/office/word/2012/wordml" xmlns:wne="http://schemas.microsoft.com/office/word/2006/wordml" xmlns:wpg="http://schemas.microsoft.com/office/word/2010/wordprocessingGroup" xmlns:wpi="http://schemas.microsoft.com/office/word/2010/wordprocessingInk" xmlns:wps="http://schemas.microsoft.com/office/word/2010/wordprocessingShape" mc:Ignorable="w14 w15 wp14">
   <w:abstractNum w:abstractNumId="0">
     <w:nsid w:val="8E964DCE"/>
     <w:multiLevelType w:val="multilevel"/>
     <w:tmpl w:val="8E964DCE"/>
-    <w:lvl w:ilvl="0" w:tentative="0">
+    <w:lvl w:ilvl="0">
       <w:start w:val="1"/>
       <w:numFmt w:val="decimal"/>
-      <w:pStyle w:val="2"/>
+      <w:pStyle w:val="Heading1"/>
       <w:lvlText w:val="%1."/>
       <w:lvlJc w:val="left"/>
       <w:pPr>
@@ -9415,10 +9206,10 @@
         <w:rFonts w:hint="default"/>
       </w:rPr>
     </w:lvl>
-    <w:lvl w:ilvl="1" w:tentative="0">
+    <w:lvl w:ilvl="1">
       <w:start w:val="1"/>
       <w:numFmt w:val="decimal"/>
-      <w:pStyle w:val="3"/>
+      <w:pStyle w:val="Heading2"/>
       <w:lvlText w:val="%1.%2."/>
       <w:lvlJc w:val="left"/>
       <w:pPr>
@@ -9428,10 +9219,10 @@
         <w:rFonts w:hint="default"/>
       </w:rPr>
     </w:lvl>
-    <w:lvl w:ilvl="2" w:tentative="0">
+    <w:lvl w:ilvl="2">
       <w:start w:val="1"/>
       <w:numFmt w:val="decimal"/>
-      <w:pStyle w:val="4"/>
+      <w:pStyle w:val="Heading3"/>
       <w:lvlText w:val="%1.%2.%3."/>
       <w:lvlJc w:val="left"/>
       <w:pPr>
@@ -9441,10 +9232,10 @@
         <w:rFonts w:hint="default"/>
       </w:rPr>
     </w:lvl>
-    <w:lvl w:ilvl="3" w:tentative="0">
+    <w:lvl w:ilvl="3">
       <w:start w:val="1"/>
       <w:numFmt w:val="decimal"/>
-      <w:pStyle w:val="5"/>
+      <w:pStyle w:val="Heading4"/>
       <w:lvlText w:val="%1.%2.%3.%4."/>
       <w:lvlJc w:val="left"/>
       <w:pPr>
@@ -9454,10 +9245,10 @@
         <w:rFonts w:hint="default"/>
       </w:rPr>
     </w:lvl>
-    <w:lvl w:ilvl="4" w:tentative="0">
+    <w:lvl w:ilvl="4">
       <w:start w:val="1"/>
       <w:numFmt w:val="decimal"/>
-      <w:pStyle w:val="6"/>
+      <w:pStyle w:val="Heading5"/>
       <w:lvlText w:val="%1.%2.%3.%4.%5."/>
       <w:lvlJc w:val="left"/>
       <w:pPr>
@@ -9467,10 +9258,10 @@
         <w:rFonts w:hint="default"/>
       </w:rPr>
     </w:lvl>
-    <w:lvl w:ilvl="5" w:tentative="0">
+    <w:lvl w:ilvl="5">
       <w:start w:val="1"/>
       <w:numFmt w:val="decimal"/>
-      <w:pStyle w:val="7"/>
+      <w:pStyle w:val="Heading6"/>
       <w:lvlText w:val="%1.%2.%3.%4.%5.%6."/>
       <w:lvlJc w:val="left"/>
       <w:pPr>
@@ -9480,10 +9271,10 @@
         <w:rFonts w:hint="default"/>
       </w:rPr>
     </w:lvl>
-    <w:lvl w:ilvl="6" w:tentative="0">
+    <w:lvl w:ilvl="6">
       <w:start w:val="1"/>
       <w:numFmt w:val="decimal"/>
-      <w:pStyle w:val="8"/>
+      <w:pStyle w:val="Heading7"/>
       <w:lvlText w:val="%1.%2.%3.%4.%5.%6.%7."/>
       <w:lvlJc w:val="left"/>
       <w:pPr>
@@ -9493,10 +9284,10 @@
         <w:rFonts w:hint="default"/>
       </w:rPr>
     </w:lvl>
-    <w:lvl w:ilvl="7" w:tentative="0">
+    <w:lvl w:ilvl="7">
       <w:start w:val="1"/>
       <w:numFmt w:val="decimal"/>
-      <w:pStyle w:val="9"/>
+      <w:pStyle w:val="Heading8"/>
       <w:lvlText w:val="%1.%2.%3.%4.%5.%6.%7.%8."/>
       <w:lvlJc w:val="left"/>
       <w:pPr>
@@ -9506,10 +9297,10 @@
         <w:rFonts w:hint="default"/>
       </w:rPr>
     </w:lvl>
-    <w:lvl w:ilvl="8" w:tentative="0">
+    <w:lvl w:ilvl="8">
       <w:start w:val="1"/>
       <w:numFmt w:val="decimal"/>
-      <w:pStyle w:val="10"/>
+      <w:pStyle w:val="Heading9"/>
       <w:lvlText w:val="%1.%2.%3.%4.%5.%6.%7.%8.%9."/>
       <w:lvlJc w:val="left"/>
       <w:pPr>
@@ -9524,7 +9315,7 @@
     <w:nsid w:val="A1EFE3AC"/>
     <w:multiLevelType w:val="singleLevel"/>
     <w:tmpl w:val="A1EFE3AC"/>
-    <w:lvl w:ilvl="0" w:tentative="0">
+    <w:lvl w:ilvl="0">
       <w:start w:val="1"/>
       <w:numFmt w:val="decimal"/>
       <w:lvlText w:val="%1."/>
@@ -9541,7 +9332,7 @@
     <w:nsid w:val="A76A5160"/>
     <w:multiLevelType w:val="singleLevel"/>
     <w:tmpl w:val="A76A5160"/>
-    <w:lvl w:ilvl="0" w:tentative="0">
+    <w:lvl w:ilvl="0">
       <w:start w:val="1"/>
       <w:numFmt w:val="decimal"/>
       <w:lvlText w:val="%1."/>
@@ -9558,7 +9349,7 @@
     <w:nsid w:val="A95D9BD1"/>
     <w:multiLevelType w:val="singleLevel"/>
     <w:tmpl w:val="A95D9BD1"/>
-    <w:lvl w:ilvl="0" w:tentative="0">
+    <w:lvl w:ilvl="0">
       <w:start w:val="1"/>
       <w:numFmt w:val="decimal"/>
       <w:lvlText w:val="%1."/>
@@ -9575,7 +9366,7 @@
     <w:nsid w:val="BBC34AC6"/>
     <w:multiLevelType w:val="singleLevel"/>
     <w:tmpl w:val="BBC34AC6"/>
-    <w:lvl w:ilvl="0" w:tentative="0">
+    <w:lvl w:ilvl="0">
       <w:start w:val="1"/>
       <w:numFmt w:val="decimal"/>
       <w:lvlText w:val="%1."/>
@@ -9592,7 +9383,7 @@
     <w:nsid w:val="D851B34B"/>
     <w:multiLevelType w:val="singleLevel"/>
     <w:tmpl w:val="D851B34B"/>
-    <w:lvl w:ilvl="0" w:tentative="0">
+    <w:lvl w:ilvl="0">
       <w:start w:val="1"/>
       <w:numFmt w:val="decimal"/>
       <w:lvlText w:val="%1."/>
@@ -9609,7 +9400,7 @@
     <w:nsid w:val="EB960D82"/>
     <w:multiLevelType w:val="singleLevel"/>
     <w:tmpl w:val="EB960D82"/>
-    <w:lvl w:ilvl="0" w:tentative="0">
+    <w:lvl w:ilvl="0">
       <w:start w:val="1"/>
       <w:numFmt w:val="decimal"/>
       <w:lvlText w:val="%1."/>
@@ -9626,7 +9417,7 @@
     <w:nsid w:val="F9539CF3"/>
     <w:multiLevelType w:val="singleLevel"/>
     <w:tmpl w:val="F9539CF3"/>
-    <w:lvl w:ilvl="0" w:tentative="0">
+    <w:lvl w:ilvl="0">
       <w:start w:val="1"/>
       <w:numFmt w:val="decimal"/>
       <w:lvlText w:val="%1."/>
@@ -9643,7 +9434,7 @@
     <w:nsid w:val="28F4DE2D"/>
     <w:multiLevelType w:val="singleLevel"/>
     <w:tmpl w:val="28F4DE2D"/>
-    <w:lvl w:ilvl="0" w:tentative="0">
+    <w:lvl w:ilvl="0">
       <w:start w:val="1"/>
       <w:numFmt w:val="decimal"/>
       <w:lvlText w:val="%1."/>
@@ -9660,7 +9451,7 @@
     <w:nsid w:val="5F960DBE"/>
     <w:multiLevelType w:val="singleLevel"/>
     <w:tmpl w:val="5F960DBE"/>
-    <w:lvl w:ilvl="0" w:tentative="0">
+    <w:lvl w:ilvl="0">
       <w:start w:val="1"/>
       <w:numFmt w:val="decimal"/>
       <w:lvlText w:val="%1."/>
@@ -9677,7 +9468,7 @@
     <w:nsid w:val="64296DE6"/>
     <w:multiLevelType w:val="singleLevel"/>
     <w:tmpl w:val="64296DE6"/>
-    <w:lvl w:ilvl="0" w:tentative="0">
+    <w:lvl w:ilvl="0">
       <w:start w:val="1"/>
       <w:numFmt w:val="decimal"/>
       <w:lvlText w:val="%1."/>
@@ -9694,7 +9485,7 @@
     <w:nsid w:val="64D3E83D"/>
     <w:multiLevelType w:val="singleLevel"/>
     <w:tmpl w:val="64D3E83D"/>
-    <w:lvl w:ilvl="0" w:tentative="0">
+    <w:lvl w:ilvl="0">
       <w:start w:val="1"/>
       <w:numFmt w:val="decimal"/>
       <w:lvlText w:val="%1."/>
@@ -9711,7 +9502,7 @@
     <w:nsid w:val="70A4AD28"/>
     <w:multiLevelType w:val="singleLevel"/>
     <w:tmpl w:val="70A4AD28"/>
-    <w:lvl w:ilvl="0" w:tentative="0">
+    <w:lvl w:ilvl="0">
       <w:start w:val="1"/>
       <w:numFmt w:val="decimal"/>
       <w:lvlText w:val="%1."/>
@@ -9767,269 +9558,267 @@
 </file>
 
 <file path=word/styles.xml><?xml version="1.0" encoding="utf-8"?>
-<w:styles xmlns:mc="http://schemas.openxmlformats.org/markup-compatibility/2006" xmlns:o="urn:schemas-microsoft-com:office:office" xmlns:r="http://schemas.openxmlformats.org/officeDocument/2006/relationships" xmlns:m="http://schemas.openxmlformats.org/officeDocument/2006/math" xmlns:v="urn:schemas-microsoft-com:vml" xmlns:w="http://schemas.openxmlformats.org/wordprocessingml/2006/main" xmlns:w14="http://schemas.microsoft.com/office/word/2010/wordml" xmlns:w10="urn:schemas-microsoft-com:office:word" xmlns:sl="http://schemas.openxmlformats.org/schemaLibrary/2006/main" xmlns:wpsCustomData="http://www.wps.cn/officeDocument/2013/wpsCustomData" mc:Ignorable="w14">
+<w:styles xmlns:mc="http://schemas.openxmlformats.org/markup-compatibility/2006" xmlns:r="http://schemas.openxmlformats.org/officeDocument/2006/relationships" xmlns:w="http://schemas.openxmlformats.org/wordprocessingml/2006/main" xmlns:w14="http://schemas.microsoft.com/office/word/2010/wordml" xmlns:w15="http://schemas.microsoft.com/office/word/2012/wordml" mc:Ignorable="w14 w15">
   <w:docDefaults>
     <w:rPrDefault>
       <w:rPr>
-        <w:rFonts w:ascii="Times New Roman" w:hAnsi="Times New Roman" w:eastAsia="宋体" w:cs="Times New Roman"/>
+        <w:rFonts w:ascii="Times New Roman" w:eastAsia="宋体" w:hAnsi="Times New Roman" w:cs="Times New Roman"/>
       </w:rPr>
     </w:rPrDefault>
     <w:pPrDefault/>
   </w:docDefaults>
-  <w:latentStyles w:count="260" w:defQFormat="0" w:defUnhideWhenUsed="1" w:defSemiHidden="1" w:defUIPriority="99" w:defLockedState="0">
-    <w:lsdException w:qFormat="1" w:unhideWhenUsed="0" w:uiPriority="0" w:semiHidden="0" w:name="Normal"/>
-    <w:lsdException w:qFormat="1" w:unhideWhenUsed="0" w:uiPriority="0" w:semiHidden="0" w:name="heading 1"/>
-    <w:lsdException w:qFormat="1" w:uiPriority="0" w:semiHidden="0" w:name="heading 2"/>
-    <w:lsdException w:qFormat="1" w:uiPriority="0" w:name="heading 3"/>
-    <w:lsdException w:qFormat="1" w:uiPriority="0" w:semiHidden="0" w:name="heading 4"/>
-    <w:lsdException w:qFormat="1" w:uiPriority="0" w:name="heading 5"/>
-    <w:lsdException w:qFormat="1" w:uiPriority="0" w:name="heading 6"/>
-    <w:lsdException w:qFormat="1" w:uiPriority="0" w:name="heading 7"/>
-    <w:lsdException w:qFormat="1" w:uiPriority="0" w:name="heading 8"/>
-    <w:lsdException w:qFormat="1" w:uiPriority="0" w:name="heading 9"/>
-    <w:lsdException w:unhideWhenUsed="0" w:uiPriority="0" w:semiHidden="0" w:name="index 1"/>
-    <w:lsdException w:unhideWhenUsed="0" w:uiPriority="0" w:semiHidden="0" w:name="index 2"/>
-    <w:lsdException w:unhideWhenUsed="0" w:uiPriority="0" w:semiHidden="0" w:name="index 3"/>
-    <w:lsdException w:unhideWhenUsed="0" w:uiPriority="0" w:semiHidden="0" w:name="index 4"/>
-    <w:lsdException w:unhideWhenUsed="0" w:uiPriority="0" w:semiHidden="0" w:name="index 5"/>
-    <w:lsdException w:unhideWhenUsed="0" w:uiPriority="0" w:semiHidden="0" w:name="index 6"/>
-    <w:lsdException w:unhideWhenUsed="0" w:uiPriority="0" w:semiHidden="0" w:name="index 7"/>
-    <w:lsdException w:unhideWhenUsed="0" w:uiPriority="0" w:semiHidden="0" w:name="index 8"/>
-    <w:lsdException w:unhideWhenUsed="0" w:uiPriority="0" w:semiHidden="0" w:name="index 9"/>
-    <w:lsdException w:qFormat="1" w:unhideWhenUsed="0" w:uiPriority="0" w:semiHidden="0" w:name="toc 1"/>
-    <w:lsdException w:qFormat="1" w:unhideWhenUsed="0" w:uiPriority="0" w:semiHidden="0" w:name="toc 2"/>
-    <w:lsdException w:qFormat="1" w:unhideWhenUsed="0" w:uiPriority="0" w:semiHidden="0" w:name="toc 3"/>
-    <w:lsdException w:unhideWhenUsed="0" w:uiPriority="0" w:semiHidden="0" w:name="toc 4"/>
-    <w:lsdException w:unhideWhenUsed="0" w:uiPriority="0" w:semiHidden="0" w:name="toc 5"/>
-    <w:lsdException w:unhideWhenUsed="0" w:uiPriority="0" w:semiHidden="0" w:name="toc 6"/>
-    <w:lsdException w:unhideWhenUsed="0" w:uiPriority="0" w:semiHidden="0" w:name="toc 7"/>
-    <w:lsdException w:unhideWhenUsed="0" w:uiPriority="0" w:semiHidden="0" w:name="toc 8"/>
-    <w:lsdException w:unhideWhenUsed="0" w:uiPriority="0" w:semiHidden="0" w:name="toc 9"/>
-    <w:lsdException w:unhideWhenUsed="0" w:uiPriority="0" w:semiHidden="0" w:name="Normal Indent"/>
-    <w:lsdException w:unhideWhenUsed="0" w:uiPriority="0" w:semiHidden="0" w:name="footnote text"/>
-    <w:lsdException w:qFormat="1" w:unhideWhenUsed="0" w:uiPriority="0" w:semiHidden="0" w:name="annotation text"/>
-    <w:lsdException w:qFormat="1" w:unhideWhenUsed="0" w:uiPriority="0" w:semiHidden="0" w:name="header"/>
-    <w:lsdException w:qFormat="1" w:unhideWhenUsed="0" w:uiPriority="0" w:semiHidden="0" w:name="footer"/>
-    <w:lsdException w:unhideWhenUsed="0" w:uiPriority="0" w:semiHidden="0" w:name="index heading"/>
-    <w:lsdException w:qFormat="1" w:uiPriority="0" w:name="caption"/>
-    <w:lsdException w:unhideWhenUsed="0" w:uiPriority="0" w:semiHidden="0" w:name="table of figures"/>
-    <w:lsdException w:unhideWhenUsed="0" w:uiPriority="0" w:semiHidden="0" w:name="envelope address"/>
-    <w:lsdException w:unhideWhenUsed="0" w:uiPriority="0" w:semiHidden="0" w:name="envelope return"/>
-    <w:lsdException w:unhideWhenUsed="0" w:uiPriority="0" w:semiHidden="0" w:name="footnote reference"/>
-    <w:lsdException w:unhideWhenUsed="0" w:uiPriority="0" w:semiHidden="0" w:name="annotation reference"/>
-    <w:lsdException w:unhideWhenUsed="0" w:uiPriority="0" w:semiHidden="0" w:name="line number"/>
-    <w:lsdException w:unhideWhenUsed="0" w:uiPriority="0" w:semiHidden="0" w:name="page number"/>
-    <w:lsdException w:unhideWhenUsed="0" w:uiPriority="0" w:semiHidden="0" w:name="endnote reference"/>
-    <w:lsdException w:unhideWhenUsed="0" w:uiPriority="0" w:semiHidden="0" w:name="endnote text"/>
-    <w:lsdException w:unhideWhenUsed="0" w:uiPriority="0" w:semiHidden="0" w:name="table of authorities"/>
-    <w:lsdException w:unhideWhenUsed="0" w:uiPriority="0" w:semiHidden="0" w:name="macro"/>
-    <w:lsdException w:unhideWhenUsed="0" w:uiPriority="0" w:semiHidden="0" w:name="toa heading"/>
-    <w:lsdException w:unhideWhenUsed="0" w:uiPriority="0" w:semiHidden="0" w:name="List"/>
-    <w:lsdException w:unhideWhenUsed="0" w:uiPriority="0" w:semiHidden="0" w:name="List Bullet"/>
-    <w:lsdException w:unhideWhenUsed="0" w:uiPriority="0" w:semiHidden="0" w:name="List Number"/>
-    <w:lsdException w:unhideWhenUsed="0" w:uiPriority="0" w:semiHidden="0" w:name="List 2"/>
-    <w:lsdException w:unhideWhenUsed="0" w:uiPriority="0" w:semiHidden="0" w:name="List 3"/>
-    <w:lsdException w:unhideWhenUsed="0" w:uiPriority="0" w:semiHidden="0" w:name="List 4"/>
-    <w:lsdException w:unhideWhenUsed="0" w:uiPriority="0" w:semiHidden="0" w:name="List 5"/>
-    <w:lsdException w:unhideWhenUsed="0" w:uiPriority="0" w:semiHidden="0" w:name="List Bullet 2"/>
-    <w:lsdException w:unhideWhenUsed="0" w:uiPriority="0" w:semiHidden="0" w:name="List Bullet 3"/>
-    <w:lsdException w:unhideWhenUsed="0" w:uiPriority="0" w:semiHidden="0" w:name="List Bullet 4"/>
-    <w:lsdException w:unhideWhenUsed="0" w:uiPriority="0" w:semiHidden="0" w:name="List Bullet 5"/>
-    <w:lsdException w:unhideWhenUsed="0" w:uiPriority="0" w:semiHidden="0" w:name="List Number 2"/>
-    <w:lsdException w:unhideWhenUsed="0" w:uiPriority="0" w:semiHidden="0" w:name="List Number 3"/>
-    <w:lsdException w:unhideWhenUsed="0" w:uiPriority="0" w:semiHidden="0" w:name="List Number 4"/>
-    <w:lsdException w:unhideWhenUsed="0" w:uiPriority="0" w:semiHidden="0" w:name="List Number 5"/>
-    <w:lsdException w:qFormat="1" w:unhideWhenUsed="0" w:uiPriority="0" w:semiHidden="0" w:name="Title"/>
-    <w:lsdException w:unhideWhenUsed="0" w:uiPriority="0" w:semiHidden="0" w:name="Closing"/>
-    <w:lsdException w:unhideWhenUsed="0" w:uiPriority="0" w:semiHidden="0" w:name="Signature"/>
-    <w:lsdException w:qFormat="1" w:unhideWhenUsed="0" w:uiPriority="0" w:name="Default Paragraph Font"/>
-    <w:lsdException w:qFormat="1" w:unhideWhenUsed="0" w:uiPriority="0" w:name="Body Text"/>
-    <w:lsdException w:unhideWhenUsed="0" w:uiPriority="0" w:semiHidden="0" w:name="Body Text Indent"/>
-    <w:lsdException w:unhideWhenUsed="0" w:uiPriority="0" w:semiHidden="0" w:name="List Continue"/>
-    <w:lsdException w:unhideWhenUsed="0" w:uiPriority="0" w:semiHidden="0" w:name="List Continue 2"/>
-    <w:lsdException w:unhideWhenUsed="0" w:uiPriority="0" w:semiHidden="0" w:name="List Continue 3"/>
-    <w:lsdException w:unhideWhenUsed="0" w:uiPriority="0" w:semiHidden="0" w:name="List Continue 4"/>
-    <w:lsdException w:unhideWhenUsed="0" w:uiPriority="0" w:semiHidden="0" w:name="List Continue 5"/>
-    <w:lsdException w:unhideWhenUsed="0" w:uiPriority="0" w:semiHidden="0" w:name="Message Header"/>
-    <w:lsdException w:qFormat="1" w:unhideWhenUsed="0" w:uiPriority="0" w:semiHidden="0" w:name="Subtitle"/>
-    <w:lsdException w:unhideWhenUsed="0" w:uiPriority="0" w:semiHidden="0" w:name="Salutation"/>
-    <w:lsdException w:unhideWhenUsed="0" w:uiPriority="0" w:semiHidden="0" w:name="Date"/>
-    <w:lsdException w:unhideWhenUsed="0" w:uiPriority="0" w:semiHidden="0" w:name="Body Text First Indent"/>
-    <w:lsdException w:unhideWhenUsed="0" w:uiPriority="0" w:semiHidden="0" w:name="Body Text First Indent 2"/>
-    <w:lsdException w:uiPriority="99" w:name="Note Heading"/>
-    <w:lsdException w:unhideWhenUsed="0" w:uiPriority="0" w:semiHidden="0" w:name="Body Text 2"/>
-    <w:lsdException w:unhideWhenUsed="0" w:uiPriority="0" w:semiHidden="0" w:name="Body Text 3"/>
-    <w:lsdException w:unhideWhenUsed="0" w:uiPriority="0" w:semiHidden="0" w:name="Body Text Indent 2"/>
-    <w:lsdException w:unhideWhenUsed="0" w:uiPriority="0" w:semiHidden="0" w:name="Body Text Indent 3"/>
-    <w:lsdException w:unhideWhenUsed="0" w:uiPriority="0" w:semiHidden="0" w:name="Block Text"/>
-    <w:lsdException w:unhideWhenUsed="0" w:uiPriority="0" w:semiHidden="0" w:name="Hyperlink"/>
-    <w:lsdException w:unhideWhenUsed="0" w:uiPriority="0" w:semiHidden="0" w:name="FollowedHyperlink"/>
-    <w:lsdException w:qFormat="1" w:unhideWhenUsed="0" w:uiPriority="0" w:semiHidden="0" w:name="Strong"/>
-    <w:lsdException w:qFormat="1" w:unhideWhenUsed="0" w:uiPriority="0" w:semiHidden="0" w:name="Emphasis"/>
-    <w:lsdException w:unhideWhenUsed="0" w:uiPriority="0" w:semiHidden="0" w:name="Document Map"/>
-    <w:lsdException w:unhideWhenUsed="0" w:uiPriority="0" w:semiHidden="0" w:name="Plain Text"/>
-    <w:lsdException w:unhideWhenUsed="0" w:uiPriority="0" w:semiHidden="0" w:name="E-mail Signature"/>
-    <w:lsdException w:qFormat="1" w:unhideWhenUsed="0" w:uiPriority="0" w:semiHidden="0" w:name="Normal (Web)"/>
-    <w:lsdException w:unhideWhenUsed="0" w:uiPriority="0" w:semiHidden="0" w:name="HTML Acronym"/>
-    <w:lsdException w:unhideWhenUsed="0" w:uiPriority="0" w:semiHidden="0" w:name="HTML Address"/>
-    <w:lsdException w:unhideWhenUsed="0" w:uiPriority="0" w:semiHidden="0" w:name="HTML Cite"/>
-    <w:lsdException w:unhideWhenUsed="0" w:uiPriority="0" w:semiHidden="0" w:name="HTML Code"/>
-    <w:lsdException w:unhideWhenUsed="0" w:uiPriority="0" w:semiHidden="0" w:name="HTML Definition"/>
-    <w:lsdException w:unhideWhenUsed="0" w:uiPriority="0" w:semiHidden="0" w:name="HTML Keyboard"/>
-    <w:lsdException w:unhideWhenUsed="0" w:uiPriority="0" w:semiHidden="0" w:name="HTML Preformatted"/>
-    <w:lsdException w:unhideWhenUsed="0" w:uiPriority="0" w:semiHidden="0" w:name="HTML Sample"/>
-    <w:lsdException w:unhideWhenUsed="0" w:uiPriority="0" w:semiHidden="0" w:name="HTML Typewriter"/>
-    <w:lsdException w:unhideWhenUsed="0" w:uiPriority="0" w:semiHidden="0" w:name="HTML Variable"/>
-    <w:lsdException w:qFormat="1" w:unhideWhenUsed="0" w:uiPriority="0" w:name="Normal Table"/>
-    <w:lsdException w:unhideWhenUsed="0" w:uiPriority="0" w:semiHidden="0" w:name="annotation subject"/>
-    <w:lsdException w:unhideWhenUsed="0" w:uiPriority="0" w:semiHidden="0" w:name="Table Simple 1"/>
-    <w:lsdException w:unhideWhenUsed="0" w:uiPriority="0" w:semiHidden="0" w:name="Table Simple 2"/>
-    <w:lsdException w:unhideWhenUsed="0" w:uiPriority="0" w:semiHidden="0" w:name="Table Simple 3"/>
-    <w:lsdException w:unhideWhenUsed="0" w:uiPriority="0" w:semiHidden="0" w:name="Table Classic 1"/>
-    <w:lsdException w:unhideWhenUsed="0" w:uiPriority="0" w:semiHidden="0" w:name="Table Classic 2"/>
-    <w:lsdException w:unhideWhenUsed="0" w:uiPriority="0" w:semiHidden="0" w:name="Table Classic 3"/>
-    <w:lsdException w:unhideWhenUsed="0" w:uiPriority="0" w:semiHidden="0" w:name="Table Classic 4"/>
-    <w:lsdException w:unhideWhenUsed="0" w:uiPriority="0" w:semiHidden="0" w:name="Table Colorful 1"/>
-    <w:lsdException w:unhideWhenUsed="0" w:uiPriority="0" w:semiHidden="0" w:name="Table Colorful 2"/>
-    <w:lsdException w:unhideWhenUsed="0" w:uiPriority="0" w:semiHidden="0" w:name="Table Colorful 3"/>
-    <w:lsdException w:unhideWhenUsed="0" w:uiPriority="0" w:semiHidden="0" w:name="Table Columns 1"/>
-    <w:lsdException w:unhideWhenUsed="0" w:uiPriority="0" w:semiHidden="0" w:name="Table Columns 2"/>
-    <w:lsdException w:unhideWhenUsed="0" w:uiPriority="0" w:semiHidden="0" w:name="Table Columns 3"/>
-    <w:lsdException w:unhideWhenUsed="0" w:uiPriority="0" w:semiHidden="0" w:name="Table Columns 4"/>
-    <w:lsdException w:unhideWhenUsed="0" w:uiPriority="0" w:semiHidden="0" w:name="Table Columns 5"/>
-    <w:lsdException w:unhideWhenUsed="0" w:uiPriority="0" w:semiHidden="0" w:name="Table Grid 1"/>
-    <w:lsdException w:unhideWhenUsed="0" w:uiPriority="0" w:semiHidden="0" w:name="Table Grid 2"/>
-    <w:lsdException w:unhideWhenUsed="0" w:uiPriority="0" w:semiHidden="0" w:name="Table Grid 3"/>
-    <w:lsdException w:unhideWhenUsed="0" w:uiPriority="0" w:semiHidden="0" w:name="Table Grid 4"/>
-    <w:lsdException w:unhideWhenUsed="0" w:uiPriority="0" w:semiHidden="0" w:name="Table Grid 5"/>
-    <w:lsdException w:unhideWhenUsed="0" w:uiPriority="0" w:semiHidden="0" w:name="Table Grid 6"/>
-    <w:lsdException w:unhideWhenUsed="0" w:uiPriority="0" w:semiHidden="0" w:name="Table Grid 7"/>
-    <w:lsdException w:unhideWhenUsed="0" w:uiPriority="0" w:semiHidden="0" w:name="Table Grid 8"/>
-    <w:lsdException w:unhideWhenUsed="0" w:uiPriority="0" w:semiHidden="0" w:name="Table List 1"/>
-    <w:lsdException w:unhideWhenUsed="0" w:uiPriority="0" w:semiHidden="0" w:name="Table List 2"/>
-    <w:lsdException w:unhideWhenUsed="0" w:uiPriority="0" w:semiHidden="0" w:name="Table List 3"/>
-    <w:lsdException w:unhideWhenUsed="0" w:uiPriority="0" w:semiHidden="0" w:name="Table List 4"/>
-    <w:lsdException w:unhideWhenUsed="0" w:uiPriority="0" w:semiHidden="0" w:name="Table List 5"/>
-    <w:lsdException w:unhideWhenUsed="0" w:uiPriority="0" w:semiHidden="0" w:name="Table List 6"/>
-    <w:lsdException w:unhideWhenUsed="0" w:uiPriority="0" w:semiHidden="0" w:name="Table List 7"/>
-    <w:lsdException w:unhideWhenUsed="0" w:uiPriority="0" w:semiHidden="0" w:name="Table List 8"/>
-    <w:lsdException w:unhideWhenUsed="0" w:uiPriority="0" w:semiHidden="0" w:name="Table 3D effects 1"/>
-    <w:lsdException w:unhideWhenUsed="0" w:uiPriority="0" w:semiHidden="0" w:name="Table 3D effects 2"/>
-    <w:lsdException w:unhideWhenUsed="0" w:uiPriority="0" w:semiHidden="0" w:name="Table 3D effects 3"/>
-    <w:lsdException w:unhideWhenUsed="0" w:uiPriority="0" w:semiHidden="0" w:name="Table Contemporary"/>
-    <w:lsdException w:unhideWhenUsed="0" w:uiPriority="0" w:semiHidden="0" w:name="Table Elegant"/>
-    <w:lsdException w:unhideWhenUsed="0" w:uiPriority="0" w:semiHidden="0" w:name="Table Professional"/>
-    <w:lsdException w:unhideWhenUsed="0" w:uiPriority="0" w:semiHidden="0" w:name="Table Subtle 1"/>
-    <w:lsdException w:unhideWhenUsed="0" w:uiPriority="0" w:semiHidden="0" w:name="Table Subtle 2"/>
-    <w:lsdException w:unhideWhenUsed="0" w:uiPriority="0" w:semiHidden="0" w:name="Table Web 1"/>
-    <w:lsdException w:unhideWhenUsed="0" w:uiPriority="0" w:semiHidden="0" w:name="Table Web 2"/>
-    <w:lsdException w:unhideWhenUsed="0" w:uiPriority="0" w:semiHidden="0" w:name="Table Web 3"/>
-    <w:lsdException w:unhideWhenUsed="0" w:uiPriority="0" w:semiHidden="0" w:name="Balloon Text"/>
-    <w:lsdException w:qFormat="1" w:unhideWhenUsed="0" w:uiPriority="0" w:semiHidden="0" w:name="Table Grid"/>
-    <w:lsdException w:unhideWhenUsed="0" w:uiPriority="0" w:semiHidden="0" w:name="Table Theme"/>
-    <w:lsdException w:unhideWhenUsed="0" w:uiPriority="60" w:semiHidden="0" w:name="Light Shading"/>
-    <w:lsdException w:unhideWhenUsed="0" w:uiPriority="61" w:semiHidden="0" w:name="Light List"/>
-    <w:lsdException w:unhideWhenUsed="0" w:uiPriority="62" w:semiHidden="0" w:name="Light Grid"/>
-    <w:lsdException w:unhideWhenUsed="0" w:uiPriority="63" w:semiHidden="0" w:name="Medium Shading 1"/>
-    <w:lsdException w:unhideWhenUsed="0" w:uiPriority="64" w:semiHidden="0" w:name="Medium Shading 2"/>
-    <w:lsdException w:unhideWhenUsed="0" w:uiPriority="65" w:semiHidden="0" w:name="Medium List 1"/>
-    <w:lsdException w:unhideWhenUsed="0" w:uiPriority="66" w:semiHidden="0" w:name="Medium List 2"/>
-    <w:lsdException w:unhideWhenUsed="0" w:uiPriority="67" w:semiHidden="0" w:name="Medium Grid 1"/>
-    <w:lsdException w:unhideWhenUsed="0" w:uiPriority="68" w:semiHidden="0" w:name="Medium Grid 2"/>
-    <w:lsdException w:unhideWhenUsed="0" w:uiPriority="69" w:semiHidden="0" w:name="Medium Grid 3"/>
-    <w:lsdException w:unhideWhenUsed="0" w:uiPriority="70" w:semiHidden="0" w:name="Dark List"/>
-    <w:lsdException w:unhideWhenUsed="0" w:uiPriority="71" w:semiHidden="0" w:name="Colorful Shading"/>
-    <w:lsdException w:unhideWhenUsed="0" w:uiPriority="72" w:semiHidden="0" w:name="Colorful List"/>
-    <w:lsdException w:unhideWhenUsed="0" w:uiPriority="73" w:semiHidden="0" w:name="Colorful Grid"/>
-    <w:lsdException w:unhideWhenUsed="0" w:uiPriority="60" w:semiHidden="0" w:name="Light Shading Accent 1"/>
-    <w:lsdException w:unhideWhenUsed="0" w:uiPriority="61" w:semiHidden="0" w:name="Light List Accent 1"/>
-    <w:lsdException w:unhideWhenUsed="0" w:uiPriority="62" w:semiHidden="0" w:name="Light Grid Accent 1"/>
-    <w:lsdException w:unhideWhenUsed="0" w:uiPriority="63" w:semiHidden="0" w:name="Medium Shading 1 Accent 1"/>
-    <w:lsdException w:unhideWhenUsed="0" w:uiPriority="64" w:semiHidden="0" w:name="Medium Shading 2 Accent 1"/>
-    <w:lsdException w:unhideWhenUsed="0" w:uiPriority="65" w:semiHidden="0" w:name="Medium List 1 Accent 1"/>
-    <w:lsdException w:unhideWhenUsed="0" w:uiPriority="66" w:semiHidden="0" w:name="Medium List 2 Accent 1"/>
-    <w:lsdException w:unhideWhenUsed="0" w:uiPriority="67" w:semiHidden="0" w:name="Medium Grid 1 Accent 1"/>
-    <w:lsdException w:unhideWhenUsed="0" w:uiPriority="68" w:semiHidden="0" w:name="Medium Grid 2 Accent 1"/>
-    <w:lsdException w:unhideWhenUsed="0" w:uiPriority="69" w:semiHidden="0" w:name="Medium Grid 3 Accent 1"/>
-    <w:lsdException w:unhideWhenUsed="0" w:uiPriority="70" w:semiHidden="0" w:name="Dark List Accent 1"/>
-    <w:lsdException w:unhideWhenUsed="0" w:uiPriority="71" w:semiHidden="0" w:name="Colorful Shading Accent 1"/>
-    <w:lsdException w:unhideWhenUsed="0" w:uiPriority="72" w:semiHidden="0" w:name="Colorful List Accent 1"/>
-    <w:lsdException w:unhideWhenUsed="0" w:uiPriority="73" w:semiHidden="0" w:name="Colorful Grid Accent 1"/>
-    <w:lsdException w:unhideWhenUsed="0" w:uiPriority="60" w:semiHidden="0" w:name="Light Shading Accent 2"/>
-    <w:lsdException w:unhideWhenUsed="0" w:uiPriority="61" w:semiHidden="0" w:name="Light List Accent 2"/>
-    <w:lsdException w:unhideWhenUsed="0" w:uiPriority="62" w:semiHidden="0" w:name="Light Grid Accent 2"/>
-    <w:lsdException w:unhideWhenUsed="0" w:uiPriority="63" w:semiHidden="0" w:name="Medium Shading 1 Accent 2"/>
-    <w:lsdException w:unhideWhenUsed="0" w:uiPriority="64" w:semiHidden="0" w:name="Medium Shading 2 Accent 2"/>
-    <w:lsdException w:unhideWhenUsed="0" w:uiPriority="65" w:semiHidden="0" w:name="Medium List 1 Accent 2"/>
-    <w:lsdException w:unhideWhenUsed="0" w:uiPriority="66" w:semiHidden="0" w:name="Medium List 2 Accent 2"/>
-    <w:lsdException w:unhideWhenUsed="0" w:uiPriority="67" w:semiHidden="0" w:name="Medium Grid 1 Accent 2"/>
-    <w:lsdException w:unhideWhenUsed="0" w:uiPriority="68" w:semiHidden="0" w:name="Medium Grid 2 Accent 2"/>
-    <w:lsdException w:unhideWhenUsed="0" w:uiPriority="69" w:semiHidden="0" w:name="Medium Grid 3 Accent 2"/>
-    <w:lsdException w:unhideWhenUsed="0" w:uiPriority="70" w:semiHidden="0" w:name="Dark List Accent 2"/>
-    <w:lsdException w:unhideWhenUsed="0" w:uiPriority="71" w:semiHidden="0" w:name="Colorful Shading Accent 2"/>
-    <w:lsdException w:unhideWhenUsed="0" w:uiPriority="72" w:semiHidden="0" w:name="Colorful List Accent 2"/>
-    <w:lsdException w:unhideWhenUsed="0" w:uiPriority="73" w:semiHidden="0" w:name="Colorful Grid Accent 2"/>
-    <w:lsdException w:unhideWhenUsed="0" w:uiPriority="60" w:semiHidden="0" w:name="Light Shading Accent 3"/>
-    <w:lsdException w:unhideWhenUsed="0" w:uiPriority="61" w:semiHidden="0" w:name="Light List Accent 3"/>
-    <w:lsdException w:unhideWhenUsed="0" w:uiPriority="62" w:semiHidden="0" w:name="Light Grid Accent 3"/>
-    <w:lsdException w:unhideWhenUsed="0" w:uiPriority="63" w:semiHidden="0" w:name="Medium Shading 1 Accent 3"/>
-    <w:lsdException w:unhideWhenUsed="0" w:uiPriority="64" w:semiHidden="0" w:name="Medium Shading 2 Accent 3"/>
-    <w:lsdException w:unhideWhenUsed="0" w:uiPriority="65" w:semiHidden="0" w:name="Medium List 1 Accent 3"/>
-    <w:lsdException w:unhideWhenUsed="0" w:uiPriority="66" w:semiHidden="0" w:name="Medium List 2 Accent 3"/>
-    <w:lsdException w:unhideWhenUsed="0" w:uiPriority="67" w:semiHidden="0" w:name="Medium Grid 1 Accent 3"/>
-    <w:lsdException w:unhideWhenUsed="0" w:uiPriority="68" w:semiHidden="0" w:name="Medium Grid 2 Accent 3"/>
-    <w:lsdException w:unhideWhenUsed="0" w:uiPriority="69" w:semiHidden="0" w:name="Medium Grid 3 Accent 3"/>
-    <w:lsdException w:unhideWhenUsed="0" w:uiPriority="70" w:semiHidden="0" w:name="Dark List Accent 3"/>
-    <w:lsdException w:unhideWhenUsed="0" w:uiPriority="71" w:semiHidden="0" w:name="Colorful Shading Accent 3"/>
-    <w:lsdException w:unhideWhenUsed="0" w:uiPriority="72" w:semiHidden="0" w:name="Colorful List Accent 3"/>
-    <w:lsdException w:unhideWhenUsed="0" w:uiPriority="73" w:semiHidden="0" w:name="Colorful Grid Accent 3"/>
-    <w:lsdException w:unhideWhenUsed="0" w:uiPriority="60" w:semiHidden="0" w:name="Light Shading Accent 4"/>
-    <w:lsdException w:unhideWhenUsed="0" w:uiPriority="61" w:semiHidden="0" w:name="Light List Accent 4"/>
-    <w:lsdException w:unhideWhenUsed="0" w:uiPriority="62" w:semiHidden="0" w:name="Light Grid Accent 4"/>
-    <w:lsdException w:unhideWhenUsed="0" w:uiPriority="63" w:semiHidden="0" w:name="Medium Shading 1 Accent 4"/>
-    <w:lsdException w:unhideWhenUsed="0" w:uiPriority="64" w:semiHidden="0" w:name="Medium Shading 2 Accent 4"/>
-    <w:lsdException w:unhideWhenUsed="0" w:uiPriority="65" w:semiHidden="0" w:name="Medium List 1 Accent 4"/>
-    <w:lsdException w:unhideWhenUsed="0" w:uiPriority="66" w:semiHidden="0" w:name="Medium List 2 Accent 4"/>
-    <w:lsdException w:unhideWhenUsed="0" w:uiPriority="67" w:semiHidden="0" w:name="Medium Grid 1 Accent 4"/>
-    <w:lsdException w:unhideWhenUsed="0" w:uiPriority="68" w:semiHidden="0" w:name="Medium Grid 2 Accent 4"/>
-    <w:lsdException w:unhideWhenUsed="0" w:uiPriority="69" w:semiHidden="0" w:name="Medium Grid 3 Accent 4"/>
-    <w:lsdException w:unhideWhenUsed="0" w:uiPriority="70" w:semiHidden="0" w:name="Dark List Accent 4"/>
-    <w:lsdException w:unhideWhenUsed="0" w:uiPriority="71" w:semiHidden="0" w:name="Colorful Shading Accent 4"/>
-    <w:lsdException w:unhideWhenUsed="0" w:uiPriority="72" w:semiHidden="0" w:name="Colorful List Accent 4"/>
-    <w:lsdException w:unhideWhenUsed="0" w:uiPriority="73" w:semiHidden="0" w:name="Colorful Grid Accent 4"/>
-    <w:lsdException w:unhideWhenUsed="0" w:uiPriority="60" w:semiHidden="0" w:name="Light Shading Accent 5"/>
-    <w:lsdException w:unhideWhenUsed="0" w:uiPriority="61" w:semiHidden="0" w:name="Light List Accent 5"/>
-    <w:lsdException w:unhideWhenUsed="0" w:uiPriority="62" w:semiHidden="0" w:name="Light Grid Accent 5"/>
-    <w:lsdException w:unhideWhenUsed="0" w:uiPriority="63" w:semiHidden="0" w:name="Medium Shading 1 Accent 5"/>
-    <w:lsdException w:unhideWhenUsed="0" w:uiPriority="64" w:semiHidden="0" w:name="Medium Shading 2 Accent 5"/>
-    <w:lsdException w:unhideWhenUsed="0" w:uiPriority="65" w:semiHidden="0" w:name="Medium List 1 Accent 5"/>
-    <w:lsdException w:unhideWhenUsed="0" w:uiPriority="66" w:semiHidden="0" w:name="Medium List 2 Accent 5"/>
-    <w:lsdException w:unhideWhenUsed="0" w:uiPriority="67" w:semiHidden="0" w:name="Medium Grid 1 Accent 5"/>
-    <w:lsdException w:unhideWhenUsed="0" w:uiPriority="68" w:semiHidden="0" w:name="Medium Grid 2 Accent 5"/>
-    <w:lsdException w:unhideWhenUsed="0" w:uiPriority="69" w:semiHidden="0" w:name="Medium Grid 3 Accent 5"/>
-    <w:lsdException w:unhideWhenUsed="0" w:uiPriority="70" w:semiHidden="0" w:name="Dark List Accent 5"/>
-    <w:lsdException w:unhideWhenUsed="0" w:uiPriority="71" w:semiHidden="0" w:name="Colorful Shading Accent 5"/>
-    <w:lsdException w:unhideWhenUsed="0" w:uiPriority="72" w:semiHidden="0" w:name="Colorful List Accent 5"/>
-    <w:lsdException w:unhideWhenUsed="0" w:uiPriority="73" w:semiHidden="0" w:name="Colorful Grid Accent 5"/>
-    <w:lsdException w:unhideWhenUsed="0" w:uiPriority="60" w:semiHidden="0" w:name="Light Shading Accent 6"/>
-    <w:lsdException w:unhideWhenUsed="0" w:uiPriority="61" w:semiHidden="0" w:name="Light List Accent 6"/>
-    <w:lsdException w:unhideWhenUsed="0" w:uiPriority="62" w:semiHidden="0" w:name="Light Grid Accent 6"/>
-    <w:lsdException w:unhideWhenUsed="0" w:uiPriority="63" w:semiHidden="0" w:name="Medium Shading 1 Accent 6"/>
-    <w:lsdException w:unhideWhenUsed="0" w:uiPriority="64" w:semiHidden="0" w:name="Medium Shading 2 Accent 6"/>
-    <w:lsdException w:unhideWhenUsed="0" w:uiPriority="65" w:semiHidden="0" w:name="Medium List 1 Accent 6"/>
-    <w:lsdException w:unhideWhenUsed="0" w:uiPriority="66" w:semiHidden="0" w:name="Medium List 2 Accent 6"/>
-    <w:lsdException w:unhideWhenUsed="0" w:uiPriority="67" w:semiHidden="0" w:name="Medium Grid 1 Accent 6"/>
-    <w:lsdException w:unhideWhenUsed="0" w:uiPriority="68" w:semiHidden="0" w:name="Medium Grid 2 Accent 6"/>
-    <w:lsdException w:unhideWhenUsed="0" w:uiPriority="69" w:semiHidden="0" w:name="Medium Grid 3 Accent 6"/>
-    <w:lsdException w:unhideWhenUsed="0" w:uiPriority="70" w:semiHidden="0" w:name="Dark List Accent 6"/>
-    <w:lsdException w:unhideWhenUsed="0" w:uiPriority="71" w:semiHidden="0" w:name="Colorful Shading Accent 6"/>
-    <w:lsdException w:unhideWhenUsed="0" w:uiPriority="72" w:semiHidden="0" w:name="Colorful List Accent 6"/>
-    <w:lsdException w:unhideWhenUsed="0" w:uiPriority="73" w:semiHidden="0" w:name="Colorful Grid Accent 6"/>
+  <w:latentStyles w:defLockedState="0" w:defUIPriority="99" w:defSemiHidden="1" w:defUnhideWhenUsed="1" w:defQFormat="0" w:count="260">
+    <w:lsdException w:name="Normal" w:semiHidden="0" w:uiPriority="0" w:unhideWhenUsed="0" w:qFormat="1"/>
+    <w:lsdException w:name="heading 1" w:semiHidden="0" w:uiPriority="0" w:unhideWhenUsed="0" w:qFormat="1"/>
+    <w:lsdException w:name="heading 2" w:semiHidden="0" w:uiPriority="0" w:qFormat="1"/>
+    <w:lsdException w:name="heading 3" w:uiPriority="0" w:qFormat="1"/>
+    <w:lsdException w:name="heading 4" w:semiHidden="0" w:uiPriority="0" w:qFormat="1"/>
+    <w:lsdException w:name="heading 5" w:uiPriority="0" w:qFormat="1"/>
+    <w:lsdException w:name="heading 6" w:uiPriority="0" w:qFormat="1"/>
+    <w:lsdException w:name="heading 7" w:uiPriority="0" w:qFormat="1"/>
+    <w:lsdException w:name="heading 8" w:uiPriority="0" w:qFormat="1"/>
+    <w:lsdException w:name="heading 9" w:uiPriority="0" w:qFormat="1"/>
+    <w:lsdException w:name="index 1" w:semiHidden="0" w:uiPriority="0" w:unhideWhenUsed="0"/>
+    <w:lsdException w:name="index 2" w:semiHidden="0" w:uiPriority="0" w:unhideWhenUsed="0"/>
+    <w:lsdException w:name="index 3" w:semiHidden="0" w:uiPriority="0" w:unhideWhenUsed="0"/>
+    <w:lsdException w:name="index 4" w:semiHidden="0" w:uiPriority="0" w:unhideWhenUsed="0"/>
+    <w:lsdException w:name="index 5" w:semiHidden="0" w:uiPriority="0" w:unhideWhenUsed="0"/>
+    <w:lsdException w:name="index 6" w:semiHidden="0" w:uiPriority="0" w:unhideWhenUsed="0"/>
+    <w:lsdException w:name="index 7" w:semiHidden="0" w:uiPriority="0" w:unhideWhenUsed="0"/>
+    <w:lsdException w:name="index 8" w:semiHidden="0" w:uiPriority="0" w:unhideWhenUsed="0"/>
+    <w:lsdException w:name="index 9" w:semiHidden="0" w:uiPriority="0" w:unhideWhenUsed="0"/>
+    <w:lsdException w:name="toc 1" w:semiHidden="0" w:uiPriority="0" w:unhideWhenUsed="0" w:qFormat="1"/>
+    <w:lsdException w:name="toc 2" w:semiHidden="0" w:uiPriority="0" w:unhideWhenUsed="0" w:qFormat="1"/>
+    <w:lsdException w:name="toc 3" w:semiHidden="0" w:uiPriority="0" w:unhideWhenUsed="0" w:qFormat="1"/>
+    <w:lsdException w:name="toc 4" w:semiHidden="0" w:uiPriority="0" w:unhideWhenUsed="0"/>
+    <w:lsdException w:name="toc 5" w:semiHidden="0" w:uiPriority="0" w:unhideWhenUsed="0"/>
+    <w:lsdException w:name="toc 6" w:semiHidden="0" w:uiPriority="0" w:unhideWhenUsed="0"/>
+    <w:lsdException w:name="toc 7" w:semiHidden="0" w:uiPriority="0" w:unhideWhenUsed="0"/>
+    <w:lsdException w:name="toc 8" w:semiHidden="0" w:uiPriority="0" w:unhideWhenUsed="0"/>
+    <w:lsdException w:name="toc 9" w:semiHidden="0" w:uiPriority="0" w:unhideWhenUsed="0"/>
+    <w:lsdException w:name="Normal Indent" w:semiHidden="0" w:uiPriority="0" w:unhideWhenUsed="0"/>
+    <w:lsdException w:name="footnote text" w:semiHidden="0" w:uiPriority="0" w:unhideWhenUsed="0"/>
+    <w:lsdException w:name="annotation text" w:semiHidden="0" w:uiPriority="0" w:unhideWhenUsed="0" w:qFormat="1"/>
+    <w:lsdException w:name="header" w:semiHidden="0" w:uiPriority="0" w:unhideWhenUsed="0" w:qFormat="1"/>
+    <w:lsdException w:name="footer" w:semiHidden="0" w:uiPriority="0" w:unhideWhenUsed="0" w:qFormat="1"/>
+    <w:lsdException w:name="index heading" w:semiHidden="0" w:uiPriority="0" w:unhideWhenUsed="0"/>
+    <w:lsdException w:name="caption" w:uiPriority="0" w:qFormat="1"/>
+    <w:lsdException w:name="table of figures" w:semiHidden="0" w:uiPriority="0" w:unhideWhenUsed="0"/>
+    <w:lsdException w:name="envelope address" w:semiHidden="0" w:uiPriority="0" w:unhideWhenUsed="0"/>
+    <w:lsdException w:name="envelope return" w:semiHidden="0" w:uiPriority="0" w:unhideWhenUsed="0"/>
+    <w:lsdException w:name="footnote reference" w:semiHidden="0" w:uiPriority="0" w:unhideWhenUsed="0"/>
+    <w:lsdException w:name="annotation reference" w:semiHidden="0" w:uiPriority="0" w:unhideWhenUsed="0"/>
+    <w:lsdException w:name="line number" w:semiHidden="0" w:uiPriority="0" w:unhideWhenUsed="0"/>
+    <w:lsdException w:name="page number" w:semiHidden="0" w:uiPriority="0" w:unhideWhenUsed="0"/>
+    <w:lsdException w:name="endnote reference" w:semiHidden="0" w:uiPriority="0" w:unhideWhenUsed="0"/>
+    <w:lsdException w:name="endnote text" w:semiHidden="0" w:uiPriority="0" w:unhideWhenUsed="0"/>
+    <w:lsdException w:name="table of authorities" w:semiHidden="0" w:uiPriority="0" w:unhideWhenUsed="0"/>
+    <w:lsdException w:name="macro" w:semiHidden="0" w:uiPriority="0" w:unhideWhenUsed="0"/>
+    <w:lsdException w:name="toa heading" w:semiHidden="0" w:uiPriority="0" w:unhideWhenUsed="0"/>
+    <w:lsdException w:name="List" w:semiHidden="0" w:uiPriority="0" w:unhideWhenUsed="0"/>
+    <w:lsdException w:name="List Bullet" w:semiHidden="0" w:uiPriority="0" w:unhideWhenUsed="0"/>
+    <w:lsdException w:name="List Number" w:semiHidden="0" w:uiPriority="0" w:unhideWhenUsed="0"/>
+    <w:lsdException w:name="List 2" w:semiHidden="0" w:uiPriority="0" w:unhideWhenUsed="0"/>
+    <w:lsdException w:name="List 3" w:semiHidden="0" w:uiPriority="0" w:unhideWhenUsed="0"/>
+    <w:lsdException w:name="List 4" w:semiHidden="0" w:uiPriority="0" w:unhideWhenUsed="0"/>
+    <w:lsdException w:name="List 5" w:semiHidden="0" w:uiPriority="0" w:unhideWhenUsed="0"/>
+    <w:lsdException w:name="List Bullet 2" w:semiHidden="0" w:uiPriority="0" w:unhideWhenUsed="0"/>
+    <w:lsdException w:name="List Bullet 3" w:semiHidden="0" w:uiPriority="0" w:unhideWhenUsed="0"/>
+    <w:lsdException w:name="List Bullet 4" w:semiHidden="0" w:uiPriority="0" w:unhideWhenUsed="0"/>
+    <w:lsdException w:name="List Bullet 5" w:semiHidden="0" w:uiPriority="0" w:unhideWhenUsed="0"/>
+    <w:lsdException w:name="List Number 2" w:semiHidden="0" w:uiPriority="0" w:unhideWhenUsed="0"/>
+    <w:lsdException w:name="List Number 3" w:semiHidden="0" w:uiPriority="0" w:unhideWhenUsed="0"/>
+    <w:lsdException w:name="List Number 4" w:semiHidden="0" w:uiPriority="0" w:unhideWhenUsed="0"/>
+    <w:lsdException w:name="List Number 5" w:semiHidden="0" w:uiPriority="0" w:unhideWhenUsed="0"/>
+    <w:lsdException w:name="Title" w:semiHidden="0" w:uiPriority="0" w:unhideWhenUsed="0" w:qFormat="1"/>
+    <w:lsdException w:name="Closing" w:semiHidden="0" w:uiPriority="0" w:unhideWhenUsed="0"/>
+    <w:lsdException w:name="Signature" w:semiHidden="0" w:uiPriority="0" w:unhideWhenUsed="0"/>
+    <w:lsdException w:name="Default Paragraph Font" w:uiPriority="0" w:unhideWhenUsed="0" w:qFormat="1"/>
+    <w:lsdException w:name="Body Text" w:uiPriority="0" w:unhideWhenUsed="0" w:qFormat="1"/>
+    <w:lsdException w:name="Body Text Indent" w:semiHidden="0" w:uiPriority="0" w:unhideWhenUsed="0"/>
+    <w:lsdException w:name="List Continue" w:semiHidden="0" w:uiPriority="0" w:unhideWhenUsed="0"/>
+    <w:lsdException w:name="List Continue 2" w:semiHidden="0" w:uiPriority="0" w:unhideWhenUsed="0"/>
+    <w:lsdException w:name="List Continue 3" w:semiHidden="0" w:uiPriority="0" w:unhideWhenUsed="0"/>
+    <w:lsdException w:name="List Continue 4" w:semiHidden="0" w:uiPriority="0" w:unhideWhenUsed="0"/>
+    <w:lsdException w:name="List Continue 5" w:semiHidden="0" w:uiPriority="0" w:unhideWhenUsed="0"/>
+    <w:lsdException w:name="Message Header" w:semiHidden="0" w:uiPriority="0" w:unhideWhenUsed="0"/>
+    <w:lsdException w:name="Subtitle" w:semiHidden="0" w:uiPriority="0" w:unhideWhenUsed="0" w:qFormat="1"/>
+    <w:lsdException w:name="Salutation" w:semiHidden="0" w:uiPriority="0" w:unhideWhenUsed="0"/>
+    <w:lsdException w:name="Date" w:semiHidden="0" w:uiPriority="0" w:unhideWhenUsed="0"/>
+    <w:lsdException w:name="Body Text First Indent" w:semiHidden="0" w:uiPriority="0" w:unhideWhenUsed="0"/>
+    <w:lsdException w:name="Body Text First Indent 2" w:semiHidden="0" w:uiPriority="0" w:unhideWhenUsed="0"/>
+    <w:lsdException w:name="Body Text 2" w:semiHidden="0" w:uiPriority="0" w:unhideWhenUsed="0"/>
+    <w:lsdException w:name="Body Text 3" w:semiHidden="0" w:uiPriority="0" w:unhideWhenUsed="0"/>
+    <w:lsdException w:name="Body Text Indent 2" w:semiHidden="0" w:uiPriority="0" w:unhideWhenUsed="0"/>
+    <w:lsdException w:name="Body Text Indent 3" w:semiHidden="0" w:uiPriority="0" w:unhideWhenUsed="0"/>
+    <w:lsdException w:name="Block Text" w:semiHidden="0" w:uiPriority="0" w:unhideWhenUsed="0"/>
+    <w:lsdException w:name="Hyperlink" w:semiHidden="0" w:uiPriority="0" w:unhideWhenUsed="0"/>
+    <w:lsdException w:name="FollowedHyperlink" w:semiHidden="0" w:uiPriority="0" w:unhideWhenUsed="0"/>
+    <w:lsdException w:name="Strong" w:semiHidden="0" w:uiPriority="0" w:unhideWhenUsed="0" w:qFormat="1"/>
+    <w:lsdException w:name="Emphasis" w:semiHidden="0" w:uiPriority="0" w:unhideWhenUsed="0" w:qFormat="1"/>
+    <w:lsdException w:name="Document Map" w:semiHidden="0" w:uiPriority="0" w:unhideWhenUsed="0"/>
+    <w:lsdException w:name="Plain Text" w:semiHidden="0" w:uiPriority="0" w:unhideWhenUsed="0"/>
+    <w:lsdException w:name="E-mail Signature" w:semiHidden="0" w:uiPriority="0" w:unhideWhenUsed="0"/>
+    <w:lsdException w:name="Normal (Web)" w:semiHidden="0" w:uiPriority="0" w:unhideWhenUsed="0" w:qFormat="1"/>
+    <w:lsdException w:name="HTML Acronym" w:semiHidden="0" w:uiPriority="0" w:unhideWhenUsed="0"/>
+    <w:lsdException w:name="HTML Address" w:semiHidden="0" w:uiPriority="0" w:unhideWhenUsed="0"/>
+    <w:lsdException w:name="HTML Cite" w:semiHidden="0" w:uiPriority="0" w:unhideWhenUsed="0"/>
+    <w:lsdException w:name="HTML Code" w:semiHidden="0" w:uiPriority="0" w:unhideWhenUsed="0"/>
+    <w:lsdException w:name="HTML Definition" w:semiHidden="0" w:uiPriority="0" w:unhideWhenUsed="0"/>
+    <w:lsdException w:name="HTML Keyboard" w:semiHidden="0" w:uiPriority="0" w:unhideWhenUsed="0"/>
+    <w:lsdException w:name="HTML Preformatted" w:semiHidden="0" w:uiPriority="0" w:unhideWhenUsed="0"/>
+    <w:lsdException w:name="HTML Sample" w:semiHidden="0" w:uiPriority="0" w:unhideWhenUsed="0"/>
+    <w:lsdException w:name="HTML Typewriter" w:semiHidden="0" w:uiPriority="0" w:unhideWhenUsed="0"/>
+    <w:lsdException w:name="HTML Variable" w:semiHidden="0" w:uiPriority="0" w:unhideWhenUsed="0"/>
+    <w:lsdException w:name="Normal Table" w:uiPriority="0" w:unhideWhenUsed="0" w:qFormat="1"/>
+    <w:lsdException w:name="annotation subject" w:semiHidden="0" w:uiPriority="0" w:unhideWhenUsed="0"/>
+    <w:lsdException w:name="Table Simple 1" w:semiHidden="0" w:uiPriority="0" w:unhideWhenUsed="0"/>
+    <w:lsdException w:name="Table Simple 2" w:semiHidden="0" w:uiPriority="0" w:unhideWhenUsed="0"/>
+    <w:lsdException w:name="Table Simple 3" w:semiHidden="0" w:uiPriority="0" w:unhideWhenUsed="0"/>
+    <w:lsdException w:name="Table Classic 1" w:semiHidden="0" w:uiPriority="0" w:unhideWhenUsed="0"/>
+    <w:lsdException w:name="Table Classic 2" w:semiHidden="0" w:uiPriority="0" w:unhideWhenUsed="0"/>
+    <w:lsdException w:name="Table Classic 3" w:semiHidden="0" w:uiPriority="0" w:unhideWhenUsed="0"/>
+    <w:lsdException w:name="Table Classic 4" w:semiHidden="0" w:uiPriority="0" w:unhideWhenUsed="0"/>
+    <w:lsdException w:name="Table Colorful 1" w:semiHidden="0" w:uiPriority="0" w:unhideWhenUsed="0"/>
+    <w:lsdException w:name="Table Colorful 2" w:semiHidden="0" w:uiPriority="0" w:unhideWhenUsed="0"/>
+    <w:lsdException w:name="Table Colorful 3" w:semiHidden="0" w:uiPriority="0" w:unhideWhenUsed="0"/>
+    <w:lsdException w:name="Table Columns 1" w:semiHidden="0" w:uiPriority="0" w:unhideWhenUsed="0"/>
+    <w:lsdException w:name="Table Columns 2" w:semiHidden="0" w:uiPriority="0" w:unhideWhenUsed="0"/>
+    <w:lsdException w:name="Table Columns 3" w:semiHidden="0" w:uiPriority="0" w:unhideWhenUsed="0"/>
+    <w:lsdException w:name="Table Columns 4" w:semiHidden="0" w:uiPriority="0" w:unhideWhenUsed="0"/>
+    <w:lsdException w:name="Table Columns 5" w:semiHidden="0" w:uiPriority="0" w:unhideWhenUsed="0"/>
+    <w:lsdException w:name="Table Grid 1" w:semiHidden="0" w:uiPriority="0" w:unhideWhenUsed="0"/>
+    <w:lsdException w:name="Table Grid 2" w:semiHidden="0" w:uiPriority="0" w:unhideWhenUsed="0"/>
+    <w:lsdException w:name="Table Grid 3" w:semiHidden="0" w:uiPriority="0" w:unhideWhenUsed="0"/>
+    <w:lsdException w:name="Table Grid 4" w:semiHidden="0" w:uiPriority="0" w:unhideWhenUsed="0"/>
+    <w:lsdException w:name="Table Grid 5" w:semiHidden="0" w:uiPriority="0" w:unhideWhenUsed="0"/>
+    <w:lsdException w:name="Table Grid 6" w:semiHidden="0" w:uiPriority="0" w:unhideWhenUsed="0"/>
+    <w:lsdException w:name="Table Grid 7" w:semiHidden="0" w:uiPriority="0" w:unhideWhenUsed="0"/>
+    <w:lsdException w:name="Table Grid 8" w:semiHidden="0" w:uiPriority="0" w:unhideWhenUsed="0"/>
+    <w:lsdException w:name="Table List 1" w:semiHidden="0" w:uiPriority="0" w:unhideWhenUsed="0"/>
+    <w:lsdException w:name="Table List 2" w:semiHidden="0" w:uiPriority="0" w:unhideWhenUsed="0"/>
+    <w:lsdException w:name="Table List 3" w:semiHidden="0" w:uiPriority="0" w:unhideWhenUsed="0"/>
+    <w:lsdException w:name="Table List 4" w:semiHidden="0" w:uiPriority="0" w:unhideWhenUsed="0"/>
+    <w:lsdException w:name="Table List 5" w:semiHidden="0" w:uiPriority="0" w:unhideWhenUsed="0"/>
+    <w:lsdException w:name="Table List 6" w:semiHidden="0" w:uiPriority="0" w:unhideWhenUsed="0"/>
+    <w:lsdException w:name="Table List 7" w:semiHidden="0" w:uiPriority="0" w:unhideWhenUsed="0"/>
+    <w:lsdException w:name="Table List 8" w:semiHidden="0" w:uiPriority="0" w:unhideWhenUsed="0"/>
+    <w:lsdException w:name="Table 3D effects 1" w:semiHidden="0" w:uiPriority="0" w:unhideWhenUsed="0"/>
+    <w:lsdException w:name="Table 3D effects 2" w:semiHidden="0" w:uiPriority="0" w:unhideWhenUsed="0"/>
+    <w:lsdException w:name="Table 3D effects 3" w:semiHidden="0" w:uiPriority="0" w:unhideWhenUsed="0"/>
+    <w:lsdException w:name="Table Contemporary" w:semiHidden="0" w:uiPriority="0" w:unhideWhenUsed="0"/>
+    <w:lsdException w:name="Table Elegant" w:semiHidden="0" w:uiPriority="0" w:unhideWhenUsed="0"/>
+    <w:lsdException w:name="Table Professional" w:semiHidden="0" w:uiPriority="0" w:unhideWhenUsed="0"/>
+    <w:lsdException w:name="Table Subtle 1" w:semiHidden="0" w:uiPriority="0" w:unhideWhenUsed="0"/>
+    <w:lsdException w:name="Table Subtle 2" w:semiHidden="0" w:uiPriority="0" w:unhideWhenUsed="0"/>
+    <w:lsdException w:name="Table Web 1" w:semiHidden="0" w:uiPriority="0" w:unhideWhenUsed="0"/>
+    <w:lsdException w:name="Table Web 2" w:semiHidden="0" w:uiPriority="0" w:unhideWhenUsed="0"/>
+    <w:lsdException w:name="Table Web 3" w:semiHidden="0" w:uiPriority="0" w:unhideWhenUsed="0"/>
+    <w:lsdException w:name="Balloon Text" w:semiHidden="0" w:uiPriority="0" w:unhideWhenUsed="0"/>
+    <w:lsdException w:name="Table Grid" w:semiHidden="0" w:uiPriority="0" w:unhideWhenUsed="0" w:qFormat="1"/>
+    <w:lsdException w:name="Table Theme" w:semiHidden="0" w:uiPriority="0" w:unhideWhenUsed="0"/>
+    <w:lsdException w:name="Light Shading" w:semiHidden="0" w:uiPriority="60" w:unhideWhenUsed="0"/>
+    <w:lsdException w:name="Light List" w:semiHidden="0" w:uiPriority="61" w:unhideWhenUsed="0"/>
+    <w:lsdException w:name="Light Grid" w:semiHidden="0" w:uiPriority="62" w:unhideWhenUsed="0"/>
+    <w:lsdException w:name="Medium Shading 1" w:semiHidden="0" w:uiPriority="63" w:unhideWhenUsed="0"/>
+    <w:lsdException w:name="Medium Shading 2" w:semiHidden="0" w:uiPriority="64" w:unhideWhenUsed="0"/>
+    <w:lsdException w:name="Medium List 1" w:semiHidden="0" w:uiPriority="65" w:unhideWhenUsed="0"/>
+    <w:lsdException w:name="Medium List 2" w:semiHidden="0" w:uiPriority="66" w:unhideWhenUsed="0"/>
+    <w:lsdException w:name="Medium Grid 1" w:semiHidden="0" w:uiPriority="67" w:unhideWhenUsed="0"/>
+    <w:lsdException w:name="Medium Grid 2" w:semiHidden="0" w:uiPriority="68" w:unhideWhenUsed="0"/>
+    <w:lsdException w:name="Medium Grid 3" w:semiHidden="0" w:uiPriority="69" w:unhideWhenUsed="0"/>
+    <w:lsdException w:name="Dark List" w:semiHidden="0" w:uiPriority="70" w:unhideWhenUsed="0"/>
+    <w:lsdException w:name="Colorful Shading" w:semiHidden="0" w:uiPriority="71" w:unhideWhenUsed="0"/>
+    <w:lsdException w:name="Colorful List" w:semiHidden="0" w:uiPriority="72" w:unhideWhenUsed="0"/>
+    <w:lsdException w:name="Colorful Grid" w:semiHidden="0" w:uiPriority="73" w:unhideWhenUsed="0"/>
+    <w:lsdException w:name="Light Shading Accent 1" w:semiHidden="0" w:uiPriority="60" w:unhideWhenUsed="0"/>
+    <w:lsdException w:name="Light List Accent 1" w:semiHidden="0" w:uiPriority="61" w:unhideWhenUsed="0"/>
+    <w:lsdException w:name="Light Grid Accent 1" w:semiHidden="0" w:uiPriority="62" w:unhideWhenUsed="0"/>
+    <w:lsdException w:name="Medium Shading 1 Accent 1" w:semiHidden="0" w:uiPriority="63" w:unhideWhenUsed="0"/>
+    <w:lsdException w:name="Medium Shading 2 Accent 1" w:semiHidden="0" w:uiPriority="64" w:unhideWhenUsed="0"/>
+    <w:lsdException w:name="Medium List 1 Accent 1" w:semiHidden="0" w:uiPriority="65" w:unhideWhenUsed="0"/>
+    <w:lsdException w:name="Medium List 2 Accent 1" w:semiHidden="0" w:uiPriority="66" w:unhideWhenUsed="0"/>
+    <w:lsdException w:name="Medium Grid 1 Accent 1" w:semiHidden="0" w:uiPriority="67" w:unhideWhenUsed="0"/>
+    <w:lsdException w:name="Medium Grid 2 Accent 1" w:semiHidden="0" w:uiPriority="68" w:unhideWhenUsed="0"/>
+    <w:lsdException w:name="Medium Grid 3 Accent 1" w:semiHidden="0" w:uiPriority="69" w:unhideWhenUsed="0"/>
+    <w:lsdException w:name="Dark List Accent 1" w:semiHidden="0" w:uiPriority="70" w:unhideWhenUsed="0"/>
+    <w:lsdException w:name="Colorful Shading Accent 1" w:semiHidden="0" w:uiPriority="71" w:unhideWhenUsed="0"/>
+    <w:lsdException w:name="Colorful List Accent 1" w:semiHidden="0" w:uiPriority="72" w:unhideWhenUsed="0"/>
+    <w:lsdException w:name="Colorful Grid Accent 1" w:semiHidden="0" w:uiPriority="73" w:unhideWhenUsed="0"/>
+    <w:lsdException w:name="Light Shading Accent 2" w:semiHidden="0" w:uiPriority="60" w:unhideWhenUsed="0"/>
+    <w:lsdException w:name="Light List Accent 2" w:semiHidden="0" w:uiPriority="61" w:unhideWhenUsed="0"/>
+    <w:lsdException w:name="Light Grid Accent 2" w:semiHidden="0" w:uiPriority="62" w:unhideWhenUsed="0"/>
+    <w:lsdException w:name="Medium Shading 1 Accent 2" w:semiHidden="0" w:uiPriority="63" w:unhideWhenUsed="0"/>
+    <w:lsdException w:name="Medium Shading 2 Accent 2" w:semiHidden="0" w:uiPriority="64" w:unhideWhenUsed="0"/>
+    <w:lsdException w:name="Medium List 1 Accent 2" w:semiHidden="0" w:uiPriority="65" w:unhideWhenUsed="0"/>
+    <w:lsdException w:name="Medium List 2 Accent 2" w:semiHidden="0" w:uiPriority="66" w:unhideWhenUsed="0"/>
+    <w:lsdException w:name="Medium Grid 1 Accent 2" w:semiHidden="0" w:uiPriority="67" w:unhideWhenUsed="0"/>
+    <w:lsdException w:name="Medium Grid 2 Accent 2" w:semiHidden="0" w:uiPriority="68" w:unhideWhenUsed="0"/>
+    <w:lsdException w:name="Medium Grid 3 Accent 2" w:semiHidden="0" w:uiPriority="69" w:unhideWhenUsed="0"/>
+    <w:lsdException w:name="Dark List Accent 2" w:semiHidden="0" w:uiPriority="70" w:unhideWhenUsed="0"/>
+    <w:lsdException w:name="Colorful Shading Accent 2" w:semiHidden="0" w:uiPriority="71" w:unhideWhenUsed="0"/>
+    <w:lsdException w:name="Colorful List Accent 2" w:semiHidden="0" w:uiPriority="72" w:unhideWhenUsed="0"/>
+    <w:lsdException w:name="Colorful Grid Accent 2" w:semiHidden="0" w:uiPriority="73" w:unhideWhenUsed="0"/>
+    <w:lsdException w:name="Light Shading Accent 3" w:semiHidden="0" w:uiPriority="60" w:unhideWhenUsed="0"/>
+    <w:lsdException w:name="Light List Accent 3" w:semiHidden="0" w:uiPriority="61" w:unhideWhenUsed="0"/>
+    <w:lsdException w:name="Light Grid Accent 3" w:semiHidden="0" w:uiPriority="62" w:unhideWhenUsed="0"/>
+    <w:lsdException w:name="Medium Shading 1 Accent 3" w:semiHidden="0" w:uiPriority="63" w:unhideWhenUsed="0"/>
+    <w:lsdException w:name="Medium Shading 2 Accent 3" w:semiHidden="0" w:uiPriority="64" w:unhideWhenUsed="0"/>
+    <w:lsdException w:name="Medium List 1 Accent 3" w:semiHidden="0" w:uiPriority="65" w:unhideWhenUsed="0"/>
+    <w:lsdException w:name="Medium List 2 Accent 3" w:semiHidden="0" w:uiPriority="66" w:unhideWhenUsed="0"/>
+    <w:lsdException w:name="Medium Grid 1 Accent 3" w:semiHidden="0" w:uiPriority="67" w:unhideWhenUsed="0"/>
+    <w:lsdException w:name="Medium Grid 2 Accent 3" w:semiHidden="0" w:uiPriority="68" w:unhideWhenUsed="0"/>
+    <w:lsdException w:name="Medium Grid 3 Accent 3" w:semiHidden="0" w:uiPriority="69" w:unhideWhenUsed="0"/>
+    <w:lsdException w:name="Dark List Accent 3" w:semiHidden="0" w:uiPriority="70" w:unhideWhenUsed="0"/>
+    <w:lsdException w:name="Colorful Shading Accent 3" w:semiHidden="0" w:uiPriority="71" w:unhideWhenUsed="0"/>
+    <w:lsdException w:name="Colorful List Accent 3" w:semiHidden="0" w:uiPriority="72" w:unhideWhenUsed="0"/>
+    <w:lsdException w:name="Colorful Grid Accent 3" w:semiHidden="0" w:uiPriority="73" w:unhideWhenUsed="0"/>
+    <w:lsdException w:name="Light Shading Accent 4" w:semiHidden="0" w:uiPriority="60" w:unhideWhenUsed="0"/>
+    <w:lsdException w:name="Light List Accent 4" w:semiHidden="0" w:uiPriority="61" w:unhideWhenUsed="0"/>
+    <w:lsdException w:name="Light Grid Accent 4" w:semiHidden="0" w:uiPriority="62" w:unhideWhenUsed="0"/>
+    <w:lsdException w:name="Medium Shading 1 Accent 4" w:semiHidden="0" w:uiPriority="63" w:unhideWhenUsed="0"/>
+    <w:lsdException w:name="Medium Shading 2 Accent 4" w:semiHidden="0" w:uiPriority="64" w:unhideWhenUsed="0"/>
+    <w:lsdException w:name="Medium List 1 Accent 4" w:semiHidden="0" w:uiPriority="65" w:unhideWhenUsed="0"/>
+    <w:lsdException w:name="Medium List 2 Accent 4" w:semiHidden="0" w:uiPriority="66" w:unhideWhenUsed="0"/>
+    <w:lsdException w:name="Medium Grid 1 Accent 4" w:semiHidden="0" w:uiPriority="67" w:unhideWhenUsed="0"/>
+    <w:lsdException w:name="Medium Grid 2 Accent 4" w:semiHidden="0" w:uiPriority="68" w:unhideWhenUsed="0"/>
+    <w:lsdException w:name="Medium Grid 3 Accent 4" w:semiHidden="0" w:uiPriority="69" w:unhideWhenUsed="0"/>
+    <w:lsdException w:name="Dark List Accent 4" w:semiHidden="0" w:uiPriority="70" w:unhideWhenUsed="0"/>
+    <w:lsdException w:name="Colorful Shading Accent 4" w:semiHidden="0" w:uiPriority="71" w:unhideWhenUsed="0"/>
+    <w:lsdException w:name="Colorful List Accent 4" w:semiHidden="0" w:uiPriority="72" w:unhideWhenUsed="0"/>
+    <w:lsdException w:name="Colorful Grid Accent 4" w:semiHidden="0" w:uiPriority="73" w:unhideWhenUsed="0"/>
+    <w:lsdException w:name="Light Shading Accent 5" w:semiHidden="0" w:uiPriority="60" w:unhideWhenUsed="0"/>
+    <w:lsdException w:name="Light List Accent 5" w:semiHidden="0" w:uiPriority="61" w:unhideWhenUsed="0"/>
+    <w:lsdException w:name="Light Grid Accent 5" w:semiHidden="0" w:uiPriority="62" w:unhideWhenUsed="0"/>
+    <w:lsdException w:name="Medium Shading 1 Accent 5" w:semiHidden="0" w:uiPriority="63" w:unhideWhenUsed="0"/>
+    <w:lsdException w:name="Medium Shading 2 Accent 5" w:semiHidden="0" w:uiPriority="64" w:unhideWhenUsed="0"/>
+    <w:lsdException w:name="Medium List 1 Accent 5" w:semiHidden="0" w:uiPriority="65" w:unhideWhenUsed="0"/>
+    <w:lsdException w:name="Medium List 2 Accent 5" w:semiHidden="0" w:uiPriority="66" w:unhideWhenUsed="0"/>
+    <w:lsdException w:name="Medium Grid 1 Accent 5" w:semiHidden="0" w:uiPriority="67" w:unhideWhenUsed="0"/>
+    <w:lsdException w:name="Medium Grid 2 Accent 5" w:semiHidden="0" w:uiPriority="68" w:unhideWhenUsed="0"/>
+    <w:lsdException w:name="Medium Grid 3 Accent 5" w:semiHidden="0" w:uiPriority="69" w:unhideWhenUsed="0"/>
+    <w:lsdException w:name="Dark List Accent 5" w:semiHidden="0" w:uiPriority="70" w:unhideWhenUsed="0"/>
+    <w:lsdException w:name="Colorful Shading Accent 5" w:semiHidden="0" w:uiPriority="71" w:unhideWhenUsed="0"/>
+    <w:lsdException w:name="Colorful List Accent 5" w:semiHidden="0" w:uiPriority="72" w:unhideWhenUsed="0"/>
+    <w:lsdException w:name="Colorful Grid Accent 5" w:semiHidden="0" w:uiPriority="73" w:unhideWhenUsed="0"/>
+    <w:lsdException w:name="Light Shading Accent 6" w:semiHidden="0" w:uiPriority="60" w:unhideWhenUsed="0"/>
+    <w:lsdException w:name="Light List Accent 6" w:semiHidden="0" w:uiPriority="61" w:unhideWhenUsed="0"/>
+    <w:lsdException w:name="Light Grid Accent 6" w:semiHidden="0" w:uiPriority="62" w:unhideWhenUsed="0"/>
+    <w:lsdException w:name="Medium Shading 1 Accent 6" w:semiHidden="0" w:uiPriority="63" w:unhideWhenUsed="0"/>
+    <w:lsdException w:name="Medium Shading 2 Accent 6" w:semiHidden="0" w:uiPriority="64" w:unhideWhenUsed="0"/>
+    <w:lsdException w:name="Medium List 1 Accent 6" w:semiHidden="0" w:uiPriority="65" w:unhideWhenUsed="0"/>
+    <w:lsdException w:name="Medium List 2 Accent 6" w:semiHidden="0" w:uiPriority="66" w:unhideWhenUsed="0"/>
+    <w:lsdException w:name="Medium Grid 1 Accent 6" w:semiHidden="0" w:uiPriority="67" w:unhideWhenUsed="0"/>
+    <w:lsdException w:name="Medium Grid 2 Accent 6" w:semiHidden="0" w:uiPriority="68" w:unhideWhenUsed="0"/>
+    <w:lsdException w:name="Medium Grid 3 Accent 6" w:semiHidden="0" w:uiPriority="69" w:unhideWhenUsed="0"/>
+    <w:lsdException w:name="Dark List Accent 6" w:semiHidden="0" w:uiPriority="70" w:unhideWhenUsed="0"/>
+    <w:lsdException w:name="Colorful Shading Accent 6" w:semiHidden="0" w:uiPriority="71" w:unhideWhenUsed="0"/>
+    <w:lsdException w:name="Colorful List Accent 6" w:semiHidden="0" w:uiPriority="72" w:unhideWhenUsed="0"/>
+    <w:lsdException w:name="Colorful Grid Accent 6" w:semiHidden="0" w:uiPriority="73" w:unhideWhenUsed="0"/>
   </w:latentStyles>
-  <w:style w:type="paragraph" w:default="1" w:styleId="1">
+  <w:style w:type="paragraph" w:default="1" w:styleId="Normal">
     <w:name w:val="Normal"/>
     <w:qFormat/>
-    <w:uiPriority w:val="0"/>
     <w:pPr>
       <w:kinsoku w:val="0"/>
       <w:autoSpaceDE w:val="0"/>
@@ -10041,7 +9830,7 @@
       <w:textAlignment w:val="baseline"/>
     </w:pPr>
     <w:rPr>
-      <w:rFonts w:ascii="Arial" w:hAnsi="Arial" w:eastAsia="宋体" w:cs="Arial"/>
+      <w:rFonts w:ascii="Arial" w:eastAsia="宋体" w:hAnsi="Arial" w:cs="Arial"/>
       <w:snapToGrid w:val="0"/>
       <w:color w:val="000000"/>
       <w:kern w:val="0"/>
@@ -10050,12 +9839,11 @@
       <w:lang w:val="en-US" w:eastAsia="en-US" w:bidi="ar-SA"/>
     </w:rPr>
   </w:style>
-  <w:style w:type="paragraph" w:styleId="2">
+  <w:style w:type="paragraph" w:styleId="Heading1">
     <w:name w:val="heading 1"/>
-    <w:basedOn w:val="1"/>
-    <w:next w:val="1"/>
+    <w:basedOn w:val="Normal"/>
+    <w:next w:val="Normal"/>
     <w:qFormat/>
-    <w:uiPriority w:val="0"/>
     <w:pPr>
       <w:keepNext/>
       <w:keepLines/>
@@ -10073,13 +9861,12 @@
       <w:sz w:val="44"/>
     </w:rPr>
   </w:style>
-  <w:style w:type="paragraph" w:styleId="3">
+  <w:style w:type="paragraph" w:styleId="Heading2">
     <w:name w:val="heading 2"/>
-    <w:basedOn w:val="1"/>
-    <w:next w:val="1"/>
+    <w:basedOn w:val="Normal"/>
+    <w:next w:val="Normal"/>
     <w:unhideWhenUsed/>
     <w:qFormat/>
-    <w:uiPriority w:val="0"/>
     <w:pPr>
       <w:keepNext/>
       <w:keepLines/>
@@ -10092,19 +9879,18 @@
       <w:outlineLvl w:val="1"/>
     </w:pPr>
     <w:rPr>
-      <w:rFonts w:ascii="Arial" w:hAnsi="Arial" w:eastAsia="黑体"/>
+      <w:rFonts w:ascii="Arial" w:eastAsia="黑体" w:hAnsi="Arial"/>
       <w:b/>
       <w:sz w:val="32"/>
     </w:rPr>
   </w:style>
-  <w:style w:type="paragraph" w:styleId="4">
+  <w:style w:type="paragraph" w:styleId="Heading3">
     <w:name w:val="heading 3"/>
-    <w:basedOn w:val="1"/>
-    <w:next w:val="1"/>
+    <w:basedOn w:val="Normal"/>
+    <w:next w:val="Normal"/>
     <w:semiHidden/>
     <w:unhideWhenUsed/>
     <w:qFormat/>
-    <w:uiPriority w:val="0"/>
     <w:pPr>
       <w:keepNext/>
       <w:keepLines/>
@@ -10121,13 +9907,12 @@
       <w:sz w:val="32"/>
     </w:rPr>
   </w:style>
-  <w:style w:type="paragraph" w:styleId="5">
+  <w:style w:type="paragraph" w:styleId="Heading4">
     <w:name w:val="heading 4"/>
-    <w:basedOn w:val="1"/>
-    <w:next w:val="1"/>
+    <w:basedOn w:val="Normal"/>
+    <w:next w:val="Normal"/>
     <w:unhideWhenUsed/>
     <w:qFormat/>
-    <w:uiPriority w:val="0"/>
     <w:pPr>
       <w:keepNext/>
       <w:keepLines/>
@@ -10140,19 +9925,18 @@
       <w:outlineLvl w:val="3"/>
     </w:pPr>
     <w:rPr>
-      <w:rFonts w:ascii="Arial" w:hAnsi="Arial" w:eastAsia="黑体"/>
+      <w:rFonts w:ascii="Arial" w:eastAsia="黑体" w:hAnsi="Arial"/>
       <w:b/>
       <w:sz w:val="28"/>
     </w:rPr>
   </w:style>
-  <w:style w:type="paragraph" w:styleId="6">
+  <w:style w:type="paragraph" w:styleId="Heading5">
     <w:name w:val="heading 5"/>
-    <w:basedOn w:val="1"/>
-    <w:next w:val="1"/>
+    <w:basedOn w:val="Normal"/>
+    <w:next w:val="Normal"/>
     <w:semiHidden/>
     <w:unhideWhenUsed/>
     <w:qFormat/>
-    <w:uiPriority w:val="0"/>
     <w:pPr>
       <w:keepNext/>
       <w:keepLines/>
@@ -10169,14 +9953,13 @@
       <w:sz w:val="28"/>
     </w:rPr>
   </w:style>
-  <w:style w:type="paragraph" w:styleId="7">
+  <w:style w:type="paragraph" w:styleId="Heading6">
     <w:name w:val="heading 6"/>
-    <w:basedOn w:val="1"/>
-    <w:next w:val="1"/>
+    <w:basedOn w:val="Normal"/>
+    <w:next w:val="Normal"/>
     <w:semiHidden/>
     <w:unhideWhenUsed/>
     <w:qFormat/>
-    <w:uiPriority w:val="0"/>
     <w:pPr>
       <w:keepNext/>
       <w:keepLines/>
@@ -10189,19 +9972,18 @@
       <w:outlineLvl w:val="5"/>
     </w:pPr>
     <w:rPr>
-      <w:rFonts w:ascii="Arial" w:hAnsi="Arial" w:eastAsia="黑体"/>
+      <w:rFonts w:ascii="Arial" w:eastAsia="黑体" w:hAnsi="Arial"/>
       <w:b/>
       <w:sz w:val="24"/>
     </w:rPr>
   </w:style>
-  <w:style w:type="paragraph" w:styleId="8">
+  <w:style w:type="paragraph" w:styleId="Heading7">
     <w:name w:val="heading 7"/>
-    <w:basedOn w:val="1"/>
-    <w:next w:val="1"/>
+    <w:basedOn w:val="Normal"/>
+    <w:next w:val="Normal"/>
     <w:semiHidden/>
     <w:unhideWhenUsed/>
     <w:qFormat/>
-    <w:uiPriority w:val="0"/>
     <w:pPr>
       <w:keepNext/>
       <w:keepLines/>
@@ -10218,14 +10000,13 @@
       <w:sz w:val="24"/>
     </w:rPr>
   </w:style>
-  <w:style w:type="paragraph" w:styleId="9">
+  <w:style w:type="paragraph" w:styleId="Heading8">
     <w:name w:val="heading 8"/>
-    <w:basedOn w:val="1"/>
-    <w:next w:val="1"/>
+    <w:basedOn w:val="Normal"/>
+    <w:next w:val="Normal"/>
     <w:semiHidden/>
     <w:unhideWhenUsed/>
     <w:qFormat/>
-    <w:uiPriority w:val="0"/>
     <w:pPr>
       <w:keepNext/>
       <w:keepLines/>
@@ -10238,18 +10019,17 @@
       <w:outlineLvl w:val="7"/>
     </w:pPr>
     <w:rPr>
-      <w:rFonts w:ascii="Arial" w:hAnsi="Arial" w:eastAsia="黑体"/>
+      <w:rFonts w:ascii="Arial" w:eastAsia="黑体" w:hAnsi="Arial"/>
       <w:sz w:val="24"/>
     </w:rPr>
   </w:style>
-  <w:style w:type="paragraph" w:styleId="10">
+  <w:style w:type="paragraph" w:styleId="Heading9">
     <w:name w:val="heading 9"/>
-    <w:basedOn w:val="1"/>
-    <w:next w:val="1"/>
+    <w:basedOn w:val="Normal"/>
+    <w:next w:val="Normal"/>
     <w:semiHidden/>
     <w:unhideWhenUsed/>
     <w:qFormat/>
-    <w:uiPriority w:val="0"/>
     <w:pPr>
       <w:keepNext/>
       <w:keepLines/>
@@ -10262,21 +10042,19 @@
       <w:outlineLvl w:val="8"/>
     </w:pPr>
     <w:rPr>
-      <w:rFonts w:ascii="Arial" w:hAnsi="Arial" w:eastAsia="黑体"/>
+      <w:rFonts w:ascii="Arial" w:eastAsia="黑体" w:hAnsi="Arial"/>
       <w:sz w:val="21"/>
     </w:rPr>
   </w:style>
-  <w:style w:type="character" w:default="1" w:styleId="22">
+  <w:style w:type="character" w:default="1" w:styleId="DefaultParagraphFont">
     <w:name w:val="Default Paragraph Font"/>
     <w:semiHidden/>
     <w:qFormat/>
-    <w:uiPriority w:val="0"/>
   </w:style>
-  <w:style w:type="table" w:default="1" w:styleId="20">
+  <w:style w:type="table" w:default="1" w:styleId="TableNormal">
     <w:name w:val="Normal Table"/>
     <w:semiHidden/>
     <w:qFormat/>
-    <w:uiPriority w:val="0"/>
     <w:tblPr>
       <w:tblCellMar>
         <w:top w:w="0" w:type="dxa"/>
@@ -10286,43 +10064,39 @@
       </w:tblCellMar>
     </w:tblPr>
   </w:style>
-  <w:style w:type="paragraph" w:styleId="11">
+  <w:style w:type="paragraph" w:styleId="CommentText">
     <w:name w:val="annotation text"/>
-    <w:basedOn w:val="1"/>
+    <w:basedOn w:val="Normal"/>
     <w:qFormat/>
-    <w:uiPriority w:val="0"/>
     <w:pPr>
       <w:jc w:val="left"/>
     </w:pPr>
   </w:style>
-  <w:style w:type="paragraph" w:styleId="12">
+  <w:style w:type="paragraph" w:styleId="BodyText">
     <w:name w:val="Body Text"/>
-    <w:basedOn w:val="1"/>
+    <w:basedOn w:val="Normal"/>
     <w:semiHidden/>
     <w:qFormat/>
-    <w:uiPriority w:val="0"/>
     <w:rPr>
-      <w:rFonts w:ascii="Arial" w:hAnsi="Arial" w:eastAsia="Arial" w:cs="Arial"/>
+      <w:rFonts w:ascii="Arial" w:eastAsia="Arial" w:hAnsi="Arial" w:cs="Arial"/>
       <w:sz w:val="21"/>
       <w:szCs w:val="21"/>
       <w:lang w:val="en-US" w:eastAsia="en-US" w:bidi="ar-SA"/>
     </w:rPr>
   </w:style>
-  <w:style w:type="paragraph" w:styleId="13">
+  <w:style w:type="paragraph" w:styleId="TOC3">
     <w:name w:val="toc 3"/>
-    <w:basedOn w:val="1"/>
-    <w:next w:val="1"/>
+    <w:basedOn w:val="Normal"/>
+    <w:next w:val="Normal"/>
     <w:qFormat/>
-    <w:uiPriority w:val="0"/>
     <w:pPr>
       <w:ind w:left="840" w:leftChars="400"/>
     </w:pPr>
   </w:style>
-  <w:style w:type="paragraph" w:styleId="14">
+  <w:style w:type="paragraph" w:styleId="Footer">
     <w:name w:val="footer"/>
-    <w:basedOn w:val="1"/>
+    <w:basedOn w:val="Normal"/>
     <w:qFormat/>
-    <w:uiPriority w:val="0"/>
     <w:pPr>
       <w:tabs>
         <w:tab w:val="center" w:pos="4153"/>
@@ -10335,17 +10109,16 @@
       <w:sz w:val="18"/>
     </w:rPr>
   </w:style>
-  <w:style w:type="paragraph" w:styleId="15">
+  <w:style w:type="paragraph" w:styleId="Header">
     <w:name w:val="header"/>
-    <w:basedOn w:val="1"/>
+    <w:basedOn w:val="Normal"/>
     <w:qFormat/>
-    <w:uiPriority w:val="0"/>
     <w:pPr>
       <w:pBdr>
-        <w:top w:val="none" w:color="auto" w:sz="0" w:space="0"/>
-        <w:left w:val="none" w:color="auto" w:sz="0" w:space="0"/>
-        <w:bottom w:val="none" w:color="auto" w:sz="0" w:space="0"/>
-        <w:right w:val="none" w:color="auto" w:sz="0" w:space="0"/>
+        <w:top w:val="nil"/>
+        <w:left w:val="nil"/>
+        <w:bottom w:val="nil"/>
+        <w:right w:val="nil"/>
       </w:pBdr>
       <w:tabs>
         <w:tab w:val="center" w:pos="4153"/>
@@ -10360,41 +10133,37 @@
       <w:sz w:val="18"/>
     </w:rPr>
   </w:style>
-  <w:style w:type="paragraph" w:styleId="16">
+  <w:style w:type="paragraph" w:styleId="TOC1">
     <w:name w:val="toc 1"/>
-    <w:basedOn w:val="1"/>
-    <w:next w:val="1"/>
+    <w:basedOn w:val="Normal"/>
+    <w:next w:val="Normal"/>
     <w:qFormat/>
-    <w:uiPriority w:val="0"/>
     <w:rPr>
-      <w:rFonts w:ascii="Arial" w:hAnsi="Arial" w:eastAsia="Microsoft JhengHei"/>
+      <w:rFonts w:ascii="Arial" w:eastAsia="Microsoft JhengHei" w:hAnsi="Arial"/>
       <w:sz w:val="24"/>
     </w:rPr>
   </w:style>
-  <w:style w:type="paragraph" w:styleId="17">
+  <w:style w:type="paragraph" w:styleId="TOC2">
     <w:name w:val="toc 2"/>
-    <w:basedOn w:val="1"/>
-    <w:next w:val="1"/>
+    <w:basedOn w:val="Normal"/>
+    <w:next w:val="Normal"/>
     <w:qFormat/>
-    <w:uiPriority w:val="0"/>
     <w:pPr>
       <w:ind w:left="420" w:leftChars="200"/>
     </w:pPr>
   </w:style>
-  <w:style w:type="paragraph" w:styleId="18">
+  <w:style w:type="paragraph" w:styleId="NormalWeb">
     <w:name w:val="Normal (Web)"/>
-    <w:basedOn w:val="1"/>
+    <w:basedOn w:val="Normal"/>
     <w:qFormat/>
-    <w:uiPriority w:val="0"/>
     <w:rPr>
       <w:sz w:val="24"/>
     </w:rPr>
   </w:style>
-  <w:style w:type="paragraph" w:styleId="19">
+  <w:style w:type="paragraph" w:styleId="Title">
     <w:name w:val="Title"/>
-    <w:basedOn w:val="1"/>
+    <w:basedOn w:val="Normal"/>
     <w:qFormat/>
-    <w:uiPriority w:val="0"/>
     <w:pPr>
       <w:spacing w:before="240" w:beforeLines="0" w:beforeAutospacing="0" w:after="60" w:afterLines="0" w:afterAutospacing="0"/>
       <w:jc w:val="center"/>
@@ -10406,73 +10175,68 @@
       <w:sz w:val="32"/>
     </w:rPr>
   </w:style>
-  <w:style w:type="table" w:styleId="21">
+  <w:style w:type="table" w:styleId="TableGrid">
     <w:name w:val="Table Grid"/>
-    <w:basedOn w:val="20"/>
+    <w:basedOn w:val="TableNormal"/>
     <w:qFormat/>
-    <w:uiPriority w:val="0"/>
     <w:pPr>
       <w:widowControl w:val="0"/>
       <w:jc w:val="both"/>
     </w:pPr>
     <w:tblPr>
       <w:tblBorders>
-        <w:top w:val="single" w:color="auto" w:sz="4" w:space="0"/>
-        <w:left w:val="single" w:color="auto" w:sz="4" w:space="0"/>
-        <w:bottom w:val="single" w:color="auto" w:sz="4" w:space="0"/>
-        <w:right w:val="single" w:color="auto" w:sz="4" w:space="0"/>
-        <w:insideH w:val="single" w:color="auto" w:sz="4" w:space="0"/>
-        <w:insideV w:val="single" w:color="auto" w:sz="4" w:space="0"/>
+        <w:top w:val="single" w:sz="4" w:space="0" w:color="auto"/>
+        <w:left w:val="single" w:sz="4" w:space="0" w:color="auto"/>
+        <w:bottom w:val="single" w:sz="4" w:space="0" w:color="auto"/>
+        <w:right w:val="single" w:sz="4" w:space="0" w:color="auto"/>
+        <w:insideH w:val="single" w:sz="4" w:space="0" w:color="auto"/>
+        <w:insideV w:val="single" w:sz="4" w:space="0" w:color="auto"/>
       </w:tblBorders>
     </w:tblPr>
   </w:style>
-  <w:style w:type="character" w:styleId="23">
+  <w:style w:type="character" w:styleId="Strong">
     <w:name w:val="Strong"/>
-    <w:basedOn w:val="22"/>
+    <w:basedOn w:val="DefaultParagraphFont"/>
     <w:qFormat/>
-    <w:uiPriority w:val="0"/>
     <w:rPr>
       <w:b/>
     </w:rPr>
   </w:style>
-  <w:style w:type="paragraph" w:customStyle="1" w:styleId="24">
+  <w:style w:type="paragraph" w:customStyle="1" w:styleId="a">
     <w:name w:val="柴_公司名"/>
-    <w:basedOn w:val="19"/>
+    <w:basedOn w:val="Title"/>
     <w:qFormat/>
-    <w:uiPriority w:val="0"/>
     <w:pPr>
       <w:spacing w:after="600" w:afterLines="600"/>
     </w:pPr>
     <w:rPr>
-      <w:rFonts w:hint="eastAsia" w:ascii="宋体" w:hAnsi="宋体" w:eastAsia="宋体" w:cs="宋体"/>
+      <w:rFonts w:ascii="宋体" w:eastAsia="宋体" w:hAnsi="宋体" w:cs="宋体" w:hint="eastAsia"/>
       <w:bCs/>
       <w:spacing w:val="-6"/>
       <w:sz w:val="52"/>
       <w:szCs w:val="52"/>
     </w:rPr>
   </w:style>
-  <w:style w:type="paragraph" w:customStyle="1" w:styleId="25">
+  <w:style w:type="paragraph" w:customStyle="1" w:styleId="a0">
     <w:name w:val="柴_文档名"/>
-    <w:basedOn w:val="19"/>
+    <w:basedOn w:val="Title"/>
     <w:qFormat/>
-    <w:uiPriority w:val="0"/>
     <w:pPr>
       <w:spacing w:after="900" w:afterLines="900"/>
     </w:pPr>
     <w:rPr>
-      <w:rFonts w:ascii="黑体" w:hAnsi="黑体" w:eastAsia="黑体" w:cs="黑体"/>
+      <w:rFonts w:ascii="黑体" w:eastAsia="黑体" w:hAnsi="黑体" w:cs="黑体"/>
       <w:bCs/>
       <w:spacing w:val="-7"/>
       <w:sz w:val="52"/>
       <w:szCs w:val="52"/>
     </w:rPr>
   </w:style>
-  <w:style w:type="table" w:customStyle="1" w:styleId="26">
+  <w:style w:type="table" w:customStyle="1" w:styleId="TableNormal0">
     <w:name w:val="Table Normal_0"/>
     <w:semiHidden/>
     <w:unhideWhenUsed/>
     <w:qFormat/>
-    <w:uiPriority w:val="0"/>
     <w:tblPr>
       <w:tblCellMar>
         <w:top w:w="0" w:type="dxa"/>
@@ -10482,87 +10246,81 @@
       </w:tblCellMar>
     </w:tblPr>
   </w:style>
-  <w:style w:type="paragraph" w:customStyle="1" w:styleId="27">
+  <w:style w:type="paragraph" w:customStyle="1" w:styleId="TableText">
     <w:name w:val="Table Text"/>
-    <w:basedOn w:val="1"/>
+    <w:basedOn w:val="Normal"/>
     <w:semiHidden/>
     <w:qFormat/>
-    <w:uiPriority w:val="0"/>
     <w:rPr>
-      <w:rFonts w:ascii="宋体" w:hAnsi="宋体" w:eastAsia="宋体" w:cs="宋体"/>
+      <w:rFonts w:ascii="宋体" w:eastAsia="宋体" w:hAnsi="宋体" w:cs="宋体"/>
       <w:sz w:val="21"/>
       <w:szCs w:val="21"/>
       <w:lang w:val="en-US" w:eastAsia="en-US" w:bidi="ar-SA"/>
     </w:rPr>
   </w:style>
-  <w:style w:type="paragraph" w:customStyle="1" w:styleId="28">
+  <w:style w:type="paragraph" w:customStyle="1" w:styleId="1">
     <w:name w:val="柴_标题1"/>
-    <w:basedOn w:val="2"/>
-    <w:next w:val="29"/>
-    <w:link w:val="38"/>
+    <w:basedOn w:val="Heading1"/>
+    <w:next w:val="a1"/>
+    <w:link w:val="1Char"/>
     <w:qFormat/>
-    <w:uiPriority w:val="0"/>
     <w:pPr>
       <w:spacing w:before="100" w:after="90" w:line="360" w:lineRule="auto"/>
     </w:pPr>
     <w:rPr>
-      <w:rFonts w:ascii="Arial" w:hAnsi="Arial" w:eastAsia="宋体"/>
+      <w:rFonts w:ascii="Arial" w:eastAsia="宋体" w:hAnsi="Arial"/>
       <w:sz w:val="32"/>
     </w:rPr>
   </w:style>
-  <w:style w:type="paragraph" w:customStyle="1" w:styleId="29">
+  <w:style w:type="paragraph" w:customStyle="1" w:styleId="a1">
     <w:name w:val="柴_正文"/>
-    <w:basedOn w:val="12"/>
-    <w:link w:val="42"/>
+    <w:basedOn w:val="BodyText"/>
+    <w:link w:val="Char"/>
     <w:qFormat/>
-    <w:uiPriority w:val="0"/>
     <w:pPr>
       <w:spacing w:line="360" w:lineRule="auto"/>
       <w:ind w:firstLine="470" w:firstLineChars="200"/>
     </w:pPr>
     <w:rPr>
-      <w:rFonts w:ascii="Arial" w:hAnsi="Arial" w:eastAsia="宋体"/>
+      <w:rFonts w:ascii="Arial" w:eastAsia="宋体" w:hAnsi="Arial"/>
       <w:sz w:val="24"/>
       <w:lang w:eastAsia="zh-CN"/>
     </w:rPr>
   </w:style>
-  <w:style w:type="paragraph" w:customStyle="1" w:styleId="30">
+  <w:style w:type="paragraph" w:customStyle="1" w:styleId="2">
     <w:name w:val="柴_标题2"/>
-    <w:basedOn w:val="3"/>
-    <w:next w:val="29"/>
+    <w:basedOn w:val="Heading2"/>
+    <w:next w:val="a1"/>
     <w:qFormat/>
-    <w:uiPriority w:val="0"/>
     <w:pPr>
       <w:spacing w:line="360" w:lineRule="auto"/>
     </w:pPr>
     <w:rPr>
-      <w:rFonts w:ascii="Arial" w:hAnsi="Arial" w:eastAsia="宋体"/>
+      <w:rFonts w:ascii="Arial" w:eastAsia="宋体" w:hAnsi="Arial"/>
       <w:sz w:val="28"/>
     </w:rPr>
   </w:style>
-  <w:style w:type="paragraph" w:customStyle="1" w:styleId="31">
+  <w:style w:type="paragraph" w:customStyle="1" w:styleId="3">
     <w:name w:val="柴_标题3"/>
-    <w:basedOn w:val="4"/>
-    <w:next w:val="29"/>
+    <w:basedOn w:val="Heading3"/>
+    <w:next w:val="a1"/>
     <w:qFormat/>
-    <w:uiPriority w:val="0"/>
     <w:pPr>
       <w:spacing w:line="360" w:lineRule="auto"/>
       <w:ind w:left="0" w:firstLine="472" w:firstLineChars="200"/>
     </w:pPr>
     <w:rPr>
-      <w:rFonts w:ascii="宋体" w:hAnsi="宋体" w:eastAsia="宋体" w:cs="宋体"/>
+      <w:rFonts w:ascii="宋体" w:eastAsia="宋体" w:hAnsi="宋体" w:cs="宋体"/>
       <w:spacing w:val="-2"/>
       <w:sz w:val="24"/>
       <w:szCs w:val="24"/>
     </w:rPr>
   </w:style>
-  <w:style w:type="paragraph" w:customStyle="1" w:styleId="32">
+  <w:style w:type="paragraph" w:customStyle="1" w:styleId="a2">
     <w:name w:val="柴_目录"/>
-    <w:basedOn w:val="1"/>
-    <w:next w:val="12"/>
+    <w:basedOn w:val="Normal"/>
+    <w:next w:val="BodyText"/>
     <w:qFormat/>
-    <w:uiPriority w:val="0"/>
     <w:pPr>
       <w:tabs>
         <w:tab w:val="right" w:leader="dot" w:pos="8442"/>
@@ -10570,64 +10328,59 @@
       <w:ind w:left="0" w:leftChars="0"/>
     </w:pPr>
     <w:rPr>
-      <w:rFonts w:ascii="Arial" w:hAnsi="Arial" w:eastAsia="Microsoft JhengHei"/>
+      <w:rFonts w:ascii="Arial" w:eastAsia="Microsoft JhengHei" w:hAnsi="Arial"/>
       <w:sz w:val="24"/>
     </w:rPr>
   </w:style>
-  <w:style w:type="paragraph" w:customStyle="1" w:styleId="33">
+  <w:style w:type="paragraph" w:customStyle="1" w:styleId="WPSOffice1">
     <w:name w:val="WPSOffice手动目录 1"/>
     <w:qFormat/>
-    <w:uiPriority w:val="0"/>
     <w:pPr>
       <w:ind w:leftChars="0"/>
     </w:pPr>
     <w:rPr>
-      <w:rFonts w:ascii="Times New Roman" w:hAnsi="Times New Roman" w:eastAsia="宋体" w:cs="Times New Roman"/>
+      <w:rFonts w:ascii="Times New Roman" w:eastAsia="宋体" w:hAnsi="Times New Roman" w:cs="Times New Roman"/>
       <w:sz w:val="20"/>
       <w:szCs w:val="20"/>
     </w:rPr>
   </w:style>
-  <w:style w:type="paragraph" w:customStyle="1" w:styleId="34">
+  <w:style w:type="paragraph" w:customStyle="1" w:styleId="WPSOffice2">
     <w:name w:val="WPSOffice手动目录 2"/>
     <w:qFormat/>
-    <w:uiPriority w:val="0"/>
     <w:pPr>
       <w:ind w:leftChars="200"/>
     </w:pPr>
     <w:rPr>
-      <w:rFonts w:ascii="Times New Roman" w:hAnsi="Times New Roman" w:eastAsia="宋体" w:cs="Times New Roman"/>
+      <w:rFonts w:ascii="Times New Roman" w:eastAsia="宋体" w:hAnsi="Times New Roman" w:cs="Times New Roman"/>
       <w:sz w:val="20"/>
       <w:szCs w:val="20"/>
     </w:rPr>
   </w:style>
-  <w:style w:type="paragraph" w:customStyle="1" w:styleId="35">
+  <w:style w:type="paragraph" w:customStyle="1" w:styleId="WPSOffice3">
     <w:name w:val="WPSOffice手动目录 3"/>
     <w:qFormat/>
-    <w:uiPriority w:val="0"/>
     <w:pPr>
       <w:ind w:leftChars="400"/>
     </w:pPr>
     <w:rPr>
-      <w:rFonts w:ascii="Times New Roman" w:hAnsi="Times New Roman" w:eastAsia="宋体" w:cs="Times New Roman"/>
+      <w:rFonts w:ascii="Times New Roman" w:eastAsia="宋体" w:hAnsi="Times New Roman" w:cs="Times New Roman"/>
       <w:sz w:val="20"/>
       <w:szCs w:val="20"/>
     </w:rPr>
   </w:style>
-  <w:style w:type="paragraph" w:customStyle="1" w:styleId="36">
+  <w:style w:type="paragraph" w:customStyle="1" w:styleId="Compact">
     <w:name w:val="Compact"/>
-    <w:basedOn w:val="12"/>
+    <w:basedOn w:val="BodyText"/>
     <w:qFormat/>
-    <w:uiPriority w:val="0"/>
     <w:pPr>
       <w:spacing w:before="36" w:after="36"/>
     </w:pPr>
   </w:style>
-  <w:style w:type="table" w:customStyle="1" w:styleId="37">
+  <w:style w:type="table" w:customStyle="1" w:styleId="Table">
     <w:name w:val="Table"/>
     <w:semiHidden/>
     <w:unhideWhenUsed/>
     <w:qFormat/>
-    <w:uiPriority w:val="0"/>
     <w:tblPr>
       <w:tblCellMar>
         <w:top w:w="0" w:type="dxa"/>
@@ -10639,28 +10392,26 @@
     <w:tblStylePr w:type="firstRow">
       <w:tcPr>
         <w:tcBorders>
-          <w:bottom w:val="single" w:color="auto" w:sz="0" w:space="0"/>
+          <w:bottom w:val="single" w:sz="0" w:space="0" w:color="auto"/>
         </w:tcBorders>
         <w:vAlign w:val="bottom"/>
       </w:tcPr>
     </w:tblStylePr>
   </w:style>
-  <w:style w:type="character" w:customStyle="1" w:styleId="38">
+  <w:style w:type="character" w:customStyle="1" w:styleId="1Char">
     <w:name w:val="柴_标题1 Char"/>
-    <w:link w:val="28"/>
+    <w:link w:val="1"/>
     <w:qFormat/>
-    <w:uiPriority w:val="0"/>
     <w:rPr>
-      <w:rFonts w:ascii="Arial" w:hAnsi="Arial" w:eastAsia="宋体"/>
+      <w:rFonts w:ascii="Arial" w:eastAsia="宋体" w:hAnsi="Arial"/>
       <w:sz w:val="32"/>
     </w:rPr>
   </w:style>
-  <w:style w:type="table" w:customStyle="1" w:styleId="39">
+  <w:style w:type="table" w:customStyle="1" w:styleId="TableNormal1">
     <w:name w:val="Table Normal_1"/>
     <w:semiHidden/>
     <w:unhideWhenUsed/>
     <w:qFormat/>
-    <w:uiPriority w:val="0"/>
     <w:tblPr>
       <w:tblCellMar>
         <w:top w:w="0" w:type="dxa"/>
@@ -10670,11 +10421,10 @@
       </w:tblCellMar>
     </w:tblPr>
   </w:style>
-  <w:style w:type="paragraph" w:customStyle="1" w:styleId="40">
+  <w:style w:type="paragraph" w:customStyle="1" w:styleId="a3">
     <w:name w:val="柴_正文_无缩进"/>
-    <w:basedOn w:val="1"/>
+    <w:basedOn w:val="Normal"/>
     <w:qFormat/>
-    <w:uiPriority w:val="0"/>
     <w:pPr>
       <w:ind w:firstLine="0" w:firstLineChars="0"/>
     </w:pPr>
@@ -10684,31 +10434,29 @@
       <w:lang w:eastAsia="zh-CN"/>
     </w:rPr>
   </w:style>
-  <w:style w:type="paragraph" w:customStyle="1" w:styleId="41">
+  <w:style w:type="paragraph" w:customStyle="1" w:styleId="4">
     <w:name w:val="柴_标题4"/>
-    <w:basedOn w:val="5"/>
-    <w:next w:val="1"/>
+    <w:basedOn w:val="Heading4"/>
+    <w:next w:val="Normal"/>
     <w:qFormat/>
-    <w:uiPriority w:val="0"/>
     <w:pPr>
       <w:widowControl w:val="0"/>
       <w:spacing w:before="160" w:line="360" w:lineRule="auto"/>
-      <w:ind w:left="981" w:leftChars="300" w:hanging="862"/>
+      <w:ind w:left="981" w:hanging="862" w:leftChars="300"/>
     </w:pPr>
     <w:rPr>
-      <w:rFonts w:hint="eastAsia" w:ascii="Calibri" w:hAnsi="Calibri" w:eastAsia="宋体" w:cs="宋体"/>
+      <w:rFonts w:ascii="Calibri" w:eastAsia="宋体" w:hAnsi="Calibri" w:cs="宋体" w:hint="eastAsia"/>
       <w:sz w:val="24"/>
       <w:szCs w:val="24"/>
       <w:lang w:eastAsia="zh-CN" w:bidi="zh-CN"/>
     </w:rPr>
   </w:style>
-  <w:style w:type="character" w:customStyle="1" w:styleId="42">
+  <w:style w:type="character" w:customStyle="1" w:styleId="Char">
     <w:name w:val="柴_正文 Char"/>
-    <w:link w:val="29"/>
+    <w:link w:val="a1"/>
     <w:qFormat/>
-    <w:uiPriority w:val="0"/>
     <w:rPr>
-      <w:rFonts w:ascii="Arial" w:hAnsi="Arial" w:eastAsia="宋体"/>
+      <w:rFonts w:ascii="Arial" w:eastAsia="宋体" w:hAnsi="Arial"/>
       <w:sz w:val="24"/>
       <w:lang w:eastAsia="zh-CN"/>
     </w:rPr>
